--- a/Felho_szerv/Gyakorló feladatok PIROS ZÖLD KÉK.docx
+++ b/Felho_szerv/Gyakorló feladatok PIROS ZÖLD KÉK.docx
@@ -5,19 +5,40 @@
     <w:p>
       <w:pPr>
         <w:rPr>
+          <w:b/>
+          <w:bCs/>
           <w:color w:val="FF0000"/>
+          <w:sz w:val="96"/>
+          <w:szCs w:val="96"/>
         </w:rPr>
       </w:pPr>
       <w:r>
         <w:rPr>
+          <w:b/>
+          <w:bCs/>
           <w:color w:val="FF0000"/>
+          <w:sz w:val="96"/>
+          <w:szCs w:val="96"/>
         </w:rPr>
         <w:t>PIROS</w:t>
       </w:r>
     </w:p>
     <w:p>
-      <w:r>
-        <w:t xml:space="preserve">Azure-ban telepíts Windows 2019 szervert! Legyen elérhető http, HTTPs protokollon keresztül is! Az IP címét a 172.16.0.32/27 tartományból kapja. Automatikusan álljon le 12:00 órakor! </w:t>
+      <w:proofErr w:type="spellStart"/>
+      <w:r>
+        <w:t>Azure</w:t>
+      </w:r>
+      <w:proofErr w:type="spellEnd"/>
+      <w:r>
+        <w:t xml:space="preserve">-ban telepíts Windows 2019 szervert! Legyen elérhető http, </w:t>
+      </w:r>
+      <w:proofErr w:type="spellStart"/>
+      <w:r>
+        <w:t>HTTPs</w:t>
+      </w:r>
+      <w:proofErr w:type="spellEnd"/>
+      <w:r>
+        <w:t xml:space="preserve"> protokollon keresztül is! Az IP címét a 172.16.0.32/27 tartományból kapja. Automatikusan álljon le 12:00 órakor! </w:t>
       </w:r>
       <w:r>
         <w:t xml:space="preserve">Telepíts webszerver szolgáltatást! Töröld az eredeti weblapot, másold be helyette a </w:t>
@@ -112,6 +133,9 @@
         </mc:AlternateContent>
       </w:r>
       <w:r>
+        <w:rPr>
+          <w:noProof/>
+        </w:rPr>
         <w:drawing>
           <wp:inline distT="0" distB="0" distL="0" distR="0" wp14:anchorId="46927AD0" wp14:editId="0CD7DBAD">
             <wp:extent cx="5760720" cy="3731260"/>
@@ -164,6 +188,9 @@
     </w:p>
     <w:p>
       <w:r>
+        <w:rPr>
+          <w:noProof/>
+        </w:rPr>
         <w:drawing>
           <wp:inline distT="0" distB="0" distL="0" distR="0" wp14:anchorId="7AB714BB" wp14:editId="5CA33D79">
             <wp:extent cx="1810003" cy="695422"/>
@@ -208,6 +235,9 @@
     </w:p>
     <w:p>
       <w:r>
+        <w:rPr>
+          <w:noProof/>
+        </w:rPr>
         <w:drawing>
           <wp:inline distT="0" distB="0" distL="0" distR="0" wp14:anchorId="04FA2FDC" wp14:editId="3942433E">
             <wp:extent cx="5760720" cy="1416050"/>
@@ -248,7 +278,9 @@
     <w:p/>
     <w:p>
       <w:r>
-        <w:lastRenderedPageBreak/>
+        <w:rPr>
+          <w:noProof/>
+        </w:rPr>
         <w:drawing>
           <wp:inline distT="0" distB="0" distL="0" distR="0" wp14:anchorId="35823656" wp14:editId="5F6B4F17">
             <wp:extent cx="1581371" cy="571580"/>
@@ -288,6 +320,9 @@
     </w:p>
     <w:p>
       <w:r>
+        <w:rPr>
+          <w:noProof/>
+        </w:rPr>
         <w:drawing>
           <wp:inline distT="0" distB="0" distL="0" distR="0" wp14:anchorId="354A0395" wp14:editId="29056F65">
             <wp:extent cx="5760720" cy="1509395"/>
@@ -340,6 +375,9 @@
     </w:p>
     <w:p>
       <w:r>
+        <w:rPr>
+          <w:noProof/>
+        </w:rPr>
         <w:drawing>
           <wp:inline distT="0" distB="0" distL="0" distR="0" wp14:anchorId="230B2503" wp14:editId="7D97A0DA">
             <wp:extent cx="2219635" cy="933580"/>
@@ -387,8 +425,30 @@
         <w:rPr>
           <w:rFonts w:ascii="Arial Black" w:hAnsi="Arial Black"/>
         </w:rPr>
-        <w:t>Add Roles and Features</w:t>
-      </w:r>
+        <w:t xml:space="preserve">Add </w:t>
+      </w:r>
+      <w:proofErr w:type="spellStart"/>
+      <w:r>
+        <w:rPr>
+          <w:rFonts w:ascii="Arial Black" w:hAnsi="Arial Black"/>
+        </w:rPr>
+        <w:t>Roles</w:t>
+      </w:r>
+      <w:proofErr w:type="spellEnd"/>
+      <w:r>
+        <w:rPr>
+          <w:rFonts w:ascii="Arial Black" w:hAnsi="Arial Black"/>
+        </w:rPr>
+        <w:t xml:space="preserve"> and </w:t>
+      </w:r>
+      <w:proofErr w:type="spellStart"/>
+      <w:r>
+        <w:rPr>
+          <w:rFonts w:ascii="Arial Black" w:hAnsi="Arial Black"/>
+        </w:rPr>
+        <w:t>Features</w:t>
+      </w:r>
+      <w:proofErr w:type="spellEnd"/>
     </w:p>
     <w:p>
       <w:r>
@@ -474,6 +534,9 @@
         </mc:AlternateContent>
       </w:r>
       <w:r>
+        <w:rPr>
+          <w:noProof/>
+        </w:rPr>
         <w:drawing>
           <wp:inline distT="0" distB="0" distL="0" distR="0" wp14:anchorId="654532F0" wp14:editId="2AC01ED8">
             <wp:extent cx="4629796" cy="3067478"/>
@@ -521,8 +584,16 @@
         <w:rPr>
           <w:rFonts w:ascii="Arial Black" w:hAnsi="Arial Black"/>
         </w:rPr>
-        <w:t>Aztán install</w:t>
-      </w:r>
+        <w:t xml:space="preserve">Aztán </w:t>
+      </w:r>
+      <w:proofErr w:type="spellStart"/>
+      <w:r>
+        <w:rPr>
+          <w:rFonts w:ascii="Arial Black" w:hAnsi="Arial Black"/>
+        </w:rPr>
+        <w:t>install</w:t>
+      </w:r>
+      <w:proofErr w:type="spellEnd"/>
     </w:p>
     <w:p/>
     <w:p/>
@@ -539,9 +610,16 @@
         <w:rPr>
           <w:rFonts w:ascii="Arial Black" w:hAnsi="Arial Black"/>
         </w:rPr>
-        <w:lastRenderedPageBreak/>
-        <w:t>Fájlkezelőben inetpub</w:t>
-      </w:r>
+        <w:t xml:space="preserve">Fájlkezelőben </w:t>
+      </w:r>
+      <w:proofErr w:type="spellStart"/>
+      <w:r>
+        <w:rPr>
+          <w:rFonts w:ascii="Arial Black" w:hAnsi="Arial Black"/>
+        </w:rPr>
+        <w:t>inetpub</w:t>
+      </w:r>
+      <w:proofErr w:type="spellEnd"/>
     </w:p>
     <w:p>
       <w:r>
@@ -627,6 +705,9 @@
         </mc:AlternateContent>
       </w:r>
       <w:r>
+        <w:rPr>
+          <w:noProof/>
+        </w:rPr>
         <w:drawing>
           <wp:inline distT="0" distB="0" distL="0" distR="0" wp14:anchorId="378A7F0E" wp14:editId="573907FD">
             <wp:extent cx="4372585" cy="2305372"/>
@@ -670,18 +751,21 @@
           <w:rFonts w:ascii="Arial Black" w:hAnsi="Arial Black"/>
         </w:rPr>
       </w:pPr>
+      <w:proofErr w:type="spellStart"/>
       <w:r>
         <w:rPr>
           <w:rFonts w:ascii="Arial Black" w:hAnsi="Arial Black"/>
         </w:rPr>
         <w:t>wwwroot</w:t>
       </w:r>
+      <w:proofErr w:type="spellEnd"/>
     </w:p>
     <w:p>
       <w:r>
         <w:rPr>
           <w:noProof/>
         </w:rPr>
+        <w:lastRenderedPageBreak/>
         <mc:AlternateContent>
           <mc:Choice Requires="wps">
             <w:drawing>
@@ -843,6 +927,9 @@
         </mc:AlternateContent>
       </w:r>
       <w:r>
+        <w:rPr>
+          <w:noProof/>
+        </w:rPr>
         <w:drawing>
           <wp:inline distT="0" distB="0" distL="0" distR="0" wp14:anchorId="690AD43D" wp14:editId="5F7D201E">
             <wp:extent cx="4686954" cy="3343742"/>
@@ -880,6 +967,9 @@
         </w:drawing>
       </w:r>
       <w:r>
+        <w:rPr>
+          <w:noProof/>
+        </w:rPr>
         <w:drawing>
           <wp:inline distT="0" distB="0" distL="0" distR="0" wp14:anchorId="0431146E" wp14:editId="69E97874">
             <wp:extent cx="4505954" cy="2410161"/>
@@ -927,7 +1017,6 @@
         <w:rPr>
           <w:rFonts w:ascii="Arial Black" w:hAnsi="Arial Black"/>
         </w:rPr>
-        <w:lastRenderedPageBreak/>
         <w:t>Ezeket a fájlokat ki kell cserélni és kész!</w:t>
       </w:r>
     </w:p>
@@ -936,8 +1025,21 @@
     <w:p/>
     <w:p/>
     <w:p>
-      <w:r>
-        <w:t>Azure-ban telepíts Ubuntu 24.04 szervert! Legyen elérhető http, HTTPs protokollon keresztül is! Az IP címét a 172.16.0.32/27 tartományból kapja. Automatikusan álljon le 12:00 órakor!</w:t>
+      <w:proofErr w:type="spellStart"/>
+      <w:r>
+        <w:t>Azure</w:t>
+      </w:r>
+      <w:proofErr w:type="spellEnd"/>
+      <w:r>
+        <w:t xml:space="preserve">-ban telepíts Ubuntu 24.04 szervert! Legyen elérhető http, </w:t>
+      </w:r>
+      <w:proofErr w:type="spellStart"/>
+      <w:r>
+        <w:t>HTTPs</w:t>
+      </w:r>
+      <w:proofErr w:type="spellEnd"/>
+      <w:r>
+        <w:t xml:space="preserve"> protokollon keresztül is! Az IP címét a 172.16.0.32/27 tartományból kapja. Automatikusan álljon le 12:00 órakor!</w:t>
       </w:r>
       <w:r>
         <w:t xml:space="preserve"> Telepíts webszerver szolgáltatást! Töröld az eredeti weblapot, másold be helyette a </w:t>
@@ -970,7 +1072,21 @@
         <w:rPr>
           <w:rFonts w:ascii="Arial Black" w:hAnsi="Arial Black"/>
         </w:rPr>
-        <w:t>hasonló a WS-hez.</w:t>
+        <w:t>hasonló a WS-</w:t>
+      </w:r>
+      <w:proofErr w:type="spellStart"/>
+      <w:r>
+        <w:rPr>
+          <w:rFonts w:ascii="Arial Black" w:hAnsi="Arial Black"/>
+        </w:rPr>
+        <w:t>hez</w:t>
+      </w:r>
+      <w:proofErr w:type="spellEnd"/>
+      <w:r>
+        <w:rPr>
+          <w:rFonts w:ascii="Arial Black" w:hAnsi="Arial Black"/>
+        </w:rPr>
+        <w:t>.</w:t>
       </w:r>
     </w:p>
     <w:p>
@@ -982,7 +1098,9 @@
       <w:r>
         <w:rPr>
           <w:rFonts w:ascii="Arial Black" w:hAnsi="Arial Black"/>
-        </w:rPr>
+          <w:noProof/>
+        </w:rPr>
+        <w:lastRenderedPageBreak/>
         <w:drawing>
           <wp:inline distT="0" distB="0" distL="0" distR="0" wp14:anchorId="52984823" wp14:editId="47D8091F">
             <wp:extent cx="5760720" cy="1750060"/>
@@ -1029,6 +1147,7 @@
       <w:r>
         <w:rPr>
           <w:rFonts w:ascii="Arial Black" w:hAnsi="Arial Black"/>
+          <w:noProof/>
         </w:rPr>
         <w:drawing>
           <wp:inline distT="0" distB="0" distL="0" distR="0" wp14:anchorId="1B7ECE3F" wp14:editId="3B6BF802">
@@ -1074,6 +1193,9 @@
         </w:rPr>
       </w:pPr>
       <w:r>
+        <w:rPr>
+          <w:noProof/>
+        </w:rPr>
         <w:drawing>
           <wp:inline distT="0" distB="0" distL="0" distR="0" wp14:anchorId="740767E2" wp14:editId="5B2944EB">
             <wp:extent cx="1581371" cy="571580"/>
@@ -1118,6 +1240,9 @@
         </w:rPr>
       </w:pPr>
       <w:r>
+        <w:rPr>
+          <w:noProof/>
+        </w:rPr>
         <w:drawing>
           <wp:inline distT="0" distB="0" distL="0" distR="0" wp14:anchorId="37F21CCD" wp14:editId="61F80B7F">
             <wp:extent cx="5760720" cy="1509395"/>
@@ -1331,6 +1456,7 @@
       <w:r>
         <w:rPr>
           <w:rFonts w:ascii="Arial Black" w:hAnsi="Arial Black"/>
+          <w:noProof/>
         </w:rPr>
         <w:drawing>
           <wp:inline distT="0" distB="0" distL="0" distR="0" wp14:anchorId="058059F1" wp14:editId="39781F1F">
@@ -1461,6 +1587,7 @@
       <w:r>
         <w:rPr>
           <w:rFonts w:ascii="Arial Black" w:hAnsi="Arial Black"/>
+          <w:noProof/>
         </w:rPr>
         <w:drawing>
           <wp:inline distT="0" distB="0" distL="0" distR="0" wp14:anchorId="5F7A1973" wp14:editId="6781E1F0">
@@ -1592,6 +1719,7 @@
       <w:r>
         <w:rPr>
           <w:rFonts w:ascii="Arial Black" w:hAnsi="Arial Black"/>
+          <w:noProof/>
         </w:rPr>
         <w:drawing>
           <wp:inline distT="0" distB="0" distL="0" distR="0" wp14:anchorId="31BD33A0" wp14:editId="01B6C9D7">
@@ -1640,7 +1768,43 @@
         <w:rPr>
           <w:rFonts w:ascii="Arial Black" w:hAnsi="Arial Black"/>
         </w:rPr>
-        <w:t>Másoljuk ki, írjuk be powershell-be és a .pem elérési útját illesszük be.</w:t>
+        <w:t xml:space="preserve">Másoljuk ki, írjuk be </w:t>
+      </w:r>
+      <w:proofErr w:type="spellStart"/>
+      <w:r>
+        <w:rPr>
+          <w:rFonts w:ascii="Arial Black" w:hAnsi="Arial Black"/>
+        </w:rPr>
+        <w:t>powershell</w:t>
+      </w:r>
+      <w:proofErr w:type="spellEnd"/>
+      <w:r>
+        <w:rPr>
+          <w:rFonts w:ascii="Arial Black" w:hAnsi="Arial Black"/>
+        </w:rPr>
+        <w:t xml:space="preserve">-be és </w:t>
+      </w:r>
+      <w:proofErr w:type="gramStart"/>
+      <w:r>
+        <w:rPr>
+          <w:rFonts w:ascii="Arial Black" w:hAnsi="Arial Black"/>
+        </w:rPr>
+        <w:t>a .</w:t>
+      </w:r>
+      <w:proofErr w:type="spellStart"/>
+      <w:r>
+        <w:rPr>
+          <w:rFonts w:ascii="Arial Black" w:hAnsi="Arial Black"/>
+        </w:rPr>
+        <w:t>pem</w:t>
+      </w:r>
+      <w:proofErr w:type="spellEnd"/>
+      <w:proofErr w:type="gramEnd"/>
+      <w:r>
+        <w:rPr>
+          <w:rFonts w:ascii="Arial Black" w:hAnsi="Arial Black"/>
+        </w:rPr>
+        <w:t xml:space="preserve"> elérési útját illesszük be.</w:t>
       </w:r>
     </w:p>
     <w:p>
@@ -1652,6 +1816,7 @@
       <w:r>
         <w:rPr>
           <w:rFonts w:ascii="Arial Black" w:hAnsi="Arial Black"/>
+          <w:noProof/>
         </w:rPr>
         <w:drawing>
           <wp:inline distT="0" distB="0" distL="0" distR="0" wp14:anchorId="521FF0E2" wp14:editId="6E1C8683">
@@ -1700,7 +1865,21 @@
         <w:rPr>
           <w:rFonts w:ascii="Arial Black" w:hAnsi="Arial Black"/>
         </w:rPr>
-        <w:t>itt yes.</w:t>
+        <w:t xml:space="preserve">itt </w:t>
+      </w:r>
+      <w:proofErr w:type="spellStart"/>
+      <w:r>
+        <w:rPr>
+          <w:rFonts w:ascii="Arial Black" w:hAnsi="Arial Black"/>
+        </w:rPr>
+        <w:t>yes</w:t>
+      </w:r>
+      <w:proofErr w:type="spellEnd"/>
+      <w:r>
+        <w:rPr>
+          <w:rFonts w:ascii="Arial Black" w:hAnsi="Arial Black"/>
+        </w:rPr>
+        <w:t>.</w:t>
       </w:r>
     </w:p>
     <w:p>
@@ -1712,6 +1891,7 @@
       <w:r>
         <w:rPr>
           <w:rFonts w:ascii="Arial Black" w:hAnsi="Arial Black"/>
+          <w:noProof/>
         </w:rPr>
         <w:drawing>
           <wp:inline distT="0" distB="0" distL="0" distR="0" wp14:anchorId="79B0AACB" wp14:editId="09951CA5">
@@ -1815,8 +1995,30 @@
         <w:rPr>
           <w:rFonts w:ascii="Arial Black" w:hAnsi="Arial Black"/>
         </w:rPr>
-        <w:t>cd /var/www/html</w:t>
-      </w:r>
+        <w:t>cd /var/</w:t>
+      </w:r>
+      <w:proofErr w:type="spellStart"/>
+      <w:r>
+        <w:rPr>
+          <w:rFonts w:ascii="Arial Black" w:hAnsi="Arial Black"/>
+        </w:rPr>
+        <w:t>www</w:t>
+      </w:r>
+      <w:proofErr w:type="spellEnd"/>
+      <w:r>
+        <w:rPr>
+          <w:rFonts w:ascii="Arial Black" w:hAnsi="Arial Black"/>
+        </w:rPr>
+        <w:t>/</w:t>
+      </w:r>
+      <w:proofErr w:type="spellStart"/>
+      <w:r>
+        <w:rPr>
+          <w:rFonts w:ascii="Arial Black" w:hAnsi="Arial Black"/>
+        </w:rPr>
+        <w:t>html</w:t>
+      </w:r>
+      <w:proofErr w:type="spellEnd"/>
     </w:p>
     <w:p>
       <w:pPr>
@@ -1824,11 +2026,19 @@
           <w:rFonts w:ascii="Arial Black" w:hAnsi="Arial Black"/>
         </w:rPr>
       </w:pPr>
-      <w:r>
-        <w:rPr>
-          <w:rFonts w:ascii="Arial Black" w:hAnsi="Arial Black"/>
-        </w:rPr>
-        <w:t>rm index.html</w:t>
+      <w:proofErr w:type="spellStart"/>
+      <w:r>
+        <w:rPr>
+          <w:rFonts w:ascii="Arial Black" w:hAnsi="Arial Black"/>
+        </w:rPr>
+        <w:t>rm</w:t>
+      </w:r>
+      <w:proofErr w:type="spellEnd"/>
+      <w:r>
+        <w:rPr>
+          <w:rFonts w:ascii="Arial Black" w:hAnsi="Arial Black"/>
+        </w:rPr>
+        <w:t xml:space="preserve"> index.html</w:t>
       </w:r>
     </w:p>
     <w:p>
@@ -1837,11 +2047,47 @@
           <w:rFonts w:ascii="Arial Black" w:hAnsi="Arial Black"/>
         </w:rPr>
       </w:pPr>
-      <w:r>
-        <w:rPr>
-          <w:rFonts w:ascii="Arial Black" w:hAnsi="Arial Black"/>
-        </w:rPr>
-        <w:t>nano index.html (ebbe bemásoljuk a CSSgarden html kódját)</w:t>
+      <w:proofErr w:type="spellStart"/>
+      <w:r>
+        <w:rPr>
+          <w:rFonts w:ascii="Arial Black" w:hAnsi="Arial Black"/>
+        </w:rPr>
+        <w:t>nano</w:t>
+      </w:r>
+      <w:proofErr w:type="spellEnd"/>
+      <w:r>
+        <w:rPr>
+          <w:rFonts w:ascii="Arial Black" w:hAnsi="Arial Black"/>
+        </w:rPr>
+        <w:t xml:space="preserve"> index.html (ebbe bemásoljuk a </w:t>
+      </w:r>
+      <w:proofErr w:type="spellStart"/>
+      <w:r>
+        <w:rPr>
+          <w:rFonts w:ascii="Arial Black" w:hAnsi="Arial Black"/>
+        </w:rPr>
+        <w:t>CSSgarden</w:t>
+      </w:r>
+      <w:proofErr w:type="spellEnd"/>
+      <w:r>
+        <w:rPr>
+          <w:rFonts w:ascii="Arial Black" w:hAnsi="Arial Black"/>
+        </w:rPr>
+        <w:t xml:space="preserve"> </w:t>
+      </w:r>
+      <w:proofErr w:type="spellStart"/>
+      <w:r>
+        <w:rPr>
+          <w:rFonts w:ascii="Arial Black" w:hAnsi="Arial Black"/>
+        </w:rPr>
+        <w:t>html</w:t>
+      </w:r>
+      <w:proofErr w:type="spellEnd"/>
+      <w:r>
+        <w:rPr>
+          <w:rFonts w:ascii="Arial Black" w:hAnsi="Arial Black"/>
+        </w:rPr>
+        <w:t xml:space="preserve"> kódját)</w:t>
       </w:r>
     </w:p>
     <w:p>
@@ -1850,11 +2096,19 @@
           <w:rFonts w:ascii="Arial Black" w:hAnsi="Arial Black"/>
         </w:rPr>
       </w:pPr>
-      <w:r>
-        <w:rPr>
-          <w:rFonts w:ascii="Arial Black" w:hAnsi="Arial Black"/>
-        </w:rPr>
-        <w:t>nano style.css (ebbe meg a CSS-t)</w:t>
+      <w:proofErr w:type="spellStart"/>
+      <w:r>
+        <w:rPr>
+          <w:rFonts w:ascii="Arial Black" w:hAnsi="Arial Black"/>
+        </w:rPr>
+        <w:t>nano</w:t>
+      </w:r>
+      <w:proofErr w:type="spellEnd"/>
+      <w:r>
+        <w:rPr>
+          <w:rFonts w:ascii="Arial Black" w:hAnsi="Arial Black"/>
+        </w:rPr>
+        <w:t xml:space="preserve"> style.css (ebbe meg a CSS-t)</w:t>
       </w:r>
     </w:p>
     <w:p>
@@ -1863,6 +2117,7 @@
           <w:rFonts w:ascii="Arial Black" w:hAnsi="Arial Black"/>
         </w:rPr>
       </w:pPr>
+      <w:proofErr w:type="spellStart"/>
       <w:r>
         <w:rPr>
           <w:rFonts w:ascii="Arial Black" w:hAnsi="Arial Black"/>
@@ -1870,6 +2125,7 @@
         <w:lastRenderedPageBreak/>
         <w:t>Mükszik</w:t>
       </w:r>
+      <w:proofErr w:type="spellEnd"/>
     </w:p>
     <w:p>
       <w:pPr>
@@ -1880,6 +2136,7 @@
       <w:r>
         <w:rPr>
           <w:rFonts w:ascii="Arial Black" w:hAnsi="Arial Black"/>
+          <w:noProof/>
         </w:rPr>
         <w:drawing>
           <wp:inline distT="0" distB="0" distL="0" distR="0" wp14:anchorId="6DA0BA7B" wp14:editId="475ACDC0">
@@ -1951,12 +2208,20 @@
     <w:p>
       <w:pPr>
         <w:rPr>
+          <w:b/>
+          <w:bCs/>
           <w:color w:val="70AD47" w:themeColor="accent6"/>
+          <w:sz w:val="96"/>
+          <w:szCs w:val="96"/>
         </w:rPr>
       </w:pPr>
       <w:r>
         <w:rPr>
+          <w:b/>
+          <w:bCs/>
           <w:color w:val="70AD47" w:themeColor="accent6"/>
+          <w:sz w:val="96"/>
+          <w:szCs w:val="96"/>
         </w:rPr>
         <w:t>ZÖLD</w:t>
       </w:r>
@@ -1978,7 +2243,15 @@
     </w:p>
     <w:p>
       <w:r>
-        <w:t xml:space="preserve">Hozz létre két csoportot, legyenek: ACL_nincsCD. Rendeld hozzá </w:t>
+        <w:t xml:space="preserve">Hozz létre két csoportot, legyenek: </w:t>
+      </w:r>
+      <w:proofErr w:type="spellStart"/>
+      <w:r>
+        <w:t>ACL_nincsCD</w:t>
+      </w:r>
+      <w:proofErr w:type="spellEnd"/>
+      <w:r>
+        <w:t xml:space="preserve">. Rendeld hozzá </w:t>
       </w:r>
       <w:r>
         <w:t>a</w:t>
@@ -1987,12 +2260,28 @@
         <w:t xml:space="preserve"> csoporthoz a JULISKA felhasználót! Hozz létre csoportházirend korlátozást</w:t>
       </w:r>
       <w:r>
-        <w:t>, amely nem engedi az ACL_nincsCD csoport tagjainak a CD használatát!</w:t>
-      </w:r>
-    </w:p>
-    <w:p>
-      <w:r>
-        <w:t>Állíts be egy képet az összes felhasználó számítógépe háttérképének csoportházirenddel! Gondoskodj arról, hogy a kép rendelkezzen a megfelelő jogosultságokkal! A csoportházirend neve GPO_háttér legyen!</w:t>
+        <w:t xml:space="preserve">, amely nem engedi az </w:t>
+      </w:r>
+      <w:proofErr w:type="spellStart"/>
+      <w:r>
+        <w:t>ACL_nincsCD</w:t>
+      </w:r>
+      <w:proofErr w:type="spellEnd"/>
+      <w:r>
+        <w:t xml:space="preserve"> csoport tagjainak a CD használatát!</w:t>
+      </w:r>
+    </w:p>
+    <w:p>
+      <w:r>
+        <w:t xml:space="preserve">Állíts be egy képet az összes felhasználó számítógépe háttérképének csoportházirenddel! Gondoskodj arról, hogy a kép rendelkezzen a megfelelő jogosultságokkal! A csoportházirend neve </w:t>
+      </w:r>
+      <w:proofErr w:type="spellStart"/>
+      <w:r>
+        <w:t>GPO_háttér</w:t>
+      </w:r>
+      <w:proofErr w:type="spellEnd"/>
+      <w:r>
+        <w:t xml:space="preserve"> legyen!</w:t>
       </w:r>
       <w:r>
         <w:t xml:space="preserve"> </w:t>
@@ -2009,10 +2298,19 @@
     </w:p>
     <w:p>
       <w:r>
+        <w:lastRenderedPageBreak/>
         <w:t>Hozd létre a C:\POSTÁSKISASSZONY mappát. Ad</w:t>
       </w:r>
       <w:r>
-        <w:t>d az ACL_háttér csoportnak</w:t>
+        <w:t xml:space="preserve">d az </w:t>
+      </w:r>
+      <w:proofErr w:type="spellStart"/>
+      <w:r>
+        <w:t>ACL_háttér</w:t>
+      </w:r>
+      <w:proofErr w:type="spellEnd"/>
+      <w:r>
+        <w:t xml:space="preserve"> csoportnak</w:t>
       </w:r>
       <w:r>
         <w:t xml:space="preserve"> következő jogokat: Olvasás és végrehajtás, Mappa tartalmának listázása, Olvasás!</w:t>
@@ -2025,7 +2323,6 @@
     </w:p>
     <w:p>
       <w:r>
-        <w:lastRenderedPageBreak/>
         <w:t xml:space="preserve">Hozz létre új RAID 5 kötetet! Rendeld hozzá az M meghajtóbetűjelet! A használt fájlrendszer legyen NTFS, </w:t>
       </w:r>
       <w:r>
@@ -2037,6 +2334,9 @@
     </w:p>
     <w:p>
       <w:r>
+        <w:rPr>
+          <w:noProof/>
+        </w:rPr>
         <w:drawing>
           <wp:inline distT="0" distB="0" distL="0" distR="0" wp14:anchorId="716E9E4D" wp14:editId="3BBBD49A">
             <wp:extent cx="3391373" cy="628738"/>
@@ -2152,6 +2452,9 @@
         </mc:AlternateContent>
       </w:r>
       <w:r>
+        <w:rPr>
+          <w:noProof/>
+        </w:rPr>
         <w:drawing>
           <wp:inline distT="0" distB="0" distL="0" distR="0" wp14:anchorId="651FBC69" wp14:editId="481259D6">
             <wp:extent cx="5760720" cy="3179445"/>
@@ -2191,6 +2494,9 @@
     </w:p>
     <w:p>
       <w:r>
+        <w:rPr>
+          <w:noProof/>
+        </w:rPr>
         <w:drawing>
           <wp:inline distT="0" distB="0" distL="0" distR="0" wp14:anchorId="50661713" wp14:editId="02E3A65E">
             <wp:extent cx="4124901" cy="3562847"/>
@@ -2230,6 +2536,9 @@
     </w:p>
     <w:p>
       <w:r>
+        <w:rPr>
+          <w:noProof/>
+        </w:rPr>
         <w:lastRenderedPageBreak/>
         <w:drawing>
           <wp:inline distT="0" distB="0" distL="0" distR="0" wp14:anchorId="7059E53E" wp14:editId="32C7469F">
@@ -2372,6 +2681,7 @@
       <w:r>
         <w:rPr>
           <w:rFonts w:ascii="Arial Black" w:hAnsi="Arial Black"/>
+          <w:noProof/>
         </w:rPr>
         <w:drawing>
           <wp:inline distT="0" distB="0" distL="0" distR="0" wp14:anchorId="3E79A2B5" wp14:editId="19CB0B8F">
@@ -2495,6 +2805,9 @@
         </mc:AlternateContent>
       </w:r>
       <w:r>
+        <w:rPr>
+          <w:noProof/>
+        </w:rPr>
         <w:drawing>
           <wp:inline distT="0" distB="0" distL="0" distR="0" wp14:anchorId="318BD2B6" wp14:editId="5C1F5427">
             <wp:extent cx="2343477" cy="971686"/>
@@ -2534,6 +2847,9 @@
     </w:p>
     <w:p>
       <w:r>
+        <w:rPr>
+          <w:noProof/>
+        </w:rPr>
         <w:lastRenderedPageBreak/>
         <w:drawing>
           <wp:inline distT="0" distB="0" distL="0" distR="0" wp14:anchorId="214BFDD8" wp14:editId="11DDE441">
@@ -2676,6 +2992,7 @@
       <w:r>
         <w:rPr>
           <w:rFonts w:ascii="Arial Black" w:hAnsi="Arial Black"/>
+          <w:noProof/>
         </w:rPr>
         <w:drawing>
           <wp:inline distT="0" distB="0" distL="0" distR="0" wp14:anchorId="2B85EE56" wp14:editId="3C308F8C">
@@ -2832,6 +3149,7 @@
       <w:r>
         <w:rPr>
           <w:rFonts w:ascii="Arial Black" w:hAnsi="Arial Black"/>
+          <w:noProof/>
         </w:rPr>
         <w:drawing>
           <wp:inline distT="0" distB="0" distL="0" distR="0" wp14:anchorId="79419D02" wp14:editId="7EFEAFA2">
@@ -2879,6 +3197,7 @@
       <w:r>
         <w:rPr>
           <w:rFonts w:ascii="Arial Black" w:hAnsi="Arial Black"/>
+          <w:noProof/>
         </w:rPr>
         <w:drawing>
           <wp:inline distT="0" distB="0" distL="0" distR="0" wp14:anchorId="5F815F84" wp14:editId="013A3F79">
@@ -2964,12 +3283,20 @@
     <w:p>
       <w:pPr>
         <w:rPr>
+          <w:b/>
+          <w:bCs/>
           <w:color w:val="4472C4" w:themeColor="accent1"/>
+          <w:sz w:val="96"/>
+          <w:szCs w:val="96"/>
         </w:rPr>
       </w:pPr>
       <w:r>
         <w:rPr>
+          <w:b/>
+          <w:bCs/>
           <w:color w:val="4472C4" w:themeColor="accent1"/>
+          <w:sz w:val="96"/>
+          <w:szCs w:val="96"/>
         </w:rPr>
         <w:t>KÉK</w:t>
       </w:r>
@@ -2978,40 +3305,731 @@
       <w:r>
         <w:t xml:space="preserve">Indítsd el Ubuntu 24.04 virtuális gépedet! </w:t>
       </w:r>
+    </w:p>
+    <w:p>
+      <w:r>
+        <w:rPr>
+          <w:highlight w:val="red"/>
+        </w:rPr>
+        <w:t xml:space="preserve">Magyar kiosztás parancs: </w:t>
+      </w:r>
+      <w:proofErr w:type="spellStart"/>
+      <w:r>
+        <w:rPr>
+          <w:highlight w:val="red"/>
+        </w:rPr>
+        <w:t>sudo</w:t>
+      </w:r>
+      <w:proofErr w:type="spellEnd"/>
+      <w:r>
+        <w:rPr>
+          <w:highlight w:val="red"/>
+        </w:rPr>
+        <w:t xml:space="preserve"> </w:t>
+      </w:r>
+      <w:proofErr w:type="spellStart"/>
+      <w:r>
+        <w:rPr>
+          <w:highlight w:val="red"/>
+        </w:rPr>
+        <w:t>loadkeys</w:t>
+      </w:r>
+      <w:proofErr w:type="spellEnd"/>
+      <w:r>
+        <w:rPr>
+          <w:highlight w:val="red"/>
+        </w:rPr>
+        <w:t xml:space="preserve"> hu</w:t>
+      </w:r>
+    </w:p>
+    <w:p/>
+    <w:p>
       <w:r>
         <w:t>Módosítsd</w:t>
       </w:r>
       <w:r>
-        <w:t xml:space="preserve"> a szerver nevét, az új név legyen POSTA! </w:t>
-      </w:r>
-      <w:r>
-        <w:t xml:space="preserve">Biztosítsd, hogy IP-címre való hivatkozás esetén is ez az új név jelenjen meg, és hogy a prompt-ban is jelenjen meg az új név! </w:t>
-      </w:r>
-    </w:p>
-    <w:p>
-      <w:r>
-        <w:t>A jobb láthatóság érdekében színezd a promptot! A usernév legyen piros, a szerver neve kék, az aktuális könyvtár neve pedig sárga!</w:t>
-      </w:r>
-      <w:r>
+        <w:t xml:space="preserve"> a szerver nevét, az új név legyen POSTA!</w:t>
+      </w:r>
+    </w:p>
+    <w:p>
+      <w:proofErr w:type="spellStart"/>
+      <w:r>
+        <w:rPr>
+          <w:highlight w:val="yellow"/>
+        </w:rPr>
+        <w:t>sudo</w:t>
+      </w:r>
+      <w:proofErr w:type="spellEnd"/>
+      <w:r>
+        <w:rPr>
+          <w:highlight w:val="yellow"/>
+        </w:rPr>
         <w:t xml:space="preserve"> </w:t>
       </w:r>
+      <w:proofErr w:type="spellStart"/>
+      <w:r>
+        <w:rPr>
+          <w:highlight w:val="yellow"/>
+        </w:rPr>
+        <w:t>hostnamectl</w:t>
+      </w:r>
+      <w:proofErr w:type="spellEnd"/>
+      <w:r>
+        <w:rPr>
+          <w:highlight w:val="yellow"/>
+        </w:rPr>
+        <w:t xml:space="preserve"> </w:t>
+      </w:r>
+      <w:proofErr w:type="spellStart"/>
+      <w:r>
+        <w:rPr>
+          <w:highlight w:val="yellow"/>
+        </w:rPr>
+        <w:t>set-hostname</w:t>
+      </w:r>
+      <w:proofErr w:type="spellEnd"/>
+      <w:r>
+        <w:rPr>
+          <w:highlight w:val="yellow"/>
+        </w:rPr>
+        <w:t xml:space="preserve"> POSTA</w:t>
+      </w:r>
+    </w:p>
+    <w:p>
+      <w:r>
+        <w:t>Biztosítsd, hogy IP-címre való hivatkozás esetén is ez az új név jelenjen meg, és hogy a prompt-ban is jelenjen meg az új név!</w:t>
+      </w:r>
+    </w:p>
+    <w:p>
+      <w:proofErr w:type="spellStart"/>
+      <w:r>
+        <w:rPr>
+          <w:highlight w:val="yellow"/>
+        </w:rPr>
+        <w:t>sudo</w:t>
+      </w:r>
+      <w:proofErr w:type="spellEnd"/>
+      <w:r>
+        <w:rPr>
+          <w:highlight w:val="yellow"/>
+        </w:rPr>
+        <w:t xml:space="preserve"> </w:t>
+      </w:r>
+      <w:proofErr w:type="spellStart"/>
+      <w:r>
+        <w:rPr>
+          <w:highlight w:val="yellow"/>
+        </w:rPr>
+        <w:t>nano</w:t>
+      </w:r>
+      <w:proofErr w:type="spellEnd"/>
+      <w:r>
+        <w:rPr>
+          <w:highlight w:val="yellow"/>
+        </w:rPr>
+        <w:t xml:space="preserve"> /</w:t>
+      </w:r>
+      <w:proofErr w:type="spellStart"/>
+      <w:r>
+        <w:rPr>
+          <w:highlight w:val="yellow"/>
+        </w:rPr>
+        <w:t>etc</w:t>
+      </w:r>
+      <w:proofErr w:type="spellEnd"/>
+      <w:r>
+        <w:rPr>
+          <w:highlight w:val="yellow"/>
+        </w:rPr>
+        <w:t>/</w:t>
+      </w:r>
+      <w:proofErr w:type="spellStart"/>
+      <w:r>
+        <w:rPr>
+          <w:highlight w:val="yellow"/>
+        </w:rPr>
+        <w:t>hosts</w:t>
+      </w:r>
+      <w:proofErr w:type="spellEnd"/>
+    </w:p>
+    <w:p>
+      <w:r>
+        <w:rPr>
+          <w:highlight w:val="cyan"/>
+        </w:rPr>
+        <w:t xml:space="preserve">Keresd meg azt a sort, ami a </w:t>
+      </w:r>
+      <w:r>
+        <w:rPr>
+          <w:rStyle w:val="HTML-kd"/>
+          <w:rFonts w:eastAsiaTheme="minorHAnsi"/>
+          <w:highlight w:val="cyan"/>
+        </w:rPr>
+        <w:t>127.0.1.1</w:t>
+      </w:r>
+      <w:r>
+        <w:rPr>
+          <w:highlight w:val="cyan"/>
+        </w:rPr>
+        <w:t xml:space="preserve">-gyel kezdődik (vagy ha van saját fix IP-d, akkor azt), és írd át az eredeti nevet </w:t>
+      </w:r>
+      <w:r>
+        <w:rPr>
+          <w:rStyle w:val="HTML-kd"/>
+          <w:rFonts w:eastAsiaTheme="minorHAnsi"/>
+          <w:highlight w:val="cyan"/>
+        </w:rPr>
+        <w:t>POSTA</w:t>
+      </w:r>
+      <w:r>
+        <w:rPr>
+          <w:highlight w:val="cyan"/>
+        </w:rPr>
+        <w:t>-</w:t>
+      </w:r>
+      <w:proofErr w:type="spellStart"/>
+      <w:r>
+        <w:rPr>
+          <w:highlight w:val="cyan"/>
+        </w:rPr>
+        <w:t>ra</w:t>
+      </w:r>
+      <w:proofErr w:type="spellEnd"/>
+      <w:r>
+        <w:rPr>
+          <w:highlight w:val="cyan"/>
+        </w:rPr>
+        <w:t xml:space="preserve">. Valahogy így kell kinéznie: </w:t>
+      </w:r>
+      <w:r>
+        <w:rPr>
+          <w:rStyle w:val="HTML-kd"/>
+          <w:rFonts w:eastAsiaTheme="minorHAnsi"/>
+          <w:highlight w:val="cyan"/>
+        </w:rPr>
+        <w:t>127.0.1.1 POSTA</w:t>
+      </w:r>
+      <w:r>
+        <w:rPr>
+          <w:highlight w:val="cyan"/>
+        </w:rPr>
+        <w:t>.</w:t>
+      </w:r>
+    </w:p>
+    <w:p>
+      <w:r>
+        <w:rPr>
+          <w:highlight w:val="red"/>
+        </w:rPr>
+        <w:t>Ha nincs itt semmi, akkor másold be ezt:</w:t>
+      </w:r>
+    </w:p>
+    <w:p>
+      <w:pPr>
+        <w:rPr>
+          <w:highlight w:val="yellow"/>
+        </w:rPr>
+      </w:pPr>
+      <w:r>
+        <w:rPr>
+          <w:highlight w:val="yellow"/>
+        </w:rPr>
+        <w:t xml:space="preserve">127.0.0.1   </w:t>
+      </w:r>
+      <w:proofErr w:type="spellStart"/>
+      <w:r>
+        <w:rPr>
+          <w:highlight w:val="yellow"/>
+        </w:rPr>
+        <w:t>localhost</w:t>
+      </w:r>
+      <w:proofErr w:type="spellEnd"/>
+    </w:p>
+    <w:p>
+      <w:pPr>
+        <w:rPr>
+          <w:highlight w:val="yellow"/>
+        </w:rPr>
+      </w:pPr>
+      <w:r>
+        <w:rPr>
+          <w:highlight w:val="yellow"/>
+        </w:rPr>
+        <w:t>127.0.1.1   POSTA</w:t>
+      </w:r>
+    </w:p>
+    <w:p>
+      <w:pPr>
+        <w:rPr>
+          <w:highlight w:val="yellow"/>
+        </w:rPr>
+      </w:pPr>
+      <w:r>
+        <w:rPr>
+          <w:highlight w:val="yellow"/>
+        </w:rPr>
+        <w:t xml:space="preserve"># The </w:t>
+      </w:r>
+      <w:proofErr w:type="spellStart"/>
+      <w:r>
+        <w:rPr>
+          <w:highlight w:val="yellow"/>
+        </w:rPr>
+        <w:t>following</w:t>
+      </w:r>
+      <w:proofErr w:type="spellEnd"/>
+      <w:r>
+        <w:rPr>
+          <w:highlight w:val="yellow"/>
+        </w:rPr>
+        <w:t xml:space="preserve"> </w:t>
+      </w:r>
+      <w:proofErr w:type="spellStart"/>
+      <w:r>
+        <w:rPr>
+          <w:highlight w:val="yellow"/>
+        </w:rPr>
+        <w:t>lines</w:t>
+      </w:r>
+      <w:proofErr w:type="spellEnd"/>
+      <w:r>
+        <w:rPr>
+          <w:highlight w:val="yellow"/>
+        </w:rPr>
+        <w:t xml:space="preserve"> </w:t>
+      </w:r>
+      <w:proofErr w:type="spellStart"/>
+      <w:r>
+        <w:rPr>
+          <w:highlight w:val="yellow"/>
+        </w:rPr>
+        <w:t>are</w:t>
+      </w:r>
+      <w:proofErr w:type="spellEnd"/>
+      <w:r>
+        <w:rPr>
+          <w:highlight w:val="yellow"/>
+        </w:rPr>
+        <w:t xml:space="preserve"> </w:t>
+      </w:r>
+      <w:proofErr w:type="spellStart"/>
+      <w:r>
+        <w:rPr>
+          <w:highlight w:val="yellow"/>
+        </w:rPr>
+        <w:t>desirable</w:t>
+      </w:r>
+      <w:proofErr w:type="spellEnd"/>
+      <w:r>
+        <w:rPr>
+          <w:highlight w:val="yellow"/>
+        </w:rPr>
+        <w:t xml:space="preserve"> </w:t>
+      </w:r>
+      <w:proofErr w:type="spellStart"/>
+      <w:r>
+        <w:rPr>
+          <w:highlight w:val="yellow"/>
+        </w:rPr>
+        <w:t>for</w:t>
+      </w:r>
+      <w:proofErr w:type="spellEnd"/>
+      <w:r>
+        <w:rPr>
+          <w:highlight w:val="yellow"/>
+        </w:rPr>
+        <w:t xml:space="preserve"> IPv6 </w:t>
+      </w:r>
+      <w:proofErr w:type="spellStart"/>
+      <w:r>
+        <w:rPr>
+          <w:highlight w:val="yellow"/>
+        </w:rPr>
+        <w:t>capable</w:t>
+      </w:r>
+      <w:proofErr w:type="spellEnd"/>
+      <w:r>
+        <w:rPr>
+          <w:highlight w:val="yellow"/>
+        </w:rPr>
+        <w:t xml:space="preserve"> </w:t>
+      </w:r>
+      <w:proofErr w:type="spellStart"/>
+      <w:r>
+        <w:rPr>
+          <w:highlight w:val="yellow"/>
+        </w:rPr>
+        <w:t>hosts</w:t>
+      </w:r>
+      <w:proofErr w:type="spellEnd"/>
+    </w:p>
+    <w:p>
+      <w:pPr>
+        <w:rPr>
+          <w:highlight w:val="yellow"/>
+        </w:rPr>
+      </w:pPr>
+      <w:proofErr w:type="gramStart"/>
+      <w:r>
+        <w:rPr>
+          <w:highlight w:val="yellow"/>
+        </w:rPr>
+        <w:t>::</w:t>
+      </w:r>
+      <w:proofErr w:type="gramEnd"/>
+      <w:r>
+        <w:rPr>
+          <w:highlight w:val="yellow"/>
+        </w:rPr>
+        <w:t xml:space="preserve">1     </w:t>
+      </w:r>
+      <w:proofErr w:type="spellStart"/>
+      <w:r>
+        <w:rPr>
+          <w:highlight w:val="yellow"/>
+        </w:rPr>
+        <w:t>localhost</w:t>
+      </w:r>
+      <w:proofErr w:type="spellEnd"/>
+      <w:r>
+        <w:rPr>
+          <w:highlight w:val="yellow"/>
+        </w:rPr>
+        <w:t xml:space="preserve"> ip6-localhost ip6-loopback</w:t>
+      </w:r>
+    </w:p>
+    <w:p>
+      <w:pPr>
+        <w:rPr>
+          <w:highlight w:val="yellow"/>
+        </w:rPr>
+      </w:pPr>
+      <w:r>
+        <w:rPr>
+          <w:highlight w:val="yellow"/>
+        </w:rPr>
+        <w:t>ff02::1 ip6-allnodes</w:t>
+      </w:r>
+    </w:p>
+    <w:p>
+      <w:r>
+        <w:rPr>
+          <w:highlight w:val="yellow"/>
+        </w:rPr>
+        <w:t>ff02::2 ip6-allrouters</w:t>
+      </w:r>
+    </w:p>
+    <w:p>
+      <w:r>
+        <w:rPr>
+          <w:highlight w:val="red"/>
+        </w:rPr>
+        <w:t xml:space="preserve">Mentés és kilépés: </w:t>
+      </w:r>
+      <w:proofErr w:type="spellStart"/>
+      <w:r>
+        <w:rPr>
+          <w:rStyle w:val="HTML-kd"/>
+          <w:rFonts w:eastAsiaTheme="minorHAnsi"/>
+          <w:highlight w:val="red"/>
+        </w:rPr>
+        <w:t>Ctrl+O</w:t>
+      </w:r>
+      <w:proofErr w:type="spellEnd"/>
+      <w:r>
+        <w:rPr>
+          <w:highlight w:val="red"/>
+        </w:rPr>
+        <w:t xml:space="preserve">, </w:t>
+      </w:r>
+      <w:r>
+        <w:rPr>
+          <w:rStyle w:val="HTML-kd"/>
+          <w:rFonts w:eastAsiaTheme="minorHAnsi"/>
+          <w:highlight w:val="red"/>
+        </w:rPr>
+        <w:t>Enter</w:t>
+      </w:r>
+      <w:r>
+        <w:rPr>
+          <w:highlight w:val="red"/>
+        </w:rPr>
+        <w:t xml:space="preserve">, majd </w:t>
+      </w:r>
+      <w:proofErr w:type="spellStart"/>
+      <w:r>
+        <w:rPr>
+          <w:rStyle w:val="HTML-kd"/>
+          <w:rFonts w:eastAsiaTheme="minorHAnsi"/>
+          <w:highlight w:val="red"/>
+        </w:rPr>
+        <w:t>Ctrl+X</w:t>
+      </w:r>
+      <w:proofErr w:type="spellEnd"/>
+      <w:r>
+        <w:rPr>
+          <w:highlight w:val="red"/>
+        </w:rPr>
+        <w:t>.</w:t>
+      </w:r>
+    </w:p>
+    <w:p>
+      <w:r>
+        <w:rPr>
+          <w:highlight w:val="cyan"/>
+        </w:rPr>
+        <w:t>Ellenőrzés:</w:t>
+      </w:r>
+    </w:p>
+    <w:p>
+      <w:proofErr w:type="spellStart"/>
+      <w:r>
+        <w:rPr>
+          <w:highlight w:val="yellow"/>
+        </w:rPr>
+        <w:t>ping</w:t>
+      </w:r>
+      <w:proofErr w:type="spellEnd"/>
+      <w:r>
+        <w:rPr>
+          <w:highlight w:val="yellow"/>
+        </w:rPr>
+        <w:t xml:space="preserve"> POSTA -c 3</w:t>
+      </w:r>
+    </w:p>
+    <w:p>
+      <w:r>
+        <w:rPr>
+          <w:highlight w:val="red"/>
+        </w:rPr>
+        <w:t xml:space="preserve">Ha van </w:t>
+      </w:r>
+      <w:proofErr w:type="spellStart"/>
+      <w:r>
+        <w:rPr>
+          <w:highlight w:val="red"/>
+        </w:rPr>
+        <w:t>ping</w:t>
+      </w:r>
+      <w:proofErr w:type="spellEnd"/>
+      <w:r>
+        <w:rPr>
+          <w:highlight w:val="red"/>
+        </w:rPr>
+        <w:t>, akkor jó vagy &lt;3</w:t>
+      </w:r>
+    </w:p>
+    <w:p>
+      <w:r>
+        <w:t xml:space="preserve">A jobb láthatóság érdekében színezd a </w:t>
+      </w:r>
+      <w:proofErr w:type="spellStart"/>
+      <w:r>
+        <w:t>promptot</w:t>
+      </w:r>
+      <w:proofErr w:type="spellEnd"/>
+      <w:r>
+        <w:t xml:space="preserve">! A </w:t>
+      </w:r>
+      <w:proofErr w:type="spellStart"/>
+      <w:r>
+        <w:t>usernév</w:t>
+      </w:r>
+      <w:proofErr w:type="spellEnd"/>
+      <w:r>
+        <w:t xml:space="preserve"> legyen piros, a szerver neve kék, az aktuális könyvtár neve pedig sárga!</w:t>
+      </w:r>
+      <w:r>
+        <w:t xml:space="preserve"> </w:t>
+      </w:r>
       <w:r>
         <w:t>Biztosítsd</w:t>
       </w:r>
       <w:r>
-        <w:t>, hogy a promptban látható legyen a beállítás!</w:t>
-      </w:r>
-    </w:p>
-    <w:p>
-      <w:r>
-        <w:lastRenderedPageBreak/>
+        <w:t xml:space="preserve">, hogy a </w:t>
+      </w:r>
+      <w:proofErr w:type="spellStart"/>
+      <w:r>
+        <w:t>promptban</w:t>
+      </w:r>
+      <w:proofErr w:type="spellEnd"/>
+      <w:r>
+        <w:t xml:space="preserve"> látható legyen a beállítás!</w:t>
+      </w:r>
+    </w:p>
+    <w:p>
+      <w:proofErr w:type="spellStart"/>
+      <w:r>
+        <w:rPr>
+          <w:highlight w:val="yellow"/>
+        </w:rPr>
+        <w:t>nano</w:t>
+      </w:r>
+      <w:proofErr w:type="spellEnd"/>
+      <w:r>
+        <w:rPr>
+          <w:highlight w:val="yellow"/>
+        </w:rPr>
+        <w:t xml:space="preserve"> ~</w:t>
+      </w:r>
+      <w:proofErr w:type="gramStart"/>
+      <w:r>
+        <w:rPr>
+          <w:highlight w:val="yellow"/>
+        </w:rPr>
+        <w:t>/.</w:t>
+      </w:r>
+      <w:proofErr w:type="spellStart"/>
+      <w:r>
+        <w:rPr>
+          <w:highlight w:val="yellow"/>
+        </w:rPr>
+        <w:t>bashrc</w:t>
+      </w:r>
+      <w:proofErr w:type="spellEnd"/>
+      <w:proofErr w:type="gramEnd"/>
+    </w:p>
+    <w:p>
+      <w:r>
+        <w:rPr>
+          <w:highlight w:val="cyan"/>
+        </w:rPr>
+        <w:t>Görgess a fájl legaljára</w:t>
+      </w:r>
+    </w:p>
+    <w:p>
+      <w:r>
+        <w:rPr>
+          <w:highlight w:val="yellow"/>
+        </w:rPr>
+        <w:t>export PS1="\[\e[31m</w:t>
+      </w:r>
+      <w:proofErr w:type="gramStart"/>
+      <w:r>
+        <w:rPr>
+          <w:highlight w:val="yellow"/>
+        </w:rPr>
+        <w:t>\]\u\</w:t>
+      </w:r>
+      <w:proofErr w:type="gramEnd"/>
+      <w:r>
+        <w:rPr>
+          <w:highlight w:val="yellow"/>
+        </w:rPr>
+        <w:t>[\e[0m\]@\[\e[34m\]\h\[\e[0m\]:\[\e[33m\]\w\[\e[0m\]\$ "</w:t>
+      </w:r>
+    </w:p>
+    <w:p>
+      <w:r>
+        <w:rPr>
+          <w:highlight w:val="cyan"/>
+        </w:rPr>
+        <w:t>Mentsd el (</w:t>
+      </w:r>
+      <w:proofErr w:type="spellStart"/>
+      <w:r>
+        <w:rPr>
+          <w:rStyle w:val="HTML-kd"/>
+          <w:rFonts w:eastAsiaTheme="minorHAnsi"/>
+          <w:highlight w:val="cyan"/>
+        </w:rPr>
+        <w:t>Ctrl+O</w:t>
+      </w:r>
+      <w:proofErr w:type="spellEnd"/>
+      <w:r>
+        <w:rPr>
+          <w:highlight w:val="cyan"/>
+        </w:rPr>
+        <w:t xml:space="preserve">, </w:t>
+      </w:r>
+      <w:r>
+        <w:rPr>
+          <w:rStyle w:val="HTML-kd"/>
+          <w:rFonts w:eastAsiaTheme="minorHAnsi"/>
+          <w:highlight w:val="cyan"/>
+        </w:rPr>
+        <w:t>Enter</w:t>
+      </w:r>
+      <w:r>
+        <w:rPr>
+          <w:highlight w:val="cyan"/>
+        </w:rPr>
+        <w:t xml:space="preserve">, </w:t>
+      </w:r>
+      <w:proofErr w:type="spellStart"/>
+      <w:r>
+        <w:rPr>
+          <w:rStyle w:val="HTML-kd"/>
+          <w:rFonts w:eastAsiaTheme="minorHAnsi"/>
+          <w:highlight w:val="cyan"/>
+        </w:rPr>
+        <w:t>Ctrl+X</w:t>
+      </w:r>
+      <w:proofErr w:type="spellEnd"/>
+      <w:r>
+        <w:rPr>
+          <w:highlight w:val="cyan"/>
+        </w:rPr>
+        <w:t>)</w:t>
+      </w:r>
+    </w:p>
+    <w:p>
+      <w:proofErr w:type="spellStart"/>
+      <w:r>
+        <w:rPr>
+          <w:highlight w:val="yellow"/>
+        </w:rPr>
+        <w:t>source</w:t>
+      </w:r>
+      <w:proofErr w:type="spellEnd"/>
+      <w:r>
+        <w:rPr>
+          <w:highlight w:val="yellow"/>
+        </w:rPr>
+        <w:t xml:space="preserve"> ~</w:t>
+      </w:r>
+      <w:proofErr w:type="gramStart"/>
+      <w:r>
+        <w:rPr>
+          <w:highlight w:val="yellow"/>
+        </w:rPr>
+        <w:t>/.</w:t>
+      </w:r>
+      <w:proofErr w:type="spellStart"/>
+      <w:r>
+        <w:rPr>
+          <w:highlight w:val="yellow"/>
+        </w:rPr>
+        <w:t>bashrc</w:t>
+      </w:r>
+      <w:proofErr w:type="spellEnd"/>
+      <w:proofErr w:type="gramEnd"/>
+    </w:p>
+    <w:p>
+      <w:r>
         <w:t>Hozd létre</w:t>
       </w:r>
       <w:r>
-        <w:t xml:space="preserve"> root felhasználó tulajdonaként</w:t>
-      </w:r>
-      <w:r>
-        <w:t xml:space="preserve"> (és csoportja is root)</w:t>
+        <w:t xml:space="preserve"> </w:t>
+      </w:r>
+      <w:proofErr w:type="spellStart"/>
+      <w:r>
+        <w:t>root</w:t>
+      </w:r>
+      <w:proofErr w:type="spellEnd"/>
+      <w:r>
+        <w:t xml:space="preserve"> felhasználó tulajdonaként</w:t>
+      </w:r>
+      <w:r>
+        <w:t xml:space="preserve"> (és csoportja is </w:t>
+      </w:r>
+      <w:proofErr w:type="spellStart"/>
+      <w:r>
+        <w:t>root</w:t>
+      </w:r>
+      <w:proofErr w:type="spellEnd"/>
+      <w:r>
+        <w:t>)</w:t>
       </w:r>
       <w:r>
         <w:t xml:space="preserve"> a </w:t>
@@ -3025,14 +4043,9 @@
           <w:sz w:val="20"/>
           <w:szCs w:val="20"/>
         </w:rPr>
-        <w:t xml:space="preserve">/srv/postaskisasszony </w:t>
-      </w:r>
-      <w:r>
-        <w:t>könyvtárat</w:t>
-      </w:r>
-      <w:r>
-        <w:t xml:space="preserve">! Hozz létre benne egy </w:t>
-      </w:r>
+        <w:t>/</w:t>
+      </w:r>
+      <w:proofErr w:type="spellStart"/>
       <w:r>
         <w:rPr>
           <w:rFonts w:ascii="Courier New" w:hAnsi="Courier New" w:cs="Courier New"/>
@@ -3042,28 +4055,9 @@
           <w:sz w:val="20"/>
           <w:szCs w:val="20"/>
         </w:rPr>
-        <w:t>mai_teendok.txt</w:t>
-      </w:r>
-      <w:r>
-        <w:t xml:space="preserve"> állományt</w:t>
-      </w:r>
-      <w:r>
-        <w:t>, melynek szintén a root legyen a tulajdonosa</w:t>
-      </w:r>
-      <w:r>
-        <w:t xml:space="preserve"> (és csoportja is root)</w:t>
-      </w:r>
-      <w:r>
-        <w:t>!</w:t>
-      </w:r>
-      <w:r>
-        <w:t xml:space="preserve"> </w:t>
-      </w:r>
-    </w:p>
-    <w:p>
-      <w:r>
-        <w:t xml:space="preserve">Hozz létre egy csoportot </w:t>
-      </w:r>
+        <w:t>srv</w:t>
+      </w:r>
+      <w:proofErr w:type="spellEnd"/>
       <w:r>
         <w:rPr>
           <w:rFonts w:ascii="Courier New" w:hAnsi="Courier New" w:cs="Courier New"/>
@@ -3073,11 +4067,9 @@
           <w:sz w:val="20"/>
           <w:szCs w:val="20"/>
         </w:rPr>
-        <w:t>kezbesitok</w:t>
-      </w:r>
-      <w:r>
-        <w:t xml:space="preserve"> csoportot! Hozz létre egy felhasználót </w:t>
-      </w:r>
+        <w:t>/</w:t>
+      </w:r>
+      <w:proofErr w:type="spellStart"/>
       <w:r>
         <w:rPr>
           <w:rFonts w:ascii="Courier New" w:hAnsi="Courier New" w:cs="Courier New"/>
@@ -3087,11 +4079,9 @@
           <w:sz w:val="20"/>
           <w:szCs w:val="20"/>
         </w:rPr>
-        <w:t>Juliska</w:t>
-      </w:r>
-      <w:r>
-        <w:t xml:space="preserve"> néven! </w:t>
-      </w:r>
+        <w:t>postaskisasszony</w:t>
+      </w:r>
+      <w:proofErr w:type="spellEnd"/>
       <w:r>
         <w:rPr>
           <w:rFonts w:ascii="Courier New" w:hAnsi="Courier New" w:cs="Courier New"/>
@@ -3101,10 +4091,13 @@
           <w:sz w:val="20"/>
           <w:szCs w:val="20"/>
         </w:rPr>
-        <w:t>Juliska</w:t>
-      </w:r>
-      <w:r>
-        <w:t xml:space="preserve"> legyen a </w:t>
+        <w:t xml:space="preserve"> </w:t>
+      </w:r>
+      <w:r>
+        <w:t>könyvtárat</w:t>
+      </w:r>
+      <w:r>
+        <w:t xml:space="preserve">! Hozz létre benne egy </w:t>
       </w:r>
       <w:r>
         <w:rPr>
@@ -3115,16 +4108,169 @@
           <w:sz w:val="20"/>
           <w:szCs w:val="20"/>
         </w:rPr>
-        <w:t>kezbesitok</w:t>
-      </w:r>
-      <w:r>
-        <w:t xml:space="preserve"> csoport tagja!</w:t>
-      </w:r>
-    </w:p>
-    <w:p>
-      <w:r>
-        <w:t xml:space="preserve">Hozz létre egy másik felhasználót </w:t>
-      </w:r>
+        <w:t>mai_teendok.txt</w:t>
+      </w:r>
+      <w:r>
+        <w:t xml:space="preserve"> állományt</w:t>
+      </w:r>
+      <w:r>
+        <w:t xml:space="preserve">, melynek szintén a </w:t>
+      </w:r>
+      <w:proofErr w:type="spellStart"/>
+      <w:r>
+        <w:t>root</w:t>
+      </w:r>
+      <w:proofErr w:type="spellEnd"/>
+      <w:r>
+        <w:t xml:space="preserve"> legyen a tulajdonosa</w:t>
+      </w:r>
+      <w:r>
+        <w:t xml:space="preserve"> (és csoportja is </w:t>
+      </w:r>
+      <w:proofErr w:type="spellStart"/>
+      <w:r>
+        <w:t>root</w:t>
+      </w:r>
+      <w:proofErr w:type="spellEnd"/>
+      <w:r>
+        <w:t>)</w:t>
+      </w:r>
+      <w:r>
+        <w:t>!</w:t>
+      </w:r>
+    </w:p>
+    <w:p>
+      <w:r>
+        <w:rPr>
+          <w:highlight w:val="cyan"/>
+        </w:rPr>
+        <w:t>Könyvtár létrehozása:</w:t>
+      </w:r>
+    </w:p>
+    <w:p>
+      <w:proofErr w:type="spellStart"/>
+      <w:r>
+        <w:rPr>
+          <w:highlight w:val="yellow"/>
+        </w:rPr>
+        <w:t>sudo</w:t>
+      </w:r>
+      <w:proofErr w:type="spellEnd"/>
+      <w:r>
+        <w:rPr>
+          <w:highlight w:val="yellow"/>
+        </w:rPr>
+        <w:t xml:space="preserve"> </w:t>
+      </w:r>
+      <w:proofErr w:type="spellStart"/>
+      <w:r>
+        <w:rPr>
+          <w:highlight w:val="yellow"/>
+        </w:rPr>
+        <w:t>mkdir</w:t>
+      </w:r>
+      <w:proofErr w:type="spellEnd"/>
+      <w:r>
+        <w:rPr>
+          <w:highlight w:val="yellow"/>
+        </w:rPr>
+        <w:t xml:space="preserve"> -p /</w:t>
+      </w:r>
+      <w:proofErr w:type="spellStart"/>
+      <w:r>
+        <w:rPr>
+          <w:highlight w:val="yellow"/>
+        </w:rPr>
+        <w:t>srv</w:t>
+      </w:r>
+      <w:proofErr w:type="spellEnd"/>
+      <w:r>
+        <w:rPr>
+          <w:highlight w:val="yellow"/>
+        </w:rPr>
+        <w:t>/</w:t>
+      </w:r>
+      <w:proofErr w:type="spellStart"/>
+      <w:r>
+        <w:rPr>
+          <w:highlight w:val="yellow"/>
+        </w:rPr>
+        <w:t>postaskisasszony</w:t>
+      </w:r>
+      <w:proofErr w:type="spellEnd"/>
+    </w:p>
+    <w:p>
+      <w:r>
+        <w:rPr>
+          <w:highlight w:val="cyan"/>
+        </w:rPr>
+        <w:t>Fájl létrehozása:</w:t>
+      </w:r>
+    </w:p>
+    <w:p>
+      <w:proofErr w:type="spellStart"/>
+      <w:r>
+        <w:rPr>
+          <w:highlight w:val="yellow"/>
+        </w:rPr>
+        <w:t>sudo</w:t>
+      </w:r>
+      <w:proofErr w:type="spellEnd"/>
+      <w:r>
+        <w:rPr>
+          <w:highlight w:val="yellow"/>
+        </w:rPr>
+        <w:t xml:space="preserve"> </w:t>
+      </w:r>
+      <w:proofErr w:type="spellStart"/>
+      <w:r>
+        <w:rPr>
+          <w:highlight w:val="yellow"/>
+        </w:rPr>
+        <w:t>touch</w:t>
+      </w:r>
+      <w:proofErr w:type="spellEnd"/>
+      <w:r>
+        <w:rPr>
+          <w:highlight w:val="yellow"/>
+        </w:rPr>
+        <w:t xml:space="preserve"> /</w:t>
+      </w:r>
+      <w:proofErr w:type="spellStart"/>
+      <w:r>
+        <w:rPr>
+          <w:highlight w:val="yellow"/>
+        </w:rPr>
+        <w:t>srv</w:t>
+      </w:r>
+      <w:proofErr w:type="spellEnd"/>
+      <w:r>
+        <w:rPr>
+          <w:highlight w:val="yellow"/>
+        </w:rPr>
+        <w:t>/</w:t>
+      </w:r>
+      <w:proofErr w:type="spellStart"/>
+      <w:r>
+        <w:rPr>
+          <w:highlight w:val="yellow"/>
+        </w:rPr>
+        <w:t>postaskisasszony</w:t>
+      </w:r>
+      <w:proofErr w:type="spellEnd"/>
+      <w:r>
+        <w:rPr>
+          <w:highlight w:val="yellow"/>
+        </w:rPr>
+        <w:t>/mai_teendok.txt</w:t>
+      </w:r>
+    </w:p>
+    <w:p>
+      <w:r>
+        <w:lastRenderedPageBreak/>
+        <w:t xml:space="preserve">Hozz létre egy csoportot </w:t>
+      </w:r>
+      <w:proofErr w:type="spellStart"/>
       <w:r>
         <w:rPr>
           <w:rFonts w:ascii="Courier New" w:hAnsi="Courier New" w:cs="Courier New"/>
@@ -3134,15 +4280,11 @@
           <w:sz w:val="20"/>
           <w:szCs w:val="20"/>
         </w:rPr>
-        <w:t>Jancsi</w:t>
-      </w:r>
-      <w:r>
-        <w:t xml:space="preserve"> néven!</w:t>
-      </w:r>
-    </w:p>
-    <w:p>
-      <w:r>
-        <w:t xml:space="preserve">A </w:t>
+        <w:t>kezbesitok</w:t>
+      </w:r>
+      <w:proofErr w:type="spellEnd"/>
+      <w:r>
+        <w:t xml:space="preserve"> csoportot! Hozz létre egy felhasználót </w:t>
       </w:r>
       <w:r>
         <w:rPr>
@@ -3153,16 +4295,10 @@
           <w:sz w:val="20"/>
           <w:szCs w:val="20"/>
         </w:rPr>
-        <w:t xml:space="preserve">/srv/postaskisasszony </w:t>
-      </w:r>
-      <w:r>
-        <w:t>könyvtár</w:t>
-      </w:r>
-      <w:r>
-        <w:t xml:space="preserve"> csoportját állítsd </w:t>
-      </w:r>
-      <w:r>
-        <w:t xml:space="preserve">át </w:t>
+        <w:t>Juliska</w:t>
+      </w:r>
+      <w:r>
+        <w:t xml:space="preserve"> néven! </w:t>
       </w:r>
       <w:r>
         <w:rPr>
@@ -3173,11 +4309,12 @@
           <w:sz w:val="20"/>
           <w:szCs w:val="20"/>
         </w:rPr>
-        <w:t>kezbesítok</w:t>
-      </w:r>
-      <w:r>
-        <w:t xml:space="preserve">-re! Adj teljes jogosultságot a </w:t>
-      </w:r>
+        <w:t>Juliska</w:t>
+      </w:r>
+      <w:r>
+        <w:t xml:space="preserve"> legyen a </w:t>
+      </w:r>
+      <w:proofErr w:type="spellStart"/>
       <w:r>
         <w:rPr>
           <w:rFonts w:ascii="Courier New" w:hAnsi="Courier New" w:cs="Courier New"/>
@@ -3189,8 +4326,185 @@
         </w:rPr>
         <w:t>kezbesitok</w:t>
       </w:r>
-      <w:r>
-        <w:t xml:space="preserve"> csoportnak a </w:t>
+      <w:proofErr w:type="spellEnd"/>
+      <w:r>
+        <w:t xml:space="preserve"> csoport tagja!</w:t>
+      </w:r>
+    </w:p>
+    <w:p>
+      <w:r>
+        <w:rPr>
+          <w:highlight w:val="cyan"/>
+        </w:rPr>
+        <w:t>Csoport létrehozása:</w:t>
+      </w:r>
+    </w:p>
+    <w:p>
+      <w:proofErr w:type="spellStart"/>
+      <w:r>
+        <w:rPr>
+          <w:highlight w:val="yellow"/>
+        </w:rPr>
+        <w:t>sudo</w:t>
+      </w:r>
+      <w:proofErr w:type="spellEnd"/>
+      <w:r>
+        <w:rPr>
+          <w:highlight w:val="yellow"/>
+        </w:rPr>
+        <w:t xml:space="preserve"> </w:t>
+      </w:r>
+      <w:proofErr w:type="spellStart"/>
+      <w:r>
+        <w:rPr>
+          <w:highlight w:val="yellow"/>
+        </w:rPr>
+        <w:t>groupadd</w:t>
+      </w:r>
+      <w:proofErr w:type="spellEnd"/>
+      <w:r>
+        <w:rPr>
+          <w:highlight w:val="yellow"/>
+        </w:rPr>
+        <w:t xml:space="preserve"> </w:t>
+      </w:r>
+      <w:proofErr w:type="spellStart"/>
+      <w:r>
+        <w:rPr>
+          <w:highlight w:val="yellow"/>
+        </w:rPr>
+        <w:t>kezbesitok</w:t>
+      </w:r>
+      <w:proofErr w:type="spellEnd"/>
+    </w:p>
+    <w:p>
+      <w:r>
+        <w:rPr>
+          <w:highlight w:val="cyan"/>
+        </w:rPr>
+        <w:t>Juliska létrehozása és csoporthoz adása:</w:t>
+      </w:r>
+    </w:p>
+    <w:p>
+      <w:pPr>
+        <w:tabs>
+          <w:tab w:val="left" w:pos="1260"/>
+        </w:tabs>
+      </w:pPr>
+      <w:proofErr w:type="spellStart"/>
+      <w:r>
+        <w:rPr>
+          <w:highlight w:val="yellow"/>
+        </w:rPr>
+        <w:t>sudo</w:t>
+      </w:r>
+      <w:proofErr w:type="spellEnd"/>
+      <w:r>
+        <w:rPr>
+          <w:highlight w:val="yellow"/>
+        </w:rPr>
+        <w:t xml:space="preserve"> </w:t>
+      </w:r>
+      <w:proofErr w:type="spellStart"/>
+      <w:r>
+        <w:rPr>
+          <w:highlight w:val="yellow"/>
+        </w:rPr>
+        <w:t>adduser</w:t>
+      </w:r>
+      <w:proofErr w:type="spellEnd"/>
+      <w:r>
+        <w:rPr>
+          <w:highlight w:val="yellow"/>
+        </w:rPr>
+        <w:t xml:space="preserve"> Juliska</w:t>
+      </w:r>
+    </w:p>
+    <w:p>
+      <w:pPr>
+        <w:tabs>
+          <w:tab w:val="left" w:pos="1260"/>
+        </w:tabs>
+      </w:pPr>
+      <w:r>
+        <w:rPr>
+          <w:highlight w:val="cyan"/>
+        </w:rPr>
+        <w:t>A</w:t>
+      </w:r>
+      <w:r>
+        <w:rPr>
+          <w:highlight w:val="cyan"/>
+        </w:rPr>
+        <w:t>djuk hozzá a csoporthoz:</w:t>
+      </w:r>
+    </w:p>
+    <w:p>
+      <w:pPr>
+        <w:tabs>
+          <w:tab w:val="left" w:pos="1260"/>
+        </w:tabs>
+      </w:pPr>
+      <w:proofErr w:type="spellStart"/>
+      <w:r>
+        <w:rPr>
+          <w:highlight w:val="yellow"/>
+        </w:rPr>
+        <w:t>sudo</w:t>
+      </w:r>
+      <w:proofErr w:type="spellEnd"/>
+      <w:r>
+        <w:rPr>
+          <w:highlight w:val="yellow"/>
+        </w:rPr>
+        <w:t xml:space="preserve"> </w:t>
+      </w:r>
+      <w:proofErr w:type="spellStart"/>
+      <w:r>
+        <w:rPr>
+          <w:highlight w:val="yellow"/>
+        </w:rPr>
+        <w:t>usermod</w:t>
+      </w:r>
+      <w:proofErr w:type="spellEnd"/>
+      <w:r>
+        <w:rPr>
+          <w:highlight w:val="yellow"/>
+        </w:rPr>
+        <w:t xml:space="preserve"> -</w:t>
+      </w:r>
+      <w:proofErr w:type="spellStart"/>
+      <w:r>
+        <w:rPr>
+          <w:highlight w:val="yellow"/>
+        </w:rPr>
+        <w:t>aG</w:t>
+      </w:r>
+      <w:proofErr w:type="spellEnd"/>
+      <w:r>
+        <w:rPr>
+          <w:highlight w:val="yellow"/>
+        </w:rPr>
+        <w:t xml:space="preserve"> </w:t>
+      </w:r>
+      <w:proofErr w:type="spellStart"/>
+      <w:r>
+        <w:rPr>
+          <w:highlight w:val="yellow"/>
+        </w:rPr>
+        <w:t>kezbesitok</w:t>
+      </w:r>
+      <w:proofErr w:type="spellEnd"/>
+      <w:r>
+        <w:rPr>
+          <w:highlight w:val="yellow"/>
+        </w:rPr>
+        <w:t xml:space="preserve"> Juliska</w:t>
+      </w:r>
+    </w:p>
+    <w:p>
+      <w:r>
+        <w:t xml:space="preserve">Hozz létre egy másik felhasználót </w:t>
       </w:r>
       <w:r>
         <w:rPr>
@@ -3201,10 +4515,53 @@
           <w:sz w:val="20"/>
           <w:szCs w:val="20"/>
         </w:rPr>
-        <w:t xml:space="preserve">/srv/postaskisasszony </w:t>
-      </w:r>
-      <w:r>
-        <w:t xml:space="preserve">könyvtárhoz! A </w:t>
+        <w:t>Jancsi</w:t>
+      </w:r>
+      <w:r>
+        <w:t xml:space="preserve"> néven!</w:t>
+      </w:r>
+    </w:p>
+    <w:p>
+      <w:r>
+        <w:rPr>
+          <w:highlight w:val="cyan"/>
+        </w:rPr>
+        <w:t>Jancsi létrehozása:</w:t>
+      </w:r>
+    </w:p>
+    <w:p>
+      <w:proofErr w:type="spellStart"/>
+      <w:r>
+        <w:rPr>
+          <w:highlight w:val="yellow"/>
+        </w:rPr>
+        <w:t>sudo</w:t>
+      </w:r>
+      <w:proofErr w:type="spellEnd"/>
+      <w:r>
+        <w:rPr>
+          <w:highlight w:val="yellow"/>
+        </w:rPr>
+        <w:t xml:space="preserve"> </w:t>
+      </w:r>
+      <w:proofErr w:type="spellStart"/>
+      <w:r>
+        <w:rPr>
+          <w:highlight w:val="yellow"/>
+        </w:rPr>
+        <w:t>adduser</w:t>
+      </w:r>
+      <w:proofErr w:type="spellEnd"/>
+      <w:r>
+        <w:rPr>
+          <w:highlight w:val="yellow"/>
+        </w:rPr>
+        <w:t xml:space="preserve"> Jancsi</w:t>
+      </w:r>
+    </w:p>
+    <w:p>
+      <w:r>
+        <w:t xml:space="preserve">A </w:t>
       </w:r>
       <w:r>
         <w:rPr>
@@ -3215,17 +4572,9 @@
           <w:sz w:val="20"/>
           <w:szCs w:val="20"/>
         </w:rPr>
-        <w:t xml:space="preserve">/srv/postaskisasszony </w:t>
-      </w:r>
-      <w:r>
-        <w:t xml:space="preserve">könyvtár teljes tartalmára adj </w:t>
-      </w:r>
-      <w:r>
-        <w:t xml:space="preserve">írásjogot </w:t>
-      </w:r>
-      <w:r>
-        <w:t xml:space="preserve">a </w:t>
-      </w:r>
+        <w:t>/</w:t>
+      </w:r>
+      <w:proofErr w:type="spellStart"/>
       <w:r>
         <w:rPr>
           <w:rFonts w:ascii="Courier New" w:hAnsi="Courier New" w:cs="Courier New"/>
@@ -3235,16 +4584,9 @@
           <w:sz w:val="20"/>
           <w:szCs w:val="20"/>
         </w:rPr>
-        <w:t>kezbesítok</w:t>
-      </w:r>
-      <w:r>
-        <w:t xml:space="preserve"> csoportnak!</w:t>
-      </w:r>
-    </w:p>
-    <w:p>
-      <w:r>
-        <w:t xml:space="preserve">Telepítsd az </w:t>
-      </w:r>
+        <w:t>srv</w:t>
+      </w:r>
+      <w:proofErr w:type="spellEnd"/>
       <w:r>
         <w:rPr>
           <w:rFonts w:ascii="Courier New" w:hAnsi="Courier New" w:cs="Courier New"/>
@@ -3254,11 +4596,9 @@
           <w:sz w:val="20"/>
           <w:szCs w:val="20"/>
         </w:rPr>
-        <w:t>ACL</w:t>
-      </w:r>
-      <w:r>
-        <w:t xml:space="preserve"> csomagot! A </w:t>
-      </w:r>
+        <w:t>/</w:t>
+      </w:r>
+      <w:proofErr w:type="spellStart"/>
       <w:r>
         <w:rPr>
           <w:rFonts w:ascii="Courier New" w:hAnsi="Courier New" w:cs="Courier New"/>
@@ -3268,11 +4608,9 @@
           <w:sz w:val="20"/>
           <w:szCs w:val="20"/>
         </w:rPr>
-        <w:t>Jancsi</w:t>
-      </w:r>
-      <w:r>
-        <w:t xml:space="preserve"> felhasználónak adj neki csak olvasási jogot ACL-lel az </w:t>
-      </w:r>
+        <w:t>postaskisasszony</w:t>
+      </w:r>
+      <w:proofErr w:type="spellEnd"/>
       <w:r>
         <w:rPr>
           <w:rFonts w:ascii="Courier New" w:hAnsi="Courier New" w:cs="Courier New"/>
@@ -3282,11 +4620,18 @@
           <w:sz w:val="20"/>
           <w:szCs w:val="20"/>
         </w:rPr>
-        <w:t xml:space="preserve">/srv/postaskisasszony/mai_teendok.txt </w:t>
-      </w:r>
-      <w:r>
-        <w:t xml:space="preserve">fájlhoz! Olvasd le, kinek, milyen jogú hozzáférése van a </w:t>
-      </w:r>
+        <w:t xml:space="preserve"> </w:t>
+      </w:r>
+      <w:r>
+        <w:t>könyvtár</w:t>
+      </w:r>
+      <w:r>
+        <w:t xml:space="preserve"> csoportját állítsd </w:t>
+      </w:r>
+      <w:r>
+        <w:t xml:space="preserve">át </w:t>
+      </w:r>
+      <w:proofErr w:type="spellStart"/>
       <w:r>
         <w:rPr>
           <w:rFonts w:ascii="Courier New" w:hAnsi="Courier New" w:cs="Courier New"/>
@@ -3296,16 +4641,13 @@
           <w:sz w:val="20"/>
           <w:szCs w:val="20"/>
         </w:rPr>
-        <w:t xml:space="preserve">/srv/postaskisasszony/mai_teendok.txt </w:t>
-      </w:r>
-      <w:r>
-        <w:t>fájlhoz!</w:t>
-      </w:r>
-    </w:p>
-    <w:p>
-      <w:r>
-        <w:t xml:space="preserve">Telepítsd az </w:t>
-      </w:r>
+        <w:t>kezbesítok</w:t>
+      </w:r>
+      <w:proofErr w:type="spellEnd"/>
+      <w:r>
+        <w:t xml:space="preserve">-re! Adj teljes jogosultságot a </w:t>
+      </w:r>
+      <w:proofErr w:type="spellStart"/>
       <w:r>
         <w:rPr>
           <w:rFonts w:ascii="Courier New" w:hAnsi="Courier New" w:cs="Courier New"/>
@@ -3315,10 +4657,11 @@
           <w:sz w:val="20"/>
           <w:szCs w:val="20"/>
         </w:rPr>
-        <w:t>Apache2</w:t>
-      </w:r>
-      <w:r>
-        <w:t xml:space="preserve"> webszervert! Ha szükséges, telepítsd az </w:t>
+        <w:t>kezbesitok</w:t>
+      </w:r>
+      <w:proofErr w:type="spellEnd"/>
+      <w:r>
+        <w:t xml:space="preserve"> csoportnak a </w:t>
       </w:r>
       <w:r>
         <w:rPr>
@@ -3329,10 +4672,839 @@
           <w:sz w:val="20"/>
           <w:szCs w:val="20"/>
         </w:rPr>
+        <w:t>/</w:t>
+      </w:r>
+      <w:proofErr w:type="spellStart"/>
+      <w:r>
+        <w:rPr>
+          <w:rFonts w:ascii="Courier New" w:hAnsi="Courier New" w:cs="Courier New"/>
+          <w:b/>
+          <w:bCs/>
+          <w:color w:val="000000"/>
+          <w:sz w:val="20"/>
+          <w:szCs w:val="20"/>
+        </w:rPr>
+        <w:t>srv</w:t>
+      </w:r>
+      <w:proofErr w:type="spellEnd"/>
+      <w:r>
+        <w:rPr>
+          <w:rFonts w:ascii="Courier New" w:hAnsi="Courier New" w:cs="Courier New"/>
+          <w:b/>
+          <w:bCs/>
+          <w:color w:val="000000"/>
+          <w:sz w:val="20"/>
+          <w:szCs w:val="20"/>
+        </w:rPr>
+        <w:t>/</w:t>
+      </w:r>
+      <w:proofErr w:type="spellStart"/>
+      <w:r>
+        <w:rPr>
+          <w:rFonts w:ascii="Courier New" w:hAnsi="Courier New" w:cs="Courier New"/>
+          <w:b/>
+          <w:bCs/>
+          <w:color w:val="000000"/>
+          <w:sz w:val="20"/>
+          <w:szCs w:val="20"/>
+        </w:rPr>
+        <w:t>postaskisasszony</w:t>
+      </w:r>
+      <w:proofErr w:type="spellEnd"/>
+      <w:r>
+        <w:rPr>
+          <w:rFonts w:ascii="Courier New" w:hAnsi="Courier New" w:cs="Courier New"/>
+          <w:b/>
+          <w:bCs/>
+          <w:color w:val="000000"/>
+          <w:sz w:val="20"/>
+          <w:szCs w:val="20"/>
+        </w:rPr>
+        <w:t xml:space="preserve"> </w:t>
+      </w:r>
+      <w:r>
+        <w:t xml:space="preserve">könyvtárhoz! A </w:t>
+      </w:r>
+      <w:r>
+        <w:rPr>
+          <w:rFonts w:ascii="Courier New" w:hAnsi="Courier New" w:cs="Courier New"/>
+          <w:b/>
+          <w:bCs/>
+          <w:color w:val="000000"/>
+          <w:sz w:val="20"/>
+          <w:szCs w:val="20"/>
+        </w:rPr>
+        <w:t>/</w:t>
+      </w:r>
+      <w:proofErr w:type="spellStart"/>
+      <w:r>
+        <w:rPr>
+          <w:rFonts w:ascii="Courier New" w:hAnsi="Courier New" w:cs="Courier New"/>
+          <w:b/>
+          <w:bCs/>
+          <w:color w:val="000000"/>
+          <w:sz w:val="20"/>
+          <w:szCs w:val="20"/>
+        </w:rPr>
+        <w:t>srv</w:t>
+      </w:r>
+      <w:proofErr w:type="spellEnd"/>
+      <w:r>
+        <w:rPr>
+          <w:rFonts w:ascii="Courier New" w:hAnsi="Courier New" w:cs="Courier New"/>
+          <w:b/>
+          <w:bCs/>
+          <w:color w:val="000000"/>
+          <w:sz w:val="20"/>
+          <w:szCs w:val="20"/>
+        </w:rPr>
+        <w:t>/</w:t>
+      </w:r>
+      <w:proofErr w:type="spellStart"/>
+      <w:r>
+        <w:rPr>
+          <w:rFonts w:ascii="Courier New" w:hAnsi="Courier New" w:cs="Courier New"/>
+          <w:b/>
+          <w:bCs/>
+          <w:color w:val="000000"/>
+          <w:sz w:val="20"/>
+          <w:szCs w:val="20"/>
+        </w:rPr>
+        <w:t>postaskisasszony</w:t>
+      </w:r>
+      <w:proofErr w:type="spellEnd"/>
+      <w:r>
+        <w:rPr>
+          <w:rFonts w:ascii="Courier New" w:hAnsi="Courier New" w:cs="Courier New"/>
+          <w:b/>
+          <w:bCs/>
+          <w:color w:val="000000"/>
+          <w:sz w:val="20"/>
+          <w:szCs w:val="20"/>
+        </w:rPr>
+        <w:t xml:space="preserve"> </w:t>
+      </w:r>
+      <w:r>
+        <w:t xml:space="preserve">könyvtár teljes tartalmára adj </w:t>
+      </w:r>
+      <w:r>
+        <w:t xml:space="preserve">írásjogot </w:t>
+      </w:r>
+      <w:r>
+        <w:t xml:space="preserve">a </w:t>
+      </w:r>
+      <w:proofErr w:type="spellStart"/>
+      <w:r>
+        <w:rPr>
+          <w:rFonts w:ascii="Courier New" w:hAnsi="Courier New" w:cs="Courier New"/>
+          <w:b/>
+          <w:bCs/>
+          <w:color w:val="000000"/>
+          <w:sz w:val="20"/>
+          <w:szCs w:val="20"/>
+        </w:rPr>
+        <w:t>kezbesítok</w:t>
+      </w:r>
+      <w:proofErr w:type="spellEnd"/>
+      <w:r>
+        <w:t xml:space="preserve"> csoportnak!</w:t>
+      </w:r>
+    </w:p>
+    <w:p>
+      <w:r>
+        <w:rPr>
+          <w:highlight w:val="cyan"/>
+        </w:rPr>
+        <w:t>Csoport átállítása:</w:t>
+      </w:r>
+    </w:p>
+    <w:p>
+      <w:proofErr w:type="spellStart"/>
+      <w:r>
+        <w:rPr>
+          <w:highlight w:val="yellow"/>
+        </w:rPr>
+        <w:t>sudo</w:t>
+      </w:r>
+      <w:proofErr w:type="spellEnd"/>
+      <w:r>
+        <w:rPr>
+          <w:highlight w:val="yellow"/>
+        </w:rPr>
+        <w:t xml:space="preserve"> </w:t>
+      </w:r>
+      <w:proofErr w:type="spellStart"/>
+      <w:r>
+        <w:rPr>
+          <w:highlight w:val="yellow"/>
+        </w:rPr>
+        <w:t>chgrp</w:t>
+      </w:r>
+      <w:proofErr w:type="spellEnd"/>
+      <w:r>
+        <w:rPr>
+          <w:highlight w:val="yellow"/>
+        </w:rPr>
+        <w:t xml:space="preserve"> </w:t>
+      </w:r>
+      <w:proofErr w:type="spellStart"/>
+      <w:r>
+        <w:rPr>
+          <w:highlight w:val="yellow"/>
+        </w:rPr>
+        <w:t>kezbesitok</w:t>
+      </w:r>
+      <w:proofErr w:type="spellEnd"/>
+      <w:r>
+        <w:rPr>
+          <w:highlight w:val="yellow"/>
+        </w:rPr>
+        <w:t xml:space="preserve"> /</w:t>
+      </w:r>
+      <w:proofErr w:type="spellStart"/>
+      <w:r>
+        <w:rPr>
+          <w:highlight w:val="yellow"/>
+        </w:rPr>
+        <w:t>srv</w:t>
+      </w:r>
+      <w:proofErr w:type="spellEnd"/>
+      <w:r>
+        <w:rPr>
+          <w:highlight w:val="yellow"/>
+        </w:rPr>
+        <w:t>/</w:t>
+      </w:r>
+      <w:proofErr w:type="spellStart"/>
+      <w:r>
+        <w:rPr>
+          <w:highlight w:val="yellow"/>
+        </w:rPr>
+        <w:t>postaskisasszony</w:t>
+      </w:r>
+      <w:proofErr w:type="spellEnd"/>
+    </w:p>
+    <w:p>
+      <w:r>
+        <w:rPr>
+          <w:highlight w:val="cyan"/>
+        </w:rPr>
+        <w:t>Teljes jogosultság (</w:t>
+      </w:r>
+      <w:proofErr w:type="spellStart"/>
+      <w:r>
+        <w:rPr>
+          <w:highlight w:val="cyan"/>
+        </w:rPr>
+        <w:t>rwx</w:t>
+      </w:r>
+      <w:proofErr w:type="spellEnd"/>
+      <w:r>
+        <w:rPr>
+          <w:highlight w:val="cyan"/>
+        </w:rPr>
+        <w:t>) a csoportnak a könyvtárra:</w:t>
+      </w:r>
+    </w:p>
+    <w:p>
+      <w:proofErr w:type="spellStart"/>
+      <w:r>
+        <w:rPr>
+          <w:highlight w:val="yellow"/>
+        </w:rPr>
+        <w:t>sudo</w:t>
+      </w:r>
+      <w:proofErr w:type="spellEnd"/>
+      <w:r>
+        <w:rPr>
+          <w:highlight w:val="yellow"/>
+        </w:rPr>
+        <w:t xml:space="preserve"> </w:t>
+      </w:r>
+      <w:proofErr w:type="spellStart"/>
+      <w:r>
+        <w:rPr>
+          <w:highlight w:val="yellow"/>
+        </w:rPr>
+        <w:t>chmod</w:t>
+      </w:r>
+      <w:proofErr w:type="spellEnd"/>
+      <w:r>
+        <w:rPr>
+          <w:highlight w:val="yellow"/>
+        </w:rPr>
+        <w:t xml:space="preserve"> </w:t>
+      </w:r>
+      <w:proofErr w:type="spellStart"/>
+      <w:r>
+        <w:rPr>
+          <w:highlight w:val="yellow"/>
+        </w:rPr>
+        <w:t>g+rwx</w:t>
+      </w:r>
+      <w:proofErr w:type="spellEnd"/>
+      <w:r>
+        <w:rPr>
+          <w:highlight w:val="yellow"/>
+        </w:rPr>
+        <w:t xml:space="preserve"> /</w:t>
+      </w:r>
+      <w:proofErr w:type="spellStart"/>
+      <w:r>
+        <w:rPr>
+          <w:highlight w:val="yellow"/>
+        </w:rPr>
+        <w:t>srv</w:t>
+      </w:r>
+      <w:proofErr w:type="spellEnd"/>
+      <w:r>
+        <w:rPr>
+          <w:highlight w:val="yellow"/>
+        </w:rPr>
+        <w:t>/</w:t>
+      </w:r>
+      <w:proofErr w:type="spellStart"/>
+      <w:r>
+        <w:rPr>
+          <w:highlight w:val="yellow"/>
+        </w:rPr>
+        <w:t>postaskisasszony</w:t>
+      </w:r>
+      <w:proofErr w:type="spellEnd"/>
+    </w:p>
+    <w:p>
+      <w:r>
+        <w:rPr>
+          <w:highlight w:val="cyan"/>
+        </w:rPr>
+        <w:t>Írásjog a teljes tartalomra a csoportnak:</w:t>
+      </w:r>
+    </w:p>
+    <w:p>
+      <w:proofErr w:type="spellStart"/>
+      <w:r>
+        <w:rPr>
+          <w:highlight w:val="yellow"/>
+        </w:rPr>
+        <w:t>sudo</w:t>
+      </w:r>
+      <w:proofErr w:type="spellEnd"/>
+      <w:r>
+        <w:rPr>
+          <w:highlight w:val="yellow"/>
+        </w:rPr>
+        <w:t xml:space="preserve"> </w:t>
+      </w:r>
+      <w:proofErr w:type="spellStart"/>
+      <w:r>
+        <w:rPr>
+          <w:highlight w:val="yellow"/>
+        </w:rPr>
+        <w:t>chmod</w:t>
+      </w:r>
+      <w:proofErr w:type="spellEnd"/>
+      <w:r>
+        <w:rPr>
+          <w:highlight w:val="yellow"/>
+        </w:rPr>
+        <w:t xml:space="preserve"> -R </w:t>
+      </w:r>
+      <w:proofErr w:type="spellStart"/>
+      <w:r>
+        <w:rPr>
+          <w:highlight w:val="yellow"/>
+        </w:rPr>
+        <w:t>g+w</w:t>
+      </w:r>
+      <w:proofErr w:type="spellEnd"/>
+      <w:r>
+        <w:rPr>
+          <w:highlight w:val="yellow"/>
+        </w:rPr>
+        <w:t xml:space="preserve"> /</w:t>
+      </w:r>
+      <w:proofErr w:type="spellStart"/>
+      <w:r>
+        <w:rPr>
+          <w:highlight w:val="yellow"/>
+        </w:rPr>
+        <w:t>srv</w:t>
+      </w:r>
+      <w:proofErr w:type="spellEnd"/>
+      <w:r>
+        <w:rPr>
+          <w:highlight w:val="yellow"/>
+        </w:rPr>
+        <w:t>/</w:t>
+      </w:r>
+      <w:proofErr w:type="spellStart"/>
+      <w:r>
+        <w:rPr>
+          <w:highlight w:val="yellow"/>
+        </w:rPr>
+        <w:t>postaskisasszony</w:t>
+      </w:r>
+      <w:proofErr w:type="spellEnd"/>
+    </w:p>
+    <w:p>
+      <w:r>
+        <w:t xml:space="preserve">Telepítsd az </w:t>
+      </w:r>
+      <w:r>
+        <w:rPr>
+          <w:rFonts w:ascii="Courier New" w:hAnsi="Courier New" w:cs="Courier New"/>
+          <w:b/>
+          <w:bCs/>
+          <w:color w:val="000000"/>
+          <w:sz w:val="20"/>
+          <w:szCs w:val="20"/>
+        </w:rPr>
+        <w:t>ACL</w:t>
+      </w:r>
+      <w:r>
+        <w:t xml:space="preserve"> csomagot! A </w:t>
+      </w:r>
+      <w:r>
+        <w:rPr>
+          <w:rFonts w:ascii="Courier New" w:hAnsi="Courier New" w:cs="Courier New"/>
+          <w:b/>
+          <w:bCs/>
+          <w:color w:val="000000"/>
+          <w:sz w:val="20"/>
+          <w:szCs w:val="20"/>
+        </w:rPr>
+        <w:t>Jancsi</w:t>
+      </w:r>
+      <w:r>
+        <w:t xml:space="preserve"> felhasználónak adj neki csak olvasási jogot ACL-lel az </w:t>
+      </w:r>
+      <w:r>
+        <w:rPr>
+          <w:rFonts w:ascii="Courier New" w:hAnsi="Courier New" w:cs="Courier New"/>
+          <w:b/>
+          <w:bCs/>
+          <w:color w:val="000000"/>
+          <w:sz w:val="20"/>
+          <w:szCs w:val="20"/>
+        </w:rPr>
+        <w:t>/</w:t>
+      </w:r>
+      <w:proofErr w:type="spellStart"/>
+      <w:r>
+        <w:rPr>
+          <w:rFonts w:ascii="Courier New" w:hAnsi="Courier New" w:cs="Courier New"/>
+          <w:b/>
+          <w:bCs/>
+          <w:color w:val="000000"/>
+          <w:sz w:val="20"/>
+          <w:szCs w:val="20"/>
+        </w:rPr>
+        <w:t>srv</w:t>
+      </w:r>
+      <w:proofErr w:type="spellEnd"/>
+      <w:r>
+        <w:rPr>
+          <w:rFonts w:ascii="Courier New" w:hAnsi="Courier New" w:cs="Courier New"/>
+          <w:b/>
+          <w:bCs/>
+          <w:color w:val="000000"/>
+          <w:sz w:val="20"/>
+          <w:szCs w:val="20"/>
+        </w:rPr>
+        <w:t>/</w:t>
+      </w:r>
+      <w:proofErr w:type="spellStart"/>
+      <w:r>
+        <w:rPr>
+          <w:rFonts w:ascii="Courier New" w:hAnsi="Courier New" w:cs="Courier New"/>
+          <w:b/>
+          <w:bCs/>
+          <w:color w:val="000000"/>
+          <w:sz w:val="20"/>
+          <w:szCs w:val="20"/>
+        </w:rPr>
+        <w:t>postaskisasszony</w:t>
+      </w:r>
+      <w:proofErr w:type="spellEnd"/>
+      <w:r>
+        <w:rPr>
+          <w:rFonts w:ascii="Courier New" w:hAnsi="Courier New" w:cs="Courier New"/>
+          <w:b/>
+          <w:bCs/>
+          <w:color w:val="000000"/>
+          <w:sz w:val="20"/>
+          <w:szCs w:val="20"/>
+        </w:rPr>
+        <w:t xml:space="preserve">/mai_teendok.txt </w:t>
+      </w:r>
+      <w:r>
+        <w:t xml:space="preserve">fájlhoz! Olvasd le, kinek, milyen jogú hozzáférése van a </w:t>
+      </w:r>
+      <w:r>
+        <w:rPr>
+          <w:rFonts w:ascii="Courier New" w:hAnsi="Courier New" w:cs="Courier New"/>
+          <w:b/>
+          <w:bCs/>
+          <w:color w:val="000000"/>
+          <w:sz w:val="20"/>
+          <w:szCs w:val="20"/>
+        </w:rPr>
+        <w:t>/</w:t>
+      </w:r>
+      <w:proofErr w:type="spellStart"/>
+      <w:r>
+        <w:rPr>
+          <w:rFonts w:ascii="Courier New" w:hAnsi="Courier New" w:cs="Courier New"/>
+          <w:b/>
+          <w:bCs/>
+          <w:color w:val="000000"/>
+          <w:sz w:val="20"/>
+          <w:szCs w:val="20"/>
+        </w:rPr>
+        <w:t>srv</w:t>
+      </w:r>
+      <w:proofErr w:type="spellEnd"/>
+      <w:r>
+        <w:rPr>
+          <w:rFonts w:ascii="Courier New" w:hAnsi="Courier New" w:cs="Courier New"/>
+          <w:b/>
+          <w:bCs/>
+          <w:color w:val="000000"/>
+          <w:sz w:val="20"/>
+          <w:szCs w:val="20"/>
+        </w:rPr>
+        <w:t>/</w:t>
+      </w:r>
+      <w:proofErr w:type="spellStart"/>
+      <w:r>
+        <w:rPr>
+          <w:rFonts w:ascii="Courier New" w:hAnsi="Courier New" w:cs="Courier New"/>
+          <w:b/>
+          <w:bCs/>
+          <w:color w:val="000000"/>
+          <w:sz w:val="20"/>
+          <w:szCs w:val="20"/>
+        </w:rPr>
+        <w:t>postaskisasszony</w:t>
+      </w:r>
+      <w:proofErr w:type="spellEnd"/>
+      <w:r>
+        <w:rPr>
+          <w:rFonts w:ascii="Courier New" w:hAnsi="Courier New" w:cs="Courier New"/>
+          <w:b/>
+          <w:bCs/>
+          <w:color w:val="000000"/>
+          <w:sz w:val="20"/>
+          <w:szCs w:val="20"/>
+        </w:rPr>
+        <w:t xml:space="preserve">/mai_teendok.txt </w:t>
+      </w:r>
+      <w:r>
+        <w:t>fájlhoz!</w:t>
+      </w:r>
+    </w:p>
+    <w:p>
+      <w:r>
+        <w:rPr>
+          <w:highlight w:val="cyan"/>
+        </w:rPr>
+        <w:t>ACL csomag telepítése:</w:t>
+      </w:r>
+    </w:p>
+    <w:p>
+      <w:pPr>
+        <w:tabs>
+          <w:tab w:val="left" w:pos="1204"/>
+        </w:tabs>
+        <w:rPr>
+          <w:highlight w:val="yellow"/>
+        </w:rPr>
+      </w:pPr>
+      <w:proofErr w:type="spellStart"/>
+      <w:r>
+        <w:rPr>
+          <w:highlight w:val="yellow"/>
+        </w:rPr>
+        <w:t>sudo</w:t>
+      </w:r>
+      <w:proofErr w:type="spellEnd"/>
+      <w:r>
+        <w:rPr>
+          <w:highlight w:val="yellow"/>
+        </w:rPr>
+        <w:t xml:space="preserve"> </w:t>
+      </w:r>
+      <w:proofErr w:type="spellStart"/>
+      <w:r>
+        <w:rPr>
+          <w:highlight w:val="yellow"/>
+        </w:rPr>
+        <w:t>apt</w:t>
+      </w:r>
+      <w:proofErr w:type="spellEnd"/>
+      <w:r>
+        <w:rPr>
+          <w:highlight w:val="yellow"/>
+        </w:rPr>
+        <w:t xml:space="preserve"> update</w:t>
+      </w:r>
+    </w:p>
+    <w:p>
+      <w:pPr>
+        <w:tabs>
+          <w:tab w:val="left" w:pos="1204"/>
+        </w:tabs>
+      </w:pPr>
+      <w:proofErr w:type="spellStart"/>
+      <w:r>
+        <w:rPr>
+          <w:highlight w:val="yellow"/>
+        </w:rPr>
+        <w:t>sudo</w:t>
+      </w:r>
+      <w:proofErr w:type="spellEnd"/>
+      <w:r>
+        <w:rPr>
+          <w:highlight w:val="yellow"/>
+        </w:rPr>
+        <w:t xml:space="preserve"> </w:t>
+      </w:r>
+      <w:proofErr w:type="spellStart"/>
+      <w:r>
+        <w:rPr>
+          <w:highlight w:val="yellow"/>
+        </w:rPr>
+        <w:t>apt</w:t>
+      </w:r>
+      <w:proofErr w:type="spellEnd"/>
+      <w:r>
+        <w:rPr>
+          <w:highlight w:val="yellow"/>
+        </w:rPr>
+        <w:t xml:space="preserve"> </w:t>
+      </w:r>
+      <w:proofErr w:type="spellStart"/>
+      <w:r>
+        <w:rPr>
+          <w:highlight w:val="yellow"/>
+        </w:rPr>
+        <w:t>install</w:t>
+      </w:r>
+      <w:proofErr w:type="spellEnd"/>
+      <w:r>
+        <w:rPr>
+          <w:highlight w:val="yellow"/>
+        </w:rPr>
+        <w:t xml:space="preserve"> </w:t>
+      </w:r>
+      <w:proofErr w:type="spellStart"/>
+      <w:r>
+        <w:rPr>
+          <w:highlight w:val="yellow"/>
+        </w:rPr>
+        <w:t>acl</w:t>
+      </w:r>
+      <w:proofErr w:type="spellEnd"/>
+      <w:r>
+        <w:rPr>
+          <w:highlight w:val="yellow"/>
+        </w:rPr>
+        <w:t xml:space="preserve"> -y</w:t>
+      </w:r>
+    </w:p>
+    <w:p>
+      <w:pPr>
+        <w:tabs>
+          <w:tab w:val="left" w:pos="1204"/>
+        </w:tabs>
+      </w:pPr>
+      <w:r>
+        <w:rPr>
+          <w:highlight w:val="cyan"/>
+        </w:rPr>
+        <w:t>Olvasási jog (r) Jancsinak a fájlhoz:</w:t>
+      </w:r>
+    </w:p>
+    <w:p>
+      <w:pPr>
+        <w:tabs>
+          <w:tab w:val="left" w:pos="1204"/>
+        </w:tabs>
+      </w:pPr>
+      <w:proofErr w:type="spellStart"/>
+      <w:r>
+        <w:rPr>
+          <w:highlight w:val="yellow"/>
+        </w:rPr>
+        <w:t>sudo</w:t>
+      </w:r>
+      <w:proofErr w:type="spellEnd"/>
+      <w:r>
+        <w:rPr>
+          <w:highlight w:val="yellow"/>
+        </w:rPr>
+        <w:t xml:space="preserve"> </w:t>
+      </w:r>
+      <w:proofErr w:type="spellStart"/>
+      <w:r>
+        <w:rPr>
+          <w:highlight w:val="yellow"/>
+        </w:rPr>
+        <w:t>setfacl</w:t>
+      </w:r>
+      <w:proofErr w:type="spellEnd"/>
+      <w:r>
+        <w:rPr>
+          <w:highlight w:val="yellow"/>
+        </w:rPr>
+        <w:t xml:space="preserve"> -m </w:t>
+      </w:r>
+      <w:proofErr w:type="gramStart"/>
+      <w:r>
+        <w:rPr>
+          <w:highlight w:val="yellow"/>
+        </w:rPr>
+        <w:t>u:Jancsi</w:t>
+      </w:r>
+      <w:proofErr w:type="gramEnd"/>
+      <w:r>
+        <w:rPr>
+          <w:highlight w:val="yellow"/>
+        </w:rPr>
+        <w:t>:r /</w:t>
+      </w:r>
+      <w:proofErr w:type="spellStart"/>
+      <w:r>
+        <w:rPr>
+          <w:highlight w:val="yellow"/>
+        </w:rPr>
+        <w:t>srv</w:t>
+      </w:r>
+      <w:proofErr w:type="spellEnd"/>
+      <w:r>
+        <w:rPr>
+          <w:highlight w:val="yellow"/>
+        </w:rPr>
+        <w:t>/</w:t>
+      </w:r>
+      <w:proofErr w:type="spellStart"/>
+      <w:r>
+        <w:rPr>
+          <w:highlight w:val="yellow"/>
+        </w:rPr>
+        <w:t>postaskisasszony</w:t>
+      </w:r>
+      <w:proofErr w:type="spellEnd"/>
+      <w:r>
+        <w:rPr>
+          <w:highlight w:val="yellow"/>
+        </w:rPr>
+        <w:t>/mai_teendok.txt</w:t>
+      </w:r>
+    </w:p>
+    <w:p>
+      <w:pPr>
+        <w:tabs>
+          <w:tab w:val="left" w:pos="1204"/>
+        </w:tabs>
+      </w:pPr>
+      <w:r>
+        <w:rPr>
+          <w:highlight w:val="cyan"/>
+        </w:rPr>
+        <w:t>Jogok leolvasása (ellenőrzés):</w:t>
+      </w:r>
+    </w:p>
+    <w:p>
+      <w:pPr>
+        <w:tabs>
+          <w:tab w:val="left" w:pos="1204"/>
+        </w:tabs>
+      </w:pPr>
+      <w:proofErr w:type="spellStart"/>
+      <w:r>
+        <w:rPr>
+          <w:highlight w:val="yellow"/>
+        </w:rPr>
+        <w:t>getfacl</w:t>
+      </w:r>
+      <w:proofErr w:type="spellEnd"/>
+      <w:r>
+        <w:rPr>
+          <w:highlight w:val="yellow"/>
+        </w:rPr>
+        <w:t xml:space="preserve"> /</w:t>
+      </w:r>
+      <w:proofErr w:type="spellStart"/>
+      <w:r>
+        <w:rPr>
+          <w:highlight w:val="yellow"/>
+        </w:rPr>
+        <w:t>srv</w:t>
+      </w:r>
+      <w:proofErr w:type="spellEnd"/>
+      <w:r>
+        <w:rPr>
+          <w:highlight w:val="yellow"/>
+        </w:rPr>
+        <w:t>/</w:t>
+      </w:r>
+      <w:proofErr w:type="spellStart"/>
+      <w:r>
+        <w:rPr>
+          <w:highlight w:val="yellow"/>
+        </w:rPr>
+        <w:t>postaskisasszony</w:t>
+      </w:r>
+      <w:proofErr w:type="spellEnd"/>
+      <w:r>
+        <w:rPr>
+          <w:highlight w:val="yellow"/>
+        </w:rPr>
+        <w:t>/mai_teendok.txt</w:t>
+      </w:r>
+    </w:p>
+    <w:p>
+      <w:r>
+        <w:t xml:space="preserve">Telepítsd az </w:t>
+      </w:r>
+      <w:r>
+        <w:rPr>
+          <w:rFonts w:ascii="Courier New" w:hAnsi="Courier New" w:cs="Courier New"/>
+          <w:b/>
+          <w:bCs/>
+          <w:color w:val="000000"/>
+          <w:sz w:val="20"/>
+          <w:szCs w:val="20"/>
+        </w:rPr>
+        <w:t>Apache2</w:t>
+      </w:r>
+      <w:r>
+        <w:t xml:space="preserve"> webszervert! Ha szükséges, telepítsd az </w:t>
+      </w:r>
+      <w:proofErr w:type="spellStart"/>
+      <w:r>
+        <w:rPr>
+          <w:rFonts w:ascii="Courier New" w:hAnsi="Courier New" w:cs="Courier New"/>
+          <w:b/>
+          <w:bCs/>
+          <w:color w:val="000000"/>
+          <w:sz w:val="20"/>
+          <w:szCs w:val="20"/>
+        </w:rPr>
         <w:t>ufw</w:t>
       </w:r>
-      <w:r>
-        <w:t xml:space="preserve"> tűzfal a szerveren. A weblap elérhetősége érdekében nyisd meg a 80-as portot a tűzfalon! Töröld az eredeti weblapot, másold be helyette a </w:t>
+      <w:proofErr w:type="spellEnd"/>
+      <w:r>
+        <w:t xml:space="preserve"> tűzfal a szerveren. A weblap elérhetősége érdekében nyisd meg a 80-as </w:t>
+      </w:r>
+      <w:proofErr w:type="spellStart"/>
+      <w:r>
+        <w:t>portot</w:t>
+      </w:r>
+      <w:proofErr w:type="spellEnd"/>
+      <w:r>
+        <w:t xml:space="preserve"> a tűzfalon! Töröld az eredeti weblapot, másold be helyette a </w:t>
       </w:r>
       <w:hyperlink r:id="rId35" w:history="1">
         <w:r>
@@ -3348,8 +5520,641 @@
     </w:p>
     <w:p>
       <w:r>
+        <w:rPr>
+          <w:highlight w:val="cyan"/>
+        </w:rPr>
+        <w:lastRenderedPageBreak/>
+        <w:t>Csomagok telepítése:</w:t>
+      </w:r>
+    </w:p>
+    <w:p>
+      <w:proofErr w:type="spellStart"/>
+      <w:r>
+        <w:rPr>
+          <w:highlight w:val="yellow"/>
+        </w:rPr>
+        <w:t>sudo</w:t>
+      </w:r>
+      <w:proofErr w:type="spellEnd"/>
+      <w:r>
+        <w:rPr>
+          <w:highlight w:val="yellow"/>
+        </w:rPr>
+        <w:t xml:space="preserve"> </w:t>
+      </w:r>
+      <w:proofErr w:type="spellStart"/>
+      <w:r>
+        <w:rPr>
+          <w:highlight w:val="yellow"/>
+        </w:rPr>
+        <w:t>apt</w:t>
+      </w:r>
+      <w:proofErr w:type="spellEnd"/>
+      <w:r>
+        <w:rPr>
+          <w:highlight w:val="yellow"/>
+        </w:rPr>
+        <w:t xml:space="preserve"> </w:t>
+      </w:r>
+      <w:proofErr w:type="spellStart"/>
+      <w:r>
+        <w:rPr>
+          <w:highlight w:val="yellow"/>
+        </w:rPr>
+        <w:t>install</w:t>
+      </w:r>
+      <w:proofErr w:type="spellEnd"/>
+      <w:r>
+        <w:rPr>
+          <w:highlight w:val="yellow"/>
+        </w:rPr>
+        <w:t xml:space="preserve"> apache2 </w:t>
+      </w:r>
+      <w:proofErr w:type="spellStart"/>
+      <w:r>
+        <w:rPr>
+          <w:highlight w:val="yellow"/>
+        </w:rPr>
+        <w:t>ufw</w:t>
+      </w:r>
+      <w:proofErr w:type="spellEnd"/>
+      <w:r>
+        <w:rPr>
+          <w:highlight w:val="yellow"/>
+        </w:rPr>
+        <w:t xml:space="preserve"> -y</w:t>
+      </w:r>
+    </w:p>
+    <w:p>
+      <w:r>
+        <w:rPr>
+          <w:highlight w:val="cyan"/>
+        </w:rPr>
+        <w:t>Tűzfal beállítása és 80-as port nyitása:</w:t>
+      </w:r>
+    </w:p>
+    <w:p>
+      <w:pPr>
+        <w:rPr>
+          <w:highlight w:val="yellow"/>
+        </w:rPr>
+      </w:pPr>
+      <w:proofErr w:type="spellStart"/>
+      <w:r>
+        <w:rPr>
+          <w:highlight w:val="yellow"/>
+        </w:rPr>
+        <w:t>sudo</w:t>
+      </w:r>
+      <w:proofErr w:type="spellEnd"/>
+      <w:r>
+        <w:rPr>
+          <w:highlight w:val="yellow"/>
+        </w:rPr>
+        <w:t xml:space="preserve"> </w:t>
+      </w:r>
+      <w:proofErr w:type="spellStart"/>
+      <w:r>
+        <w:rPr>
+          <w:highlight w:val="yellow"/>
+        </w:rPr>
+        <w:t>ufw</w:t>
+      </w:r>
+      <w:proofErr w:type="spellEnd"/>
+      <w:r>
+        <w:rPr>
+          <w:highlight w:val="yellow"/>
+        </w:rPr>
+        <w:t xml:space="preserve"> </w:t>
+      </w:r>
+      <w:proofErr w:type="spellStart"/>
+      <w:r>
+        <w:rPr>
+          <w:highlight w:val="yellow"/>
+        </w:rPr>
+        <w:t>allow</w:t>
+      </w:r>
+      <w:proofErr w:type="spellEnd"/>
+      <w:r>
+        <w:rPr>
+          <w:highlight w:val="yellow"/>
+        </w:rPr>
+        <w:t xml:space="preserve"> 80/</w:t>
+      </w:r>
+      <w:proofErr w:type="spellStart"/>
+      <w:r>
+        <w:rPr>
+          <w:highlight w:val="yellow"/>
+        </w:rPr>
+        <w:t>tcp</w:t>
+      </w:r>
+      <w:proofErr w:type="spellEnd"/>
+    </w:p>
+    <w:p>
+      <w:proofErr w:type="spellStart"/>
+      <w:r>
+        <w:rPr>
+          <w:highlight w:val="yellow"/>
+        </w:rPr>
+        <w:t>sudo</w:t>
+      </w:r>
+      <w:proofErr w:type="spellEnd"/>
+      <w:r>
+        <w:rPr>
+          <w:highlight w:val="yellow"/>
+        </w:rPr>
+        <w:t xml:space="preserve"> </w:t>
+      </w:r>
+      <w:proofErr w:type="spellStart"/>
+      <w:r>
+        <w:rPr>
+          <w:highlight w:val="yellow"/>
+        </w:rPr>
+        <w:t>ufw</w:t>
+      </w:r>
+      <w:proofErr w:type="spellEnd"/>
+      <w:r>
+        <w:rPr>
+          <w:highlight w:val="yellow"/>
+        </w:rPr>
+        <w:t xml:space="preserve"> </w:t>
+      </w:r>
+      <w:proofErr w:type="spellStart"/>
+      <w:r>
+        <w:rPr>
+          <w:highlight w:val="yellow"/>
+        </w:rPr>
+        <w:t>enable</w:t>
+      </w:r>
+      <w:proofErr w:type="spellEnd"/>
+    </w:p>
+    <w:p>
+      <w:r>
+        <w:rPr>
+          <w:highlight w:val="cyan"/>
+        </w:rPr>
+        <w:t>Eredeti weblap törlése:</w:t>
+      </w:r>
+    </w:p>
+    <w:p>
+      <w:proofErr w:type="spellStart"/>
+      <w:r>
+        <w:rPr>
+          <w:highlight w:val="yellow"/>
+        </w:rPr>
+        <w:t>sudo</w:t>
+      </w:r>
+      <w:proofErr w:type="spellEnd"/>
+      <w:r>
+        <w:rPr>
+          <w:highlight w:val="yellow"/>
+        </w:rPr>
+        <w:t xml:space="preserve"> </w:t>
+      </w:r>
+      <w:proofErr w:type="spellStart"/>
+      <w:r>
+        <w:rPr>
+          <w:highlight w:val="yellow"/>
+        </w:rPr>
+        <w:t>rm</w:t>
+      </w:r>
+      <w:proofErr w:type="spellEnd"/>
+      <w:r>
+        <w:rPr>
+          <w:highlight w:val="yellow"/>
+        </w:rPr>
+        <w:t xml:space="preserve"> /var/</w:t>
+      </w:r>
+      <w:proofErr w:type="spellStart"/>
+      <w:r>
+        <w:rPr>
+          <w:highlight w:val="yellow"/>
+        </w:rPr>
+        <w:t>www</w:t>
+      </w:r>
+      <w:proofErr w:type="spellEnd"/>
+      <w:r>
+        <w:rPr>
+          <w:highlight w:val="yellow"/>
+        </w:rPr>
+        <w:t>/</w:t>
+      </w:r>
+      <w:proofErr w:type="spellStart"/>
+      <w:r>
+        <w:rPr>
+          <w:highlight w:val="yellow"/>
+        </w:rPr>
+        <w:t>html</w:t>
+      </w:r>
+      <w:proofErr w:type="spellEnd"/>
+      <w:r>
+        <w:rPr>
+          <w:highlight w:val="yellow"/>
+        </w:rPr>
+        <w:t>/index.html</w:t>
+      </w:r>
+    </w:p>
+    <w:p>
+      <w:pPr>
+        <w:rPr>
+          <w:highlight w:val="cyan"/>
+        </w:rPr>
+      </w:pPr>
+      <w:r>
+        <w:rPr>
+          <w:highlight w:val="cyan"/>
+        </w:rPr>
+        <w:t xml:space="preserve">Weblap importálása CSS Zen </w:t>
+      </w:r>
+      <w:proofErr w:type="spellStart"/>
+      <w:r>
+        <w:rPr>
+          <w:highlight w:val="cyan"/>
+        </w:rPr>
+        <w:t>Gardenről</w:t>
+      </w:r>
+      <w:proofErr w:type="spellEnd"/>
+      <w:r>
+        <w:rPr>
+          <w:highlight w:val="cyan"/>
+        </w:rPr>
+        <w:t>:</w:t>
+      </w:r>
+    </w:p>
+    <w:p>
+      <w:r>
+        <w:rPr>
+          <w:highlight w:val="cyan"/>
+        </w:rPr>
+        <w:t xml:space="preserve">Felmész az oldalra, és leszeded a </w:t>
+      </w:r>
+      <w:proofErr w:type="spellStart"/>
+      <w:r>
+        <w:rPr>
+          <w:highlight w:val="cyan"/>
+        </w:rPr>
+        <w:t>html</w:t>
+      </w:r>
+      <w:proofErr w:type="spellEnd"/>
+      <w:r>
+        <w:rPr>
+          <w:highlight w:val="cyan"/>
+        </w:rPr>
+        <w:t xml:space="preserve"> és a </w:t>
+      </w:r>
+      <w:proofErr w:type="spellStart"/>
+      <w:r>
+        <w:rPr>
+          <w:highlight w:val="cyan"/>
+        </w:rPr>
+        <w:t>css</w:t>
+      </w:r>
+      <w:proofErr w:type="spellEnd"/>
+      <w:r>
+        <w:rPr>
+          <w:highlight w:val="cyan"/>
+        </w:rPr>
+        <w:t xml:space="preserve"> fájlt. Megnyitod szövegszerkesztőben és kimásolod az egészet, és </w:t>
+      </w:r>
+      <w:proofErr w:type="gramStart"/>
+      <w:r>
+        <w:rPr>
+          <w:highlight w:val="cyan"/>
+        </w:rPr>
+        <w:t>vissza mész</w:t>
+      </w:r>
+      <w:proofErr w:type="gramEnd"/>
+      <w:r>
+        <w:rPr>
+          <w:highlight w:val="cyan"/>
+        </w:rPr>
+        <w:t xml:space="preserve"> Linuxra.</w:t>
+      </w:r>
+    </w:p>
+    <w:p>
+      <w:proofErr w:type="spellStart"/>
+      <w:r>
+        <w:rPr>
+          <w:highlight w:val="yellow"/>
+        </w:rPr>
+        <w:t>sudo</w:t>
+      </w:r>
+      <w:proofErr w:type="spellEnd"/>
+      <w:r>
+        <w:rPr>
+          <w:highlight w:val="yellow"/>
+        </w:rPr>
+        <w:t xml:space="preserve"> </w:t>
+      </w:r>
+      <w:proofErr w:type="spellStart"/>
+      <w:r>
+        <w:rPr>
+          <w:highlight w:val="yellow"/>
+        </w:rPr>
+        <w:t>nano</w:t>
+      </w:r>
+      <w:proofErr w:type="spellEnd"/>
+      <w:r>
+        <w:rPr>
+          <w:highlight w:val="yellow"/>
+        </w:rPr>
+        <w:t xml:space="preserve"> /var/</w:t>
+      </w:r>
+      <w:proofErr w:type="spellStart"/>
+      <w:r>
+        <w:rPr>
+          <w:highlight w:val="yellow"/>
+        </w:rPr>
+        <w:t>www</w:t>
+      </w:r>
+      <w:proofErr w:type="spellEnd"/>
+      <w:r>
+        <w:rPr>
+          <w:highlight w:val="yellow"/>
+        </w:rPr>
+        <w:t>/</w:t>
+      </w:r>
+      <w:proofErr w:type="spellStart"/>
+      <w:r>
+        <w:rPr>
+          <w:highlight w:val="yellow"/>
+        </w:rPr>
+        <w:t>html</w:t>
+      </w:r>
+      <w:proofErr w:type="spellEnd"/>
+      <w:r>
+        <w:rPr>
+          <w:highlight w:val="yellow"/>
+        </w:rPr>
+        <w:t>/index.html</w:t>
+      </w:r>
+    </w:p>
+    <w:p>
+      <w:pPr>
+        <w:rPr>
+          <w:highlight w:val="cyan"/>
+        </w:rPr>
+      </w:pPr>
+      <w:r>
+        <w:rPr>
+          <w:highlight w:val="cyan"/>
+        </w:rPr>
+        <w:t xml:space="preserve">Bemásolod utána </w:t>
+      </w:r>
+      <w:proofErr w:type="spellStart"/>
+      <w:r>
+        <w:rPr>
+          <w:highlight w:val="cyan"/>
+        </w:rPr>
+        <w:t>Ctrl+O</w:t>
+      </w:r>
+      <w:proofErr w:type="spellEnd"/>
+      <w:r>
+        <w:rPr>
+          <w:highlight w:val="cyan"/>
+        </w:rPr>
+        <w:t xml:space="preserve"> és </w:t>
+      </w:r>
+      <w:proofErr w:type="spellStart"/>
+      <w:r>
+        <w:rPr>
+          <w:highlight w:val="cyan"/>
+        </w:rPr>
+        <w:t>Ctrl+X</w:t>
+      </w:r>
+      <w:proofErr w:type="spellEnd"/>
+    </w:p>
+    <w:p>
+      <w:r>
+        <w:rPr>
+          <w:highlight w:val="cyan"/>
+        </w:rPr>
+        <w:t>Kimásolod a CSS-t is.</w:t>
+      </w:r>
+    </w:p>
+    <w:p>
+      <w:proofErr w:type="spellStart"/>
+      <w:r>
+        <w:rPr>
+          <w:highlight w:val="yellow"/>
+        </w:rPr>
+        <w:t>sudo</w:t>
+      </w:r>
+      <w:proofErr w:type="spellEnd"/>
+      <w:r>
+        <w:rPr>
+          <w:highlight w:val="yellow"/>
+        </w:rPr>
+        <w:t xml:space="preserve"> </w:t>
+      </w:r>
+      <w:proofErr w:type="spellStart"/>
+      <w:r>
+        <w:rPr>
+          <w:highlight w:val="yellow"/>
+        </w:rPr>
+        <w:t>nano</w:t>
+      </w:r>
+      <w:proofErr w:type="spellEnd"/>
+      <w:r>
+        <w:rPr>
+          <w:highlight w:val="yellow"/>
+        </w:rPr>
+        <w:t xml:space="preserve"> /var/</w:t>
+      </w:r>
+      <w:proofErr w:type="spellStart"/>
+      <w:r>
+        <w:rPr>
+          <w:highlight w:val="yellow"/>
+        </w:rPr>
+        <w:t>www</w:t>
+      </w:r>
+      <w:proofErr w:type="spellEnd"/>
+      <w:r>
+        <w:rPr>
+          <w:highlight w:val="yellow"/>
+        </w:rPr>
+        <w:t>/</w:t>
+      </w:r>
+      <w:proofErr w:type="spellStart"/>
+      <w:r>
+        <w:rPr>
+          <w:highlight w:val="yellow"/>
+        </w:rPr>
+        <w:t>html</w:t>
+      </w:r>
+      <w:proofErr w:type="spellEnd"/>
+      <w:r>
+        <w:rPr>
+          <w:highlight w:val="yellow"/>
+        </w:rPr>
+        <w:t>/</w:t>
+      </w:r>
+      <w:r>
+        <w:rPr>
+          <w:highlight w:val="yellow"/>
+        </w:rPr>
+        <w:t>style.css</w:t>
+      </w:r>
+    </w:p>
+    <w:p>
+      <w:r>
+        <w:rPr>
+          <w:highlight w:val="cyan"/>
+        </w:rPr>
+        <w:t xml:space="preserve">Bemásolod utána </w:t>
+      </w:r>
+      <w:proofErr w:type="spellStart"/>
+      <w:r>
+        <w:rPr>
+          <w:highlight w:val="cyan"/>
+        </w:rPr>
+        <w:t>Ctrl+O</w:t>
+      </w:r>
+      <w:proofErr w:type="spellEnd"/>
+      <w:r>
+        <w:rPr>
+          <w:highlight w:val="cyan"/>
+        </w:rPr>
+        <w:t xml:space="preserve"> és </w:t>
+      </w:r>
+      <w:proofErr w:type="spellStart"/>
+      <w:r>
+        <w:rPr>
+          <w:highlight w:val="cyan"/>
+        </w:rPr>
+        <w:t>Ctrl+X</w:t>
+      </w:r>
+      <w:proofErr w:type="spellEnd"/>
+    </w:p>
+    <w:p>
+      <w:r>
+        <w:rPr>
+          <w:highlight w:val="red"/>
+        </w:rPr>
+        <w:t>Ellenőrzés, hogy működik e az oldal:</w:t>
+      </w:r>
+    </w:p>
+    <w:p>
+      <w:proofErr w:type="spellStart"/>
+      <w:r>
+        <w:rPr>
+          <w:highlight w:val="yellow"/>
+        </w:rPr>
+        <w:t>Ip</w:t>
+      </w:r>
+      <w:proofErr w:type="spellEnd"/>
+      <w:r>
+        <w:rPr>
+          <w:highlight w:val="yellow"/>
+        </w:rPr>
+        <w:t xml:space="preserve"> a</w:t>
+      </w:r>
+    </w:p>
+    <w:p>
+      <w:pPr>
+        <w:rPr>
+          <w:rStyle w:val="HTML-kd"/>
+          <w:rFonts w:eastAsiaTheme="minorHAnsi"/>
+          <w:highlight w:val="cyan"/>
+        </w:rPr>
+      </w:pPr>
+      <w:r>
+        <w:rPr>
+          <w:highlight w:val="cyan"/>
+        </w:rPr>
+        <w:t xml:space="preserve">keresd az </w:t>
+      </w:r>
+      <w:r>
+        <w:rPr>
+          <w:rStyle w:val="HTML-kd"/>
+          <w:rFonts w:eastAsiaTheme="minorHAnsi"/>
+          <w:highlight w:val="cyan"/>
+        </w:rPr>
+        <w:t>enp0s3</w:t>
+      </w:r>
+      <w:r>
+        <w:rPr>
+          <w:highlight w:val="cyan"/>
+        </w:rPr>
+        <w:t xml:space="preserve"> vagy hasonló interfész </w:t>
+      </w:r>
+      <w:proofErr w:type="spellStart"/>
+      <w:r>
+        <w:rPr>
+          <w:rStyle w:val="HTML-kd"/>
+          <w:rFonts w:eastAsiaTheme="minorHAnsi"/>
+          <w:highlight w:val="cyan"/>
+        </w:rPr>
+        <w:t>inet</w:t>
+      </w:r>
+      <w:proofErr w:type="spellEnd"/>
+      <w:r>
+        <w:rPr>
+          <w:highlight w:val="cyan"/>
+        </w:rPr>
+        <w:t xml:space="preserve"> utáni címét, pl. </w:t>
+      </w:r>
+      <w:r>
+        <w:rPr>
+          <w:rStyle w:val="HTML-kd"/>
+          <w:rFonts w:eastAsiaTheme="minorHAnsi"/>
+          <w:highlight w:val="cyan"/>
+        </w:rPr>
+        <w:t>192.168.x.x</w:t>
+      </w:r>
+    </w:p>
+    <w:p>
+      <w:r>
+        <w:rPr>
+          <w:highlight w:val="cyan"/>
+        </w:rPr>
+        <w:t>Nyisd meg a böngészőt a saját (gazda) gépeden, és írd be ezt az IP-címet a címsorba. Látnod kell a letöltött oldalt!</w:t>
+      </w:r>
+    </w:p>
+    <w:p>
+      <w:r>
+        <w:drawing>
+          <wp:inline distT="0" distB="0" distL="0" distR="0" wp14:anchorId="1AA33508" wp14:editId="77186ADA">
+            <wp:extent cx="5760720" cy="2439670"/>
+            <wp:effectExtent l="0" t="0" r="0" b="0"/>
+            <wp:docPr id="45" name="Kép 45"/>
+            <wp:cNvGraphicFramePr>
+              <a:graphicFrameLocks xmlns:a="http://schemas.openxmlformats.org/drawingml/2006/main" noChangeAspect="1"/>
+            </wp:cNvGraphicFramePr>
+            <a:graphic xmlns:a="http://schemas.openxmlformats.org/drawingml/2006/main">
+              <a:graphicData uri="http://schemas.openxmlformats.org/drawingml/2006/picture">
+                <pic:pic xmlns:pic="http://schemas.openxmlformats.org/drawingml/2006/picture">
+                  <pic:nvPicPr>
+                    <pic:cNvPr id="1" name=""/>
+                    <pic:cNvPicPr/>
+                  </pic:nvPicPr>
+                  <pic:blipFill>
+                    <a:blip r:embed="rId36"/>
+                    <a:stretch>
+                      <a:fillRect/>
+                    </a:stretch>
+                  </pic:blipFill>
+                  <pic:spPr>
+                    <a:xfrm>
+                      <a:off x="0" y="0"/>
+                      <a:ext cx="5760720" cy="2439670"/>
+                    </a:xfrm>
+                    <a:prstGeom prst="rect">
+                      <a:avLst/>
+                    </a:prstGeom>
+                  </pic:spPr>
+                </pic:pic>
+              </a:graphicData>
+            </a:graphic>
+          </wp:inline>
+        </w:drawing>
+      </w:r>
+    </w:p>
+    <w:p>
+      <w:r>
         <w:t xml:space="preserve">Telepítsd a </w:t>
       </w:r>
+      <w:proofErr w:type="spellStart"/>
       <w:r>
         <w:rPr>
           <w:rFonts w:ascii="Courier New" w:hAnsi="Courier New" w:cs="Courier New"/>
@@ -3361,9 +6166,543 @@
         </w:rPr>
         <w:t>squid</w:t>
       </w:r>
-      <w:r>
-        <w:t xml:space="preserve"> csomagot! Módosítsd a squid konfigurációját (/etc/squid/squid.conf), hogy a proxy a 8080-as porton figyeljen! Engedélyezd a 8080-as portot a tűzfalon! Indítsa újra a squid-ot!</w:t>
-      </w:r>
+      <w:proofErr w:type="spellEnd"/>
+      <w:r>
+        <w:t xml:space="preserve"> csomagot! Módosítsd a </w:t>
+      </w:r>
+      <w:proofErr w:type="spellStart"/>
+      <w:r>
+        <w:t>squid</w:t>
+      </w:r>
+      <w:proofErr w:type="spellEnd"/>
+      <w:r>
+        <w:t xml:space="preserve"> konfigurációját (/</w:t>
+      </w:r>
+      <w:proofErr w:type="spellStart"/>
+      <w:r>
+        <w:t>etc</w:t>
+      </w:r>
+      <w:proofErr w:type="spellEnd"/>
+      <w:r>
+        <w:t>/</w:t>
+      </w:r>
+      <w:proofErr w:type="spellStart"/>
+      <w:r>
+        <w:t>squid</w:t>
+      </w:r>
+      <w:proofErr w:type="spellEnd"/>
+      <w:r>
+        <w:t>/</w:t>
+      </w:r>
+      <w:proofErr w:type="spellStart"/>
+      <w:r>
+        <w:t>squid.conf</w:t>
+      </w:r>
+      <w:proofErr w:type="spellEnd"/>
+      <w:r>
+        <w:t xml:space="preserve">), hogy a proxy a 8080-as </w:t>
+      </w:r>
+      <w:proofErr w:type="spellStart"/>
+      <w:r>
+        <w:t>porton</w:t>
+      </w:r>
+      <w:proofErr w:type="spellEnd"/>
+      <w:r>
+        <w:t xml:space="preserve"> figyeljen! Engedélyezd a 8080-as </w:t>
+      </w:r>
+      <w:proofErr w:type="spellStart"/>
+      <w:r>
+        <w:t>portot</w:t>
+      </w:r>
+      <w:proofErr w:type="spellEnd"/>
+      <w:r>
+        <w:t xml:space="preserve"> a tűzfalon! Indítsa újra a </w:t>
+      </w:r>
+      <w:proofErr w:type="spellStart"/>
+      <w:r>
+        <w:t>squid</w:t>
+      </w:r>
+      <w:proofErr w:type="spellEnd"/>
+      <w:r>
+        <w:t>-ot!</w:t>
+      </w:r>
+    </w:p>
+    <w:p>
+      <w:proofErr w:type="spellStart"/>
+      <w:r>
+        <w:rPr>
+          <w:highlight w:val="cyan"/>
+        </w:rPr>
+        <w:t>Squid</w:t>
+      </w:r>
+      <w:proofErr w:type="spellEnd"/>
+      <w:r>
+        <w:rPr>
+          <w:highlight w:val="cyan"/>
+        </w:rPr>
+        <w:t xml:space="preserve"> telepítése:</w:t>
+      </w:r>
+    </w:p>
+    <w:p>
+      <w:proofErr w:type="spellStart"/>
+      <w:r>
+        <w:rPr>
+          <w:highlight w:val="yellow"/>
+        </w:rPr>
+        <w:lastRenderedPageBreak/>
+        <w:t>sudo</w:t>
+      </w:r>
+      <w:proofErr w:type="spellEnd"/>
+      <w:r>
+        <w:rPr>
+          <w:highlight w:val="yellow"/>
+        </w:rPr>
+        <w:t xml:space="preserve"> </w:t>
+      </w:r>
+      <w:proofErr w:type="spellStart"/>
+      <w:r>
+        <w:rPr>
+          <w:highlight w:val="yellow"/>
+        </w:rPr>
+        <w:t>apt</w:t>
+      </w:r>
+      <w:proofErr w:type="spellEnd"/>
+      <w:r>
+        <w:rPr>
+          <w:highlight w:val="yellow"/>
+        </w:rPr>
+        <w:t xml:space="preserve"> </w:t>
+      </w:r>
+      <w:proofErr w:type="spellStart"/>
+      <w:r>
+        <w:rPr>
+          <w:highlight w:val="yellow"/>
+        </w:rPr>
+        <w:t>install</w:t>
+      </w:r>
+      <w:proofErr w:type="spellEnd"/>
+      <w:r>
+        <w:rPr>
+          <w:highlight w:val="yellow"/>
+        </w:rPr>
+        <w:t xml:space="preserve"> </w:t>
+      </w:r>
+      <w:proofErr w:type="spellStart"/>
+      <w:r>
+        <w:rPr>
+          <w:highlight w:val="yellow"/>
+        </w:rPr>
+        <w:t>squid</w:t>
+      </w:r>
+      <w:proofErr w:type="spellEnd"/>
+      <w:r>
+        <w:rPr>
+          <w:highlight w:val="yellow"/>
+        </w:rPr>
+        <w:t xml:space="preserve"> -y</w:t>
+      </w:r>
+    </w:p>
+    <w:p>
+      <w:r>
+        <w:rPr>
+          <w:highlight w:val="cyan"/>
+        </w:rPr>
+        <w:t xml:space="preserve">Konfiguráció módosítása (8080-as </w:t>
+      </w:r>
+      <w:proofErr w:type="spellStart"/>
+      <w:r>
+        <w:rPr>
+          <w:highlight w:val="cyan"/>
+        </w:rPr>
+        <w:t>portra</w:t>
+      </w:r>
+      <w:proofErr w:type="spellEnd"/>
+      <w:r>
+        <w:rPr>
+          <w:highlight w:val="cyan"/>
+        </w:rPr>
+        <w:t>):</w:t>
+      </w:r>
+    </w:p>
+    <w:p>
+      <w:proofErr w:type="spellStart"/>
+      <w:r>
+        <w:rPr>
+          <w:highlight w:val="yellow"/>
+        </w:rPr>
+        <w:t>sudo</w:t>
+      </w:r>
+      <w:proofErr w:type="spellEnd"/>
+      <w:r>
+        <w:rPr>
+          <w:highlight w:val="yellow"/>
+        </w:rPr>
+        <w:t xml:space="preserve"> </w:t>
+      </w:r>
+      <w:proofErr w:type="spellStart"/>
+      <w:r>
+        <w:rPr>
+          <w:highlight w:val="yellow"/>
+        </w:rPr>
+        <w:t>nano</w:t>
+      </w:r>
+      <w:proofErr w:type="spellEnd"/>
+      <w:r>
+        <w:rPr>
+          <w:highlight w:val="yellow"/>
+        </w:rPr>
+        <w:t xml:space="preserve"> /</w:t>
+      </w:r>
+      <w:proofErr w:type="spellStart"/>
+      <w:r>
+        <w:rPr>
+          <w:highlight w:val="yellow"/>
+        </w:rPr>
+        <w:t>etc</w:t>
+      </w:r>
+      <w:proofErr w:type="spellEnd"/>
+      <w:r>
+        <w:rPr>
+          <w:highlight w:val="yellow"/>
+        </w:rPr>
+        <w:t>/</w:t>
+      </w:r>
+      <w:proofErr w:type="spellStart"/>
+      <w:r>
+        <w:rPr>
+          <w:highlight w:val="yellow"/>
+        </w:rPr>
+        <w:t>squid</w:t>
+      </w:r>
+      <w:proofErr w:type="spellEnd"/>
+      <w:r>
+        <w:rPr>
+          <w:highlight w:val="yellow"/>
+        </w:rPr>
+        <w:t>/</w:t>
+      </w:r>
+      <w:proofErr w:type="spellStart"/>
+      <w:r>
+        <w:rPr>
+          <w:highlight w:val="yellow"/>
+        </w:rPr>
+        <w:t>squid.conf</w:t>
+      </w:r>
+      <w:proofErr w:type="spellEnd"/>
+    </w:p>
+    <w:p>
+      <w:r>
+        <w:rPr>
+          <w:highlight w:val="cyan"/>
+        </w:rPr>
+        <w:t xml:space="preserve">A </w:t>
+      </w:r>
+      <w:proofErr w:type="spellStart"/>
+      <w:r>
+        <w:rPr>
+          <w:highlight w:val="cyan"/>
+        </w:rPr>
+        <w:t>nano</w:t>
+      </w:r>
+      <w:proofErr w:type="spellEnd"/>
+      <w:r>
+        <w:rPr>
+          <w:highlight w:val="cyan"/>
+        </w:rPr>
+        <w:t>-ban használd a keresőt (</w:t>
+      </w:r>
+      <w:proofErr w:type="spellStart"/>
+      <w:r>
+        <w:rPr>
+          <w:rStyle w:val="HTML-kd"/>
+          <w:rFonts w:eastAsiaTheme="minorHAnsi"/>
+          <w:highlight w:val="cyan"/>
+        </w:rPr>
+        <w:t>Ctrl+W</w:t>
+      </w:r>
+      <w:proofErr w:type="spellEnd"/>
+      <w:r>
+        <w:rPr>
+          <w:highlight w:val="cyan"/>
+        </w:rPr>
+        <w:t xml:space="preserve">), írd be, hogy </w:t>
+      </w:r>
+      <w:proofErr w:type="spellStart"/>
+      <w:r>
+        <w:rPr>
+          <w:rStyle w:val="HTML-kd"/>
+          <w:rFonts w:eastAsiaTheme="minorHAnsi"/>
+          <w:highlight w:val="cyan"/>
+        </w:rPr>
+        <w:t>http_port</w:t>
+      </w:r>
+      <w:proofErr w:type="spellEnd"/>
+      <w:r>
+        <w:rPr>
+          <w:rStyle w:val="HTML-kd"/>
+          <w:rFonts w:eastAsiaTheme="minorHAnsi"/>
+          <w:highlight w:val="cyan"/>
+        </w:rPr>
+        <w:t xml:space="preserve"> 3128</w:t>
+      </w:r>
+      <w:r>
+        <w:rPr>
+          <w:highlight w:val="cyan"/>
+        </w:rPr>
+        <w:t>, majd nyomj Entert.</w:t>
+      </w:r>
+    </w:p>
+    <w:p>
+      <w:pPr>
+        <w:rPr>
+          <w:rStyle w:val="HTML-kd"/>
+          <w:rFonts w:eastAsiaTheme="minorHAnsi"/>
+        </w:rPr>
+      </w:pPr>
+      <w:r>
+        <w:rPr>
+          <w:highlight w:val="cyan"/>
+        </w:rPr>
+        <w:t xml:space="preserve">Ha megtaláltad a sort, írd át a </w:t>
+      </w:r>
+      <w:r>
+        <w:rPr>
+          <w:rStyle w:val="HTML-kd"/>
+          <w:rFonts w:eastAsiaTheme="minorHAnsi"/>
+          <w:highlight w:val="cyan"/>
+        </w:rPr>
+        <w:t>3128</w:t>
+      </w:r>
+      <w:r>
+        <w:rPr>
+          <w:highlight w:val="cyan"/>
+        </w:rPr>
+        <w:t xml:space="preserve">-at </w:t>
+      </w:r>
+      <w:r>
+        <w:rPr>
+          <w:rStyle w:val="HTML-kd"/>
+          <w:rFonts w:eastAsiaTheme="minorHAnsi"/>
+          <w:highlight w:val="cyan"/>
+        </w:rPr>
+        <w:t>8080</w:t>
+      </w:r>
+      <w:r>
+        <w:rPr>
+          <w:highlight w:val="cyan"/>
+        </w:rPr>
+        <w:t xml:space="preserve">-ra: </w:t>
+      </w:r>
+      <w:proofErr w:type="spellStart"/>
+      <w:r>
+        <w:rPr>
+          <w:rStyle w:val="HTML-kd"/>
+          <w:rFonts w:eastAsiaTheme="minorHAnsi"/>
+          <w:highlight w:val="cyan"/>
+        </w:rPr>
+        <w:t>http_port</w:t>
+      </w:r>
+      <w:proofErr w:type="spellEnd"/>
+      <w:r>
+        <w:rPr>
+          <w:rStyle w:val="HTML-kd"/>
+          <w:rFonts w:eastAsiaTheme="minorHAnsi"/>
+          <w:highlight w:val="cyan"/>
+        </w:rPr>
+        <w:t xml:space="preserve"> 8080</w:t>
+      </w:r>
+    </w:p>
+    <w:p>
+      <w:r>
+        <w:rPr>
+          <w:highlight w:val="cyan"/>
+        </w:rPr>
+        <w:t>Mentsd el (</w:t>
+      </w:r>
+      <w:proofErr w:type="spellStart"/>
+      <w:r>
+        <w:rPr>
+          <w:rStyle w:val="HTML-kd"/>
+          <w:rFonts w:eastAsiaTheme="minorHAnsi"/>
+          <w:highlight w:val="cyan"/>
+        </w:rPr>
+        <w:t>Ctrl+O</w:t>
+      </w:r>
+      <w:proofErr w:type="spellEnd"/>
+      <w:r>
+        <w:rPr>
+          <w:highlight w:val="cyan"/>
+        </w:rPr>
+        <w:t xml:space="preserve">, </w:t>
+      </w:r>
+      <w:r>
+        <w:rPr>
+          <w:rStyle w:val="HTML-kd"/>
+          <w:rFonts w:eastAsiaTheme="minorHAnsi"/>
+          <w:highlight w:val="cyan"/>
+        </w:rPr>
+        <w:t>Enter</w:t>
+      </w:r>
+      <w:r>
+        <w:rPr>
+          <w:highlight w:val="cyan"/>
+        </w:rPr>
+        <w:t xml:space="preserve">, </w:t>
+      </w:r>
+      <w:proofErr w:type="spellStart"/>
+      <w:r>
+        <w:rPr>
+          <w:rStyle w:val="HTML-kd"/>
+          <w:rFonts w:eastAsiaTheme="minorHAnsi"/>
+          <w:highlight w:val="cyan"/>
+        </w:rPr>
+        <w:t>Ctrl+X</w:t>
+      </w:r>
+      <w:proofErr w:type="spellEnd"/>
+      <w:r>
+        <w:rPr>
+          <w:highlight w:val="cyan"/>
+        </w:rPr>
+        <w:t>).</w:t>
+      </w:r>
+    </w:p>
+    <w:p>
+      <w:r>
+        <w:rPr>
+          <w:highlight w:val="cyan"/>
+        </w:rPr>
+        <w:t xml:space="preserve">Tűzfal engedélyezése a 8080-as </w:t>
+      </w:r>
+      <w:proofErr w:type="spellStart"/>
+      <w:r>
+        <w:rPr>
+          <w:highlight w:val="cyan"/>
+        </w:rPr>
+        <w:t>portra</w:t>
+      </w:r>
+      <w:proofErr w:type="spellEnd"/>
+      <w:r>
+        <w:rPr>
+          <w:highlight w:val="cyan"/>
+        </w:rPr>
+        <w:t>:</w:t>
+      </w:r>
+    </w:p>
+    <w:p>
+      <w:proofErr w:type="spellStart"/>
+      <w:r>
+        <w:rPr>
+          <w:highlight w:val="yellow"/>
+        </w:rPr>
+        <w:t>sudo</w:t>
+      </w:r>
+      <w:proofErr w:type="spellEnd"/>
+      <w:r>
+        <w:rPr>
+          <w:highlight w:val="yellow"/>
+        </w:rPr>
+        <w:t xml:space="preserve"> </w:t>
+      </w:r>
+      <w:proofErr w:type="spellStart"/>
+      <w:r>
+        <w:rPr>
+          <w:highlight w:val="yellow"/>
+        </w:rPr>
+        <w:t>ufw</w:t>
+      </w:r>
+      <w:proofErr w:type="spellEnd"/>
+      <w:r>
+        <w:rPr>
+          <w:highlight w:val="yellow"/>
+        </w:rPr>
+        <w:t xml:space="preserve"> </w:t>
+      </w:r>
+      <w:proofErr w:type="spellStart"/>
+      <w:r>
+        <w:rPr>
+          <w:highlight w:val="yellow"/>
+        </w:rPr>
+        <w:t>allow</w:t>
+      </w:r>
+      <w:proofErr w:type="spellEnd"/>
+      <w:r>
+        <w:rPr>
+          <w:highlight w:val="yellow"/>
+        </w:rPr>
+        <w:t xml:space="preserve"> 8080/</w:t>
+      </w:r>
+      <w:proofErr w:type="spellStart"/>
+      <w:r>
+        <w:rPr>
+          <w:highlight w:val="yellow"/>
+        </w:rPr>
+        <w:t>tcp</w:t>
+      </w:r>
+      <w:proofErr w:type="spellEnd"/>
+    </w:p>
+    <w:p>
+      <w:pPr>
+        <w:rPr>
+          <w:b/>
+          <w:bCs/>
+        </w:rPr>
+      </w:pPr>
+      <w:proofErr w:type="spellStart"/>
+      <w:r>
+        <w:rPr>
+          <w:b/>
+          <w:bCs/>
+          <w:highlight w:val="cyan"/>
+        </w:rPr>
+        <w:t>Squid</w:t>
+      </w:r>
+      <w:proofErr w:type="spellEnd"/>
+      <w:r>
+        <w:rPr>
+          <w:b/>
+          <w:bCs/>
+          <w:highlight w:val="cyan"/>
+        </w:rPr>
+        <w:t xml:space="preserve"> újraindítása:</w:t>
+      </w:r>
+    </w:p>
+    <w:p>
+      <w:proofErr w:type="spellStart"/>
+      <w:r>
+        <w:rPr>
+          <w:highlight w:val="yellow"/>
+        </w:rPr>
+        <w:t>sudo</w:t>
+      </w:r>
+      <w:proofErr w:type="spellEnd"/>
+      <w:r>
+        <w:rPr>
+          <w:highlight w:val="yellow"/>
+        </w:rPr>
+        <w:t xml:space="preserve"> </w:t>
+      </w:r>
+      <w:proofErr w:type="spellStart"/>
+      <w:r>
+        <w:rPr>
+          <w:highlight w:val="yellow"/>
+        </w:rPr>
+        <w:t>systemctl</w:t>
+      </w:r>
+      <w:proofErr w:type="spellEnd"/>
+      <w:r>
+        <w:rPr>
+          <w:highlight w:val="yellow"/>
+        </w:rPr>
+        <w:t xml:space="preserve"> restart </w:t>
+      </w:r>
+      <w:proofErr w:type="spellStart"/>
+      <w:r>
+        <w:rPr>
+          <w:highlight w:val="yellow"/>
+        </w:rPr>
+        <w:t>squid</w:t>
+      </w:r>
+      <w:proofErr w:type="spellEnd"/>
     </w:p>
     <w:sectPr>
       <w:pgSz w:w="11906" w:h="16838"/>
@@ -3841,6 +7180,19 @@
       <w:shd w:val="clear" w:color="auto" w:fill="E1DFDD"/>
     </w:rPr>
   </w:style>
+  <w:style w:type="character" w:styleId="HTML-kd">
+    <w:name w:val="HTML Code"/>
+    <w:basedOn w:val="Bekezdsalapbettpusa"/>
+    <w:uiPriority w:val="99"/>
+    <w:semiHidden/>
+    <w:unhideWhenUsed/>
+    <w:rsid w:val="00992AA6"/>
+    <w:rPr>
+      <w:rFonts w:ascii="Courier New" w:eastAsia="Times New Roman" w:hAnsi="Courier New" w:cs="Courier New"/>
+      <w:sz w:val="20"/>
+      <w:szCs w:val="20"/>
+    </w:rPr>
+  </w:style>
 </w:styles>
 </file>
 

--- a/Felho_szerv/Gyakorló feladatok PIROS ZÖLD KÉK.docx
+++ b/Felho_szerv/Gyakorló feladatok PIROS ZÖLD KÉK.docx
@@ -4,55 +4,93 @@
   <w:body>
     <w:p>
       <w:pPr>
+        <w:jc w:val="center"/>
         <w:rPr>
           <w:b/>
           <w:bCs/>
-          <w:color w:val="FF0000"/>
-          <w:sz w:val="96"/>
-          <w:szCs w:val="96"/>
+          <w:color w:val="000000" w:themeColor="text1"/>
+          <w:sz w:val="48"/>
+          <w:szCs w:val="48"/>
         </w:rPr>
       </w:pPr>
       <w:r>
         <w:rPr>
           <w:b/>
           <w:bCs/>
-          <w:color w:val="FF0000"/>
-          <w:sz w:val="96"/>
-          <w:szCs w:val="96"/>
-        </w:rPr>
-        <w:t>PIROS</w:t>
-      </w:r>
-    </w:p>
-    <w:p>
-      <w:proofErr w:type="spellStart"/>
-      <w:r>
+          <w:color w:val="000000" w:themeColor="text1"/>
+          <w:sz w:val="48"/>
+          <w:szCs w:val="48"/>
+        </w:rPr>
+        <w:t>Segédlet</w:t>
+      </w:r>
+      <w:r>
+        <w:rPr>
+          <w:b/>
+          <w:bCs/>
+          <w:color w:val="000000" w:themeColor="text1"/>
+          <w:sz w:val="48"/>
+          <w:szCs w:val="48"/>
+        </w:rPr>
+        <w:t xml:space="preserve"> vizsgához</w:t>
+      </w:r>
+      <w:r>
+        <w:rPr>
+          <w:b/>
+          <w:bCs/>
+          <w:color w:val="000000" w:themeColor="text1"/>
+          <w:sz w:val="48"/>
+          <w:szCs w:val="48"/>
+        </w:rPr>
+        <w:t xml:space="preserve"> &lt;3</w:t>
+      </w:r>
+    </w:p>
+    <w:p>
+      <w:pPr>
+        <w:jc w:val="center"/>
+        <w:rPr>
+          <w:b/>
+          <w:bCs/>
+          <w:color w:val="000000" w:themeColor="text1"/>
+          <w:sz w:val="48"/>
+          <w:szCs w:val="48"/>
+        </w:rPr>
+      </w:pPr>
+    </w:p>
+    <w:p>
+      <w:pPr>
+        <w:jc w:val="center"/>
+        <w:rPr>
+          <w:rFonts w:ascii="Arial Black" w:hAnsi="Arial Black"/>
+          <w:b/>
+          <w:bCs/>
+          <w:color w:val="000000" w:themeColor="text1"/>
+          <w:sz w:val="32"/>
+          <w:szCs w:val="32"/>
+        </w:rPr>
+      </w:pPr>
+      <w:proofErr w:type="spellStart"/>
+      <w:r>
+        <w:rPr>
+          <w:rFonts w:ascii="Arial Black" w:hAnsi="Arial Black"/>
+          <w:b/>
+          <w:bCs/>
+          <w:color w:val="000000" w:themeColor="text1"/>
+          <w:sz w:val="32"/>
+          <w:szCs w:val="32"/>
+        </w:rPr>
         <w:t>Azure</w:t>
       </w:r>
       <w:proofErr w:type="spellEnd"/>
       <w:r>
-        <w:t xml:space="preserve">-ban telepíts Windows 2019 szervert! Legyen elérhető http, </w:t>
-      </w:r>
-      <w:proofErr w:type="spellStart"/>
-      <w:r>
-        <w:t>HTTPs</w:t>
-      </w:r>
-      <w:proofErr w:type="spellEnd"/>
-      <w:r>
-        <w:t xml:space="preserve"> protokollon keresztül is! Az IP címét a 172.16.0.32/27 tartományból kapja. Automatikusan álljon le 12:00 órakor! </w:t>
-      </w:r>
-      <w:r>
-        <w:t xml:space="preserve">Telepíts webszerver szolgáltatást! Töröld az eredeti weblapot, másold be helyette a </w:t>
-      </w:r>
-      <w:hyperlink r:id="rId4" w:history="1">
-        <w:r>
-          <w:rPr>
-            <w:rStyle w:val="Hiperhivatkozs"/>
-          </w:rPr>
-          <w:t>https://csszengarden.com/</w:t>
-        </w:r>
-      </w:hyperlink>
-      <w:r>
-        <w:t xml:space="preserve"> oldalról az index.html oldalt és a style.css oldalt! A gazda operációs rendszer böngészőjében jelenítsd meg a weblapot!</w:t>
+        <w:rPr>
+          <w:rFonts w:ascii="Arial Black" w:hAnsi="Arial Black"/>
+          <w:b/>
+          <w:bCs/>
+          <w:color w:val="000000" w:themeColor="text1"/>
+          <w:sz w:val="32"/>
+          <w:szCs w:val="32"/>
+        </w:rPr>
+        <w:t xml:space="preserve"> Windows Szerver 2019</w:t>
       </w:r>
     </w:p>
     <w:p>
@@ -152,7 +190,7 @@
                     <pic:cNvPicPr/>
                   </pic:nvPicPr>
                   <pic:blipFill>
-                    <a:blip r:embed="rId5"/>
+                    <a:blip r:embed="rId4"/>
                     <a:stretch>
                       <a:fillRect/>
                     </a:stretch>
@@ -196,6 +234,61 @@
             <wp:extent cx="1810003" cy="695422"/>
             <wp:effectExtent l="0" t="0" r="0" b="9525"/>
             <wp:docPr id="3" name="Kép 3"/>
+            <wp:cNvGraphicFramePr>
+              <a:graphicFrameLocks xmlns:a="http://schemas.openxmlformats.org/drawingml/2006/main" noChangeAspect="1"/>
+            </wp:cNvGraphicFramePr>
+            <a:graphic xmlns:a="http://schemas.openxmlformats.org/drawingml/2006/main">
+              <a:graphicData uri="http://schemas.openxmlformats.org/drawingml/2006/picture">
+                <pic:pic xmlns:pic="http://schemas.openxmlformats.org/drawingml/2006/picture">
+                  <pic:nvPicPr>
+                    <pic:cNvPr id="1" name=""/>
+                    <pic:cNvPicPr/>
+                  </pic:nvPicPr>
+                  <pic:blipFill>
+                    <a:blip r:embed="rId5"/>
+                    <a:stretch>
+                      <a:fillRect/>
+                    </a:stretch>
+                  </pic:blipFill>
+                  <pic:spPr>
+                    <a:xfrm>
+                      <a:off x="0" y="0"/>
+                      <a:ext cx="1810003" cy="695422"/>
+                    </a:xfrm>
+                    <a:prstGeom prst="rect">
+                      <a:avLst/>
+                    </a:prstGeom>
+                  </pic:spPr>
+                </pic:pic>
+              </a:graphicData>
+            </a:graphic>
+          </wp:inline>
+        </w:drawing>
+      </w:r>
+    </w:p>
+    <w:p>
+      <w:pPr>
+        <w:rPr>
+          <w:rFonts w:ascii="Arial Black" w:hAnsi="Arial Black"/>
+        </w:rPr>
+      </w:pPr>
+      <w:r>
+        <w:rPr>
+          <w:rFonts w:ascii="Arial Black" w:hAnsi="Arial Black"/>
+        </w:rPr>
+        <w:t>http és https</w:t>
+      </w:r>
+    </w:p>
+    <w:p>
+      <w:r>
+        <w:rPr>
+          <w:noProof/>
+        </w:rPr>
+        <w:drawing>
+          <wp:inline distT="0" distB="0" distL="0" distR="0" wp14:anchorId="04FA2FDC" wp14:editId="3942433E">
+            <wp:extent cx="5760720" cy="1416050"/>
+            <wp:effectExtent l="0" t="0" r="0" b="0"/>
+            <wp:docPr id="6" name="Kép 6"/>
             <wp:cNvGraphicFramePr>
               <a:graphicFrameLocks xmlns:a="http://schemas.openxmlformats.org/drawingml/2006/main" noChangeAspect="1"/>
             </wp:cNvGraphicFramePr>
@@ -215,7 +308,7 @@
                   <pic:spPr>
                     <a:xfrm>
                       <a:off x="0" y="0"/>
-                      <a:ext cx="1810003" cy="695422"/>
+                      <a:ext cx="5760720" cy="1416050"/>
                     </a:xfrm>
                     <a:prstGeom prst="rect">
                       <a:avLst/>
@@ -228,21 +321,18 @@
         </w:drawing>
       </w:r>
     </w:p>
-    <w:p>
-      <w:r>
-        <w:t>http és https</w:t>
-      </w:r>
-    </w:p>
+    <w:p/>
     <w:p>
       <w:r>
         <w:rPr>
           <w:noProof/>
         </w:rPr>
+        <w:lastRenderedPageBreak/>
         <w:drawing>
-          <wp:inline distT="0" distB="0" distL="0" distR="0" wp14:anchorId="04FA2FDC" wp14:editId="3942433E">
-            <wp:extent cx="5760720" cy="1416050"/>
+          <wp:inline distT="0" distB="0" distL="0" distR="0" wp14:anchorId="35823656" wp14:editId="5F6B4F17">
+            <wp:extent cx="1581371" cy="571580"/>
             <wp:effectExtent l="0" t="0" r="0" b="0"/>
-            <wp:docPr id="6" name="Kép 6"/>
+            <wp:docPr id="4" name="Kép 4"/>
             <wp:cNvGraphicFramePr>
               <a:graphicFrameLocks xmlns:a="http://schemas.openxmlformats.org/drawingml/2006/main" noChangeAspect="1"/>
             </wp:cNvGraphicFramePr>
@@ -262,7 +352,7 @@
                   <pic:spPr>
                     <a:xfrm>
                       <a:off x="0" y="0"/>
-                      <a:ext cx="5760720" cy="1416050"/>
+                      <a:ext cx="1581371" cy="571580"/>
                     </a:xfrm>
                     <a:prstGeom prst="rect">
                       <a:avLst/>
@@ -275,17 +365,29 @@
         </w:drawing>
       </w:r>
     </w:p>
-    <w:p/>
+    <w:p>
+      <w:pPr>
+        <w:rPr>
+          <w:rFonts w:ascii="Arial Black" w:hAnsi="Arial Black"/>
+        </w:rPr>
+      </w:pPr>
+      <w:r>
+        <w:rPr>
+          <w:rFonts w:ascii="Arial Black" w:hAnsi="Arial Black"/>
+        </w:rPr>
+        <w:t>Automatikusan álljon le 12:00 órakor</w:t>
+      </w:r>
+    </w:p>
     <w:p>
       <w:r>
         <w:rPr>
           <w:noProof/>
         </w:rPr>
         <w:drawing>
-          <wp:inline distT="0" distB="0" distL="0" distR="0" wp14:anchorId="35823656" wp14:editId="5F6B4F17">
-            <wp:extent cx="1581371" cy="571580"/>
+          <wp:inline distT="0" distB="0" distL="0" distR="0" wp14:anchorId="354A0395" wp14:editId="29056F65">
+            <wp:extent cx="5760720" cy="1509395"/>
             <wp:effectExtent l="0" t="0" r="0" b="0"/>
-            <wp:docPr id="4" name="Kép 4"/>
+            <wp:docPr id="5" name="Kép 5"/>
             <wp:cNvGraphicFramePr>
               <a:graphicFrameLocks xmlns:a="http://schemas.openxmlformats.org/drawingml/2006/main" noChangeAspect="1"/>
             </wp:cNvGraphicFramePr>
@@ -305,7 +407,7 @@
                   <pic:spPr>
                     <a:xfrm>
                       <a:off x="0" y="0"/>
-                      <a:ext cx="1581371" cy="571580"/>
+                      <a:ext cx="5760720" cy="1509395"/>
                     </a:xfrm>
                     <a:prstGeom prst="rect">
                       <a:avLst/>
@@ -319,15 +421,28 @@
       </w:r>
     </w:p>
     <w:p>
+      <w:pPr>
+        <w:rPr>
+          <w:rFonts w:ascii="Arial Black" w:hAnsi="Arial Black"/>
+        </w:rPr>
+      </w:pPr>
+      <w:r>
+        <w:rPr>
+          <w:rFonts w:ascii="Arial Black" w:hAnsi="Arial Black"/>
+        </w:rPr>
+        <w:t>belépünk a WS-be</w:t>
+      </w:r>
+    </w:p>
+    <w:p>
       <w:r>
         <w:rPr>
           <w:noProof/>
         </w:rPr>
         <w:drawing>
-          <wp:inline distT="0" distB="0" distL="0" distR="0" wp14:anchorId="354A0395" wp14:editId="29056F65">
-            <wp:extent cx="5760720" cy="1509395"/>
-            <wp:effectExtent l="0" t="0" r="0" b="0"/>
-            <wp:docPr id="5" name="Kép 5"/>
+          <wp:inline distT="0" distB="0" distL="0" distR="0" wp14:anchorId="230B2503" wp14:editId="7D97A0DA">
+            <wp:extent cx="2219635" cy="933580"/>
+            <wp:effectExtent l="0" t="0" r="9525" b="0"/>
+            <wp:docPr id="7" name="Kép 7"/>
             <wp:cNvGraphicFramePr>
               <a:graphicFrameLocks xmlns:a="http://schemas.openxmlformats.org/drawingml/2006/main" noChangeAspect="1"/>
             </wp:cNvGraphicFramePr>
@@ -347,61 +462,6 @@
                   <pic:spPr>
                     <a:xfrm>
                       <a:off x="0" y="0"/>
-                      <a:ext cx="5760720" cy="1509395"/>
-                    </a:xfrm>
-                    <a:prstGeom prst="rect">
-                      <a:avLst/>
-                    </a:prstGeom>
-                  </pic:spPr>
-                </pic:pic>
-              </a:graphicData>
-            </a:graphic>
-          </wp:inline>
-        </w:drawing>
-      </w:r>
-    </w:p>
-    <w:p>
-      <w:pPr>
-        <w:rPr>
-          <w:rFonts w:ascii="Arial Black" w:hAnsi="Arial Black"/>
-        </w:rPr>
-      </w:pPr>
-      <w:r>
-        <w:rPr>
-          <w:rFonts w:ascii="Arial Black" w:hAnsi="Arial Black"/>
-        </w:rPr>
-        <w:t>belépünk a WS-be</w:t>
-      </w:r>
-    </w:p>
-    <w:p>
-      <w:r>
-        <w:rPr>
-          <w:noProof/>
-        </w:rPr>
-        <w:drawing>
-          <wp:inline distT="0" distB="0" distL="0" distR="0" wp14:anchorId="230B2503" wp14:editId="7D97A0DA">
-            <wp:extent cx="2219635" cy="933580"/>
-            <wp:effectExtent l="0" t="0" r="9525" b="0"/>
-            <wp:docPr id="7" name="Kép 7"/>
-            <wp:cNvGraphicFramePr>
-              <a:graphicFrameLocks xmlns:a="http://schemas.openxmlformats.org/drawingml/2006/main" noChangeAspect="1"/>
-            </wp:cNvGraphicFramePr>
-            <a:graphic xmlns:a="http://schemas.openxmlformats.org/drawingml/2006/main">
-              <a:graphicData uri="http://schemas.openxmlformats.org/drawingml/2006/picture">
-                <pic:pic xmlns:pic="http://schemas.openxmlformats.org/drawingml/2006/picture">
-                  <pic:nvPicPr>
-                    <pic:cNvPr id="1" name=""/>
-                    <pic:cNvPicPr/>
-                  </pic:nvPicPr>
-                  <pic:blipFill>
-                    <a:blip r:embed="rId10"/>
-                    <a:stretch>
-                      <a:fillRect/>
-                    </a:stretch>
-                  </pic:blipFill>
-                  <pic:spPr>
-                    <a:xfrm>
-                      <a:off x="0" y="0"/>
                       <a:ext cx="2219635" cy="933580"/>
                     </a:xfrm>
                     <a:prstGeom prst="rect">
@@ -449,6 +509,19 @@
         <w:t>Features</w:t>
       </w:r>
       <w:proofErr w:type="spellEnd"/>
+    </w:p>
+    <w:p>
+      <w:pPr>
+        <w:rPr>
+          <w:rFonts w:ascii="Arial Black" w:hAnsi="Arial Black"/>
+        </w:rPr>
+      </w:pPr>
+      <w:r>
+        <w:rPr>
+          <w:rFonts w:ascii="Arial Black" w:hAnsi="Arial Black"/>
+        </w:rPr>
+        <w:t>Webszerver szolgáltatás telepítése</w:t>
+      </w:r>
     </w:p>
     <w:p>
       <w:r>
@@ -553,7 +626,7 @@
                     <pic:cNvPicPr/>
                   </pic:nvPicPr>
                   <pic:blipFill>
-                    <a:blip r:embed="rId11"/>
+                    <a:blip r:embed="rId10"/>
                     <a:stretch>
                       <a:fillRect/>
                     </a:stretch>
@@ -595,11 +668,47 @@
       </w:r>
       <w:proofErr w:type="spellEnd"/>
     </w:p>
-    <w:p/>
-    <w:p/>
-    <w:p/>
-    <w:p/>
-    <w:p/>
+    <w:p>
+      <w:pPr>
+        <w:rPr>
+          <w:rFonts w:ascii="Arial Black" w:hAnsi="Arial Black"/>
+        </w:rPr>
+      </w:pPr>
+    </w:p>
+    <w:p>
+      <w:pPr>
+        <w:rPr>
+          <w:rFonts w:ascii="Arial Black" w:hAnsi="Arial Black"/>
+        </w:rPr>
+      </w:pPr>
+    </w:p>
+    <w:p>
+      <w:pPr>
+        <w:rPr>
+          <w:rFonts w:ascii="Arial Black" w:hAnsi="Arial Black"/>
+          <w:sz w:val="32"/>
+          <w:szCs w:val="32"/>
+        </w:rPr>
+      </w:pPr>
+      <w:r>
+        <w:rPr>
+          <w:rFonts w:ascii="Arial Black" w:hAnsi="Arial Black"/>
+          <w:sz w:val="32"/>
+          <w:szCs w:val="32"/>
+        </w:rPr>
+        <w:lastRenderedPageBreak/>
+        <w:t>Holnap kicserélése</w:t>
+      </w:r>
+    </w:p>
+    <w:p>
+      <w:pPr>
+        <w:rPr>
+          <w:rFonts w:ascii="Arial Black" w:hAnsi="Arial Black"/>
+          <w:sz w:val="32"/>
+          <w:szCs w:val="32"/>
+        </w:rPr>
+      </w:pPr>
+    </w:p>
     <w:p>
       <w:pPr>
         <w:rPr>
@@ -724,7 +833,7 @@
                     <pic:cNvPicPr/>
                   </pic:nvPicPr>
                   <pic:blipFill>
-                    <a:blip r:embed="rId12"/>
+                    <a:blip r:embed="rId11"/>
                     <a:stretch>
                       <a:fillRect/>
                     </a:stretch>
@@ -946,7 +1055,7 @@
                     <pic:cNvPicPr/>
                   </pic:nvPicPr>
                   <pic:blipFill>
-                    <a:blip r:embed="rId13"/>
+                    <a:blip r:embed="rId12"/>
                     <a:stretch>
                       <a:fillRect/>
                     </a:stretch>
@@ -975,6 +1084,175 @@
             <wp:extent cx="4505954" cy="2410161"/>
             <wp:effectExtent l="0" t="0" r="9525" b="9525"/>
             <wp:docPr id="12" name="Kép 12"/>
+            <wp:cNvGraphicFramePr>
+              <a:graphicFrameLocks xmlns:a="http://schemas.openxmlformats.org/drawingml/2006/main" noChangeAspect="1"/>
+            </wp:cNvGraphicFramePr>
+            <a:graphic xmlns:a="http://schemas.openxmlformats.org/drawingml/2006/main">
+              <a:graphicData uri="http://schemas.openxmlformats.org/drawingml/2006/picture">
+                <pic:pic xmlns:pic="http://schemas.openxmlformats.org/drawingml/2006/picture">
+                  <pic:nvPicPr>
+                    <pic:cNvPr id="1" name=""/>
+                    <pic:cNvPicPr/>
+                  </pic:nvPicPr>
+                  <pic:blipFill>
+                    <a:blip r:embed="rId13"/>
+                    <a:stretch>
+                      <a:fillRect/>
+                    </a:stretch>
+                  </pic:blipFill>
+                  <pic:spPr>
+                    <a:xfrm>
+                      <a:off x="0" y="0"/>
+                      <a:ext cx="4505954" cy="2410161"/>
+                    </a:xfrm>
+                    <a:prstGeom prst="rect">
+                      <a:avLst/>
+                    </a:prstGeom>
+                  </pic:spPr>
+                </pic:pic>
+              </a:graphicData>
+            </a:graphic>
+          </wp:inline>
+        </w:drawing>
+      </w:r>
+    </w:p>
+    <w:p>
+      <w:pPr>
+        <w:rPr>
+          <w:rFonts w:ascii="Arial Black" w:hAnsi="Arial Black"/>
+        </w:rPr>
+      </w:pPr>
+      <w:r>
+        <w:rPr>
+          <w:rFonts w:ascii="Arial Black" w:hAnsi="Arial Black"/>
+        </w:rPr>
+        <w:t>Ezeket a fájlokat ki kell cserélni és kész</w:t>
+      </w:r>
+    </w:p>
+    <w:p>
+      <w:pPr>
+        <w:rPr>
+          <w:rFonts w:ascii="Arial Black" w:hAnsi="Arial Black"/>
+        </w:rPr>
+      </w:pPr>
+    </w:p>
+    <w:p>
+      <w:pPr>
+        <w:rPr>
+          <w:rFonts w:ascii="Arial Black" w:hAnsi="Arial Black"/>
+        </w:rPr>
+      </w:pPr>
+    </w:p>
+    <w:p>
+      <w:pPr>
+        <w:rPr>
+          <w:rFonts w:ascii="Arial Black" w:hAnsi="Arial Black"/>
+        </w:rPr>
+      </w:pPr>
+    </w:p>
+    <w:p>
+      <w:pPr>
+        <w:rPr>
+          <w:rFonts w:ascii="Arial Black" w:hAnsi="Arial Black"/>
+        </w:rPr>
+      </w:pPr>
+    </w:p>
+    <w:p>
+      <w:pPr>
+        <w:rPr>
+          <w:rFonts w:ascii="Arial Black" w:hAnsi="Arial Black"/>
+        </w:rPr>
+      </w:pPr>
+    </w:p>
+    <w:p>
+      <w:pPr>
+        <w:rPr>
+          <w:rFonts w:ascii="Arial Black" w:hAnsi="Arial Black"/>
+        </w:rPr>
+      </w:pPr>
+    </w:p>
+    <w:p>
+      <w:pPr>
+        <w:rPr>
+          <w:rFonts w:ascii="Arial Black" w:hAnsi="Arial Black"/>
+        </w:rPr>
+      </w:pPr>
+    </w:p>
+    <w:p>
+      <w:pPr>
+        <w:rPr>
+          <w:rFonts w:ascii="Arial Black" w:hAnsi="Arial Black"/>
+        </w:rPr>
+      </w:pPr>
+    </w:p>
+    <w:p>
+      <w:pPr>
+        <w:jc w:val="center"/>
+        <w:rPr>
+          <w:rFonts w:ascii="Arial Black" w:hAnsi="Arial Black"/>
+          <w:sz w:val="32"/>
+          <w:szCs w:val="32"/>
+        </w:rPr>
+      </w:pPr>
+      <w:r>
+        <w:rPr>
+          <w:rFonts w:ascii="Arial Black" w:hAnsi="Arial Black"/>
+          <w:sz w:val="32"/>
+          <w:szCs w:val="32"/>
+        </w:rPr>
+        <w:lastRenderedPageBreak/>
+        <w:t>UBUNTU SZERVER KONFIG</w:t>
+      </w:r>
+    </w:p>
+    <w:p>
+      <w:pPr>
+        <w:rPr>
+          <w:rFonts w:ascii="Arial Black" w:hAnsi="Arial Black"/>
+        </w:rPr>
+      </w:pPr>
+      <w:r>
+        <w:rPr>
+          <w:rFonts w:ascii="Arial Black" w:hAnsi="Arial Black"/>
+        </w:rPr>
+        <w:t xml:space="preserve">A telepítés </w:t>
+      </w:r>
+      <w:r>
+        <w:rPr>
+          <w:rFonts w:ascii="Arial Black" w:hAnsi="Arial Black"/>
+        </w:rPr>
+        <w:t>hasonló a WS-</w:t>
+      </w:r>
+      <w:proofErr w:type="spellStart"/>
+      <w:r>
+        <w:rPr>
+          <w:rFonts w:ascii="Arial Black" w:hAnsi="Arial Black"/>
+        </w:rPr>
+        <w:t>hez</w:t>
+      </w:r>
+      <w:proofErr w:type="spellEnd"/>
+      <w:r>
+        <w:rPr>
+          <w:rFonts w:ascii="Arial Black" w:hAnsi="Arial Black"/>
+        </w:rPr>
+        <w:t>.</w:t>
+      </w:r>
+    </w:p>
+    <w:p>
+      <w:pPr>
+        <w:rPr>
+          <w:rFonts w:ascii="Arial Black" w:hAnsi="Arial Black"/>
+        </w:rPr>
+      </w:pPr>
+      <w:r>
+        <w:rPr>
+          <w:rFonts w:ascii="Arial Black" w:hAnsi="Arial Black"/>
+          <w:noProof/>
+        </w:rPr>
+        <w:drawing>
+          <wp:inline distT="0" distB="0" distL="0" distR="0" wp14:anchorId="52984823" wp14:editId="47D8091F">
+            <wp:extent cx="5760720" cy="1750060"/>
+            <wp:effectExtent l="0" t="0" r="0" b="2540"/>
+            <wp:docPr id="16" name="Kép 16"/>
             <wp:cNvGraphicFramePr>
               <a:graphicFrameLocks xmlns:a="http://schemas.openxmlformats.org/drawingml/2006/main" noChangeAspect="1"/>
             </wp:cNvGraphicFramePr>
@@ -994,137 +1272,6 @@
                   <pic:spPr>
                     <a:xfrm>
                       <a:off x="0" y="0"/>
-                      <a:ext cx="4505954" cy="2410161"/>
-                    </a:xfrm>
-                    <a:prstGeom prst="rect">
-                      <a:avLst/>
-                    </a:prstGeom>
-                  </pic:spPr>
-                </pic:pic>
-              </a:graphicData>
-            </a:graphic>
-          </wp:inline>
-        </w:drawing>
-      </w:r>
-    </w:p>
-    <w:p>
-      <w:pPr>
-        <w:rPr>
-          <w:rFonts w:ascii="Arial Black" w:hAnsi="Arial Black"/>
-        </w:rPr>
-      </w:pPr>
-      <w:r>
-        <w:rPr>
-          <w:rFonts w:ascii="Arial Black" w:hAnsi="Arial Black"/>
-        </w:rPr>
-        <w:t>Ezeket a fájlokat ki kell cserélni és kész!</w:t>
-      </w:r>
-    </w:p>
-    <w:p/>
-    <w:p/>
-    <w:p/>
-    <w:p/>
-    <w:p>
-      <w:proofErr w:type="spellStart"/>
-      <w:r>
-        <w:t>Azure</w:t>
-      </w:r>
-      <w:proofErr w:type="spellEnd"/>
-      <w:r>
-        <w:t xml:space="preserve">-ban telepíts Ubuntu 24.04 szervert! Legyen elérhető http, </w:t>
-      </w:r>
-      <w:proofErr w:type="spellStart"/>
-      <w:r>
-        <w:t>HTTPs</w:t>
-      </w:r>
-      <w:proofErr w:type="spellEnd"/>
-      <w:r>
-        <w:t xml:space="preserve"> protokollon keresztül is! Az IP címét a 172.16.0.32/27 tartományból kapja. Automatikusan álljon le 12:00 órakor!</w:t>
-      </w:r>
-      <w:r>
-        <w:t xml:space="preserve"> Telepíts webszerver szolgáltatást! Töröld az eredeti weblapot, másold be helyette a </w:t>
-      </w:r>
-      <w:hyperlink r:id="rId15" w:history="1">
-        <w:r>
-          <w:rPr>
-            <w:rStyle w:val="Hiperhivatkozs"/>
-          </w:rPr>
-          <w:t>https://csszengarden.com/</w:t>
-        </w:r>
-      </w:hyperlink>
-      <w:r>
-        <w:t xml:space="preserve"> oldalról az index.html oldalt és a style.css oldalt! A gazda operációs rendszer böngészőjében jelenítsd meg a weblapot!</w:t>
-      </w:r>
-    </w:p>
-    <w:p>
-      <w:pPr>
-        <w:rPr>
-          <w:rFonts w:ascii="Arial Black" w:hAnsi="Arial Black"/>
-        </w:rPr>
-      </w:pPr>
-      <w:r>
-        <w:rPr>
-          <w:rFonts w:ascii="Arial Black" w:hAnsi="Arial Black"/>
-        </w:rPr>
-        <w:t xml:space="preserve">A telepítés </w:t>
-      </w:r>
-      <w:r>
-        <w:rPr>
-          <w:rFonts w:ascii="Arial Black" w:hAnsi="Arial Black"/>
-        </w:rPr>
-        <w:t>hasonló a WS-</w:t>
-      </w:r>
-      <w:proofErr w:type="spellStart"/>
-      <w:r>
-        <w:rPr>
-          <w:rFonts w:ascii="Arial Black" w:hAnsi="Arial Black"/>
-        </w:rPr>
-        <w:t>hez</w:t>
-      </w:r>
-      <w:proofErr w:type="spellEnd"/>
-      <w:r>
-        <w:rPr>
-          <w:rFonts w:ascii="Arial Black" w:hAnsi="Arial Black"/>
-        </w:rPr>
-        <w:t>.</w:t>
-      </w:r>
-    </w:p>
-    <w:p>
-      <w:pPr>
-        <w:rPr>
-          <w:rFonts w:ascii="Arial Black" w:hAnsi="Arial Black"/>
-        </w:rPr>
-      </w:pPr>
-      <w:r>
-        <w:rPr>
-          <w:rFonts w:ascii="Arial Black" w:hAnsi="Arial Black"/>
-          <w:noProof/>
-        </w:rPr>
-        <w:lastRenderedPageBreak/>
-        <w:drawing>
-          <wp:inline distT="0" distB="0" distL="0" distR="0" wp14:anchorId="52984823" wp14:editId="47D8091F">
-            <wp:extent cx="5760720" cy="1750060"/>
-            <wp:effectExtent l="0" t="0" r="0" b="2540"/>
-            <wp:docPr id="16" name="Kép 16"/>
-            <wp:cNvGraphicFramePr>
-              <a:graphicFrameLocks xmlns:a="http://schemas.openxmlformats.org/drawingml/2006/main" noChangeAspect="1"/>
-            </wp:cNvGraphicFramePr>
-            <a:graphic xmlns:a="http://schemas.openxmlformats.org/drawingml/2006/main">
-              <a:graphicData uri="http://schemas.openxmlformats.org/drawingml/2006/picture">
-                <pic:pic xmlns:pic="http://schemas.openxmlformats.org/drawingml/2006/picture">
-                  <pic:nvPicPr>
-                    <pic:cNvPr id="1" name=""/>
-                    <pic:cNvPicPr/>
-                  </pic:nvPicPr>
-                  <pic:blipFill>
-                    <a:blip r:embed="rId16"/>
-                    <a:stretch>
-                      <a:fillRect/>
-                    </a:stretch>
-                  </pic:blipFill>
-                  <pic:spPr>
-                    <a:xfrm>
-                      <a:off x="0" y="0"/>
                       <a:ext cx="5760720" cy="1750060"/>
                     </a:xfrm>
                     <a:prstGeom prst="rect">
@@ -1137,6 +1284,41 @@
           </wp:inline>
         </w:drawing>
       </w:r>
+    </w:p>
+    <w:p>
+      <w:pPr>
+        <w:rPr>
+          <w:rFonts w:ascii="Arial Black" w:hAnsi="Arial Black"/>
+          <w:sz w:val="24"/>
+          <w:szCs w:val="24"/>
+        </w:rPr>
+      </w:pPr>
+      <w:r>
+        <w:rPr>
+          <w:rFonts w:ascii="Arial Black" w:hAnsi="Arial Black"/>
+          <w:sz w:val="24"/>
+          <w:szCs w:val="24"/>
+        </w:rPr>
+        <w:t>HTTP</w:t>
+      </w:r>
+      <w:r>
+        <w:rPr>
+          <w:rFonts w:ascii="Arial Black" w:hAnsi="Arial Black"/>
+          <w:sz w:val="24"/>
+          <w:szCs w:val="24"/>
+        </w:rPr>
+        <w:t xml:space="preserve">, </w:t>
+      </w:r>
+      <w:proofErr w:type="spellStart"/>
+      <w:r>
+        <w:rPr>
+          <w:rFonts w:ascii="Arial Black" w:hAnsi="Arial Black"/>
+          <w:sz w:val="24"/>
+          <w:szCs w:val="24"/>
+        </w:rPr>
+        <w:t>HTTPs</w:t>
+      </w:r>
+      <w:proofErr w:type="spellEnd"/>
     </w:p>
     <w:p>
       <w:pPr>
@@ -1165,7 +1347,7 @@
                     <pic:cNvPicPr/>
                   </pic:nvPicPr>
                   <pic:blipFill>
-                    <a:blip r:embed="rId17"/>
+                    <a:blip r:embed="rId15"/>
                     <a:stretch>
                       <a:fillRect/>
                     </a:stretch>
@@ -1187,11 +1369,6 @@
       </w:r>
     </w:p>
     <w:p>
-      <w:pPr>
-        <w:rPr>
-          <w:rFonts w:ascii="Arial Black" w:hAnsi="Arial Black"/>
-        </w:rPr>
-      </w:pPr>
       <w:r>
         <w:rPr>
           <w:noProof/>
@@ -1212,7 +1389,7 @@
                     <pic:cNvPicPr/>
                   </pic:nvPicPr>
                   <pic:blipFill>
-                    <a:blip r:embed="rId8"/>
+                    <a:blip r:embed="rId7"/>
                     <a:stretch>
                       <a:fillRect/>
                     </a:stretch>
@@ -1232,6 +1409,22 @@
           </wp:inline>
         </w:drawing>
       </w:r>
+      <w:r>
+        <w:t xml:space="preserve"> </w:t>
+      </w:r>
+    </w:p>
+    <w:p>
+      <w:pPr>
+        <w:rPr>
+          <w:rFonts w:ascii="Arial Black" w:hAnsi="Arial Black"/>
+        </w:rPr>
+      </w:pPr>
+      <w:r>
+        <w:rPr>
+          <w:rFonts w:ascii="Arial Black" w:hAnsi="Arial Black"/>
+        </w:rPr>
+        <w:t>Automatikusan álljon le 12:00 órakor</w:t>
+      </w:r>
     </w:p>
     <w:p>
       <w:pPr>
@@ -1259,7 +1452,7 @@
                     <pic:cNvPicPr/>
                   </pic:nvPicPr>
                   <pic:blipFill>
-                    <a:blip r:embed="rId9"/>
+                    <a:blip r:embed="rId8"/>
                     <a:stretch>
                       <a:fillRect/>
                     </a:stretch>
@@ -1474,7 +1667,7 @@
                     <pic:cNvPicPr/>
                   </pic:nvPicPr>
                   <pic:blipFill>
-                    <a:blip r:embed="rId18"/>
+                    <a:blip r:embed="rId16"/>
                     <a:stretch>
                       <a:fillRect/>
                     </a:stretch>
@@ -1605,7 +1798,7 @@
                     <pic:cNvPicPr/>
                   </pic:nvPicPr>
                   <pic:blipFill>
-                    <a:blip r:embed="rId19"/>
+                    <a:blip r:embed="rId17"/>
                     <a:stretch>
                       <a:fillRect/>
                     </a:stretch>
@@ -1737,7 +1930,7 @@
                     <pic:cNvPicPr/>
                   </pic:nvPicPr>
                   <pic:blipFill>
-                    <a:blip r:embed="rId20"/>
+                    <a:blip r:embed="rId18"/>
                     <a:stretch>
                       <a:fillRect/>
                     </a:stretch>
@@ -1782,14 +1975,7 @@
         <w:rPr>
           <w:rFonts w:ascii="Arial Black" w:hAnsi="Arial Black"/>
         </w:rPr>
-        <w:t xml:space="preserve">-be és </w:t>
-      </w:r>
-      <w:proofErr w:type="gramStart"/>
-      <w:r>
-        <w:rPr>
-          <w:rFonts w:ascii="Arial Black" w:hAnsi="Arial Black"/>
-        </w:rPr>
-        <w:t>a .</w:t>
+        <w:t>-be és a .</w:t>
       </w:r>
       <w:proofErr w:type="spellStart"/>
       <w:r>
@@ -1799,7 +1985,6 @@
         <w:t>pem</w:t>
       </w:r>
       <w:proofErr w:type="spellEnd"/>
-      <w:proofErr w:type="gramEnd"/>
       <w:r>
         <w:rPr>
           <w:rFonts w:ascii="Arial Black" w:hAnsi="Arial Black"/>
@@ -1834,7 +2019,7 @@
                     <pic:cNvPicPr/>
                   </pic:nvPicPr>
                   <pic:blipFill>
-                    <a:blip r:embed="rId21"/>
+                    <a:blip r:embed="rId19"/>
                     <a:stretch>
                       <a:fillRect/>
                     </a:stretch>
@@ -1898,6 +2083,275 @@
             <wp:extent cx="2734057" cy="2305372"/>
             <wp:effectExtent l="0" t="0" r="9525" b="0"/>
             <wp:docPr id="28" name="Kép 28"/>
+            <wp:cNvGraphicFramePr>
+              <a:graphicFrameLocks xmlns:a="http://schemas.openxmlformats.org/drawingml/2006/main" noChangeAspect="1"/>
+            </wp:cNvGraphicFramePr>
+            <a:graphic xmlns:a="http://schemas.openxmlformats.org/drawingml/2006/main">
+              <a:graphicData uri="http://schemas.openxmlformats.org/drawingml/2006/picture">
+                <pic:pic xmlns:pic="http://schemas.openxmlformats.org/drawingml/2006/picture">
+                  <pic:nvPicPr>
+                    <pic:cNvPr id="1" name=""/>
+                    <pic:cNvPicPr/>
+                  </pic:nvPicPr>
+                  <pic:blipFill>
+                    <a:blip r:embed="rId20"/>
+                    <a:stretch>
+                      <a:fillRect/>
+                    </a:stretch>
+                  </pic:blipFill>
+                  <pic:spPr>
+                    <a:xfrm>
+                      <a:off x="0" y="0"/>
+                      <a:ext cx="2734057" cy="2305372"/>
+                    </a:xfrm>
+                    <a:prstGeom prst="rect">
+                      <a:avLst/>
+                    </a:prstGeom>
+                  </pic:spPr>
+                </pic:pic>
+              </a:graphicData>
+            </a:graphic>
+          </wp:inline>
+        </w:drawing>
+      </w:r>
+    </w:p>
+    <w:p>
+      <w:pPr>
+        <w:rPr>
+          <w:rFonts w:ascii="Arial Black" w:hAnsi="Arial Black"/>
+        </w:rPr>
+      </w:pPr>
+      <w:r>
+        <w:rPr>
+          <w:rFonts w:ascii="Arial Black" w:hAnsi="Arial Black"/>
+        </w:rPr>
+        <w:t>Bent is vagyunk</w:t>
+      </w:r>
+      <w:r>
+        <w:rPr>
+          <w:rFonts w:ascii="Arial Black" w:hAnsi="Arial Black"/>
+        </w:rPr>
+        <w:t>.</w:t>
+      </w:r>
+    </w:p>
+    <w:p>
+      <w:pPr>
+        <w:rPr>
+          <w:rFonts w:ascii="Arial Black" w:hAnsi="Arial Black"/>
+        </w:rPr>
+      </w:pPr>
+    </w:p>
+    <w:p>
+      <w:pPr>
+        <w:rPr>
+          <w:rFonts w:ascii="Arial Black" w:hAnsi="Arial Black"/>
+          <w:sz w:val="28"/>
+          <w:szCs w:val="28"/>
+        </w:rPr>
+      </w:pPr>
+      <w:r>
+        <w:rPr>
+          <w:rFonts w:ascii="Arial Black" w:hAnsi="Arial Black"/>
+          <w:sz w:val="28"/>
+          <w:szCs w:val="28"/>
+        </w:rPr>
+        <w:t>WEBSZERVER SZOLGÁLTATÁS TELEPÍTÉSE</w:t>
+      </w:r>
+    </w:p>
+    <w:p>
+      <w:pPr>
+        <w:rPr>
+          <w:rFonts w:ascii="Arial Black" w:hAnsi="Arial Black"/>
+        </w:rPr>
+      </w:pPr>
+      <w:r>
+        <w:rPr>
+          <w:rFonts w:ascii="Arial Black" w:hAnsi="Arial Black"/>
+        </w:rPr>
+        <w:t xml:space="preserve">Ezen a linken végig követjük a telepítést: </w:t>
+      </w:r>
+    </w:p>
+    <w:p>
+      <w:pPr>
+        <w:rPr>
+          <w:rFonts w:ascii="Arial Black" w:hAnsi="Arial Black"/>
+        </w:rPr>
+      </w:pPr>
+      <w:hyperlink r:id="rId21" w:history="1">
+        <w:r>
+          <w:rPr>
+            <w:rStyle w:val="Hiperhivatkozs"/>
+            <w:rFonts w:ascii="Arial Black" w:hAnsi="Arial Black"/>
+          </w:rPr>
+          <w:t>https://www.server-world.info/en/note?os=Ubuntu_24.04&amp;p=httpd&amp;f=1</w:t>
+        </w:r>
+      </w:hyperlink>
+    </w:p>
+    <w:p>
+      <w:pPr>
+        <w:rPr>
+          <w:rFonts w:ascii="Arial Black" w:hAnsi="Arial Black"/>
+        </w:rPr>
+      </w:pPr>
+    </w:p>
+    <w:p>
+      <w:pPr>
+        <w:rPr>
+          <w:rFonts w:ascii="Arial Black" w:hAnsi="Arial Black"/>
+        </w:rPr>
+      </w:pPr>
+      <w:r>
+        <w:rPr>
+          <w:rFonts w:ascii="Arial Black" w:hAnsi="Arial Black"/>
+        </w:rPr>
+        <w:t>cd /var/</w:t>
+      </w:r>
+      <w:proofErr w:type="spellStart"/>
+      <w:r>
+        <w:rPr>
+          <w:rFonts w:ascii="Arial Black" w:hAnsi="Arial Black"/>
+        </w:rPr>
+        <w:t>www</w:t>
+      </w:r>
+      <w:proofErr w:type="spellEnd"/>
+      <w:r>
+        <w:rPr>
+          <w:rFonts w:ascii="Arial Black" w:hAnsi="Arial Black"/>
+        </w:rPr>
+        <w:t>/</w:t>
+      </w:r>
+      <w:proofErr w:type="spellStart"/>
+      <w:r>
+        <w:rPr>
+          <w:rFonts w:ascii="Arial Black" w:hAnsi="Arial Black"/>
+        </w:rPr>
+        <w:t>html</w:t>
+      </w:r>
+      <w:proofErr w:type="spellEnd"/>
+    </w:p>
+    <w:p>
+      <w:pPr>
+        <w:rPr>
+          <w:rFonts w:ascii="Arial Black" w:hAnsi="Arial Black"/>
+        </w:rPr>
+      </w:pPr>
+      <w:proofErr w:type="spellStart"/>
+      <w:r>
+        <w:rPr>
+          <w:rFonts w:ascii="Arial Black" w:hAnsi="Arial Black"/>
+        </w:rPr>
+        <w:t>rm</w:t>
+      </w:r>
+      <w:proofErr w:type="spellEnd"/>
+      <w:r>
+        <w:rPr>
+          <w:rFonts w:ascii="Arial Black" w:hAnsi="Arial Black"/>
+        </w:rPr>
+        <w:t xml:space="preserve"> index.html</w:t>
+      </w:r>
+    </w:p>
+    <w:p>
+      <w:pPr>
+        <w:rPr>
+          <w:rFonts w:ascii="Arial Black" w:hAnsi="Arial Black"/>
+        </w:rPr>
+      </w:pPr>
+      <w:proofErr w:type="spellStart"/>
+      <w:r>
+        <w:rPr>
+          <w:rFonts w:ascii="Arial Black" w:hAnsi="Arial Black"/>
+        </w:rPr>
+        <w:lastRenderedPageBreak/>
+        <w:t>nano</w:t>
+      </w:r>
+      <w:proofErr w:type="spellEnd"/>
+      <w:r>
+        <w:rPr>
+          <w:rFonts w:ascii="Arial Black" w:hAnsi="Arial Black"/>
+        </w:rPr>
+        <w:t xml:space="preserve"> index.html (ebbe bemásoljuk a </w:t>
+      </w:r>
+      <w:proofErr w:type="spellStart"/>
+      <w:r>
+        <w:rPr>
+          <w:rFonts w:ascii="Arial Black" w:hAnsi="Arial Black"/>
+        </w:rPr>
+        <w:t>CSSgarden</w:t>
+      </w:r>
+      <w:proofErr w:type="spellEnd"/>
+      <w:r>
+        <w:rPr>
+          <w:rFonts w:ascii="Arial Black" w:hAnsi="Arial Black"/>
+        </w:rPr>
+        <w:t xml:space="preserve"> </w:t>
+      </w:r>
+      <w:proofErr w:type="spellStart"/>
+      <w:r>
+        <w:rPr>
+          <w:rFonts w:ascii="Arial Black" w:hAnsi="Arial Black"/>
+        </w:rPr>
+        <w:t>html</w:t>
+      </w:r>
+      <w:proofErr w:type="spellEnd"/>
+      <w:r>
+        <w:rPr>
+          <w:rFonts w:ascii="Arial Black" w:hAnsi="Arial Black"/>
+        </w:rPr>
+        <w:t xml:space="preserve"> kódját)</w:t>
+      </w:r>
+    </w:p>
+    <w:p>
+      <w:pPr>
+        <w:rPr>
+          <w:rFonts w:ascii="Arial Black" w:hAnsi="Arial Black"/>
+        </w:rPr>
+      </w:pPr>
+      <w:proofErr w:type="spellStart"/>
+      <w:r>
+        <w:rPr>
+          <w:rFonts w:ascii="Arial Black" w:hAnsi="Arial Black"/>
+        </w:rPr>
+        <w:t>nano</w:t>
+      </w:r>
+      <w:proofErr w:type="spellEnd"/>
+      <w:r>
+        <w:rPr>
+          <w:rFonts w:ascii="Arial Black" w:hAnsi="Arial Black"/>
+        </w:rPr>
+        <w:t xml:space="preserve"> style.css (ebbe meg a CSS-t)</w:t>
+      </w:r>
+    </w:p>
+    <w:p>
+      <w:pPr>
+        <w:rPr>
+          <w:rFonts w:ascii="Arial Black" w:hAnsi="Arial Black"/>
+        </w:rPr>
+      </w:pPr>
+      <w:proofErr w:type="spellStart"/>
+      <w:r>
+        <w:rPr>
+          <w:rFonts w:ascii="Arial Black" w:hAnsi="Arial Black"/>
+        </w:rPr>
+        <w:t>Mükszik</w:t>
+      </w:r>
+      <w:proofErr w:type="spellEnd"/>
+    </w:p>
+    <w:p>
+      <w:pPr>
+        <w:rPr>
+          <w:rFonts w:ascii="Arial Black" w:hAnsi="Arial Black"/>
+        </w:rPr>
+      </w:pPr>
+      <w:r>
+        <w:rPr>
+          <w:rFonts w:ascii="Arial Black" w:hAnsi="Arial Black"/>
+          <w:noProof/>
+        </w:rPr>
+        <w:drawing>
+          <wp:inline distT="0" distB="0" distL="0" distR="0" wp14:anchorId="6DA0BA7B" wp14:editId="475ACDC0">
+            <wp:extent cx="5760720" cy="3093720"/>
+            <wp:effectExtent l="0" t="0" r="0" b="0"/>
+            <wp:docPr id="29" name="Kép 29"/>
             <wp:cNvGraphicFramePr>
               <a:graphicFrameLocks xmlns:a="http://schemas.openxmlformats.org/drawingml/2006/main" noChangeAspect="1"/>
             </wp:cNvGraphicFramePr>
@@ -1917,251 +2371,6 @@
                   <pic:spPr>
                     <a:xfrm>
                       <a:off x="0" y="0"/>
-                      <a:ext cx="2734057" cy="2305372"/>
-                    </a:xfrm>
-                    <a:prstGeom prst="rect">
-                      <a:avLst/>
-                    </a:prstGeom>
-                  </pic:spPr>
-                </pic:pic>
-              </a:graphicData>
-            </a:graphic>
-          </wp:inline>
-        </w:drawing>
-      </w:r>
-    </w:p>
-    <w:p>
-      <w:pPr>
-        <w:rPr>
-          <w:rFonts w:ascii="Arial Black" w:hAnsi="Arial Black"/>
-        </w:rPr>
-      </w:pPr>
-      <w:r>
-        <w:rPr>
-          <w:rFonts w:ascii="Arial Black" w:hAnsi="Arial Black"/>
-        </w:rPr>
-        <w:t>Bent is vagyunk</w:t>
-      </w:r>
-      <w:r>
-        <w:rPr>
-          <w:rFonts w:ascii="Arial Black" w:hAnsi="Arial Black"/>
-        </w:rPr>
-        <w:t>.</w:t>
-      </w:r>
-    </w:p>
-    <w:p>
-      <w:pPr>
-        <w:rPr>
-          <w:rFonts w:ascii="Arial Black" w:hAnsi="Arial Black"/>
-        </w:rPr>
-      </w:pPr>
-      <w:r>
-        <w:rPr>
-          <w:rFonts w:ascii="Arial Black" w:hAnsi="Arial Black"/>
-        </w:rPr>
-        <w:t xml:space="preserve">Ezen a linken végig követjük a telepítést: </w:t>
-      </w:r>
-    </w:p>
-    <w:p>
-      <w:pPr>
-        <w:rPr>
-          <w:rFonts w:ascii="Arial Black" w:hAnsi="Arial Black"/>
-        </w:rPr>
-      </w:pPr>
-      <w:hyperlink r:id="rId23" w:history="1">
-        <w:r>
-          <w:rPr>
-            <w:rStyle w:val="Hiperhivatkozs"/>
-            <w:rFonts w:ascii="Arial Black" w:hAnsi="Arial Black"/>
-          </w:rPr>
-          <w:t>https://www.server-world.info/en/note?os=Ubuntu_24.04&amp;p=httpd&amp;f=1</w:t>
-        </w:r>
-      </w:hyperlink>
-    </w:p>
-    <w:p>
-      <w:pPr>
-        <w:rPr>
-          <w:rFonts w:ascii="Arial Black" w:hAnsi="Arial Black"/>
-        </w:rPr>
-      </w:pPr>
-    </w:p>
-    <w:p>
-      <w:pPr>
-        <w:rPr>
-          <w:rFonts w:ascii="Arial Black" w:hAnsi="Arial Black"/>
-        </w:rPr>
-      </w:pPr>
-      <w:r>
-        <w:rPr>
-          <w:rFonts w:ascii="Arial Black" w:hAnsi="Arial Black"/>
-        </w:rPr>
-        <w:t>cd /var/</w:t>
-      </w:r>
-      <w:proofErr w:type="spellStart"/>
-      <w:r>
-        <w:rPr>
-          <w:rFonts w:ascii="Arial Black" w:hAnsi="Arial Black"/>
-        </w:rPr>
-        <w:t>www</w:t>
-      </w:r>
-      <w:proofErr w:type="spellEnd"/>
-      <w:r>
-        <w:rPr>
-          <w:rFonts w:ascii="Arial Black" w:hAnsi="Arial Black"/>
-        </w:rPr>
-        <w:t>/</w:t>
-      </w:r>
-      <w:proofErr w:type="spellStart"/>
-      <w:r>
-        <w:rPr>
-          <w:rFonts w:ascii="Arial Black" w:hAnsi="Arial Black"/>
-        </w:rPr>
-        <w:t>html</w:t>
-      </w:r>
-      <w:proofErr w:type="spellEnd"/>
-    </w:p>
-    <w:p>
-      <w:pPr>
-        <w:rPr>
-          <w:rFonts w:ascii="Arial Black" w:hAnsi="Arial Black"/>
-        </w:rPr>
-      </w:pPr>
-      <w:proofErr w:type="spellStart"/>
-      <w:r>
-        <w:rPr>
-          <w:rFonts w:ascii="Arial Black" w:hAnsi="Arial Black"/>
-        </w:rPr>
-        <w:t>rm</w:t>
-      </w:r>
-      <w:proofErr w:type="spellEnd"/>
-      <w:r>
-        <w:rPr>
-          <w:rFonts w:ascii="Arial Black" w:hAnsi="Arial Black"/>
-        </w:rPr>
-        <w:t xml:space="preserve"> index.html</w:t>
-      </w:r>
-    </w:p>
-    <w:p>
-      <w:pPr>
-        <w:rPr>
-          <w:rFonts w:ascii="Arial Black" w:hAnsi="Arial Black"/>
-        </w:rPr>
-      </w:pPr>
-      <w:proofErr w:type="spellStart"/>
-      <w:r>
-        <w:rPr>
-          <w:rFonts w:ascii="Arial Black" w:hAnsi="Arial Black"/>
-        </w:rPr>
-        <w:t>nano</w:t>
-      </w:r>
-      <w:proofErr w:type="spellEnd"/>
-      <w:r>
-        <w:rPr>
-          <w:rFonts w:ascii="Arial Black" w:hAnsi="Arial Black"/>
-        </w:rPr>
-        <w:t xml:space="preserve"> index.html (ebbe bemásoljuk a </w:t>
-      </w:r>
-      <w:proofErr w:type="spellStart"/>
-      <w:r>
-        <w:rPr>
-          <w:rFonts w:ascii="Arial Black" w:hAnsi="Arial Black"/>
-        </w:rPr>
-        <w:t>CSSgarden</w:t>
-      </w:r>
-      <w:proofErr w:type="spellEnd"/>
-      <w:r>
-        <w:rPr>
-          <w:rFonts w:ascii="Arial Black" w:hAnsi="Arial Black"/>
-        </w:rPr>
-        <w:t xml:space="preserve"> </w:t>
-      </w:r>
-      <w:proofErr w:type="spellStart"/>
-      <w:r>
-        <w:rPr>
-          <w:rFonts w:ascii="Arial Black" w:hAnsi="Arial Black"/>
-        </w:rPr>
-        <w:t>html</w:t>
-      </w:r>
-      <w:proofErr w:type="spellEnd"/>
-      <w:r>
-        <w:rPr>
-          <w:rFonts w:ascii="Arial Black" w:hAnsi="Arial Black"/>
-        </w:rPr>
-        <w:t xml:space="preserve"> kódját)</w:t>
-      </w:r>
-    </w:p>
-    <w:p>
-      <w:pPr>
-        <w:rPr>
-          <w:rFonts w:ascii="Arial Black" w:hAnsi="Arial Black"/>
-        </w:rPr>
-      </w:pPr>
-      <w:proofErr w:type="spellStart"/>
-      <w:r>
-        <w:rPr>
-          <w:rFonts w:ascii="Arial Black" w:hAnsi="Arial Black"/>
-        </w:rPr>
-        <w:t>nano</w:t>
-      </w:r>
-      <w:proofErr w:type="spellEnd"/>
-      <w:r>
-        <w:rPr>
-          <w:rFonts w:ascii="Arial Black" w:hAnsi="Arial Black"/>
-        </w:rPr>
-        <w:t xml:space="preserve"> style.css (ebbe meg a CSS-t)</w:t>
-      </w:r>
-    </w:p>
-    <w:p>
-      <w:pPr>
-        <w:rPr>
-          <w:rFonts w:ascii="Arial Black" w:hAnsi="Arial Black"/>
-        </w:rPr>
-      </w:pPr>
-      <w:proofErr w:type="spellStart"/>
-      <w:r>
-        <w:rPr>
-          <w:rFonts w:ascii="Arial Black" w:hAnsi="Arial Black"/>
-        </w:rPr>
-        <w:lastRenderedPageBreak/>
-        <w:t>Mükszik</w:t>
-      </w:r>
-      <w:proofErr w:type="spellEnd"/>
-    </w:p>
-    <w:p>
-      <w:pPr>
-        <w:rPr>
-          <w:rFonts w:ascii="Arial Black" w:hAnsi="Arial Black"/>
-        </w:rPr>
-      </w:pPr>
-      <w:r>
-        <w:rPr>
-          <w:rFonts w:ascii="Arial Black" w:hAnsi="Arial Black"/>
-          <w:noProof/>
-        </w:rPr>
-        <w:drawing>
-          <wp:inline distT="0" distB="0" distL="0" distR="0" wp14:anchorId="6DA0BA7B" wp14:editId="475ACDC0">
-            <wp:extent cx="5760720" cy="3093720"/>
-            <wp:effectExtent l="0" t="0" r="0" b="0"/>
-            <wp:docPr id="29" name="Kép 29"/>
-            <wp:cNvGraphicFramePr>
-              <a:graphicFrameLocks xmlns:a="http://schemas.openxmlformats.org/drawingml/2006/main" noChangeAspect="1"/>
-            </wp:cNvGraphicFramePr>
-            <a:graphic xmlns:a="http://schemas.openxmlformats.org/drawingml/2006/main">
-              <a:graphicData uri="http://schemas.openxmlformats.org/drawingml/2006/picture">
-                <pic:pic xmlns:pic="http://schemas.openxmlformats.org/drawingml/2006/picture">
-                  <pic:nvPicPr>
-                    <pic:cNvPr id="1" name=""/>
-                    <pic:cNvPicPr/>
-                  </pic:nvPicPr>
-                  <pic:blipFill>
-                    <a:blip r:embed="rId24"/>
-                    <a:stretch>
-                      <a:fillRect/>
-                    </a:stretch>
-                  </pic:blipFill>
-                  <pic:spPr>
-                    <a:xfrm>
-                      <a:off x="0" y="0"/>
                       <a:ext cx="5760720" cy="3093720"/>
                     </a:xfrm>
                     <a:prstGeom prst="rect">
@@ -2198,47 +2407,22 @@
     </w:p>
     <w:p>
       <w:pPr>
-        <w:rPr>
-          <w:rFonts w:ascii="Arial Black" w:hAnsi="Arial Black"/>
-        </w:rPr>
-      </w:pPr>
-    </w:p>
-    <w:p/>
-    <w:p/>
-    <w:p>
-      <w:pPr>
+        <w:jc w:val="center"/>
         <w:rPr>
           <w:b/>
           <w:bCs/>
           <w:color w:val="70AD47" w:themeColor="accent6"/>
-          <w:sz w:val="96"/>
-          <w:szCs w:val="96"/>
-        </w:rPr>
-      </w:pPr>
-      <w:r>
-        <w:rPr>
-          <w:b/>
-          <w:bCs/>
-          <w:color w:val="70AD47" w:themeColor="accent6"/>
-          <w:sz w:val="96"/>
-          <w:szCs w:val="96"/>
-        </w:rPr>
-        <w:t>ZÖLD</w:t>
-      </w:r>
-    </w:p>
-    <w:p>
-      <w:r>
-        <w:t>A Posta Windows 2019 szerveredet nyisd meg!</w:t>
-      </w:r>
-    </w:p>
-    <w:p>
-      <w:r>
-        <w:t xml:space="preserve">Hozz létre egy JULISKA nevű felhasználót! Korlátozd a bejelentkezési idejét hajnal 5 órától délelőtt 9 óráig tartó időtartamra. </w:t>
-      </w:r>
-    </w:p>
-    <w:p>
-      <w:r>
-        <w:t>Létezik már a KÉZBESÍTŐK szervezeti egység, ha nem, hozd létre. JULISKA legyen a tagja a KÉZBESÍTŐK szervezeti egységnek!</w:t>
+          <w:sz w:val="200"/>
+          <w:szCs w:val="200"/>
+        </w:rPr>
+      </w:pPr>
+      <w:r>
+        <w:rPr>
+          <w:rFonts w:ascii="Arial Black" w:hAnsi="Arial Black"/>
+          <w:sz w:val="36"/>
+          <w:szCs w:val="36"/>
+        </w:rPr>
+        <w:t>WINDOWS SZERVER 2019</w:t>
       </w:r>
     </w:p>
     <w:p>
@@ -2298,38 +2482,74 @@
     </w:p>
     <w:p>
       <w:r>
+        <w:t>Hozd létre a C:\POSTÁSKISASSZONY mappát. Ad</w:t>
+      </w:r>
+      <w:r>
+        <w:t xml:space="preserve">d az </w:t>
+      </w:r>
+      <w:proofErr w:type="spellStart"/>
+      <w:r>
+        <w:t>ACL_háttér</w:t>
+      </w:r>
+      <w:proofErr w:type="spellEnd"/>
+      <w:r>
+        <w:t xml:space="preserve"> csoportnak</w:t>
+      </w:r>
+      <w:r>
+        <w:t xml:space="preserve"> következő jogokat: Olvasás és végrehajtás, Mappa tartalmának listázása, Olvasás!</w:t>
+      </w:r>
+    </w:p>
+    <w:p>
+      <w:r>
+        <w:t>Készíts biztonsági mentést a C:\POSTÁSKISASSZONY mappáról a D:\ meghajtóra, mint kötetre!</w:t>
+      </w:r>
+    </w:p>
+    <w:p>
+      <w:r>
+        <w:t xml:space="preserve">Hozz létre új RAID 5 kötetet! Rendeld hozzá az M meghajtóbetűjelet! A használt fájlrendszer legyen NTFS, </w:t>
+      </w:r>
+      <w:r>
+        <w:t>1</w:t>
+      </w:r>
+      <w:r>
+        <w:t>6 KB foglalási egységgel, a kötet neve legyen MENTÉS.</w:t>
+      </w:r>
+    </w:p>
+    <w:p/>
+    <w:p/>
+    <w:p>
+      <w:pPr>
+        <w:rPr>
+          <w:rFonts w:ascii="Arial Black" w:hAnsi="Arial Black"/>
+          <w:sz w:val="28"/>
+          <w:szCs w:val="28"/>
+        </w:rPr>
+      </w:pPr>
+      <w:r>
+        <w:rPr>
+          <w:rFonts w:ascii="Arial Black" w:hAnsi="Arial Black"/>
+          <w:sz w:val="28"/>
+          <w:szCs w:val="28"/>
+        </w:rPr>
         <w:lastRenderedPageBreak/>
-        <w:t>Hozd létre a C:\POSTÁSKISASSZONY mappát. Ad</w:t>
-      </w:r>
-      <w:r>
-        <w:t xml:space="preserve">d az </w:t>
-      </w:r>
-      <w:proofErr w:type="spellStart"/>
-      <w:r>
-        <w:t>ACL_háttér</w:t>
-      </w:r>
-      <w:proofErr w:type="spellEnd"/>
-      <w:r>
-        <w:t xml:space="preserve"> csoportnak</w:t>
-      </w:r>
-      <w:r>
-        <w:t xml:space="preserve"> következő jogokat: Olvasás és végrehajtás, Mappa tartalmának listázása, Olvasás!</w:t>
-      </w:r>
-    </w:p>
-    <w:p>
-      <w:r>
-        <w:t>Készíts biztonsági mentést a C:\POSTÁSKISASSZONY mappáról a D:\ meghajtóra, mint kötetre!</w:t>
-      </w:r>
-    </w:p>
-    <w:p>
-      <w:r>
-        <w:t xml:space="preserve">Hozz létre új RAID 5 kötetet! Rendeld hozzá az M meghajtóbetűjelet! A használt fájlrendszer legyen NTFS, </w:t>
-      </w:r>
-      <w:r>
-        <w:t>1</w:t>
-      </w:r>
-      <w:r>
-        <w:t>6 KB foglalási egységgel, a kötet neve legyen MENTÉS.</w:t>
+        <w:t>Felhasználó létrehozás</w:t>
+      </w:r>
+    </w:p>
+    <w:p>
+      <w:pPr>
+        <w:rPr>
+          <w:rFonts w:ascii="Arial Black" w:hAnsi="Arial Black"/>
+          <w:sz w:val="28"/>
+          <w:szCs w:val="28"/>
+        </w:rPr>
+      </w:pPr>
+      <w:r>
+        <w:rPr>
+          <w:rFonts w:ascii="Arial Black" w:hAnsi="Arial Black"/>
+          <w:sz w:val="28"/>
+          <w:szCs w:val="28"/>
+        </w:rPr>
+        <w:t>5-től 9-ig bejelentkezés</w:t>
       </w:r>
     </w:p>
     <w:p>
@@ -2353,7 +2573,7 @@
                     <pic:cNvPicPr/>
                   </pic:nvPicPr>
                   <pic:blipFill>
-                    <a:blip r:embed="rId25"/>
+                    <a:blip r:embed="rId23"/>
                     <a:stretch>
                       <a:fillRect/>
                     </a:stretch>
@@ -2471,7 +2691,7 @@
                     <pic:cNvPicPr/>
                   </pic:nvPicPr>
                   <pic:blipFill>
-                    <a:blip r:embed="rId26"/>
+                    <a:blip r:embed="rId24"/>
                     <a:stretch>
                       <a:fillRect/>
                     </a:stretch>
@@ -2513,7 +2733,7 @@
                     <pic:cNvPicPr/>
                   </pic:nvPicPr>
                   <pic:blipFill>
-                    <a:blip r:embed="rId27"/>
+                    <a:blip r:embed="rId25"/>
                     <a:stretch>
                       <a:fillRect/>
                     </a:stretch>
@@ -2556,7 +2776,7 @@
                     <pic:cNvPicPr/>
                   </pic:nvPicPr>
                   <pic:blipFill>
-                    <a:blip r:embed="rId28"/>
+                    <a:blip r:embed="rId26"/>
                     <a:stretch>
                       <a:fillRect/>
                     </a:stretch>
@@ -2577,17 +2797,34 @@
         </w:drawing>
       </w:r>
     </w:p>
-    <w:p>
-      <w:pPr>
-        <w:rPr>
-          <w:rFonts w:ascii="Arial Black" w:hAnsi="Arial Black"/>
-        </w:rPr>
-      </w:pPr>
-      <w:r>
-        <w:rPr>
-          <w:rFonts w:ascii="Arial Black" w:hAnsi="Arial Black"/>
-        </w:rPr>
-        <w:t>Aztán szervezeti egység létrehozása</w:t>
+    <w:p/>
+    <w:p/>
+    <w:p/>
+    <w:p/>
+    <w:p/>
+    <w:p>
+      <w:pPr>
+        <w:rPr>
+          <w:rFonts w:ascii="Arial Black" w:hAnsi="Arial Black"/>
+          <w:sz w:val="24"/>
+          <w:szCs w:val="24"/>
+        </w:rPr>
+      </w:pPr>
+      <w:r>
+        <w:rPr>
+          <w:rFonts w:ascii="Arial Black" w:hAnsi="Arial Black"/>
+          <w:sz w:val="24"/>
+          <w:szCs w:val="24"/>
+        </w:rPr>
+        <w:t>S</w:t>
+      </w:r>
+      <w:r>
+        <w:rPr>
+          <w:rFonts w:ascii="Arial Black" w:hAnsi="Arial Black"/>
+          <w:sz w:val="24"/>
+          <w:szCs w:val="24"/>
+        </w:rPr>
+        <w:t>zervezeti egység létrehozása</w:t>
       </w:r>
     </w:p>
     <w:p>
@@ -2699,7 +2936,7 @@
                     <pic:cNvPicPr/>
                   </pic:nvPicPr>
                   <pic:blipFill>
-                    <a:blip r:embed="rId29"/>
+                    <a:blip r:embed="rId27"/>
                     <a:stretch>
                       <a:fillRect/>
                     </a:stretch>
@@ -2726,6 +2963,7 @@
         <w:rPr>
           <w:noProof/>
         </w:rPr>
+        <w:lastRenderedPageBreak/>
         <mc:AlternateContent>
           <mc:Choice Requires="wps">
             <w:drawing>
@@ -2824,7 +3062,7 @@
                     <pic:cNvPicPr/>
                   </pic:nvPicPr>
                   <pic:blipFill>
-                    <a:blip r:embed="rId30"/>
+                    <a:blip r:embed="rId28"/>
                     <a:stretch>
                       <a:fillRect/>
                     </a:stretch>
@@ -2850,7 +3088,6 @@
         <w:rPr>
           <w:noProof/>
         </w:rPr>
-        <w:lastRenderedPageBreak/>
         <w:drawing>
           <wp:inline distT="0" distB="0" distL="0" distR="0" wp14:anchorId="214BFDD8" wp14:editId="11DDE441">
             <wp:extent cx="5760720" cy="4406900"/>
@@ -2867,7 +3104,7 @@
                     <pic:cNvPicPr/>
                   </pic:nvPicPr>
                   <pic:blipFill>
-                    <a:blip r:embed="rId31"/>
+                    <a:blip r:embed="rId29"/>
                     <a:stretch>
                       <a:fillRect/>
                     </a:stretch>
@@ -3010,7 +3247,7 @@
                     <pic:cNvPicPr/>
                   </pic:nvPicPr>
                   <pic:blipFill>
-                    <a:blip r:embed="rId32"/>
+                    <a:blip r:embed="rId30"/>
                     <a:stretch>
                       <a:fillRect/>
                     </a:stretch>
@@ -3041,6 +3278,7 @@
         <w:rPr>
           <w:rFonts w:ascii="Arial Black" w:hAnsi="Arial Black"/>
         </w:rPr>
+        <w:lastRenderedPageBreak/>
         <w:t>Létrehozzuk a két csoportot</w:t>
       </w:r>
     </w:p>
@@ -3067,7 +3305,6 @@
         <w:rPr>
           <w:noProof/>
         </w:rPr>
-        <w:lastRenderedPageBreak/>
         <mc:AlternateContent>
           <mc:Choice Requires="wps">
             <w:drawing>
@@ -3167,7 +3404,7 @@
                     <pic:cNvPicPr/>
                   </pic:nvPicPr>
                   <pic:blipFill>
-                    <a:blip r:embed="rId33"/>
+                    <a:blip r:embed="rId31"/>
                     <a:stretch>
                       <a:fillRect/>
                     </a:stretch>
@@ -3215,7 +3452,7 @@
                     <pic:cNvPicPr/>
                   </pic:nvPicPr>
                   <pic:blipFill>
-                    <a:blip r:embed="rId34"/>
+                    <a:blip r:embed="rId32"/>
                     <a:stretch>
                       <a:fillRect/>
                     </a:stretch>
@@ -3290,20 +3527,30 @@
           <w:szCs w:val="96"/>
         </w:rPr>
       </w:pPr>
-      <w:r>
-        <w:rPr>
+    </w:p>
+    <w:p>
+      <w:pPr>
+        <w:jc w:val="center"/>
+        <w:rPr>
+          <w:rFonts w:ascii="Arial Black" w:hAnsi="Arial Black"/>
           <w:b/>
           <w:bCs/>
-          <w:color w:val="4472C4" w:themeColor="accent1"/>
-          <w:sz w:val="96"/>
-          <w:szCs w:val="96"/>
-        </w:rPr>
-        <w:t>KÉK</w:t>
-      </w:r>
-    </w:p>
-    <w:p>
-      <w:r>
-        <w:t xml:space="preserve">Indítsd el Ubuntu 24.04 virtuális gépedet! </w:t>
+          <w:color w:val="000000" w:themeColor="text1"/>
+          <w:sz w:val="56"/>
+          <w:szCs w:val="56"/>
+        </w:rPr>
+      </w:pPr>
+      <w:r>
+        <w:rPr>
+          <w:rFonts w:ascii="Arial Black" w:hAnsi="Arial Black"/>
+          <w:b/>
+          <w:bCs/>
+          <w:color w:val="000000" w:themeColor="text1"/>
+          <w:sz w:val="56"/>
+          <w:szCs w:val="56"/>
+        </w:rPr>
+        <w:lastRenderedPageBreak/>
+        <w:t>Ubuntu szerver</w:t>
       </w:r>
     </w:p>
     <w:p>
@@ -3342,13 +3589,85 @@
         <w:t xml:space="preserve"> hu</w:t>
       </w:r>
     </w:p>
+    <w:p>
+      <w:pPr>
+        <w:rPr>
+          <w:rFonts w:ascii="Arial Black" w:hAnsi="Arial Black"/>
+          <w:sz w:val="28"/>
+          <w:szCs w:val="28"/>
+        </w:rPr>
+      </w:pPr>
+      <w:r>
+        <w:rPr>
+          <w:rFonts w:ascii="Arial Black" w:hAnsi="Arial Black"/>
+          <w:sz w:val="28"/>
+          <w:szCs w:val="28"/>
+          <w:highlight w:val="cyan"/>
+        </w:rPr>
+        <w:t>Szerver név módosítás</w:t>
+      </w:r>
+    </w:p>
+    <w:p>
+      <w:proofErr w:type="spellStart"/>
+      <w:r>
+        <w:rPr>
+          <w:highlight w:val="yellow"/>
+        </w:rPr>
+        <w:t>sudo</w:t>
+      </w:r>
+      <w:proofErr w:type="spellEnd"/>
+      <w:r>
+        <w:rPr>
+          <w:highlight w:val="yellow"/>
+        </w:rPr>
+        <w:t xml:space="preserve"> </w:t>
+      </w:r>
+      <w:proofErr w:type="spellStart"/>
+      <w:r>
+        <w:rPr>
+          <w:highlight w:val="yellow"/>
+        </w:rPr>
+        <w:t>hostnamectl</w:t>
+      </w:r>
+      <w:proofErr w:type="spellEnd"/>
+      <w:r>
+        <w:rPr>
+          <w:highlight w:val="yellow"/>
+        </w:rPr>
+        <w:t xml:space="preserve"> </w:t>
+      </w:r>
+      <w:proofErr w:type="spellStart"/>
+      <w:r>
+        <w:rPr>
+          <w:highlight w:val="yellow"/>
+        </w:rPr>
+        <w:t>set-hostname</w:t>
+      </w:r>
+      <w:proofErr w:type="spellEnd"/>
+      <w:r>
+        <w:rPr>
+          <w:highlight w:val="yellow"/>
+        </w:rPr>
+        <w:t xml:space="preserve"> POSTA</w:t>
+      </w:r>
+    </w:p>
     <w:p/>
     <w:p>
-      <w:r>
-        <w:t>Módosítsd</w:t>
-      </w:r>
-      <w:r>
-        <w:t xml:space="preserve"> a szerver nevét, az új név legyen POSTA!</w:t>
+      <w:pPr>
+        <w:rPr>
+          <w:rFonts w:ascii="Arial Black" w:hAnsi="Arial Black"/>
+          <w:sz w:val="28"/>
+          <w:szCs w:val="28"/>
+        </w:rPr>
+      </w:pPr>
+      <w:r>
+        <w:rPr>
+          <w:rFonts w:ascii="Arial Black" w:hAnsi="Arial Black"/>
+          <w:sz w:val="28"/>
+          <w:szCs w:val="28"/>
+          <w:highlight w:val="cyan"/>
+        </w:rPr>
+        <w:t>Új név megjelenítése IP-címre való hivatkozás esetén</w:t>
       </w:r>
     </w:p>
     <w:p>
@@ -3371,7 +3690,189 @@
         <w:rPr>
           <w:highlight w:val="yellow"/>
         </w:rPr>
-        <w:t>hostnamectl</w:t>
+        <w:t>nano</w:t>
+      </w:r>
+      <w:proofErr w:type="spellEnd"/>
+      <w:r>
+        <w:rPr>
+          <w:highlight w:val="yellow"/>
+        </w:rPr>
+        <w:t xml:space="preserve"> /</w:t>
+      </w:r>
+      <w:proofErr w:type="spellStart"/>
+      <w:r>
+        <w:rPr>
+          <w:highlight w:val="yellow"/>
+        </w:rPr>
+        <w:t>etc</w:t>
+      </w:r>
+      <w:proofErr w:type="spellEnd"/>
+      <w:r>
+        <w:rPr>
+          <w:highlight w:val="yellow"/>
+        </w:rPr>
+        <w:t>/</w:t>
+      </w:r>
+      <w:proofErr w:type="spellStart"/>
+      <w:r>
+        <w:rPr>
+          <w:highlight w:val="yellow"/>
+        </w:rPr>
+        <w:t>hosts</w:t>
+      </w:r>
+      <w:proofErr w:type="spellEnd"/>
+    </w:p>
+    <w:p/>
+    <w:p>
+      <w:pPr>
+        <w:rPr>
+          <w:rFonts w:ascii="Arial Black" w:hAnsi="Arial Black" w:cstheme="minorHAnsi"/>
+          <w:sz w:val="28"/>
+          <w:szCs w:val="28"/>
+        </w:rPr>
+      </w:pPr>
+      <w:r>
+        <w:rPr>
+          <w:rFonts w:ascii="Arial Black" w:hAnsi="Arial Black" w:cstheme="minorHAnsi"/>
+          <w:sz w:val="28"/>
+          <w:szCs w:val="28"/>
+          <w:highlight w:val="cyan"/>
+        </w:rPr>
+        <w:t xml:space="preserve">Keresd meg azt a sort, ami a </w:t>
+      </w:r>
+      <w:r>
+        <w:rPr>
+          <w:rStyle w:val="HTML-kd"/>
+          <w:rFonts w:ascii="Arial Black" w:eastAsiaTheme="minorHAnsi" w:hAnsi="Arial Black" w:cstheme="minorHAnsi"/>
+          <w:sz w:val="28"/>
+          <w:szCs w:val="28"/>
+          <w:highlight w:val="cyan"/>
+        </w:rPr>
+        <w:t>127.0.1.1</w:t>
+      </w:r>
+      <w:r>
+        <w:rPr>
+          <w:rFonts w:ascii="Arial Black" w:hAnsi="Arial Black" w:cstheme="minorHAnsi"/>
+          <w:sz w:val="28"/>
+          <w:szCs w:val="28"/>
+          <w:highlight w:val="cyan"/>
+        </w:rPr>
+        <w:t>-gyel kezdődik (vagy ha van saját fix IP-d, akkor azt), és írd át az eredeti nevet</w:t>
+      </w:r>
+      <w:r>
+        <w:rPr>
+          <w:rFonts w:ascii="Arial Black" w:hAnsi="Arial Black" w:cstheme="minorHAnsi"/>
+          <w:sz w:val="28"/>
+          <w:szCs w:val="28"/>
+          <w:highlight w:val="cyan"/>
+        </w:rPr>
+        <w:t xml:space="preserve">. </w:t>
+      </w:r>
+      <w:r>
+        <w:rPr>
+          <w:rFonts w:ascii="Arial Black" w:hAnsi="Arial Black" w:cstheme="minorHAnsi"/>
+          <w:sz w:val="28"/>
+          <w:szCs w:val="28"/>
+          <w:highlight w:val="cyan"/>
+        </w:rPr>
+        <w:t xml:space="preserve">Valahogy így kell kinéznie: </w:t>
+      </w:r>
+      <w:r>
+        <w:rPr>
+          <w:rStyle w:val="HTML-kd"/>
+          <w:rFonts w:ascii="Arial Black" w:eastAsiaTheme="minorHAnsi" w:hAnsi="Arial Black" w:cstheme="minorHAnsi"/>
+          <w:sz w:val="28"/>
+          <w:szCs w:val="28"/>
+          <w:highlight w:val="cyan"/>
+        </w:rPr>
+        <w:t xml:space="preserve">127.0.1.1 </w:t>
+      </w:r>
+      <w:r>
+        <w:rPr>
+          <w:rStyle w:val="HTML-kd"/>
+          <w:rFonts w:ascii="Arial Black" w:eastAsiaTheme="minorHAnsi" w:hAnsi="Arial Black" w:cstheme="minorHAnsi"/>
+          <w:sz w:val="28"/>
+          <w:szCs w:val="28"/>
+          <w:highlight w:val="cyan"/>
+        </w:rPr>
+        <w:t>(név)</w:t>
+      </w:r>
+      <w:r>
+        <w:rPr>
+          <w:rFonts w:ascii="Arial Black" w:hAnsi="Arial Black" w:cstheme="minorHAnsi"/>
+          <w:sz w:val="28"/>
+          <w:szCs w:val="28"/>
+          <w:highlight w:val="cyan"/>
+        </w:rPr>
+        <w:t>.</w:t>
+      </w:r>
+    </w:p>
+    <w:p>
+      <w:r>
+        <w:rPr>
+          <w:highlight w:val="red"/>
+        </w:rPr>
+        <w:t>Ha nincs itt semmi, akkor másold be ezt:</w:t>
+      </w:r>
+    </w:p>
+    <w:p>
+      <w:pPr>
+        <w:rPr>
+          <w:highlight w:val="yellow"/>
+        </w:rPr>
+      </w:pPr>
+      <w:r>
+        <w:rPr>
+          <w:highlight w:val="yellow"/>
+        </w:rPr>
+        <w:t xml:space="preserve">127.0.0.1   </w:t>
+      </w:r>
+      <w:proofErr w:type="spellStart"/>
+      <w:r>
+        <w:rPr>
+          <w:highlight w:val="yellow"/>
+        </w:rPr>
+        <w:t>localhost</w:t>
+      </w:r>
+      <w:proofErr w:type="spellEnd"/>
+    </w:p>
+    <w:p>
+      <w:pPr>
+        <w:rPr>
+          <w:highlight w:val="yellow"/>
+        </w:rPr>
+      </w:pPr>
+      <w:r>
+        <w:rPr>
+          <w:highlight w:val="yellow"/>
+        </w:rPr>
+        <w:t xml:space="preserve">127.0.1.1   </w:t>
+      </w:r>
+      <w:r>
+        <w:rPr>
+          <w:highlight w:val="yellow"/>
+        </w:rPr>
+        <w:t>(ÍRD BE IDE A NEVET)</w:t>
+      </w:r>
+    </w:p>
+    <w:p>
+      <w:pPr>
+        <w:rPr>
+          <w:highlight w:val="yellow"/>
+        </w:rPr>
+      </w:pPr>
+      <w:r>
+        <w:rPr>
+          <w:highlight w:val="yellow"/>
+        </w:rPr>
+        <w:t xml:space="preserve"># The </w:t>
+      </w:r>
+      <w:proofErr w:type="spellStart"/>
+      <w:r>
+        <w:rPr>
+          <w:highlight w:val="yellow"/>
+        </w:rPr>
+        <w:t>following</w:t>
       </w:r>
       <w:proofErr w:type="spellEnd"/>
       <w:r>
@@ -3385,28 +3886,7 @@
         <w:rPr>
           <w:highlight w:val="yellow"/>
         </w:rPr>
-        <w:t>set-hostname</w:t>
-      </w:r>
-      <w:proofErr w:type="spellEnd"/>
-      <w:r>
-        <w:rPr>
-          <w:highlight w:val="yellow"/>
-        </w:rPr>
-        <w:t xml:space="preserve"> POSTA</w:t>
-      </w:r>
-    </w:p>
-    <w:p>
-      <w:r>
-        <w:t>Biztosítsd, hogy IP-címre való hivatkozás esetén is ez az új név jelenjen meg, és hogy a prompt-ban is jelenjen meg az új név!</w:t>
-      </w:r>
-    </w:p>
-    <w:p>
-      <w:proofErr w:type="spellStart"/>
-      <w:r>
-        <w:rPr>
-          <w:highlight w:val="yellow"/>
-        </w:rPr>
-        <w:t>sudo</w:t>
+        <w:t>lines</w:t>
       </w:r>
       <w:proofErr w:type="spellEnd"/>
       <w:r>
@@ -3420,28 +3900,56 @@
         <w:rPr>
           <w:highlight w:val="yellow"/>
         </w:rPr>
-        <w:t>nano</w:t>
-      </w:r>
-      <w:proofErr w:type="spellEnd"/>
-      <w:r>
-        <w:rPr>
-          <w:highlight w:val="yellow"/>
-        </w:rPr>
-        <w:t xml:space="preserve"> /</w:t>
-      </w:r>
-      <w:proofErr w:type="spellStart"/>
-      <w:r>
-        <w:rPr>
-          <w:highlight w:val="yellow"/>
-        </w:rPr>
-        <w:t>etc</w:t>
-      </w:r>
-      <w:proofErr w:type="spellEnd"/>
-      <w:r>
-        <w:rPr>
-          <w:highlight w:val="yellow"/>
-        </w:rPr>
-        <w:t>/</w:t>
+        <w:t>are</w:t>
+      </w:r>
+      <w:proofErr w:type="spellEnd"/>
+      <w:r>
+        <w:rPr>
+          <w:highlight w:val="yellow"/>
+        </w:rPr>
+        <w:t xml:space="preserve"> </w:t>
+      </w:r>
+      <w:proofErr w:type="spellStart"/>
+      <w:r>
+        <w:rPr>
+          <w:highlight w:val="yellow"/>
+        </w:rPr>
+        <w:t>desirable</w:t>
+      </w:r>
+      <w:proofErr w:type="spellEnd"/>
+      <w:r>
+        <w:rPr>
+          <w:highlight w:val="yellow"/>
+        </w:rPr>
+        <w:t xml:space="preserve"> </w:t>
+      </w:r>
+      <w:proofErr w:type="spellStart"/>
+      <w:r>
+        <w:rPr>
+          <w:highlight w:val="yellow"/>
+        </w:rPr>
+        <w:t>for</w:t>
+      </w:r>
+      <w:proofErr w:type="spellEnd"/>
+      <w:r>
+        <w:rPr>
+          <w:highlight w:val="yellow"/>
+        </w:rPr>
+        <w:t xml:space="preserve"> IPv6 </w:t>
+      </w:r>
+      <w:proofErr w:type="spellStart"/>
+      <w:r>
+        <w:rPr>
+          <w:highlight w:val="yellow"/>
+        </w:rPr>
+        <w:t>capable</w:t>
+      </w:r>
+      <w:proofErr w:type="spellEnd"/>
+      <w:r>
+        <w:rPr>
+          <w:highlight w:val="yellow"/>
+        </w:rPr>
+        <w:t xml:space="preserve"> </w:t>
       </w:r>
       <w:proofErr w:type="spellStart"/>
       <w:r>
@@ -3453,235 +3961,16 @@
       <w:proofErr w:type="spellEnd"/>
     </w:p>
     <w:p>
-      <w:r>
-        <w:rPr>
-          <w:highlight w:val="cyan"/>
-        </w:rPr>
-        <w:t xml:space="preserve">Keresd meg azt a sort, ami a </w:t>
-      </w:r>
-      <w:r>
-        <w:rPr>
-          <w:rStyle w:val="HTML-kd"/>
-          <w:rFonts w:eastAsiaTheme="minorHAnsi"/>
-          <w:highlight w:val="cyan"/>
-        </w:rPr>
-        <w:t>127.0.1.1</w:t>
-      </w:r>
-      <w:r>
-        <w:rPr>
-          <w:highlight w:val="cyan"/>
-        </w:rPr>
-        <w:t xml:space="preserve">-gyel kezdődik (vagy ha van saját fix IP-d, akkor azt), és írd át az eredeti nevet </w:t>
-      </w:r>
-      <w:r>
-        <w:rPr>
-          <w:rStyle w:val="HTML-kd"/>
-          <w:rFonts w:eastAsiaTheme="minorHAnsi"/>
-          <w:highlight w:val="cyan"/>
-        </w:rPr>
-        <w:t>POSTA</w:t>
-      </w:r>
-      <w:r>
-        <w:rPr>
-          <w:highlight w:val="cyan"/>
-        </w:rPr>
-        <w:t>-</w:t>
-      </w:r>
-      <w:proofErr w:type="spellStart"/>
-      <w:r>
-        <w:rPr>
-          <w:highlight w:val="cyan"/>
-        </w:rPr>
-        <w:t>ra</w:t>
-      </w:r>
-      <w:proofErr w:type="spellEnd"/>
-      <w:r>
-        <w:rPr>
-          <w:highlight w:val="cyan"/>
-        </w:rPr>
-        <w:t xml:space="preserve">. Valahogy így kell kinéznie: </w:t>
-      </w:r>
-      <w:r>
-        <w:rPr>
-          <w:rStyle w:val="HTML-kd"/>
-          <w:rFonts w:eastAsiaTheme="minorHAnsi"/>
-          <w:highlight w:val="cyan"/>
-        </w:rPr>
-        <w:t>127.0.1.1 POSTA</w:t>
-      </w:r>
-      <w:r>
-        <w:rPr>
-          <w:highlight w:val="cyan"/>
-        </w:rPr>
-        <w:t>.</w:t>
-      </w:r>
-    </w:p>
-    <w:p>
-      <w:r>
-        <w:rPr>
-          <w:highlight w:val="red"/>
-        </w:rPr>
-        <w:t>Ha nincs itt semmi, akkor másold be ezt:</w:t>
-      </w:r>
-    </w:p>
-    <w:p>
-      <w:pPr>
-        <w:rPr>
-          <w:highlight w:val="yellow"/>
-        </w:rPr>
-      </w:pPr>
-      <w:r>
-        <w:rPr>
-          <w:highlight w:val="yellow"/>
-        </w:rPr>
-        <w:t xml:space="preserve">127.0.0.1   </w:t>
-      </w:r>
-      <w:proofErr w:type="spellStart"/>
-      <w:r>
-        <w:rPr>
-          <w:highlight w:val="yellow"/>
-        </w:rPr>
-        <w:t>localhost</w:t>
-      </w:r>
-      <w:proofErr w:type="spellEnd"/>
-    </w:p>
-    <w:p>
-      <w:pPr>
-        <w:rPr>
-          <w:highlight w:val="yellow"/>
-        </w:rPr>
-      </w:pPr>
-      <w:r>
-        <w:rPr>
-          <w:highlight w:val="yellow"/>
-        </w:rPr>
-        <w:t>127.0.1.1   POSTA</w:t>
-      </w:r>
-    </w:p>
-    <w:p>
-      <w:pPr>
-        <w:rPr>
-          <w:highlight w:val="yellow"/>
-        </w:rPr>
-      </w:pPr>
-      <w:r>
-        <w:rPr>
-          <w:highlight w:val="yellow"/>
-        </w:rPr>
-        <w:t xml:space="preserve"># The </w:t>
-      </w:r>
-      <w:proofErr w:type="spellStart"/>
-      <w:r>
-        <w:rPr>
-          <w:highlight w:val="yellow"/>
-        </w:rPr>
-        <w:t>following</w:t>
-      </w:r>
-      <w:proofErr w:type="spellEnd"/>
-      <w:r>
-        <w:rPr>
-          <w:highlight w:val="yellow"/>
-        </w:rPr>
-        <w:t xml:space="preserve"> </w:t>
-      </w:r>
-      <w:proofErr w:type="spellStart"/>
-      <w:r>
-        <w:rPr>
-          <w:highlight w:val="yellow"/>
-        </w:rPr>
-        <w:t>lines</w:t>
-      </w:r>
-      <w:proofErr w:type="spellEnd"/>
-      <w:r>
-        <w:rPr>
-          <w:highlight w:val="yellow"/>
-        </w:rPr>
-        <w:t xml:space="preserve"> </w:t>
-      </w:r>
-      <w:proofErr w:type="spellStart"/>
-      <w:r>
-        <w:rPr>
-          <w:highlight w:val="yellow"/>
-        </w:rPr>
-        <w:t>are</w:t>
-      </w:r>
-      <w:proofErr w:type="spellEnd"/>
-      <w:r>
-        <w:rPr>
-          <w:highlight w:val="yellow"/>
-        </w:rPr>
-        <w:t xml:space="preserve"> </w:t>
-      </w:r>
-      <w:proofErr w:type="spellStart"/>
-      <w:r>
-        <w:rPr>
-          <w:highlight w:val="yellow"/>
-        </w:rPr>
-        <w:t>desirable</w:t>
-      </w:r>
-      <w:proofErr w:type="spellEnd"/>
-      <w:r>
-        <w:rPr>
-          <w:highlight w:val="yellow"/>
-        </w:rPr>
-        <w:t xml:space="preserve"> </w:t>
-      </w:r>
-      <w:proofErr w:type="spellStart"/>
-      <w:r>
-        <w:rPr>
-          <w:highlight w:val="yellow"/>
-        </w:rPr>
-        <w:t>for</w:t>
-      </w:r>
-      <w:proofErr w:type="spellEnd"/>
-      <w:r>
-        <w:rPr>
-          <w:highlight w:val="yellow"/>
-        </w:rPr>
-        <w:t xml:space="preserve"> IPv6 </w:t>
-      </w:r>
-      <w:proofErr w:type="spellStart"/>
-      <w:r>
-        <w:rPr>
-          <w:highlight w:val="yellow"/>
-        </w:rPr>
-        <w:t>capable</w:t>
-      </w:r>
-      <w:proofErr w:type="spellEnd"/>
-      <w:r>
-        <w:rPr>
-          <w:highlight w:val="yellow"/>
-        </w:rPr>
-        <w:t xml:space="preserve"> </w:t>
-      </w:r>
-      <w:proofErr w:type="spellStart"/>
-      <w:r>
-        <w:rPr>
-          <w:highlight w:val="yellow"/>
-        </w:rPr>
-        <w:t>hosts</w:t>
-      </w:r>
-      <w:proofErr w:type="spellEnd"/>
-    </w:p>
-    <w:p>
-      <w:pPr>
-        <w:rPr>
-          <w:highlight w:val="yellow"/>
-        </w:rPr>
-      </w:pPr>
-      <w:proofErr w:type="gramStart"/>
-      <w:r>
-        <w:rPr>
-          <w:highlight w:val="yellow"/>
-        </w:rPr>
-        <w:t>::</w:t>
-      </w:r>
-      <w:proofErr w:type="gramEnd"/>
-      <w:r>
-        <w:rPr>
-          <w:highlight w:val="yellow"/>
-        </w:rPr>
-        <w:t xml:space="preserve">1     </w:t>
+      <w:pPr>
+        <w:rPr>
+          <w:highlight w:val="yellow"/>
+        </w:rPr>
+      </w:pPr>
+      <w:r>
+        <w:rPr>
+          <w:highlight w:val="yellow"/>
+        </w:rPr>
+        <w:t xml:space="preserve">::1     </w:t>
       </w:r>
       <w:proofErr w:type="spellStart"/>
       <w:r>
@@ -3774,8 +4063,18 @@
       </w:r>
     </w:p>
     <w:p>
-      <w:r>
-        <w:rPr>
+      <w:pPr>
+        <w:rPr>
+          <w:rFonts w:ascii="Arial Black" w:hAnsi="Arial Black"/>
+          <w:sz w:val="28"/>
+          <w:szCs w:val="28"/>
+        </w:rPr>
+      </w:pPr>
+      <w:r>
+        <w:rPr>
+          <w:rFonts w:ascii="Arial Black" w:hAnsi="Arial Black"/>
+          <w:sz w:val="28"/>
+          <w:szCs w:val="28"/>
           <w:highlight w:val="cyan"/>
         </w:rPr>
         <w:t>Ellenőrzés:</w:t>
@@ -3819,341 +4118,415 @@
         <w:t>, akkor jó vagy &lt;3</w:t>
       </w:r>
     </w:p>
-    <w:p>
-      <w:r>
-        <w:t xml:space="preserve">A jobb láthatóság érdekében színezd a </w:t>
-      </w:r>
-      <w:proofErr w:type="spellStart"/>
-      <w:r>
-        <w:t>promptot</w:t>
-      </w:r>
-      <w:proofErr w:type="spellEnd"/>
-      <w:r>
-        <w:t xml:space="preserve">! A </w:t>
-      </w:r>
-      <w:proofErr w:type="spellStart"/>
-      <w:r>
-        <w:t>usernév</w:t>
-      </w:r>
-      <w:proofErr w:type="spellEnd"/>
-      <w:r>
-        <w:t xml:space="preserve"> legyen piros, a szerver neve kék, az aktuális könyvtár neve pedig sárga!</w:t>
-      </w:r>
-      <w:r>
+    <w:p/>
+    <w:p>
+      <w:pPr>
+        <w:rPr>
+          <w:rFonts w:ascii="Arial Black" w:hAnsi="Arial Black"/>
+          <w:sz w:val="28"/>
+          <w:szCs w:val="28"/>
+        </w:rPr>
+      </w:pPr>
+      <w:r>
+        <w:rPr>
+          <w:rFonts w:ascii="Arial Black" w:hAnsi="Arial Black"/>
+          <w:sz w:val="28"/>
+          <w:szCs w:val="28"/>
+          <w:highlight w:val="cyan"/>
+        </w:rPr>
+        <w:t>Prompt színezés</w:t>
+      </w:r>
+    </w:p>
+    <w:p>
+      <w:proofErr w:type="spellStart"/>
+      <w:r>
+        <w:rPr>
+          <w:highlight w:val="yellow"/>
+        </w:rPr>
+        <w:t>nano</w:t>
+      </w:r>
+      <w:proofErr w:type="spellEnd"/>
+      <w:r>
+        <w:rPr>
+          <w:highlight w:val="yellow"/>
+        </w:rPr>
+        <w:t xml:space="preserve"> ~/.</w:t>
+      </w:r>
+      <w:proofErr w:type="spellStart"/>
+      <w:r>
+        <w:rPr>
+          <w:highlight w:val="yellow"/>
+        </w:rPr>
+        <w:t>bashrc</w:t>
+      </w:r>
+      <w:proofErr w:type="spellEnd"/>
+    </w:p>
+    <w:p>
+      <w:pPr>
+        <w:rPr>
+          <w:rFonts w:ascii="Arial Black" w:hAnsi="Arial Black"/>
+          <w:sz w:val="28"/>
+          <w:szCs w:val="28"/>
+        </w:rPr>
+      </w:pPr>
+      <w:r>
+        <w:rPr>
+          <w:rFonts w:ascii="Arial Black" w:hAnsi="Arial Black"/>
+          <w:sz w:val="28"/>
+          <w:szCs w:val="28"/>
+          <w:highlight w:val="cyan"/>
+        </w:rPr>
+        <w:t>Görgess a fájl legaljára</w:t>
+      </w:r>
+    </w:p>
+    <w:p>
+      <w:r>
+        <w:rPr>
+          <w:highlight w:val="yellow"/>
+        </w:rPr>
+        <w:t>export PS1="\[\e[31m\]\u\[\e[0m\]@\[\e[34m\]\h\[\e[0m\]:\[\e[33m\]\w\[\e[0m\]\$ "</w:t>
+      </w:r>
+    </w:p>
+    <w:p>
+      <w:pPr>
+        <w:rPr>
+          <w:rFonts w:ascii="Arial Black" w:hAnsi="Arial Black" w:cstheme="minorHAnsi"/>
+          <w:sz w:val="28"/>
+          <w:szCs w:val="28"/>
+        </w:rPr>
+      </w:pPr>
+      <w:r>
+        <w:rPr>
+          <w:rFonts w:ascii="Arial Black" w:hAnsi="Arial Black" w:cstheme="minorHAnsi"/>
+          <w:sz w:val="28"/>
+          <w:szCs w:val="28"/>
+          <w:highlight w:val="cyan"/>
+        </w:rPr>
+        <w:t>Mentsd el (</w:t>
+      </w:r>
+      <w:proofErr w:type="spellStart"/>
+      <w:r>
+        <w:rPr>
+          <w:rStyle w:val="HTML-kd"/>
+          <w:rFonts w:ascii="Arial Black" w:eastAsiaTheme="minorHAnsi" w:hAnsi="Arial Black" w:cstheme="minorHAnsi"/>
+          <w:sz w:val="28"/>
+          <w:szCs w:val="28"/>
+          <w:highlight w:val="cyan"/>
+        </w:rPr>
+        <w:t>Ctrl+O</w:t>
+      </w:r>
+      <w:proofErr w:type="spellEnd"/>
+      <w:r>
+        <w:rPr>
+          <w:rFonts w:ascii="Arial Black" w:hAnsi="Arial Black" w:cstheme="minorHAnsi"/>
+          <w:sz w:val="28"/>
+          <w:szCs w:val="28"/>
+          <w:highlight w:val="cyan"/>
+        </w:rPr>
+        <w:t xml:space="preserve">, </w:t>
+      </w:r>
+      <w:r>
+        <w:rPr>
+          <w:rStyle w:val="HTML-kd"/>
+          <w:rFonts w:ascii="Arial Black" w:eastAsiaTheme="minorHAnsi" w:hAnsi="Arial Black" w:cstheme="minorHAnsi"/>
+          <w:sz w:val="28"/>
+          <w:szCs w:val="28"/>
+          <w:highlight w:val="cyan"/>
+        </w:rPr>
+        <w:t>Enter</w:t>
+      </w:r>
+      <w:r>
+        <w:rPr>
+          <w:rFonts w:ascii="Arial Black" w:hAnsi="Arial Black" w:cstheme="minorHAnsi"/>
+          <w:sz w:val="28"/>
+          <w:szCs w:val="28"/>
+          <w:highlight w:val="cyan"/>
+        </w:rPr>
+        <w:t xml:space="preserve">, </w:t>
+      </w:r>
+      <w:proofErr w:type="spellStart"/>
+      <w:r>
+        <w:rPr>
+          <w:rStyle w:val="HTML-kd"/>
+          <w:rFonts w:ascii="Arial Black" w:eastAsiaTheme="minorHAnsi" w:hAnsi="Arial Black" w:cstheme="minorHAnsi"/>
+          <w:sz w:val="28"/>
+          <w:szCs w:val="28"/>
+          <w:highlight w:val="cyan"/>
+        </w:rPr>
+        <w:t>Ctrl+X</w:t>
+      </w:r>
+      <w:proofErr w:type="spellEnd"/>
+      <w:r>
+        <w:rPr>
+          <w:rFonts w:ascii="Arial Black" w:hAnsi="Arial Black" w:cstheme="minorHAnsi"/>
+          <w:sz w:val="28"/>
+          <w:szCs w:val="28"/>
+          <w:highlight w:val="cyan"/>
+        </w:rPr>
+        <w:t>)</w:t>
+      </w:r>
+    </w:p>
+    <w:p>
+      <w:proofErr w:type="spellStart"/>
+      <w:r>
+        <w:rPr>
+          <w:highlight w:val="yellow"/>
+        </w:rPr>
+        <w:lastRenderedPageBreak/>
+        <w:t>source</w:t>
+      </w:r>
+      <w:proofErr w:type="spellEnd"/>
+      <w:r>
+        <w:rPr>
+          <w:highlight w:val="yellow"/>
+        </w:rPr>
+        <w:t xml:space="preserve"> ~/.</w:t>
+      </w:r>
+      <w:proofErr w:type="spellStart"/>
+      <w:r>
+        <w:rPr>
+          <w:highlight w:val="yellow"/>
+        </w:rPr>
+        <w:t>bashrc</w:t>
+      </w:r>
+      <w:proofErr w:type="spellEnd"/>
+    </w:p>
+    <w:p/>
+    <w:p>
+      <w:pPr>
+        <w:rPr>
+          <w:rFonts w:ascii="Arial Black" w:hAnsi="Arial Black"/>
+          <w:sz w:val="28"/>
+          <w:szCs w:val="28"/>
+        </w:rPr>
+      </w:pPr>
+      <w:proofErr w:type="spellStart"/>
+      <w:r>
+        <w:rPr>
+          <w:rFonts w:ascii="Arial Black" w:hAnsi="Arial Black"/>
+          <w:sz w:val="28"/>
+          <w:szCs w:val="28"/>
+          <w:highlight w:val="cyan"/>
+        </w:rPr>
+        <w:t>Root</w:t>
+      </w:r>
+      <w:proofErr w:type="spellEnd"/>
+      <w:r>
+        <w:rPr>
+          <w:rFonts w:ascii="Arial Black" w:hAnsi="Arial Black"/>
+          <w:sz w:val="28"/>
+          <w:szCs w:val="28"/>
+          <w:highlight w:val="cyan"/>
+        </w:rPr>
+        <w:t xml:space="preserve"> felhasználó létrehozása tulajdonosként, és a csoportja is </w:t>
+      </w:r>
+      <w:proofErr w:type="spellStart"/>
+      <w:r>
+        <w:rPr>
+          <w:rFonts w:ascii="Arial Black" w:hAnsi="Arial Black"/>
+          <w:sz w:val="28"/>
+          <w:szCs w:val="28"/>
+          <w:highlight w:val="cyan"/>
+        </w:rPr>
+        <w:t>root</w:t>
+      </w:r>
+      <w:proofErr w:type="spellEnd"/>
+      <w:r>
+        <w:rPr>
+          <w:rFonts w:ascii="Arial Black" w:hAnsi="Arial Black"/>
+          <w:sz w:val="28"/>
+          <w:szCs w:val="28"/>
+          <w:highlight w:val="cyan"/>
+        </w:rPr>
+        <w:t>.</w:t>
+      </w:r>
+    </w:p>
+    <w:p>
+      <w:pPr>
+        <w:rPr>
+          <w:rFonts w:ascii="Arial Black" w:hAnsi="Arial Black"/>
+          <w:sz w:val="28"/>
+          <w:szCs w:val="28"/>
+        </w:rPr>
+      </w:pPr>
+      <w:r>
+        <w:rPr>
+          <w:rFonts w:ascii="Arial Black" w:hAnsi="Arial Black"/>
+          <w:sz w:val="28"/>
+          <w:szCs w:val="28"/>
+          <w:highlight w:val="cyan"/>
+        </w:rPr>
+        <w:t>Könyvtár létrehozása:</w:t>
+      </w:r>
+    </w:p>
+    <w:p>
+      <w:proofErr w:type="spellStart"/>
+      <w:r>
+        <w:rPr>
+          <w:highlight w:val="yellow"/>
+        </w:rPr>
+        <w:t>sudo</w:t>
+      </w:r>
+      <w:proofErr w:type="spellEnd"/>
+      <w:r>
+        <w:rPr>
+          <w:highlight w:val="yellow"/>
+        </w:rPr>
         <w:t xml:space="preserve"> </w:t>
       </w:r>
-      <w:r>
-        <w:t>Biztosítsd</w:t>
-      </w:r>
-      <w:r>
-        <w:t xml:space="preserve">, hogy a </w:t>
-      </w:r>
-      <w:proofErr w:type="spellStart"/>
-      <w:r>
-        <w:t>promptban</w:t>
-      </w:r>
-      <w:proofErr w:type="spellEnd"/>
-      <w:r>
-        <w:t xml:space="preserve"> látható legyen a beállítás!</w:t>
-      </w:r>
-    </w:p>
-    <w:p>
-      <w:proofErr w:type="spellStart"/>
-      <w:r>
-        <w:rPr>
-          <w:highlight w:val="yellow"/>
-        </w:rPr>
-        <w:t>nano</w:t>
-      </w:r>
-      <w:proofErr w:type="spellEnd"/>
-      <w:r>
-        <w:rPr>
-          <w:highlight w:val="yellow"/>
-        </w:rPr>
-        <w:t xml:space="preserve"> ~</w:t>
-      </w:r>
-      <w:proofErr w:type="gramStart"/>
-      <w:r>
-        <w:rPr>
-          <w:highlight w:val="yellow"/>
-        </w:rPr>
-        <w:t>/.</w:t>
-      </w:r>
-      <w:proofErr w:type="spellStart"/>
-      <w:r>
-        <w:rPr>
-          <w:highlight w:val="yellow"/>
-        </w:rPr>
-        <w:t>bashrc</w:t>
-      </w:r>
-      <w:proofErr w:type="spellEnd"/>
-      <w:proofErr w:type="gramEnd"/>
-    </w:p>
-    <w:p>
-      <w:r>
-        <w:rPr>
-          <w:highlight w:val="cyan"/>
-        </w:rPr>
-        <w:t>Görgess a fájl legaljára</w:t>
-      </w:r>
-    </w:p>
-    <w:p>
-      <w:r>
-        <w:rPr>
-          <w:highlight w:val="yellow"/>
-        </w:rPr>
-        <w:t>export PS1="\[\e[31m</w:t>
-      </w:r>
-      <w:proofErr w:type="gramStart"/>
-      <w:r>
-        <w:rPr>
-          <w:highlight w:val="yellow"/>
-        </w:rPr>
-        <w:t>\]\u\</w:t>
-      </w:r>
-      <w:proofErr w:type="gramEnd"/>
-      <w:r>
-        <w:rPr>
-          <w:highlight w:val="yellow"/>
-        </w:rPr>
-        <w:t>[\e[0m\]@\[\e[34m\]\h\[\e[0m\]:\[\e[33m\]\w\[\e[0m\]\$ "</w:t>
-      </w:r>
-    </w:p>
-    <w:p>
-      <w:r>
-        <w:rPr>
-          <w:highlight w:val="cyan"/>
-        </w:rPr>
-        <w:t>Mentsd el (</w:t>
-      </w:r>
-      <w:proofErr w:type="spellStart"/>
-      <w:r>
-        <w:rPr>
-          <w:rStyle w:val="HTML-kd"/>
-          <w:rFonts w:eastAsiaTheme="minorHAnsi"/>
-          <w:highlight w:val="cyan"/>
-        </w:rPr>
-        <w:t>Ctrl+O</w:t>
-      </w:r>
-      <w:proofErr w:type="spellEnd"/>
-      <w:r>
-        <w:rPr>
-          <w:highlight w:val="cyan"/>
-        </w:rPr>
-        <w:t xml:space="preserve">, </w:t>
-      </w:r>
-      <w:r>
-        <w:rPr>
-          <w:rStyle w:val="HTML-kd"/>
-          <w:rFonts w:eastAsiaTheme="minorHAnsi"/>
-          <w:highlight w:val="cyan"/>
-        </w:rPr>
-        <w:t>Enter</w:t>
-      </w:r>
-      <w:r>
-        <w:rPr>
-          <w:highlight w:val="cyan"/>
-        </w:rPr>
-        <w:t xml:space="preserve">, </w:t>
-      </w:r>
-      <w:proofErr w:type="spellStart"/>
-      <w:r>
-        <w:rPr>
-          <w:rStyle w:val="HTML-kd"/>
-          <w:rFonts w:eastAsiaTheme="minorHAnsi"/>
-          <w:highlight w:val="cyan"/>
-        </w:rPr>
-        <w:t>Ctrl+X</w:t>
-      </w:r>
-      <w:proofErr w:type="spellEnd"/>
-      <w:r>
-        <w:rPr>
-          <w:highlight w:val="cyan"/>
-        </w:rPr>
-        <w:t>)</w:t>
-      </w:r>
-    </w:p>
-    <w:p>
-      <w:proofErr w:type="spellStart"/>
-      <w:r>
-        <w:rPr>
-          <w:highlight w:val="yellow"/>
-        </w:rPr>
-        <w:t>source</w:t>
-      </w:r>
-      <w:proofErr w:type="spellEnd"/>
-      <w:r>
-        <w:rPr>
-          <w:highlight w:val="yellow"/>
-        </w:rPr>
-        <w:t xml:space="preserve"> ~</w:t>
-      </w:r>
-      <w:proofErr w:type="gramStart"/>
-      <w:r>
-        <w:rPr>
-          <w:highlight w:val="yellow"/>
-        </w:rPr>
-        <w:t>/.</w:t>
-      </w:r>
-      <w:proofErr w:type="spellStart"/>
-      <w:r>
-        <w:rPr>
-          <w:highlight w:val="yellow"/>
-        </w:rPr>
-        <w:t>bashrc</w:t>
-      </w:r>
-      <w:proofErr w:type="spellEnd"/>
-      <w:proofErr w:type="gramEnd"/>
-    </w:p>
-    <w:p>
-      <w:r>
-        <w:t>Hozd létre</w:t>
-      </w:r>
-      <w:r>
+      <w:proofErr w:type="spellStart"/>
+      <w:r>
+        <w:rPr>
+          <w:highlight w:val="yellow"/>
+        </w:rPr>
+        <w:t>mkdir</w:t>
+      </w:r>
+      <w:proofErr w:type="spellEnd"/>
+      <w:r>
+        <w:rPr>
+          <w:highlight w:val="yellow"/>
+        </w:rPr>
+        <w:t xml:space="preserve"> -p /</w:t>
+      </w:r>
+      <w:proofErr w:type="spellStart"/>
+      <w:r>
+        <w:rPr>
+          <w:highlight w:val="yellow"/>
+        </w:rPr>
+        <w:t>srv</w:t>
+      </w:r>
+      <w:proofErr w:type="spellEnd"/>
+      <w:r>
+        <w:rPr>
+          <w:highlight w:val="yellow"/>
+        </w:rPr>
+        <w:t>/</w:t>
+      </w:r>
+      <w:proofErr w:type="spellStart"/>
+      <w:r>
+        <w:rPr>
+          <w:highlight w:val="yellow"/>
+        </w:rPr>
+        <w:t>postaskisasszony</w:t>
+      </w:r>
+      <w:proofErr w:type="spellEnd"/>
+    </w:p>
+    <w:p>
+      <w:pPr>
+        <w:rPr>
+          <w:rFonts w:ascii="Arial Black" w:hAnsi="Arial Black"/>
+          <w:sz w:val="28"/>
+          <w:szCs w:val="28"/>
+        </w:rPr>
+      </w:pPr>
+      <w:r>
+        <w:rPr>
+          <w:rFonts w:ascii="Arial Black" w:hAnsi="Arial Black"/>
+          <w:sz w:val="28"/>
+          <w:szCs w:val="28"/>
+          <w:highlight w:val="cyan"/>
+        </w:rPr>
+        <w:t>Fájl létrehozása:</w:t>
+      </w:r>
+    </w:p>
+    <w:p>
+      <w:proofErr w:type="spellStart"/>
+      <w:r>
+        <w:rPr>
+          <w:highlight w:val="yellow"/>
+        </w:rPr>
+        <w:t>sudo</w:t>
+      </w:r>
+      <w:proofErr w:type="spellEnd"/>
+      <w:r>
+        <w:rPr>
+          <w:highlight w:val="yellow"/>
+        </w:rPr>
         <w:t xml:space="preserve"> </w:t>
       </w:r>
       <w:proofErr w:type="spellStart"/>
       <w:r>
-        <w:t>root</w:t>
-      </w:r>
-      <w:proofErr w:type="spellEnd"/>
-      <w:r>
-        <w:t xml:space="preserve"> felhasználó tulajdonaként</w:t>
-      </w:r>
-      <w:r>
-        <w:t xml:space="preserve"> (és csoportja is </w:t>
-      </w:r>
-      <w:proofErr w:type="spellStart"/>
-      <w:r>
-        <w:t>root</w:t>
-      </w:r>
-      <w:proofErr w:type="spellEnd"/>
-      <w:r>
-        <w:t>)</w:t>
-      </w:r>
-      <w:r>
-        <w:t xml:space="preserve"> a </w:t>
-      </w:r>
-      <w:r>
-        <w:rPr>
-          <w:rFonts w:ascii="Courier New" w:hAnsi="Courier New" w:cs="Courier New"/>
-          <w:b/>
-          <w:bCs/>
-          <w:color w:val="000000"/>
-          <w:sz w:val="20"/>
-          <w:szCs w:val="20"/>
+        <w:rPr>
+          <w:highlight w:val="yellow"/>
+        </w:rPr>
+        <w:t>touch</w:t>
+      </w:r>
+      <w:proofErr w:type="spellEnd"/>
+      <w:r>
+        <w:rPr>
+          <w:highlight w:val="yellow"/>
+        </w:rPr>
+        <w:t xml:space="preserve"> /</w:t>
+      </w:r>
+      <w:proofErr w:type="spellStart"/>
+      <w:r>
+        <w:rPr>
+          <w:highlight w:val="yellow"/>
+        </w:rPr>
+        <w:t>srv</w:t>
+      </w:r>
+      <w:proofErr w:type="spellEnd"/>
+      <w:r>
+        <w:rPr>
+          <w:highlight w:val="yellow"/>
         </w:rPr>
         <w:t>/</w:t>
       </w:r>
       <w:proofErr w:type="spellStart"/>
       <w:r>
         <w:rPr>
-          <w:rFonts w:ascii="Courier New" w:hAnsi="Courier New" w:cs="Courier New"/>
-          <w:b/>
-          <w:bCs/>
-          <w:color w:val="000000"/>
-          <w:sz w:val="20"/>
-          <w:szCs w:val="20"/>
-        </w:rPr>
-        <w:t>srv</w:t>
-      </w:r>
-      <w:proofErr w:type="spellEnd"/>
-      <w:r>
-        <w:rPr>
-          <w:rFonts w:ascii="Courier New" w:hAnsi="Courier New" w:cs="Courier New"/>
-          <w:b/>
-          <w:bCs/>
-          <w:color w:val="000000"/>
-          <w:sz w:val="20"/>
-          <w:szCs w:val="20"/>
-        </w:rPr>
-        <w:t>/</w:t>
-      </w:r>
-      <w:proofErr w:type="spellStart"/>
-      <w:r>
-        <w:rPr>
-          <w:rFonts w:ascii="Courier New" w:hAnsi="Courier New" w:cs="Courier New"/>
-          <w:b/>
-          <w:bCs/>
-          <w:color w:val="000000"/>
-          <w:sz w:val="20"/>
-          <w:szCs w:val="20"/>
+          <w:highlight w:val="yellow"/>
         </w:rPr>
         <w:t>postaskisasszony</w:t>
       </w:r>
       <w:proofErr w:type="spellEnd"/>
       <w:r>
         <w:rPr>
-          <w:rFonts w:ascii="Courier New" w:hAnsi="Courier New" w:cs="Courier New"/>
-          <w:b/>
-          <w:bCs/>
-          <w:color w:val="000000"/>
-          <w:sz w:val="20"/>
-          <w:szCs w:val="20"/>
+          <w:highlight w:val="yellow"/>
+        </w:rPr>
+        <w:t>/mai_teendok.txt</w:t>
+      </w:r>
+    </w:p>
+    <w:p/>
+    <w:p>
+      <w:pPr>
+        <w:rPr>
+          <w:rFonts w:ascii="Arial Black" w:hAnsi="Arial Black"/>
+          <w:sz w:val="28"/>
+          <w:szCs w:val="28"/>
+        </w:rPr>
+      </w:pPr>
+      <w:r>
+        <w:rPr>
+          <w:rFonts w:ascii="Arial Black" w:hAnsi="Arial Black"/>
+          <w:sz w:val="28"/>
+          <w:szCs w:val="28"/>
+          <w:highlight w:val="cyan"/>
+        </w:rPr>
+        <w:t>Csoport létrehozása:</w:t>
+      </w:r>
+    </w:p>
+    <w:p>
+      <w:proofErr w:type="spellStart"/>
+      <w:r>
+        <w:rPr>
+          <w:highlight w:val="yellow"/>
+        </w:rPr>
+        <w:t>sudo</w:t>
+      </w:r>
+      <w:proofErr w:type="spellEnd"/>
+      <w:r>
+        <w:rPr>
+          <w:highlight w:val="yellow"/>
         </w:rPr>
         <w:t xml:space="preserve"> </w:t>
       </w:r>
-      <w:r>
-        <w:t>könyvtárat</w:t>
-      </w:r>
-      <w:r>
-        <w:t xml:space="preserve">! Hozz létre benne egy </w:t>
-      </w:r>
-      <w:r>
-        <w:rPr>
-          <w:rFonts w:ascii="Courier New" w:hAnsi="Courier New" w:cs="Courier New"/>
-          <w:b/>
-          <w:bCs/>
-          <w:color w:val="000000"/>
-          <w:sz w:val="20"/>
-          <w:szCs w:val="20"/>
-        </w:rPr>
-        <w:t>mai_teendok.txt</w:t>
-      </w:r>
-      <w:r>
-        <w:t xml:space="preserve"> állományt</w:t>
-      </w:r>
-      <w:r>
-        <w:t xml:space="preserve">, melynek szintén a </w:t>
-      </w:r>
-      <w:proofErr w:type="spellStart"/>
-      <w:r>
-        <w:t>root</w:t>
-      </w:r>
-      <w:proofErr w:type="spellEnd"/>
-      <w:r>
-        <w:t xml:space="preserve"> legyen a tulajdonosa</w:t>
-      </w:r>
-      <w:r>
-        <w:t xml:space="preserve"> (és csoportja is </w:t>
-      </w:r>
-      <w:proofErr w:type="spellStart"/>
-      <w:r>
-        <w:t>root</w:t>
-      </w:r>
-      <w:proofErr w:type="spellEnd"/>
-      <w:r>
-        <w:t>)</w:t>
-      </w:r>
-      <w:r>
-        <w:t>!</w:t>
-      </w:r>
-    </w:p>
-    <w:p>
-      <w:r>
-        <w:rPr>
-          <w:highlight w:val="cyan"/>
-        </w:rPr>
-        <w:t>Könyvtár létrehozása:</w:t>
-      </w:r>
-    </w:p>
-    <w:p>
-      <w:proofErr w:type="spellStart"/>
-      <w:r>
-        <w:rPr>
-          <w:highlight w:val="yellow"/>
-        </w:rPr>
-        <w:t>sudo</w:t>
+      <w:proofErr w:type="spellStart"/>
+      <w:r>
+        <w:rPr>
+          <w:highlight w:val="yellow"/>
+        </w:rPr>
+        <w:t>groupadd</w:t>
       </w:r>
       <w:proofErr w:type="spellEnd"/>
       <w:r>
@@ -4167,219 +4540,23 @@
         <w:rPr>
           <w:highlight w:val="yellow"/>
         </w:rPr>
-        <w:t>mkdir</w:t>
-      </w:r>
-      <w:proofErr w:type="spellEnd"/>
-      <w:r>
-        <w:rPr>
-          <w:highlight w:val="yellow"/>
-        </w:rPr>
-        <w:t xml:space="preserve"> -p /</w:t>
-      </w:r>
-      <w:proofErr w:type="spellStart"/>
-      <w:r>
-        <w:rPr>
-          <w:highlight w:val="yellow"/>
-        </w:rPr>
-        <w:t>srv</w:t>
-      </w:r>
-      <w:proofErr w:type="spellEnd"/>
-      <w:r>
-        <w:rPr>
-          <w:highlight w:val="yellow"/>
-        </w:rPr>
-        <w:t>/</w:t>
-      </w:r>
-      <w:proofErr w:type="spellStart"/>
-      <w:r>
-        <w:rPr>
-          <w:highlight w:val="yellow"/>
-        </w:rPr>
-        <w:t>postaskisasszony</w:t>
-      </w:r>
-      <w:proofErr w:type="spellEnd"/>
-    </w:p>
-    <w:p>
-      <w:r>
-        <w:rPr>
-          <w:highlight w:val="cyan"/>
-        </w:rPr>
-        <w:t>Fájl létrehozása:</w:t>
-      </w:r>
-    </w:p>
-    <w:p>
-      <w:proofErr w:type="spellStart"/>
-      <w:r>
-        <w:rPr>
-          <w:highlight w:val="yellow"/>
-        </w:rPr>
-        <w:t>sudo</w:t>
-      </w:r>
-      <w:proofErr w:type="spellEnd"/>
-      <w:r>
-        <w:rPr>
-          <w:highlight w:val="yellow"/>
-        </w:rPr>
-        <w:t xml:space="preserve"> </w:t>
-      </w:r>
-      <w:proofErr w:type="spellStart"/>
-      <w:r>
-        <w:rPr>
-          <w:highlight w:val="yellow"/>
-        </w:rPr>
-        <w:t>touch</w:t>
-      </w:r>
-      <w:proofErr w:type="spellEnd"/>
-      <w:r>
-        <w:rPr>
-          <w:highlight w:val="yellow"/>
-        </w:rPr>
-        <w:t xml:space="preserve"> /</w:t>
-      </w:r>
-      <w:proofErr w:type="spellStart"/>
-      <w:r>
-        <w:rPr>
-          <w:highlight w:val="yellow"/>
-        </w:rPr>
-        <w:t>srv</w:t>
-      </w:r>
-      <w:proofErr w:type="spellEnd"/>
-      <w:r>
-        <w:rPr>
-          <w:highlight w:val="yellow"/>
-        </w:rPr>
-        <w:t>/</w:t>
-      </w:r>
-      <w:proofErr w:type="spellStart"/>
-      <w:r>
-        <w:rPr>
-          <w:highlight w:val="yellow"/>
-        </w:rPr>
-        <w:t>postaskisasszony</w:t>
-      </w:r>
-      <w:proofErr w:type="spellEnd"/>
-      <w:r>
-        <w:rPr>
-          <w:highlight w:val="yellow"/>
-        </w:rPr>
-        <w:t>/mai_teendok.txt</w:t>
-      </w:r>
-    </w:p>
-    <w:p>
-      <w:r>
-        <w:lastRenderedPageBreak/>
-        <w:t xml:space="preserve">Hozz létre egy csoportot </w:t>
-      </w:r>
-      <w:proofErr w:type="spellStart"/>
-      <w:r>
-        <w:rPr>
-          <w:rFonts w:ascii="Courier New" w:hAnsi="Courier New" w:cs="Courier New"/>
-          <w:b/>
-          <w:bCs/>
-          <w:color w:val="000000"/>
-          <w:sz w:val="20"/>
-          <w:szCs w:val="20"/>
-        </w:rPr>
         <w:t>kezbesitok</w:t>
       </w:r>
       <w:proofErr w:type="spellEnd"/>
-      <w:r>
-        <w:t xml:space="preserve"> csoportot! Hozz létre egy felhasználót </w:t>
-      </w:r>
-      <w:r>
-        <w:rPr>
-          <w:rFonts w:ascii="Courier New" w:hAnsi="Courier New" w:cs="Courier New"/>
-          <w:b/>
-          <w:bCs/>
-          <w:color w:val="000000"/>
-          <w:sz w:val="20"/>
-          <w:szCs w:val="20"/>
-        </w:rPr>
-        <w:t>Juliska</w:t>
-      </w:r>
-      <w:r>
-        <w:t xml:space="preserve"> néven! </w:t>
-      </w:r>
-      <w:r>
-        <w:rPr>
-          <w:rFonts w:ascii="Courier New" w:hAnsi="Courier New" w:cs="Courier New"/>
-          <w:b/>
-          <w:bCs/>
-          <w:color w:val="000000"/>
-          <w:sz w:val="20"/>
-          <w:szCs w:val="20"/>
-        </w:rPr>
-        <w:t>Juliska</w:t>
-      </w:r>
-      <w:r>
-        <w:t xml:space="preserve"> legyen a </w:t>
-      </w:r>
-      <w:proofErr w:type="spellStart"/>
-      <w:r>
-        <w:rPr>
-          <w:rFonts w:ascii="Courier New" w:hAnsi="Courier New" w:cs="Courier New"/>
-          <w:b/>
-          <w:bCs/>
-          <w:color w:val="000000"/>
-          <w:sz w:val="20"/>
-          <w:szCs w:val="20"/>
-        </w:rPr>
-        <w:t>kezbesitok</w:t>
-      </w:r>
-      <w:proofErr w:type="spellEnd"/>
-      <w:r>
-        <w:t xml:space="preserve"> csoport tagja!</w:t>
-      </w:r>
-    </w:p>
-    <w:p>
-      <w:r>
-        <w:rPr>
-          <w:highlight w:val="cyan"/>
-        </w:rPr>
-        <w:t>Csoport létrehozása:</w:t>
-      </w:r>
-    </w:p>
-    <w:p>
-      <w:proofErr w:type="spellStart"/>
-      <w:r>
-        <w:rPr>
-          <w:highlight w:val="yellow"/>
-        </w:rPr>
-        <w:t>sudo</w:t>
-      </w:r>
-      <w:proofErr w:type="spellEnd"/>
-      <w:r>
-        <w:rPr>
-          <w:highlight w:val="yellow"/>
-        </w:rPr>
-        <w:t xml:space="preserve"> </w:t>
-      </w:r>
-      <w:proofErr w:type="spellStart"/>
-      <w:r>
-        <w:rPr>
-          <w:highlight w:val="yellow"/>
-        </w:rPr>
-        <w:t>groupadd</w:t>
-      </w:r>
-      <w:proofErr w:type="spellEnd"/>
-      <w:r>
-        <w:rPr>
-          <w:highlight w:val="yellow"/>
-        </w:rPr>
-        <w:t xml:space="preserve"> </w:t>
-      </w:r>
-      <w:proofErr w:type="spellStart"/>
-      <w:r>
-        <w:rPr>
-          <w:highlight w:val="yellow"/>
-        </w:rPr>
-        <w:t>kezbesitok</w:t>
-      </w:r>
-      <w:proofErr w:type="spellEnd"/>
-    </w:p>
-    <w:p>
-      <w:r>
-        <w:rPr>
+    </w:p>
+    <w:p>
+      <w:pPr>
+        <w:rPr>
+          <w:rFonts w:ascii="Arial Black" w:hAnsi="Arial Black"/>
+          <w:sz w:val="28"/>
+          <w:szCs w:val="28"/>
+        </w:rPr>
+      </w:pPr>
+      <w:r>
+        <w:rPr>
+          <w:rFonts w:ascii="Arial Black" w:hAnsi="Arial Black"/>
+          <w:sz w:val="28"/>
+          <w:szCs w:val="28"/>
           <w:highlight w:val="cyan"/>
         </w:rPr>
         <w:t>Juliska létrehozása és csoporthoz adása:</w:t>
@@ -4425,18 +4602,20 @@
         <w:tabs>
           <w:tab w:val="left" w:pos="1260"/>
         </w:tabs>
-      </w:pPr>
-      <w:r>
-        <w:rPr>
-          <w:highlight w:val="cyan"/>
-        </w:rPr>
-        <w:t>A</w:t>
-      </w:r>
-      <w:r>
-        <w:rPr>
-          <w:highlight w:val="cyan"/>
-        </w:rPr>
-        <w:t>djuk hozzá a csoporthoz:</w:t>
+        <w:rPr>
+          <w:rFonts w:ascii="Arial Black" w:hAnsi="Arial Black"/>
+          <w:sz w:val="28"/>
+          <w:szCs w:val="28"/>
+        </w:rPr>
+      </w:pPr>
+      <w:r>
+        <w:rPr>
+          <w:rFonts w:ascii="Arial Black" w:hAnsi="Arial Black"/>
+          <w:sz w:val="28"/>
+          <w:szCs w:val="28"/>
+          <w:highlight w:val="cyan"/>
+        </w:rPr>
+        <w:t>Adjuk hozzá a csoporthoz:</w:t>
       </w:r>
     </w:p>
     <w:p>
@@ -4503,27 +4682,43 @@
       </w:r>
     </w:p>
     <w:p>
-      <w:r>
-        <w:t xml:space="preserve">Hozz létre egy másik felhasználót </w:t>
-      </w:r>
-      <w:r>
-        <w:rPr>
-          <w:rFonts w:ascii="Courier New" w:hAnsi="Courier New" w:cs="Courier New"/>
-          <w:b/>
-          <w:bCs/>
-          <w:color w:val="000000"/>
-          <w:sz w:val="20"/>
-          <w:szCs w:val="20"/>
-        </w:rPr>
-        <w:t>Jancsi</w:t>
-      </w:r>
-      <w:r>
-        <w:t xml:space="preserve"> néven!</w:t>
-      </w:r>
-    </w:p>
-    <w:p>
-      <w:r>
-        <w:rPr>
+      <w:pPr>
+        <w:tabs>
+          <w:tab w:val="left" w:pos="1260"/>
+        </w:tabs>
+      </w:pPr>
+    </w:p>
+    <w:p>
+      <w:pPr>
+        <w:rPr>
+          <w:rFonts w:ascii="Arial Black" w:hAnsi="Arial Black"/>
+          <w:sz w:val="28"/>
+          <w:szCs w:val="28"/>
+        </w:rPr>
+      </w:pPr>
+      <w:r>
+        <w:rPr>
+          <w:rFonts w:ascii="Arial Black" w:hAnsi="Arial Black"/>
+          <w:sz w:val="28"/>
+          <w:szCs w:val="28"/>
+          <w:highlight w:val="cyan"/>
+        </w:rPr>
+        <w:t>Felhasználó létrehozása</w:t>
+      </w:r>
+    </w:p>
+    <w:p>
+      <w:pPr>
+        <w:rPr>
+          <w:rFonts w:ascii="Arial Black" w:hAnsi="Arial Black"/>
+          <w:sz w:val="28"/>
+          <w:szCs w:val="28"/>
+        </w:rPr>
+      </w:pPr>
+      <w:r>
+        <w:rPr>
+          <w:rFonts w:ascii="Arial Black" w:hAnsi="Arial Black"/>
+          <w:sz w:val="28"/>
+          <w:szCs w:val="28"/>
           <w:highlight w:val="cyan"/>
         </w:rPr>
         <w:t>Jancsi létrehozása:</w:t>
@@ -4559,653 +4754,314 @@
         <w:t xml:space="preserve"> Jancsi</w:t>
       </w:r>
     </w:p>
-    <w:p>
-      <w:r>
-        <w:t xml:space="preserve">A </w:t>
-      </w:r>
-      <w:r>
-        <w:rPr>
-          <w:rFonts w:ascii="Courier New" w:hAnsi="Courier New" w:cs="Courier New"/>
-          <w:b/>
-          <w:bCs/>
-          <w:color w:val="000000"/>
-          <w:sz w:val="20"/>
-          <w:szCs w:val="20"/>
+    <w:p/>
+    <w:p/>
+    <w:p>
+      <w:pPr>
+        <w:rPr>
+          <w:rFonts w:ascii="Arial Black" w:hAnsi="Arial Black"/>
+          <w:sz w:val="28"/>
+          <w:szCs w:val="28"/>
+        </w:rPr>
+      </w:pPr>
+      <w:r>
+        <w:rPr>
+          <w:rFonts w:ascii="Arial Black" w:hAnsi="Arial Black"/>
+          <w:sz w:val="28"/>
+          <w:szCs w:val="28"/>
+          <w:highlight w:val="cyan"/>
+        </w:rPr>
+        <w:t>Könyvtár csoport átállítása kézbesítőkre</w:t>
+      </w:r>
+    </w:p>
+    <w:p>
+      <w:pPr>
+        <w:rPr>
+          <w:rFonts w:ascii="Arial Black" w:hAnsi="Arial Black"/>
+          <w:sz w:val="28"/>
+          <w:szCs w:val="28"/>
+        </w:rPr>
+      </w:pPr>
+      <w:r>
+        <w:rPr>
+          <w:rFonts w:ascii="Arial Black" w:hAnsi="Arial Black"/>
+          <w:sz w:val="28"/>
+          <w:szCs w:val="28"/>
+          <w:highlight w:val="cyan"/>
+        </w:rPr>
+        <w:t>Csoport átállítása:</w:t>
+      </w:r>
+    </w:p>
+    <w:p>
+      <w:proofErr w:type="spellStart"/>
+      <w:r>
+        <w:rPr>
+          <w:highlight w:val="yellow"/>
+        </w:rPr>
+        <w:t>sudo</w:t>
+      </w:r>
+      <w:proofErr w:type="spellEnd"/>
+      <w:r>
+        <w:rPr>
+          <w:highlight w:val="yellow"/>
+        </w:rPr>
+        <w:t xml:space="preserve"> </w:t>
+      </w:r>
+      <w:proofErr w:type="spellStart"/>
+      <w:r>
+        <w:rPr>
+          <w:highlight w:val="yellow"/>
+        </w:rPr>
+        <w:t>chgrp</w:t>
+      </w:r>
+      <w:proofErr w:type="spellEnd"/>
+      <w:r>
+        <w:rPr>
+          <w:highlight w:val="yellow"/>
+        </w:rPr>
+        <w:t xml:space="preserve"> </w:t>
+      </w:r>
+      <w:proofErr w:type="spellStart"/>
+      <w:r>
+        <w:rPr>
+          <w:highlight w:val="yellow"/>
+        </w:rPr>
+        <w:t>kezbesitok</w:t>
+      </w:r>
+      <w:proofErr w:type="spellEnd"/>
+      <w:r>
+        <w:rPr>
+          <w:highlight w:val="yellow"/>
+        </w:rPr>
+        <w:t xml:space="preserve"> /</w:t>
+      </w:r>
+      <w:proofErr w:type="spellStart"/>
+      <w:r>
+        <w:rPr>
+          <w:highlight w:val="yellow"/>
+        </w:rPr>
+        <w:t>srv</w:t>
+      </w:r>
+      <w:proofErr w:type="spellEnd"/>
+      <w:r>
+        <w:rPr>
+          <w:highlight w:val="yellow"/>
         </w:rPr>
         <w:t>/</w:t>
       </w:r>
       <w:proofErr w:type="spellStart"/>
       <w:r>
         <w:rPr>
-          <w:rFonts w:ascii="Courier New" w:hAnsi="Courier New" w:cs="Courier New"/>
-          <w:b/>
-          <w:bCs/>
-          <w:color w:val="000000"/>
-          <w:sz w:val="20"/>
-          <w:szCs w:val="20"/>
+          <w:highlight w:val="yellow"/>
+        </w:rPr>
+        <w:t>postaskisasszony</w:t>
+      </w:r>
+      <w:proofErr w:type="spellEnd"/>
+    </w:p>
+    <w:p>
+      <w:pPr>
+        <w:rPr>
+          <w:rFonts w:ascii="Arial Black" w:hAnsi="Arial Black"/>
+          <w:sz w:val="28"/>
+          <w:szCs w:val="28"/>
+        </w:rPr>
+      </w:pPr>
+      <w:r>
+        <w:rPr>
+          <w:rFonts w:ascii="Arial Black" w:hAnsi="Arial Black"/>
+          <w:sz w:val="28"/>
+          <w:szCs w:val="28"/>
+          <w:highlight w:val="cyan"/>
+        </w:rPr>
+        <w:t>Teljes jogosultság (</w:t>
+      </w:r>
+      <w:proofErr w:type="spellStart"/>
+      <w:r>
+        <w:rPr>
+          <w:rFonts w:ascii="Arial Black" w:hAnsi="Arial Black"/>
+          <w:sz w:val="28"/>
+          <w:szCs w:val="28"/>
+          <w:highlight w:val="cyan"/>
+        </w:rPr>
+        <w:t>rwx</w:t>
+      </w:r>
+      <w:proofErr w:type="spellEnd"/>
+      <w:r>
+        <w:rPr>
+          <w:rFonts w:ascii="Arial Black" w:hAnsi="Arial Black"/>
+          <w:sz w:val="28"/>
+          <w:szCs w:val="28"/>
+          <w:highlight w:val="cyan"/>
+        </w:rPr>
+        <w:t>) a csoportnak a könyvtárra:</w:t>
+      </w:r>
+    </w:p>
+    <w:p>
+      <w:proofErr w:type="spellStart"/>
+      <w:r>
+        <w:rPr>
+          <w:highlight w:val="yellow"/>
+        </w:rPr>
+        <w:t>sudo</w:t>
+      </w:r>
+      <w:proofErr w:type="spellEnd"/>
+      <w:r>
+        <w:rPr>
+          <w:highlight w:val="yellow"/>
+        </w:rPr>
+        <w:t xml:space="preserve"> </w:t>
+      </w:r>
+      <w:proofErr w:type="spellStart"/>
+      <w:r>
+        <w:rPr>
+          <w:highlight w:val="yellow"/>
+        </w:rPr>
+        <w:t>chmod</w:t>
+      </w:r>
+      <w:proofErr w:type="spellEnd"/>
+      <w:r>
+        <w:rPr>
+          <w:highlight w:val="yellow"/>
+        </w:rPr>
+        <w:t xml:space="preserve"> </w:t>
+      </w:r>
+      <w:proofErr w:type="spellStart"/>
+      <w:r>
+        <w:rPr>
+          <w:highlight w:val="yellow"/>
+        </w:rPr>
+        <w:t>g+rwx</w:t>
+      </w:r>
+      <w:proofErr w:type="spellEnd"/>
+      <w:r>
+        <w:rPr>
+          <w:highlight w:val="yellow"/>
+        </w:rPr>
+        <w:t xml:space="preserve"> /</w:t>
+      </w:r>
+      <w:proofErr w:type="spellStart"/>
+      <w:r>
+        <w:rPr>
+          <w:highlight w:val="yellow"/>
         </w:rPr>
         <w:t>srv</w:t>
       </w:r>
       <w:proofErr w:type="spellEnd"/>
       <w:r>
         <w:rPr>
-          <w:rFonts w:ascii="Courier New" w:hAnsi="Courier New" w:cs="Courier New"/>
-          <w:b/>
-          <w:bCs/>
-          <w:color w:val="000000"/>
-          <w:sz w:val="20"/>
-          <w:szCs w:val="20"/>
+          <w:highlight w:val="yellow"/>
         </w:rPr>
         <w:t>/</w:t>
       </w:r>
       <w:proofErr w:type="spellStart"/>
       <w:r>
         <w:rPr>
-          <w:rFonts w:ascii="Courier New" w:hAnsi="Courier New" w:cs="Courier New"/>
-          <w:b/>
-          <w:bCs/>
-          <w:color w:val="000000"/>
-          <w:sz w:val="20"/>
-          <w:szCs w:val="20"/>
+          <w:highlight w:val="yellow"/>
         </w:rPr>
         <w:t>postaskisasszony</w:t>
       </w:r>
       <w:proofErr w:type="spellEnd"/>
-      <w:r>
-        <w:rPr>
-          <w:rFonts w:ascii="Courier New" w:hAnsi="Courier New" w:cs="Courier New"/>
-          <w:b/>
-          <w:bCs/>
-          <w:color w:val="000000"/>
-          <w:sz w:val="20"/>
-          <w:szCs w:val="20"/>
+    </w:p>
+    <w:p>
+      <w:pPr>
+        <w:rPr>
+          <w:rFonts w:ascii="Arial Black" w:hAnsi="Arial Black"/>
+          <w:sz w:val="28"/>
+          <w:szCs w:val="28"/>
+        </w:rPr>
+      </w:pPr>
+      <w:r>
+        <w:rPr>
+          <w:rFonts w:ascii="Arial Black" w:hAnsi="Arial Black"/>
+          <w:sz w:val="28"/>
+          <w:szCs w:val="28"/>
+          <w:highlight w:val="cyan"/>
+        </w:rPr>
+        <w:t>Írásjog a teljes tartalomra a csoportnak:</w:t>
+      </w:r>
+    </w:p>
+    <w:p>
+      <w:proofErr w:type="spellStart"/>
+      <w:r>
+        <w:rPr>
+          <w:highlight w:val="yellow"/>
+        </w:rPr>
+        <w:lastRenderedPageBreak/>
+        <w:t>sudo</w:t>
+      </w:r>
+      <w:proofErr w:type="spellEnd"/>
+      <w:r>
+        <w:rPr>
+          <w:highlight w:val="yellow"/>
         </w:rPr>
         <w:t xml:space="preserve"> </w:t>
       </w:r>
-      <w:r>
-        <w:t>könyvtár</w:t>
-      </w:r>
-      <w:r>
-        <w:t xml:space="preserve"> csoportját állítsd </w:t>
-      </w:r>
-      <w:r>
-        <w:t xml:space="preserve">át </w:t>
-      </w:r>
-      <w:proofErr w:type="spellStart"/>
-      <w:r>
-        <w:rPr>
-          <w:rFonts w:ascii="Courier New" w:hAnsi="Courier New" w:cs="Courier New"/>
-          <w:b/>
-          <w:bCs/>
-          <w:color w:val="000000"/>
-          <w:sz w:val="20"/>
-          <w:szCs w:val="20"/>
-        </w:rPr>
-        <w:t>kezbesítok</w:t>
-      </w:r>
-      <w:proofErr w:type="spellEnd"/>
-      <w:r>
-        <w:t xml:space="preserve">-re! Adj teljes jogosultságot a </w:t>
-      </w:r>
-      <w:proofErr w:type="spellStart"/>
-      <w:r>
-        <w:rPr>
-          <w:rFonts w:ascii="Courier New" w:hAnsi="Courier New" w:cs="Courier New"/>
-          <w:b/>
-          <w:bCs/>
-          <w:color w:val="000000"/>
-          <w:sz w:val="20"/>
-          <w:szCs w:val="20"/>
-        </w:rPr>
-        <w:t>kezbesitok</w:t>
-      </w:r>
-      <w:proofErr w:type="spellEnd"/>
-      <w:r>
-        <w:t xml:space="preserve"> csoportnak a </w:t>
-      </w:r>
-      <w:r>
-        <w:rPr>
-          <w:rFonts w:ascii="Courier New" w:hAnsi="Courier New" w:cs="Courier New"/>
-          <w:b/>
-          <w:bCs/>
-          <w:color w:val="000000"/>
-          <w:sz w:val="20"/>
-          <w:szCs w:val="20"/>
+      <w:proofErr w:type="spellStart"/>
+      <w:r>
+        <w:rPr>
+          <w:highlight w:val="yellow"/>
+        </w:rPr>
+        <w:t>chmod</w:t>
+      </w:r>
+      <w:proofErr w:type="spellEnd"/>
+      <w:r>
+        <w:rPr>
+          <w:highlight w:val="yellow"/>
+        </w:rPr>
+        <w:t xml:space="preserve"> -R </w:t>
+      </w:r>
+      <w:proofErr w:type="spellStart"/>
+      <w:r>
+        <w:rPr>
+          <w:highlight w:val="yellow"/>
+        </w:rPr>
+        <w:t>g+w</w:t>
+      </w:r>
+      <w:proofErr w:type="spellEnd"/>
+      <w:r>
+        <w:rPr>
+          <w:highlight w:val="yellow"/>
+        </w:rPr>
+        <w:t xml:space="preserve"> /</w:t>
+      </w:r>
+      <w:proofErr w:type="spellStart"/>
+      <w:r>
+        <w:rPr>
+          <w:highlight w:val="yellow"/>
+        </w:rPr>
+        <w:t>srv</w:t>
+      </w:r>
+      <w:proofErr w:type="spellEnd"/>
+      <w:r>
+        <w:rPr>
+          <w:highlight w:val="yellow"/>
         </w:rPr>
         <w:t>/</w:t>
       </w:r>
       <w:proofErr w:type="spellStart"/>
       <w:r>
         <w:rPr>
-          <w:rFonts w:ascii="Courier New" w:hAnsi="Courier New" w:cs="Courier New"/>
-          <w:b/>
-          <w:bCs/>
-          <w:color w:val="000000"/>
-          <w:sz w:val="20"/>
-          <w:szCs w:val="20"/>
-        </w:rPr>
-        <w:t>srv</w:t>
-      </w:r>
-      <w:proofErr w:type="spellEnd"/>
-      <w:r>
-        <w:rPr>
-          <w:rFonts w:ascii="Courier New" w:hAnsi="Courier New" w:cs="Courier New"/>
-          <w:b/>
-          <w:bCs/>
-          <w:color w:val="000000"/>
-          <w:sz w:val="20"/>
-          <w:szCs w:val="20"/>
-        </w:rPr>
-        <w:t>/</w:t>
-      </w:r>
-      <w:proofErr w:type="spellStart"/>
-      <w:r>
-        <w:rPr>
-          <w:rFonts w:ascii="Courier New" w:hAnsi="Courier New" w:cs="Courier New"/>
-          <w:b/>
-          <w:bCs/>
-          <w:color w:val="000000"/>
-          <w:sz w:val="20"/>
-          <w:szCs w:val="20"/>
+          <w:highlight w:val="yellow"/>
         </w:rPr>
         <w:t>postaskisasszony</w:t>
       </w:r>
       <w:proofErr w:type="spellEnd"/>
-      <w:r>
-        <w:rPr>
-          <w:rFonts w:ascii="Courier New" w:hAnsi="Courier New" w:cs="Courier New"/>
-          <w:b/>
-          <w:bCs/>
-          <w:color w:val="000000"/>
-          <w:sz w:val="20"/>
-          <w:szCs w:val="20"/>
-        </w:rPr>
-        <w:t xml:space="preserve"> </w:t>
-      </w:r>
-      <w:r>
-        <w:t xml:space="preserve">könyvtárhoz! A </w:t>
-      </w:r>
-      <w:r>
-        <w:rPr>
-          <w:rFonts w:ascii="Courier New" w:hAnsi="Courier New" w:cs="Courier New"/>
-          <w:b/>
-          <w:bCs/>
-          <w:color w:val="000000"/>
-          <w:sz w:val="20"/>
-          <w:szCs w:val="20"/>
-        </w:rPr>
-        <w:t>/</w:t>
-      </w:r>
-      <w:proofErr w:type="spellStart"/>
-      <w:r>
-        <w:rPr>
-          <w:rFonts w:ascii="Courier New" w:hAnsi="Courier New" w:cs="Courier New"/>
-          <w:b/>
-          <w:bCs/>
-          <w:color w:val="000000"/>
-          <w:sz w:val="20"/>
-          <w:szCs w:val="20"/>
-        </w:rPr>
-        <w:t>srv</w:t>
-      </w:r>
-      <w:proofErr w:type="spellEnd"/>
-      <w:r>
-        <w:rPr>
-          <w:rFonts w:ascii="Courier New" w:hAnsi="Courier New" w:cs="Courier New"/>
-          <w:b/>
-          <w:bCs/>
-          <w:color w:val="000000"/>
-          <w:sz w:val="20"/>
-          <w:szCs w:val="20"/>
-        </w:rPr>
-        <w:t>/</w:t>
-      </w:r>
-      <w:proofErr w:type="spellStart"/>
-      <w:r>
-        <w:rPr>
-          <w:rFonts w:ascii="Courier New" w:hAnsi="Courier New" w:cs="Courier New"/>
-          <w:b/>
-          <w:bCs/>
-          <w:color w:val="000000"/>
-          <w:sz w:val="20"/>
-          <w:szCs w:val="20"/>
-        </w:rPr>
-        <w:t>postaskisasszony</w:t>
-      </w:r>
-      <w:proofErr w:type="spellEnd"/>
-      <w:r>
-        <w:rPr>
-          <w:rFonts w:ascii="Courier New" w:hAnsi="Courier New" w:cs="Courier New"/>
-          <w:b/>
-          <w:bCs/>
-          <w:color w:val="000000"/>
-          <w:sz w:val="20"/>
-          <w:szCs w:val="20"/>
-        </w:rPr>
-        <w:t xml:space="preserve"> </w:t>
-      </w:r>
-      <w:r>
-        <w:t xml:space="preserve">könyvtár teljes tartalmára adj </w:t>
-      </w:r>
-      <w:r>
-        <w:t xml:space="preserve">írásjogot </w:t>
-      </w:r>
-      <w:r>
-        <w:t xml:space="preserve">a </w:t>
-      </w:r>
-      <w:proofErr w:type="spellStart"/>
-      <w:r>
-        <w:rPr>
-          <w:rFonts w:ascii="Courier New" w:hAnsi="Courier New" w:cs="Courier New"/>
-          <w:b/>
-          <w:bCs/>
-          <w:color w:val="000000"/>
-          <w:sz w:val="20"/>
-          <w:szCs w:val="20"/>
-        </w:rPr>
-        <w:t>kezbesítok</w:t>
-      </w:r>
-      <w:proofErr w:type="spellEnd"/>
-      <w:r>
-        <w:t xml:space="preserve"> csoportnak!</w:t>
-      </w:r>
-    </w:p>
-    <w:p>
-      <w:r>
-        <w:rPr>
-          <w:highlight w:val="cyan"/>
-        </w:rPr>
-        <w:t>Csoport átállítása:</w:t>
-      </w:r>
-    </w:p>
-    <w:p>
-      <w:proofErr w:type="spellStart"/>
-      <w:r>
-        <w:rPr>
-          <w:highlight w:val="yellow"/>
-        </w:rPr>
-        <w:t>sudo</w:t>
-      </w:r>
-      <w:proofErr w:type="spellEnd"/>
-      <w:r>
-        <w:rPr>
-          <w:highlight w:val="yellow"/>
-        </w:rPr>
-        <w:t xml:space="preserve"> </w:t>
-      </w:r>
-      <w:proofErr w:type="spellStart"/>
-      <w:r>
-        <w:rPr>
-          <w:highlight w:val="yellow"/>
-        </w:rPr>
-        <w:t>chgrp</w:t>
-      </w:r>
-      <w:proofErr w:type="spellEnd"/>
-      <w:r>
-        <w:rPr>
-          <w:highlight w:val="yellow"/>
-        </w:rPr>
-        <w:t xml:space="preserve"> </w:t>
-      </w:r>
-      <w:proofErr w:type="spellStart"/>
-      <w:r>
-        <w:rPr>
-          <w:highlight w:val="yellow"/>
-        </w:rPr>
-        <w:t>kezbesitok</w:t>
-      </w:r>
-      <w:proofErr w:type="spellEnd"/>
-      <w:r>
-        <w:rPr>
-          <w:highlight w:val="yellow"/>
-        </w:rPr>
-        <w:t xml:space="preserve"> /</w:t>
-      </w:r>
-      <w:proofErr w:type="spellStart"/>
-      <w:r>
-        <w:rPr>
-          <w:highlight w:val="yellow"/>
-        </w:rPr>
-        <w:t>srv</w:t>
-      </w:r>
-      <w:proofErr w:type="spellEnd"/>
-      <w:r>
-        <w:rPr>
-          <w:highlight w:val="yellow"/>
-        </w:rPr>
-        <w:t>/</w:t>
-      </w:r>
-      <w:proofErr w:type="spellStart"/>
-      <w:r>
-        <w:rPr>
-          <w:highlight w:val="yellow"/>
-        </w:rPr>
-        <w:t>postaskisasszony</w:t>
-      </w:r>
-      <w:proofErr w:type="spellEnd"/>
-    </w:p>
-    <w:p>
-      <w:r>
-        <w:rPr>
-          <w:highlight w:val="cyan"/>
-        </w:rPr>
-        <w:t>Teljes jogosultság (</w:t>
-      </w:r>
-      <w:proofErr w:type="spellStart"/>
-      <w:r>
-        <w:rPr>
-          <w:highlight w:val="cyan"/>
-        </w:rPr>
-        <w:t>rwx</w:t>
-      </w:r>
-      <w:proofErr w:type="spellEnd"/>
-      <w:r>
-        <w:rPr>
-          <w:highlight w:val="cyan"/>
-        </w:rPr>
-        <w:t>) a csoportnak a könyvtárra:</w:t>
-      </w:r>
-    </w:p>
-    <w:p>
-      <w:proofErr w:type="spellStart"/>
-      <w:r>
-        <w:rPr>
-          <w:highlight w:val="yellow"/>
-        </w:rPr>
-        <w:t>sudo</w:t>
-      </w:r>
-      <w:proofErr w:type="spellEnd"/>
-      <w:r>
-        <w:rPr>
-          <w:highlight w:val="yellow"/>
-        </w:rPr>
-        <w:t xml:space="preserve"> </w:t>
-      </w:r>
-      <w:proofErr w:type="spellStart"/>
-      <w:r>
-        <w:rPr>
-          <w:highlight w:val="yellow"/>
-        </w:rPr>
-        <w:t>chmod</w:t>
-      </w:r>
-      <w:proofErr w:type="spellEnd"/>
-      <w:r>
-        <w:rPr>
-          <w:highlight w:val="yellow"/>
-        </w:rPr>
-        <w:t xml:space="preserve"> </w:t>
-      </w:r>
-      <w:proofErr w:type="spellStart"/>
-      <w:r>
-        <w:rPr>
-          <w:highlight w:val="yellow"/>
-        </w:rPr>
-        <w:t>g+rwx</w:t>
-      </w:r>
-      <w:proofErr w:type="spellEnd"/>
-      <w:r>
-        <w:rPr>
-          <w:highlight w:val="yellow"/>
-        </w:rPr>
-        <w:t xml:space="preserve"> /</w:t>
-      </w:r>
-      <w:proofErr w:type="spellStart"/>
-      <w:r>
-        <w:rPr>
-          <w:highlight w:val="yellow"/>
-        </w:rPr>
-        <w:t>srv</w:t>
-      </w:r>
-      <w:proofErr w:type="spellEnd"/>
-      <w:r>
-        <w:rPr>
-          <w:highlight w:val="yellow"/>
-        </w:rPr>
-        <w:t>/</w:t>
-      </w:r>
-      <w:proofErr w:type="spellStart"/>
-      <w:r>
-        <w:rPr>
-          <w:highlight w:val="yellow"/>
-        </w:rPr>
-        <w:t>postaskisasszony</w:t>
-      </w:r>
-      <w:proofErr w:type="spellEnd"/>
-    </w:p>
-    <w:p>
-      <w:r>
-        <w:rPr>
-          <w:highlight w:val="cyan"/>
-        </w:rPr>
-        <w:t>Írásjog a teljes tartalomra a csoportnak:</w:t>
-      </w:r>
-    </w:p>
-    <w:p>
-      <w:proofErr w:type="spellStart"/>
-      <w:r>
-        <w:rPr>
-          <w:highlight w:val="yellow"/>
-        </w:rPr>
-        <w:t>sudo</w:t>
-      </w:r>
-      <w:proofErr w:type="spellEnd"/>
-      <w:r>
-        <w:rPr>
-          <w:highlight w:val="yellow"/>
-        </w:rPr>
-        <w:t xml:space="preserve"> </w:t>
-      </w:r>
-      <w:proofErr w:type="spellStart"/>
-      <w:r>
-        <w:rPr>
-          <w:highlight w:val="yellow"/>
-        </w:rPr>
-        <w:t>chmod</w:t>
-      </w:r>
-      <w:proofErr w:type="spellEnd"/>
-      <w:r>
-        <w:rPr>
-          <w:highlight w:val="yellow"/>
-        </w:rPr>
-        <w:t xml:space="preserve"> -R </w:t>
-      </w:r>
-      <w:proofErr w:type="spellStart"/>
-      <w:r>
-        <w:rPr>
-          <w:highlight w:val="yellow"/>
-        </w:rPr>
-        <w:t>g+w</w:t>
-      </w:r>
-      <w:proofErr w:type="spellEnd"/>
-      <w:r>
-        <w:rPr>
-          <w:highlight w:val="yellow"/>
-        </w:rPr>
-        <w:t xml:space="preserve"> /</w:t>
-      </w:r>
-      <w:proofErr w:type="spellStart"/>
-      <w:r>
-        <w:rPr>
-          <w:highlight w:val="yellow"/>
-        </w:rPr>
-        <w:t>srv</w:t>
-      </w:r>
-      <w:proofErr w:type="spellEnd"/>
-      <w:r>
-        <w:rPr>
-          <w:highlight w:val="yellow"/>
-        </w:rPr>
-        <w:t>/</w:t>
-      </w:r>
-      <w:proofErr w:type="spellStart"/>
-      <w:r>
-        <w:rPr>
-          <w:highlight w:val="yellow"/>
-        </w:rPr>
-        <w:t>postaskisasszony</w:t>
-      </w:r>
-      <w:proofErr w:type="spellEnd"/>
-    </w:p>
-    <w:p>
-      <w:r>
-        <w:t xml:space="preserve">Telepítsd az </w:t>
-      </w:r>
-      <w:r>
-        <w:rPr>
-          <w:rFonts w:ascii="Courier New" w:hAnsi="Courier New" w:cs="Courier New"/>
-          <w:b/>
-          <w:bCs/>
-          <w:color w:val="000000"/>
-          <w:sz w:val="20"/>
-          <w:szCs w:val="20"/>
-        </w:rPr>
-        <w:t>ACL</w:t>
-      </w:r>
-      <w:r>
-        <w:t xml:space="preserve"> csomagot! A </w:t>
-      </w:r>
-      <w:r>
-        <w:rPr>
-          <w:rFonts w:ascii="Courier New" w:hAnsi="Courier New" w:cs="Courier New"/>
-          <w:b/>
-          <w:bCs/>
-          <w:color w:val="000000"/>
-          <w:sz w:val="20"/>
-          <w:szCs w:val="20"/>
-        </w:rPr>
-        <w:t>Jancsi</w:t>
-      </w:r>
-      <w:r>
-        <w:t xml:space="preserve"> felhasználónak adj neki csak olvasási jogot ACL-lel az </w:t>
-      </w:r>
-      <w:r>
-        <w:rPr>
-          <w:rFonts w:ascii="Courier New" w:hAnsi="Courier New" w:cs="Courier New"/>
-          <w:b/>
-          <w:bCs/>
-          <w:color w:val="000000"/>
-          <w:sz w:val="20"/>
-          <w:szCs w:val="20"/>
-        </w:rPr>
-        <w:t>/</w:t>
-      </w:r>
-      <w:proofErr w:type="spellStart"/>
-      <w:r>
-        <w:rPr>
-          <w:rFonts w:ascii="Courier New" w:hAnsi="Courier New" w:cs="Courier New"/>
-          <w:b/>
-          <w:bCs/>
-          <w:color w:val="000000"/>
-          <w:sz w:val="20"/>
-          <w:szCs w:val="20"/>
-        </w:rPr>
-        <w:t>srv</w:t>
-      </w:r>
-      <w:proofErr w:type="spellEnd"/>
-      <w:r>
-        <w:rPr>
-          <w:rFonts w:ascii="Courier New" w:hAnsi="Courier New" w:cs="Courier New"/>
-          <w:b/>
-          <w:bCs/>
-          <w:color w:val="000000"/>
-          <w:sz w:val="20"/>
-          <w:szCs w:val="20"/>
-        </w:rPr>
-        <w:t>/</w:t>
-      </w:r>
-      <w:proofErr w:type="spellStart"/>
-      <w:r>
-        <w:rPr>
-          <w:rFonts w:ascii="Courier New" w:hAnsi="Courier New" w:cs="Courier New"/>
-          <w:b/>
-          <w:bCs/>
-          <w:color w:val="000000"/>
-          <w:sz w:val="20"/>
-          <w:szCs w:val="20"/>
-        </w:rPr>
-        <w:t>postaskisasszony</w:t>
-      </w:r>
-      <w:proofErr w:type="spellEnd"/>
-      <w:r>
-        <w:rPr>
-          <w:rFonts w:ascii="Courier New" w:hAnsi="Courier New" w:cs="Courier New"/>
-          <w:b/>
-          <w:bCs/>
-          <w:color w:val="000000"/>
-          <w:sz w:val="20"/>
-          <w:szCs w:val="20"/>
-        </w:rPr>
-        <w:t xml:space="preserve">/mai_teendok.txt </w:t>
-      </w:r>
-      <w:r>
-        <w:t xml:space="preserve">fájlhoz! Olvasd le, kinek, milyen jogú hozzáférése van a </w:t>
-      </w:r>
-      <w:r>
-        <w:rPr>
-          <w:rFonts w:ascii="Courier New" w:hAnsi="Courier New" w:cs="Courier New"/>
-          <w:b/>
-          <w:bCs/>
-          <w:color w:val="000000"/>
-          <w:sz w:val="20"/>
-          <w:szCs w:val="20"/>
-        </w:rPr>
-        <w:t>/</w:t>
-      </w:r>
-      <w:proofErr w:type="spellStart"/>
-      <w:r>
-        <w:rPr>
-          <w:rFonts w:ascii="Courier New" w:hAnsi="Courier New" w:cs="Courier New"/>
-          <w:b/>
-          <w:bCs/>
-          <w:color w:val="000000"/>
-          <w:sz w:val="20"/>
-          <w:szCs w:val="20"/>
-        </w:rPr>
-        <w:t>srv</w:t>
-      </w:r>
-      <w:proofErr w:type="spellEnd"/>
-      <w:r>
-        <w:rPr>
-          <w:rFonts w:ascii="Courier New" w:hAnsi="Courier New" w:cs="Courier New"/>
-          <w:b/>
-          <w:bCs/>
-          <w:color w:val="000000"/>
-          <w:sz w:val="20"/>
-          <w:szCs w:val="20"/>
-        </w:rPr>
-        <w:t>/</w:t>
-      </w:r>
-      <w:proofErr w:type="spellStart"/>
-      <w:r>
-        <w:rPr>
-          <w:rFonts w:ascii="Courier New" w:hAnsi="Courier New" w:cs="Courier New"/>
-          <w:b/>
-          <w:bCs/>
-          <w:color w:val="000000"/>
-          <w:sz w:val="20"/>
-          <w:szCs w:val="20"/>
-        </w:rPr>
-        <w:t>postaskisasszony</w:t>
-      </w:r>
-      <w:proofErr w:type="spellEnd"/>
-      <w:r>
-        <w:rPr>
-          <w:rFonts w:ascii="Courier New" w:hAnsi="Courier New" w:cs="Courier New"/>
-          <w:b/>
-          <w:bCs/>
-          <w:color w:val="000000"/>
-          <w:sz w:val="20"/>
-          <w:szCs w:val="20"/>
-        </w:rPr>
-        <w:t xml:space="preserve">/mai_teendok.txt </w:t>
-      </w:r>
-      <w:r>
-        <w:t>fájlhoz!</w:t>
-      </w:r>
-    </w:p>
-    <w:p>
-      <w:r>
-        <w:rPr>
+    </w:p>
+    <w:p/>
+    <w:p/>
+    <w:p>
+      <w:pPr>
+        <w:rPr>
+          <w:rFonts w:ascii="Arial Black" w:hAnsi="Arial Black"/>
+          <w:sz w:val="28"/>
+          <w:szCs w:val="28"/>
+        </w:rPr>
+      </w:pPr>
+      <w:r>
+        <w:rPr>
+          <w:rFonts w:ascii="Arial Black" w:hAnsi="Arial Black"/>
+          <w:sz w:val="28"/>
+          <w:szCs w:val="28"/>
           <w:highlight w:val="cyan"/>
         </w:rPr>
         <w:t>ACL csomag telepítése:</w:t>
@@ -5318,88 +5174,26 @@
           <w:tab w:val="left" w:pos="1204"/>
         </w:tabs>
       </w:pPr>
-      <w:r>
-        <w:rPr>
-          <w:highlight w:val="cyan"/>
-        </w:rPr>
-        <w:t>Olvasási jog (r) Jancsinak a fájlhoz:</w:t>
-      </w:r>
     </w:p>
     <w:p>
       <w:pPr>
         <w:tabs>
           <w:tab w:val="left" w:pos="1204"/>
         </w:tabs>
-      </w:pPr>
-      <w:proofErr w:type="spellStart"/>
-      <w:r>
-        <w:rPr>
-          <w:highlight w:val="yellow"/>
-        </w:rPr>
-        <w:t>sudo</w:t>
-      </w:r>
-      <w:proofErr w:type="spellEnd"/>
-      <w:r>
-        <w:rPr>
-          <w:highlight w:val="yellow"/>
-        </w:rPr>
-        <w:t xml:space="preserve"> </w:t>
-      </w:r>
-      <w:proofErr w:type="spellStart"/>
-      <w:r>
-        <w:rPr>
-          <w:highlight w:val="yellow"/>
-        </w:rPr>
-        <w:t>setfacl</w:t>
-      </w:r>
-      <w:proofErr w:type="spellEnd"/>
-      <w:r>
-        <w:rPr>
-          <w:highlight w:val="yellow"/>
-        </w:rPr>
-        <w:t xml:space="preserve"> -m </w:t>
-      </w:r>
-      <w:proofErr w:type="gramStart"/>
-      <w:r>
-        <w:rPr>
-          <w:highlight w:val="yellow"/>
-        </w:rPr>
-        <w:t>u:Jancsi</w:t>
-      </w:r>
-      <w:proofErr w:type="gramEnd"/>
-      <w:r>
-        <w:rPr>
-          <w:highlight w:val="yellow"/>
-        </w:rPr>
-        <w:t>:r /</w:t>
-      </w:r>
-      <w:proofErr w:type="spellStart"/>
-      <w:r>
-        <w:rPr>
-          <w:highlight w:val="yellow"/>
-        </w:rPr>
-        <w:t>srv</w:t>
-      </w:r>
-      <w:proofErr w:type="spellEnd"/>
-      <w:r>
-        <w:rPr>
-          <w:highlight w:val="yellow"/>
-        </w:rPr>
-        <w:t>/</w:t>
-      </w:r>
-      <w:proofErr w:type="spellStart"/>
-      <w:r>
-        <w:rPr>
-          <w:highlight w:val="yellow"/>
-        </w:rPr>
-        <w:t>postaskisasszony</w:t>
-      </w:r>
-      <w:proofErr w:type="spellEnd"/>
-      <w:r>
-        <w:rPr>
-          <w:highlight w:val="yellow"/>
-        </w:rPr>
-        <w:t>/mai_teendok.txt</w:t>
+        <w:rPr>
+          <w:rFonts w:ascii="Arial Black" w:hAnsi="Arial Black"/>
+          <w:sz w:val="28"/>
+          <w:szCs w:val="28"/>
+        </w:rPr>
+      </w:pPr>
+      <w:r>
+        <w:rPr>
+          <w:rFonts w:ascii="Arial Black" w:hAnsi="Arial Black"/>
+          <w:sz w:val="28"/>
+          <w:szCs w:val="28"/>
+          <w:highlight w:val="cyan"/>
+        </w:rPr>
+        <w:t>Olvasási jog (r) Jancsinak a fájlhoz:</w:t>
       </w:r>
     </w:p>
     <w:p>
@@ -5408,11 +5202,61 @@
           <w:tab w:val="left" w:pos="1204"/>
         </w:tabs>
       </w:pPr>
-      <w:r>
-        <w:rPr>
-          <w:highlight w:val="cyan"/>
-        </w:rPr>
-        <w:t>Jogok leolvasása (ellenőrzés):</w:t>
+      <w:proofErr w:type="spellStart"/>
+      <w:r>
+        <w:rPr>
+          <w:highlight w:val="yellow"/>
+        </w:rPr>
+        <w:t>sudo</w:t>
+      </w:r>
+      <w:proofErr w:type="spellEnd"/>
+      <w:r>
+        <w:rPr>
+          <w:highlight w:val="yellow"/>
+        </w:rPr>
+        <w:t xml:space="preserve"> </w:t>
+      </w:r>
+      <w:proofErr w:type="spellStart"/>
+      <w:r>
+        <w:rPr>
+          <w:highlight w:val="yellow"/>
+        </w:rPr>
+        <w:t>setfacl</w:t>
+      </w:r>
+      <w:proofErr w:type="spellEnd"/>
+      <w:r>
+        <w:rPr>
+          <w:highlight w:val="yellow"/>
+        </w:rPr>
+        <w:t xml:space="preserve"> -m u:Jancsi:r /</w:t>
+      </w:r>
+      <w:proofErr w:type="spellStart"/>
+      <w:r>
+        <w:rPr>
+          <w:highlight w:val="yellow"/>
+        </w:rPr>
+        <w:t>srv</w:t>
+      </w:r>
+      <w:proofErr w:type="spellEnd"/>
+      <w:r>
+        <w:rPr>
+          <w:highlight w:val="yellow"/>
+        </w:rPr>
+        <w:t>/</w:t>
+      </w:r>
+      <w:proofErr w:type="spellStart"/>
+      <w:r>
+        <w:rPr>
+          <w:highlight w:val="yellow"/>
+        </w:rPr>
+        <w:t>postaskisasszony</w:t>
+      </w:r>
+      <w:proofErr w:type="spellEnd"/>
+      <w:r>
+        <w:rPr>
+          <w:highlight w:val="yellow"/>
+        </w:rPr>
+        <w:t>/mai_teendok.txt</w:t>
       </w:r>
     </w:p>
     <w:p>
@@ -5420,6 +5264,27 @@
         <w:tabs>
           <w:tab w:val="left" w:pos="1204"/>
         </w:tabs>
+        <w:rPr>
+          <w:rFonts w:ascii="Arial Black" w:hAnsi="Arial Black"/>
+          <w:sz w:val="28"/>
+          <w:szCs w:val="28"/>
+        </w:rPr>
+      </w:pPr>
+      <w:r>
+        <w:rPr>
+          <w:rFonts w:ascii="Arial Black" w:hAnsi="Arial Black"/>
+          <w:sz w:val="28"/>
+          <w:szCs w:val="28"/>
+          <w:highlight w:val="cyan"/>
+        </w:rPr>
+        <w:t>Jogok leolvasása (ellenőrzés):</w:t>
+      </w:r>
+    </w:p>
+    <w:p>
+      <w:pPr>
+        <w:tabs>
+          <w:tab w:val="left" w:pos="1204"/>
+        </w:tabs>
       </w:pPr>
       <w:proofErr w:type="spellStart"/>
       <w:r>
@@ -5465,74 +5330,532 @@
       </w:r>
     </w:p>
     <w:p>
-      <w:r>
-        <w:t xml:space="preserve">Telepítsd az </w:t>
-      </w:r>
-      <w:r>
-        <w:rPr>
-          <w:rFonts w:ascii="Courier New" w:hAnsi="Courier New" w:cs="Courier New"/>
-          <w:b/>
-          <w:bCs/>
-          <w:color w:val="000000"/>
-          <w:sz w:val="20"/>
-          <w:szCs w:val="20"/>
-        </w:rPr>
-        <w:t>Apache2</w:t>
-      </w:r>
-      <w:r>
-        <w:t xml:space="preserve"> webszervert! Ha szükséges, telepítsd az </w:t>
-      </w:r>
-      <w:proofErr w:type="spellStart"/>
-      <w:r>
-        <w:rPr>
-          <w:rFonts w:ascii="Courier New" w:hAnsi="Courier New" w:cs="Courier New"/>
-          <w:b/>
-          <w:bCs/>
-          <w:color w:val="000000"/>
-          <w:sz w:val="20"/>
-          <w:szCs w:val="20"/>
+      <w:pPr>
+        <w:tabs>
+          <w:tab w:val="left" w:pos="1204"/>
+        </w:tabs>
+      </w:pPr>
+    </w:p>
+    <w:p>
+      <w:pPr>
+        <w:tabs>
+          <w:tab w:val="left" w:pos="1204"/>
+        </w:tabs>
+      </w:pPr>
+    </w:p>
+    <w:p>
+      <w:pPr>
+        <w:rPr>
+          <w:rFonts w:ascii="Arial Black" w:hAnsi="Arial Black"/>
+          <w:sz w:val="28"/>
+          <w:szCs w:val="28"/>
+        </w:rPr>
+      </w:pPr>
+      <w:r>
+        <w:rPr>
+          <w:rFonts w:ascii="Arial Black" w:hAnsi="Arial Black"/>
+          <w:sz w:val="28"/>
+          <w:szCs w:val="28"/>
+          <w:highlight w:val="cyan"/>
+        </w:rPr>
+        <w:t>Apache2 webszerver telepítést</w:t>
+      </w:r>
+    </w:p>
+    <w:p>
+      <w:pPr>
+        <w:rPr>
+          <w:rFonts w:ascii="Arial Black" w:hAnsi="Arial Black"/>
+          <w:sz w:val="28"/>
+          <w:szCs w:val="28"/>
+        </w:rPr>
+      </w:pPr>
+      <w:r>
+        <w:rPr>
+          <w:rFonts w:ascii="Arial Black" w:hAnsi="Arial Black"/>
+          <w:sz w:val="28"/>
+          <w:szCs w:val="28"/>
+          <w:highlight w:val="cyan"/>
+        </w:rPr>
+        <w:t>Csomagok telepítése:</w:t>
+      </w:r>
+    </w:p>
+    <w:p>
+      <w:proofErr w:type="spellStart"/>
+      <w:r>
+        <w:rPr>
+          <w:highlight w:val="yellow"/>
+        </w:rPr>
+        <w:t>sudo</w:t>
+      </w:r>
+      <w:proofErr w:type="spellEnd"/>
+      <w:r>
+        <w:rPr>
+          <w:highlight w:val="yellow"/>
+        </w:rPr>
+        <w:t xml:space="preserve"> </w:t>
+      </w:r>
+      <w:proofErr w:type="spellStart"/>
+      <w:r>
+        <w:rPr>
+          <w:highlight w:val="yellow"/>
+        </w:rPr>
+        <w:t>apt</w:t>
+      </w:r>
+      <w:proofErr w:type="spellEnd"/>
+      <w:r>
+        <w:rPr>
+          <w:highlight w:val="yellow"/>
+        </w:rPr>
+        <w:t xml:space="preserve"> </w:t>
+      </w:r>
+      <w:proofErr w:type="spellStart"/>
+      <w:r>
+        <w:rPr>
+          <w:highlight w:val="yellow"/>
+        </w:rPr>
+        <w:t>install</w:t>
+      </w:r>
+      <w:proofErr w:type="spellEnd"/>
+      <w:r>
+        <w:rPr>
+          <w:highlight w:val="yellow"/>
+        </w:rPr>
+        <w:t xml:space="preserve"> apache2 </w:t>
+      </w:r>
+      <w:proofErr w:type="spellStart"/>
+      <w:r>
+        <w:rPr>
+          <w:highlight w:val="yellow"/>
         </w:rPr>
         <w:t>ufw</w:t>
       </w:r>
       <w:proofErr w:type="spellEnd"/>
       <w:r>
-        <w:t xml:space="preserve"> tűzfal a szerveren. A weblap elérhetősége érdekében nyisd meg a 80-as </w:t>
-      </w:r>
-      <w:proofErr w:type="spellStart"/>
-      <w:r>
-        <w:t>portot</w:t>
-      </w:r>
-      <w:proofErr w:type="spellEnd"/>
-      <w:r>
-        <w:t xml:space="preserve"> a tűzfalon! Töröld az eredeti weblapot, másold be helyette a </w:t>
-      </w:r>
-      <w:hyperlink r:id="rId35" w:history="1">
-        <w:r>
-          <w:rPr>
-            <w:rStyle w:val="Hiperhivatkozs"/>
-          </w:rPr>
-          <w:t>https://csszengarden.com/</w:t>
-        </w:r>
-      </w:hyperlink>
-      <w:r>
-        <w:t xml:space="preserve"> oldalról az index.html oldalt és a style.css oldalt! A gazda operációs rendszer böngészőjében jelenítsd meg a weblapot!</w:t>
-      </w:r>
-    </w:p>
-    <w:p>
-      <w:r>
-        <w:rPr>
-          <w:highlight w:val="cyan"/>
+        <w:rPr>
+          <w:highlight w:val="yellow"/>
+        </w:rPr>
+        <w:t xml:space="preserve"> -y</w:t>
+      </w:r>
+    </w:p>
+    <w:p>
+      <w:pPr>
+        <w:rPr>
+          <w:rFonts w:ascii="Arial Black" w:hAnsi="Arial Black"/>
+          <w:sz w:val="28"/>
+          <w:szCs w:val="28"/>
+        </w:rPr>
+      </w:pPr>
+      <w:r>
+        <w:rPr>
+          <w:rFonts w:ascii="Arial Black" w:hAnsi="Arial Black"/>
+          <w:sz w:val="28"/>
+          <w:szCs w:val="28"/>
+          <w:highlight w:val="cyan"/>
+        </w:rPr>
+        <w:t>Tűzfal beállítása és 80-as port nyitása:</w:t>
+      </w:r>
+    </w:p>
+    <w:p>
+      <w:pPr>
+        <w:rPr>
+          <w:highlight w:val="yellow"/>
+        </w:rPr>
+      </w:pPr>
+      <w:proofErr w:type="spellStart"/>
+      <w:r>
+        <w:rPr>
+          <w:highlight w:val="yellow"/>
+        </w:rPr>
+        <w:t>sudo</w:t>
+      </w:r>
+      <w:proofErr w:type="spellEnd"/>
+      <w:r>
+        <w:rPr>
+          <w:highlight w:val="yellow"/>
+        </w:rPr>
+        <w:t xml:space="preserve"> </w:t>
+      </w:r>
+      <w:proofErr w:type="spellStart"/>
+      <w:r>
+        <w:rPr>
+          <w:highlight w:val="yellow"/>
+        </w:rPr>
+        <w:t>ufw</w:t>
+      </w:r>
+      <w:proofErr w:type="spellEnd"/>
+      <w:r>
+        <w:rPr>
+          <w:highlight w:val="yellow"/>
+        </w:rPr>
+        <w:t xml:space="preserve"> </w:t>
+      </w:r>
+      <w:proofErr w:type="spellStart"/>
+      <w:r>
+        <w:rPr>
+          <w:highlight w:val="yellow"/>
+        </w:rPr>
+        <w:t>allow</w:t>
+      </w:r>
+      <w:proofErr w:type="spellEnd"/>
+      <w:r>
+        <w:rPr>
+          <w:highlight w:val="yellow"/>
+        </w:rPr>
+        <w:t xml:space="preserve"> 80/</w:t>
+      </w:r>
+      <w:proofErr w:type="spellStart"/>
+      <w:r>
+        <w:rPr>
+          <w:highlight w:val="yellow"/>
+        </w:rPr>
+        <w:t>tcp</w:t>
+      </w:r>
+      <w:proofErr w:type="spellEnd"/>
+    </w:p>
+    <w:p>
+      <w:proofErr w:type="spellStart"/>
+      <w:r>
+        <w:rPr>
+          <w:highlight w:val="yellow"/>
+        </w:rPr>
+        <w:t>sudo</w:t>
+      </w:r>
+      <w:proofErr w:type="spellEnd"/>
+      <w:r>
+        <w:rPr>
+          <w:highlight w:val="yellow"/>
+        </w:rPr>
+        <w:t xml:space="preserve"> </w:t>
+      </w:r>
+      <w:proofErr w:type="spellStart"/>
+      <w:r>
+        <w:rPr>
+          <w:highlight w:val="yellow"/>
+        </w:rPr>
+        <w:t>ufw</w:t>
+      </w:r>
+      <w:proofErr w:type="spellEnd"/>
+      <w:r>
+        <w:rPr>
+          <w:highlight w:val="yellow"/>
+        </w:rPr>
+        <w:t xml:space="preserve"> </w:t>
+      </w:r>
+      <w:proofErr w:type="spellStart"/>
+      <w:r>
+        <w:rPr>
+          <w:highlight w:val="yellow"/>
+        </w:rPr>
+        <w:t>enable</w:t>
+      </w:r>
+      <w:proofErr w:type="spellEnd"/>
+    </w:p>
+    <w:p>
+      <w:pPr>
+        <w:rPr>
+          <w:rFonts w:ascii="Arial Black" w:hAnsi="Arial Black"/>
+          <w:sz w:val="28"/>
+          <w:szCs w:val="28"/>
+        </w:rPr>
+      </w:pPr>
+      <w:r>
+        <w:rPr>
+          <w:rFonts w:ascii="Arial Black" w:hAnsi="Arial Black"/>
+          <w:sz w:val="28"/>
+          <w:szCs w:val="28"/>
+          <w:highlight w:val="cyan"/>
+        </w:rPr>
+        <w:t>Eredeti weblap törlése:</w:t>
+      </w:r>
+    </w:p>
+    <w:p>
+      <w:proofErr w:type="spellStart"/>
+      <w:r>
+        <w:rPr>
+          <w:highlight w:val="yellow"/>
+        </w:rPr>
+        <w:t>sudo</w:t>
+      </w:r>
+      <w:proofErr w:type="spellEnd"/>
+      <w:r>
+        <w:rPr>
+          <w:highlight w:val="yellow"/>
+        </w:rPr>
+        <w:t xml:space="preserve"> </w:t>
+      </w:r>
+      <w:proofErr w:type="spellStart"/>
+      <w:r>
+        <w:rPr>
+          <w:highlight w:val="yellow"/>
+        </w:rPr>
+        <w:t>rm</w:t>
+      </w:r>
+      <w:proofErr w:type="spellEnd"/>
+      <w:r>
+        <w:rPr>
+          <w:highlight w:val="yellow"/>
+        </w:rPr>
+        <w:t xml:space="preserve"> /var/</w:t>
+      </w:r>
+      <w:proofErr w:type="spellStart"/>
+      <w:r>
+        <w:rPr>
+          <w:highlight w:val="yellow"/>
+        </w:rPr>
+        <w:t>www</w:t>
+      </w:r>
+      <w:proofErr w:type="spellEnd"/>
+      <w:r>
+        <w:rPr>
+          <w:highlight w:val="yellow"/>
+        </w:rPr>
+        <w:t>/</w:t>
+      </w:r>
+      <w:proofErr w:type="spellStart"/>
+      <w:r>
+        <w:rPr>
+          <w:highlight w:val="yellow"/>
+        </w:rPr>
+        <w:t>html</w:t>
+      </w:r>
+      <w:proofErr w:type="spellEnd"/>
+      <w:r>
+        <w:rPr>
+          <w:highlight w:val="yellow"/>
+        </w:rPr>
+        <w:t>/index.html</w:t>
+      </w:r>
+    </w:p>
+    <w:p>
+      <w:pPr>
+        <w:rPr>
+          <w:rFonts w:ascii="Arial Black" w:hAnsi="Arial Black"/>
+          <w:sz w:val="28"/>
+          <w:szCs w:val="28"/>
+          <w:highlight w:val="cyan"/>
+        </w:rPr>
+      </w:pPr>
+      <w:r>
+        <w:rPr>
+          <w:rFonts w:ascii="Arial Black" w:hAnsi="Arial Black"/>
+          <w:sz w:val="28"/>
+          <w:szCs w:val="28"/>
+          <w:highlight w:val="cyan"/>
+        </w:rPr>
+        <w:t xml:space="preserve">Weblap importálása CSS Zen </w:t>
+      </w:r>
+      <w:proofErr w:type="spellStart"/>
+      <w:r>
+        <w:rPr>
+          <w:rFonts w:ascii="Arial Black" w:hAnsi="Arial Black"/>
+          <w:sz w:val="28"/>
+          <w:szCs w:val="28"/>
+          <w:highlight w:val="cyan"/>
+        </w:rPr>
+        <w:t>Gardenről</w:t>
+      </w:r>
+      <w:proofErr w:type="spellEnd"/>
+      <w:r>
+        <w:rPr>
+          <w:rFonts w:ascii="Arial Black" w:hAnsi="Arial Black"/>
+          <w:sz w:val="28"/>
+          <w:szCs w:val="28"/>
+          <w:highlight w:val="cyan"/>
+        </w:rPr>
+        <w:t>:</w:t>
+      </w:r>
+    </w:p>
+    <w:p>
+      <w:pPr>
+        <w:rPr>
+          <w:rFonts w:ascii="Arial Black" w:hAnsi="Arial Black"/>
+          <w:sz w:val="28"/>
+          <w:szCs w:val="28"/>
+        </w:rPr>
+      </w:pPr>
+      <w:r>
+        <w:rPr>
+          <w:rFonts w:ascii="Arial Black" w:hAnsi="Arial Black"/>
+          <w:sz w:val="28"/>
+          <w:szCs w:val="28"/>
+          <w:highlight w:val="cyan"/>
+        </w:rPr>
+        <w:t xml:space="preserve">Felmész az oldalra, és leszeded a </w:t>
+      </w:r>
+      <w:proofErr w:type="spellStart"/>
+      <w:r>
+        <w:rPr>
+          <w:rFonts w:ascii="Arial Black" w:hAnsi="Arial Black"/>
+          <w:sz w:val="28"/>
+          <w:szCs w:val="28"/>
+          <w:highlight w:val="cyan"/>
+        </w:rPr>
+        <w:t>html</w:t>
+      </w:r>
+      <w:proofErr w:type="spellEnd"/>
+      <w:r>
+        <w:rPr>
+          <w:rFonts w:ascii="Arial Black" w:hAnsi="Arial Black"/>
+          <w:sz w:val="28"/>
+          <w:szCs w:val="28"/>
+          <w:highlight w:val="cyan"/>
+        </w:rPr>
+        <w:t xml:space="preserve"> és a </w:t>
+      </w:r>
+      <w:proofErr w:type="spellStart"/>
+      <w:r>
+        <w:rPr>
+          <w:rFonts w:ascii="Arial Black" w:hAnsi="Arial Black"/>
+          <w:sz w:val="28"/>
+          <w:szCs w:val="28"/>
+          <w:highlight w:val="cyan"/>
+        </w:rPr>
+        <w:t>css</w:t>
+      </w:r>
+      <w:proofErr w:type="spellEnd"/>
+      <w:r>
+        <w:rPr>
+          <w:rFonts w:ascii="Arial Black" w:hAnsi="Arial Black"/>
+          <w:sz w:val="28"/>
+          <w:szCs w:val="28"/>
+          <w:highlight w:val="cyan"/>
+        </w:rPr>
+        <w:t xml:space="preserve"> fájlt. Megnyitod szövegszerkesztőben és kimásolod az egészet, és vissza mész Linuxra.</w:t>
+      </w:r>
+    </w:p>
+    <w:p>
+      <w:proofErr w:type="spellStart"/>
+      <w:r>
+        <w:rPr>
+          <w:highlight w:val="yellow"/>
+        </w:rPr>
+        <w:t>sudo</w:t>
+      </w:r>
+      <w:proofErr w:type="spellEnd"/>
+      <w:r>
+        <w:rPr>
+          <w:highlight w:val="yellow"/>
+        </w:rPr>
+        <w:t xml:space="preserve"> </w:t>
+      </w:r>
+      <w:proofErr w:type="spellStart"/>
+      <w:r>
+        <w:rPr>
+          <w:highlight w:val="yellow"/>
+        </w:rPr>
+        <w:t>nano</w:t>
+      </w:r>
+      <w:proofErr w:type="spellEnd"/>
+      <w:r>
+        <w:rPr>
+          <w:highlight w:val="yellow"/>
+        </w:rPr>
+        <w:t xml:space="preserve"> /var/</w:t>
+      </w:r>
+      <w:proofErr w:type="spellStart"/>
+      <w:r>
+        <w:rPr>
+          <w:highlight w:val="yellow"/>
+        </w:rPr>
+        <w:t>www</w:t>
+      </w:r>
+      <w:proofErr w:type="spellEnd"/>
+      <w:r>
+        <w:rPr>
+          <w:highlight w:val="yellow"/>
+        </w:rPr>
+        <w:t>/</w:t>
+      </w:r>
+      <w:proofErr w:type="spellStart"/>
+      <w:r>
+        <w:rPr>
+          <w:highlight w:val="yellow"/>
+        </w:rPr>
+        <w:t>html</w:t>
+      </w:r>
+      <w:proofErr w:type="spellEnd"/>
+      <w:r>
+        <w:rPr>
+          <w:highlight w:val="yellow"/>
+        </w:rPr>
+        <w:t>/index.html</w:t>
+      </w:r>
+    </w:p>
+    <w:p>
+      <w:pPr>
+        <w:rPr>
+          <w:rFonts w:ascii="Arial Black" w:hAnsi="Arial Black"/>
+          <w:sz w:val="28"/>
+          <w:szCs w:val="28"/>
+          <w:highlight w:val="cyan"/>
+        </w:rPr>
+      </w:pPr>
+      <w:r>
+        <w:rPr>
+          <w:rFonts w:ascii="Arial Black" w:hAnsi="Arial Black"/>
+          <w:sz w:val="28"/>
+          <w:szCs w:val="28"/>
+          <w:highlight w:val="cyan"/>
+        </w:rPr>
+        <w:t xml:space="preserve">Bemásolod utána </w:t>
+      </w:r>
+      <w:proofErr w:type="spellStart"/>
+      <w:r>
+        <w:rPr>
+          <w:rFonts w:ascii="Arial Black" w:hAnsi="Arial Black"/>
+          <w:sz w:val="28"/>
+          <w:szCs w:val="28"/>
+          <w:highlight w:val="cyan"/>
+        </w:rPr>
+        <w:t>Ctrl+O</w:t>
+      </w:r>
+      <w:proofErr w:type="spellEnd"/>
+      <w:r>
+        <w:rPr>
+          <w:rFonts w:ascii="Arial Black" w:hAnsi="Arial Black"/>
+          <w:sz w:val="28"/>
+          <w:szCs w:val="28"/>
+          <w:highlight w:val="cyan"/>
+        </w:rPr>
+        <w:t xml:space="preserve"> és </w:t>
+      </w:r>
+      <w:proofErr w:type="spellStart"/>
+      <w:r>
+        <w:rPr>
+          <w:rFonts w:ascii="Arial Black" w:hAnsi="Arial Black"/>
+          <w:sz w:val="28"/>
+          <w:szCs w:val="28"/>
+          <w:highlight w:val="cyan"/>
+        </w:rPr>
+        <w:t>Ctrl+X</w:t>
+      </w:r>
+      <w:proofErr w:type="spellEnd"/>
+    </w:p>
+    <w:p>
+      <w:pPr>
+        <w:rPr>
+          <w:rFonts w:ascii="Arial Black" w:hAnsi="Arial Black"/>
+          <w:sz w:val="28"/>
+          <w:szCs w:val="28"/>
+        </w:rPr>
+      </w:pPr>
+      <w:r>
+        <w:rPr>
+          <w:rFonts w:ascii="Arial Black" w:hAnsi="Arial Black"/>
+          <w:sz w:val="28"/>
+          <w:szCs w:val="28"/>
+          <w:highlight w:val="cyan"/>
+        </w:rPr>
+        <w:t>Kimásolod a CSS-t is.</w:t>
+      </w:r>
+    </w:p>
+    <w:p>
+      <w:proofErr w:type="spellStart"/>
+      <w:r>
+        <w:rPr>
+          <w:highlight w:val="yellow"/>
         </w:rPr>
         <w:lastRenderedPageBreak/>
-        <w:t>Csomagok telepítése:</w:t>
-      </w:r>
-    </w:p>
-    <w:p>
-      <w:proofErr w:type="spellStart"/>
-      <w:r>
-        <w:rPr>
-          <w:highlight w:val="yellow"/>
-        </w:rPr>
         <w:t>sudo</w:t>
       </w:r>
       <w:proofErr w:type="spellEnd"/>
@@ -5547,176 +5870,7 @@
         <w:rPr>
           <w:highlight w:val="yellow"/>
         </w:rPr>
-        <w:t>apt</w:t>
-      </w:r>
-      <w:proofErr w:type="spellEnd"/>
-      <w:r>
-        <w:rPr>
-          <w:highlight w:val="yellow"/>
-        </w:rPr>
-        <w:t xml:space="preserve"> </w:t>
-      </w:r>
-      <w:proofErr w:type="spellStart"/>
-      <w:r>
-        <w:rPr>
-          <w:highlight w:val="yellow"/>
-        </w:rPr>
-        <w:t>install</w:t>
-      </w:r>
-      <w:proofErr w:type="spellEnd"/>
-      <w:r>
-        <w:rPr>
-          <w:highlight w:val="yellow"/>
-        </w:rPr>
-        <w:t xml:space="preserve"> apache2 </w:t>
-      </w:r>
-      <w:proofErr w:type="spellStart"/>
-      <w:r>
-        <w:rPr>
-          <w:highlight w:val="yellow"/>
-        </w:rPr>
-        <w:t>ufw</w:t>
-      </w:r>
-      <w:proofErr w:type="spellEnd"/>
-      <w:r>
-        <w:rPr>
-          <w:highlight w:val="yellow"/>
-        </w:rPr>
-        <w:t xml:space="preserve"> -y</w:t>
-      </w:r>
-    </w:p>
-    <w:p>
-      <w:r>
-        <w:rPr>
-          <w:highlight w:val="cyan"/>
-        </w:rPr>
-        <w:t>Tűzfal beállítása és 80-as port nyitása:</w:t>
-      </w:r>
-    </w:p>
-    <w:p>
-      <w:pPr>
-        <w:rPr>
-          <w:highlight w:val="yellow"/>
-        </w:rPr>
-      </w:pPr>
-      <w:proofErr w:type="spellStart"/>
-      <w:r>
-        <w:rPr>
-          <w:highlight w:val="yellow"/>
-        </w:rPr>
-        <w:t>sudo</w:t>
-      </w:r>
-      <w:proofErr w:type="spellEnd"/>
-      <w:r>
-        <w:rPr>
-          <w:highlight w:val="yellow"/>
-        </w:rPr>
-        <w:t xml:space="preserve"> </w:t>
-      </w:r>
-      <w:proofErr w:type="spellStart"/>
-      <w:r>
-        <w:rPr>
-          <w:highlight w:val="yellow"/>
-        </w:rPr>
-        <w:t>ufw</w:t>
-      </w:r>
-      <w:proofErr w:type="spellEnd"/>
-      <w:r>
-        <w:rPr>
-          <w:highlight w:val="yellow"/>
-        </w:rPr>
-        <w:t xml:space="preserve"> </w:t>
-      </w:r>
-      <w:proofErr w:type="spellStart"/>
-      <w:r>
-        <w:rPr>
-          <w:highlight w:val="yellow"/>
-        </w:rPr>
-        <w:t>allow</w:t>
-      </w:r>
-      <w:proofErr w:type="spellEnd"/>
-      <w:r>
-        <w:rPr>
-          <w:highlight w:val="yellow"/>
-        </w:rPr>
-        <w:t xml:space="preserve"> 80/</w:t>
-      </w:r>
-      <w:proofErr w:type="spellStart"/>
-      <w:r>
-        <w:rPr>
-          <w:highlight w:val="yellow"/>
-        </w:rPr>
-        <w:t>tcp</w:t>
-      </w:r>
-      <w:proofErr w:type="spellEnd"/>
-    </w:p>
-    <w:p>
-      <w:proofErr w:type="spellStart"/>
-      <w:r>
-        <w:rPr>
-          <w:highlight w:val="yellow"/>
-        </w:rPr>
-        <w:t>sudo</w:t>
-      </w:r>
-      <w:proofErr w:type="spellEnd"/>
-      <w:r>
-        <w:rPr>
-          <w:highlight w:val="yellow"/>
-        </w:rPr>
-        <w:t xml:space="preserve"> </w:t>
-      </w:r>
-      <w:proofErr w:type="spellStart"/>
-      <w:r>
-        <w:rPr>
-          <w:highlight w:val="yellow"/>
-        </w:rPr>
-        <w:t>ufw</w:t>
-      </w:r>
-      <w:proofErr w:type="spellEnd"/>
-      <w:r>
-        <w:rPr>
-          <w:highlight w:val="yellow"/>
-        </w:rPr>
-        <w:t xml:space="preserve"> </w:t>
-      </w:r>
-      <w:proofErr w:type="spellStart"/>
-      <w:r>
-        <w:rPr>
-          <w:highlight w:val="yellow"/>
-        </w:rPr>
-        <w:t>enable</w:t>
-      </w:r>
-      <w:proofErr w:type="spellEnd"/>
-    </w:p>
-    <w:p>
-      <w:r>
-        <w:rPr>
-          <w:highlight w:val="cyan"/>
-        </w:rPr>
-        <w:t>Eredeti weblap törlése:</w:t>
-      </w:r>
-    </w:p>
-    <w:p>
-      <w:proofErr w:type="spellStart"/>
-      <w:r>
-        <w:rPr>
-          <w:highlight w:val="yellow"/>
-        </w:rPr>
-        <w:t>sudo</w:t>
-      </w:r>
-      <w:proofErr w:type="spellEnd"/>
-      <w:r>
-        <w:rPr>
-          <w:highlight w:val="yellow"/>
-        </w:rPr>
-        <w:t xml:space="preserve"> </w:t>
-      </w:r>
-      <w:proofErr w:type="spellStart"/>
-      <w:r>
-        <w:rPr>
-          <w:highlight w:val="yellow"/>
-        </w:rPr>
-        <w:t>rm</w:t>
+        <w:t>nano</w:t>
       </w:r>
       <w:proofErr w:type="spellEnd"/>
       <w:r>
@@ -5751,152 +5905,22 @@
         <w:rPr>
           <w:highlight w:val="yellow"/>
         </w:rPr>
-        <w:t>/index.html</w:t>
-      </w:r>
-    </w:p>
-    <w:p>
-      <w:pPr>
-        <w:rPr>
-          <w:highlight w:val="cyan"/>
-        </w:rPr>
-      </w:pPr>
-      <w:r>
-        <w:rPr>
-          <w:highlight w:val="cyan"/>
-        </w:rPr>
-        <w:t xml:space="preserve">Weblap importálása CSS Zen </w:t>
-      </w:r>
-      <w:proofErr w:type="spellStart"/>
-      <w:r>
-        <w:rPr>
-          <w:highlight w:val="cyan"/>
-        </w:rPr>
-        <w:t>Gardenről</w:t>
-      </w:r>
-      <w:proofErr w:type="spellEnd"/>
-      <w:r>
-        <w:rPr>
-          <w:highlight w:val="cyan"/>
-        </w:rPr>
-        <w:t>:</w:t>
-      </w:r>
-    </w:p>
-    <w:p>
-      <w:r>
-        <w:rPr>
-          <w:highlight w:val="cyan"/>
-        </w:rPr>
-        <w:t xml:space="preserve">Felmész az oldalra, és leszeded a </w:t>
-      </w:r>
-      <w:proofErr w:type="spellStart"/>
-      <w:r>
-        <w:rPr>
-          <w:highlight w:val="cyan"/>
-        </w:rPr>
-        <w:t>html</w:t>
-      </w:r>
-      <w:proofErr w:type="spellEnd"/>
-      <w:r>
-        <w:rPr>
-          <w:highlight w:val="cyan"/>
-        </w:rPr>
-        <w:t xml:space="preserve"> és a </w:t>
-      </w:r>
-      <w:proofErr w:type="spellStart"/>
-      <w:r>
-        <w:rPr>
-          <w:highlight w:val="cyan"/>
-        </w:rPr>
-        <w:t>css</w:t>
-      </w:r>
-      <w:proofErr w:type="spellEnd"/>
-      <w:r>
-        <w:rPr>
-          <w:highlight w:val="cyan"/>
-        </w:rPr>
-        <w:t xml:space="preserve"> fájlt. Megnyitod szövegszerkesztőben és kimásolod az egészet, és </w:t>
-      </w:r>
-      <w:proofErr w:type="gramStart"/>
-      <w:r>
-        <w:rPr>
-          <w:highlight w:val="cyan"/>
-        </w:rPr>
-        <w:t>vissza mész</w:t>
-      </w:r>
-      <w:proofErr w:type="gramEnd"/>
-      <w:r>
-        <w:rPr>
-          <w:highlight w:val="cyan"/>
-        </w:rPr>
-        <w:t xml:space="preserve"> Linuxra.</w:t>
-      </w:r>
-    </w:p>
-    <w:p>
-      <w:proofErr w:type="spellStart"/>
-      <w:r>
-        <w:rPr>
-          <w:highlight w:val="yellow"/>
-        </w:rPr>
-        <w:t>sudo</w:t>
-      </w:r>
-      <w:proofErr w:type="spellEnd"/>
-      <w:r>
-        <w:rPr>
-          <w:highlight w:val="yellow"/>
-        </w:rPr>
-        <w:t xml:space="preserve"> </w:t>
-      </w:r>
-      <w:proofErr w:type="spellStart"/>
-      <w:r>
-        <w:rPr>
-          <w:highlight w:val="yellow"/>
-        </w:rPr>
-        <w:t>nano</w:t>
-      </w:r>
-      <w:proofErr w:type="spellEnd"/>
-      <w:r>
-        <w:rPr>
-          <w:highlight w:val="yellow"/>
-        </w:rPr>
-        <w:t xml:space="preserve"> /var/</w:t>
-      </w:r>
-      <w:proofErr w:type="spellStart"/>
-      <w:r>
-        <w:rPr>
-          <w:highlight w:val="yellow"/>
-        </w:rPr>
-        <w:t>www</w:t>
-      </w:r>
-      <w:proofErr w:type="spellEnd"/>
-      <w:r>
-        <w:rPr>
-          <w:highlight w:val="yellow"/>
-        </w:rPr>
-        <w:t>/</w:t>
-      </w:r>
-      <w:proofErr w:type="spellStart"/>
-      <w:r>
-        <w:rPr>
-          <w:highlight w:val="yellow"/>
-        </w:rPr>
-        <w:t>html</w:t>
-      </w:r>
-      <w:proofErr w:type="spellEnd"/>
-      <w:r>
-        <w:rPr>
-          <w:highlight w:val="yellow"/>
-        </w:rPr>
-        <w:t>/index.html</w:t>
-      </w:r>
-    </w:p>
-    <w:p>
-      <w:pPr>
-        <w:rPr>
-          <w:highlight w:val="cyan"/>
-        </w:rPr>
-      </w:pPr>
-      <w:r>
-        <w:rPr>
+        <w:t>/style.css</w:t>
+      </w:r>
+    </w:p>
+    <w:p>
+      <w:pPr>
+        <w:rPr>
+          <w:rFonts w:ascii="Arial Black" w:hAnsi="Arial Black"/>
+          <w:sz w:val="28"/>
+          <w:szCs w:val="28"/>
+        </w:rPr>
+      </w:pPr>
+      <w:r>
+        <w:rPr>
+          <w:rFonts w:ascii="Arial Black" w:hAnsi="Arial Black"/>
+          <w:sz w:val="28"/>
+          <w:szCs w:val="28"/>
           <w:highlight w:val="cyan"/>
         </w:rPr>
         <w:t xml:space="preserve">Bemásolod utána </w:t>
@@ -5904,6 +5928,9 @@
       <w:proofErr w:type="spellStart"/>
       <w:r>
         <w:rPr>
+          <w:rFonts w:ascii="Arial Black" w:hAnsi="Arial Black"/>
+          <w:sz w:val="28"/>
+          <w:szCs w:val="28"/>
           <w:highlight w:val="cyan"/>
         </w:rPr>
         <w:t>Ctrl+O</w:t>
@@ -5911,6 +5938,9 @@
       <w:proofErr w:type="spellEnd"/>
       <w:r>
         <w:rPr>
+          <w:rFonts w:ascii="Arial Black" w:hAnsi="Arial Black"/>
+          <w:sz w:val="28"/>
+          <w:szCs w:val="28"/>
           <w:highlight w:val="cyan"/>
         </w:rPr>
         <w:t xml:space="preserve"> és </w:t>
@@ -5918,6 +5948,9 @@
       <w:proofErr w:type="spellStart"/>
       <w:r>
         <w:rPr>
+          <w:rFonts w:ascii="Arial Black" w:hAnsi="Arial Black"/>
+          <w:sz w:val="28"/>
+          <w:szCs w:val="28"/>
           <w:highlight w:val="cyan"/>
         </w:rPr>
         <w:t>Ctrl+X</w:t>
@@ -5927,108 +5960,6 @@
     <w:p>
       <w:r>
         <w:rPr>
-          <w:highlight w:val="cyan"/>
-        </w:rPr>
-        <w:t>Kimásolod a CSS-t is.</w:t>
-      </w:r>
-    </w:p>
-    <w:p>
-      <w:proofErr w:type="spellStart"/>
-      <w:r>
-        <w:rPr>
-          <w:highlight w:val="yellow"/>
-        </w:rPr>
-        <w:t>sudo</w:t>
-      </w:r>
-      <w:proofErr w:type="spellEnd"/>
-      <w:r>
-        <w:rPr>
-          <w:highlight w:val="yellow"/>
-        </w:rPr>
-        <w:t xml:space="preserve"> </w:t>
-      </w:r>
-      <w:proofErr w:type="spellStart"/>
-      <w:r>
-        <w:rPr>
-          <w:highlight w:val="yellow"/>
-        </w:rPr>
-        <w:t>nano</w:t>
-      </w:r>
-      <w:proofErr w:type="spellEnd"/>
-      <w:r>
-        <w:rPr>
-          <w:highlight w:val="yellow"/>
-        </w:rPr>
-        <w:t xml:space="preserve"> /var/</w:t>
-      </w:r>
-      <w:proofErr w:type="spellStart"/>
-      <w:r>
-        <w:rPr>
-          <w:highlight w:val="yellow"/>
-        </w:rPr>
-        <w:t>www</w:t>
-      </w:r>
-      <w:proofErr w:type="spellEnd"/>
-      <w:r>
-        <w:rPr>
-          <w:highlight w:val="yellow"/>
-        </w:rPr>
-        <w:t>/</w:t>
-      </w:r>
-      <w:proofErr w:type="spellStart"/>
-      <w:r>
-        <w:rPr>
-          <w:highlight w:val="yellow"/>
-        </w:rPr>
-        <w:t>html</w:t>
-      </w:r>
-      <w:proofErr w:type="spellEnd"/>
-      <w:r>
-        <w:rPr>
-          <w:highlight w:val="yellow"/>
-        </w:rPr>
-        <w:t>/</w:t>
-      </w:r>
-      <w:r>
-        <w:rPr>
-          <w:highlight w:val="yellow"/>
-        </w:rPr>
-        <w:t>style.css</w:t>
-      </w:r>
-    </w:p>
-    <w:p>
-      <w:r>
-        <w:rPr>
-          <w:highlight w:val="cyan"/>
-        </w:rPr>
-        <w:t xml:space="preserve">Bemásolod utána </w:t>
-      </w:r>
-      <w:proofErr w:type="spellStart"/>
-      <w:r>
-        <w:rPr>
-          <w:highlight w:val="cyan"/>
-        </w:rPr>
-        <w:t>Ctrl+O</w:t>
-      </w:r>
-      <w:proofErr w:type="spellEnd"/>
-      <w:r>
-        <w:rPr>
-          <w:highlight w:val="cyan"/>
-        </w:rPr>
-        <w:t xml:space="preserve"> és </w:t>
-      </w:r>
-      <w:proofErr w:type="spellStart"/>
-      <w:r>
-        <w:rPr>
-          <w:highlight w:val="cyan"/>
-        </w:rPr>
-        <w:t>Ctrl+X</w:t>
-      </w:r>
-      <w:proofErr w:type="spellEnd"/>
-    </w:p>
-    <w:p>
-      <w:r>
-        <w:rPr>
           <w:highlight w:val="red"/>
         </w:rPr>
         <w:t>Ellenőrzés, hogy működik e az oldal:</w:t>
@@ -6054,12 +5985,17 @@
       <w:pPr>
         <w:rPr>
           <w:rStyle w:val="HTML-kd"/>
-          <w:rFonts w:eastAsiaTheme="minorHAnsi"/>
-          <w:highlight w:val="cyan"/>
-        </w:rPr>
-      </w:pPr>
-      <w:r>
-        <w:rPr>
+          <w:rFonts w:ascii="Arial Black" w:eastAsiaTheme="minorHAnsi" w:hAnsi="Arial Black"/>
+          <w:sz w:val="24"/>
+          <w:szCs w:val="24"/>
+          <w:highlight w:val="cyan"/>
+        </w:rPr>
+      </w:pPr>
+      <w:r>
+        <w:rPr>
+          <w:rFonts w:ascii="Arial Black" w:hAnsi="Arial Black"/>
+          <w:sz w:val="28"/>
+          <w:szCs w:val="28"/>
           <w:highlight w:val="cyan"/>
         </w:rPr>
         <w:t xml:space="preserve">keresd az </w:t>
@@ -6067,13 +6003,18 @@
       <w:r>
         <w:rPr>
           <w:rStyle w:val="HTML-kd"/>
-          <w:rFonts w:eastAsiaTheme="minorHAnsi"/>
+          <w:rFonts w:ascii="Arial Black" w:eastAsiaTheme="minorHAnsi" w:hAnsi="Arial Black"/>
+          <w:sz w:val="24"/>
+          <w:szCs w:val="24"/>
           <w:highlight w:val="cyan"/>
         </w:rPr>
         <w:t>enp0s3</w:t>
       </w:r>
       <w:r>
         <w:rPr>
+          <w:rFonts w:ascii="Arial Black" w:hAnsi="Arial Black"/>
+          <w:sz w:val="28"/>
+          <w:szCs w:val="28"/>
           <w:highlight w:val="cyan"/>
         </w:rPr>
         <w:t xml:space="preserve"> vagy hasonló interfész </w:t>
@@ -6082,7 +6023,9 @@
       <w:r>
         <w:rPr>
           <w:rStyle w:val="HTML-kd"/>
-          <w:rFonts w:eastAsiaTheme="minorHAnsi"/>
+          <w:rFonts w:ascii="Arial Black" w:eastAsiaTheme="minorHAnsi" w:hAnsi="Arial Black"/>
+          <w:sz w:val="24"/>
+          <w:szCs w:val="24"/>
           <w:highlight w:val="cyan"/>
         </w:rPr>
         <w:t>inet</w:t>
@@ -6090,6 +6033,9 @@
       <w:proofErr w:type="spellEnd"/>
       <w:r>
         <w:rPr>
+          <w:rFonts w:ascii="Arial Black" w:hAnsi="Arial Black"/>
+          <w:sz w:val="28"/>
+          <w:szCs w:val="28"/>
           <w:highlight w:val="cyan"/>
         </w:rPr>
         <w:t xml:space="preserve"> utáni címét, pl. </w:t>
@@ -6097,15 +6043,27 @@
       <w:r>
         <w:rPr>
           <w:rStyle w:val="HTML-kd"/>
-          <w:rFonts w:eastAsiaTheme="minorHAnsi"/>
+          <w:rFonts w:ascii="Arial Black" w:eastAsiaTheme="minorHAnsi" w:hAnsi="Arial Black"/>
+          <w:sz w:val="24"/>
+          <w:szCs w:val="24"/>
           <w:highlight w:val="cyan"/>
         </w:rPr>
         <w:t>192.168.x.x</w:t>
       </w:r>
     </w:p>
     <w:p>
-      <w:r>
-        <w:rPr>
+      <w:pPr>
+        <w:rPr>
+          <w:rFonts w:ascii="Arial Black" w:hAnsi="Arial Black"/>
+          <w:sz w:val="28"/>
+          <w:szCs w:val="28"/>
+        </w:rPr>
+      </w:pPr>
+      <w:r>
+        <w:rPr>
+          <w:rFonts w:ascii="Arial Black" w:hAnsi="Arial Black"/>
+          <w:sz w:val="28"/>
+          <w:szCs w:val="28"/>
           <w:highlight w:val="cyan"/>
         </w:rPr>
         <w:t>Nyisd meg a böngészőt a saját (gazda) gépeden, és írd be ezt az IP-címet a címsorba. Látnod kell a letöltött oldalt!</w:t>
@@ -6113,6 +6071,9 @@
     </w:p>
     <w:p>
       <w:r>
+        <w:rPr>
+          <w:noProof/>
+        </w:rPr>
         <w:drawing>
           <wp:inline distT="0" distB="0" distL="0" distR="0" wp14:anchorId="1AA33508" wp14:editId="77186ADA">
             <wp:extent cx="5760720" cy="2439670"/>
@@ -6129,7 +6090,7 @@
                     <pic:cNvPicPr/>
                   </pic:nvPicPr>
                   <pic:blipFill>
-                    <a:blip r:embed="rId36"/>
+                    <a:blip r:embed="rId33"/>
                     <a:stretch>
                       <a:fillRect/>
                     </a:stretch>
@@ -6151,516 +6112,559 @@
       </w:r>
     </w:p>
     <w:p>
-      <w:r>
-        <w:t xml:space="preserve">Telepítsd a </w:t>
-      </w:r>
-      <w:proofErr w:type="spellStart"/>
-      <w:r>
-        <w:rPr>
-          <w:rFonts w:ascii="Courier New" w:hAnsi="Courier New" w:cs="Courier New"/>
-          <w:b/>
-          <w:bCs/>
-          <w:color w:val="000000"/>
-          <w:sz w:val="20"/>
-          <w:szCs w:val="20"/>
+      <w:pPr>
+        <w:rPr>
+          <w:rFonts w:ascii="Arial Black" w:hAnsi="Arial Black"/>
+          <w:sz w:val="28"/>
+          <w:szCs w:val="28"/>
+        </w:rPr>
+      </w:pPr>
+      <w:proofErr w:type="spellStart"/>
+      <w:r>
+        <w:rPr>
+          <w:rFonts w:ascii="Arial Black" w:hAnsi="Arial Black"/>
+          <w:sz w:val="28"/>
+          <w:szCs w:val="28"/>
+          <w:highlight w:val="cyan"/>
+        </w:rPr>
+        <w:t>Squid</w:t>
+      </w:r>
+      <w:proofErr w:type="spellEnd"/>
+      <w:r>
+        <w:rPr>
+          <w:rFonts w:ascii="Arial Black" w:hAnsi="Arial Black"/>
+          <w:sz w:val="28"/>
+          <w:szCs w:val="28"/>
+          <w:highlight w:val="cyan"/>
+        </w:rPr>
+        <w:t xml:space="preserve"> telepítése:</w:t>
+      </w:r>
+    </w:p>
+    <w:p>
+      <w:proofErr w:type="spellStart"/>
+      <w:r>
+        <w:rPr>
+          <w:highlight w:val="yellow"/>
+        </w:rPr>
+        <w:t>sudo</w:t>
+      </w:r>
+      <w:proofErr w:type="spellEnd"/>
+      <w:r>
+        <w:rPr>
+          <w:highlight w:val="yellow"/>
+        </w:rPr>
+        <w:t xml:space="preserve"> </w:t>
+      </w:r>
+      <w:proofErr w:type="spellStart"/>
+      <w:r>
+        <w:rPr>
+          <w:highlight w:val="yellow"/>
+        </w:rPr>
+        <w:t>apt</w:t>
+      </w:r>
+      <w:proofErr w:type="spellEnd"/>
+      <w:r>
+        <w:rPr>
+          <w:highlight w:val="yellow"/>
+        </w:rPr>
+        <w:t xml:space="preserve"> </w:t>
+      </w:r>
+      <w:proofErr w:type="spellStart"/>
+      <w:r>
+        <w:rPr>
+          <w:highlight w:val="yellow"/>
+        </w:rPr>
+        <w:t>install</w:t>
+      </w:r>
+      <w:proofErr w:type="spellEnd"/>
+      <w:r>
+        <w:rPr>
+          <w:highlight w:val="yellow"/>
+        </w:rPr>
+        <w:t xml:space="preserve"> </w:t>
+      </w:r>
+      <w:proofErr w:type="spellStart"/>
+      <w:r>
+        <w:rPr>
+          <w:highlight w:val="yellow"/>
         </w:rPr>
         <w:t>squid</w:t>
       </w:r>
       <w:proofErr w:type="spellEnd"/>
       <w:r>
-        <w:t xml:space="preserve"> csomagot! Módosítsd a </w:t>
-      </w:r>
-      <w:proofErr w:type="spellStart"/>
-      <w:r>
+        <w:rPr>
+          <w:highlight w:val="yellow"/>
+        </w:rPr>
+        <w:t xml:space="preserve"> -y</w:t>
+      </w:r>
+    </w:p>
+    <w:p>
+      <w:pPr>
+        <w:rPr>
+          <w:rFonts w:ascii="Arial Black" w:hAnsi="Arial Black"/>
+          <w:sz w:val="28"/>
+          <w:szCs w:val="28"/>
+        </w:rPr>
+      </w:pPr>
+      <w:r>
+        <w:rPr>
+          <w:rFonts w:ascii="Arial Black" w:hAnsi="Arial Black"/>
+          <w:sz w:val="28"/>
+          <w:szCs w:val="28"/>
+          <w:highlight w:val="cyan"/>
+        </w:rPr>
+        <w:t xml:space="preserve">Konfiguráció módosítása (8080-as </w:t>
+      </w:r>
+      <w:proofErr w:type="spellStart"/>
+      <w:r>
+        <w:rPr>
+          <w:rFonts w:ascii="Arial Black" w:hAnsi="Arial Black"/>
+          <w:sz w:val="28"/>
+          <w:szCs w:val="28"/>
+          <w:highlight w:val="cyan"/>
+        </w:rPr>
+        <w:t>portra</w:t>
+      </w:r>
+      <w:proofErr w:type="spellEnd"/>
+      <w:r>
+        <w:rPr>
+          <w:rFonts w:ascii="Arial Black" w:hAnsi="Arial Black"/>
+          <w:sz w:val="28"/>
+          <w:szCs w:val="28"/>
+          <w:highlight w:val="cyan"/>
+        </w:rPr>
+        <w:t>):</w:t>
+      </w:r>
+    </w:p>
+    <w:p>
+      <w:proofErr w:type="spellStart"/>
+      <w:r>
+        <w:rPr>
+          <w:highlight w:val="yellow"/>
+        </w:rPr>
+        <w:t>sudo</w:t>
+      </w:r>
+      <w:proofErr w:type="spellEnd"/>
+      <w:r>
+        <w:rPr>
+          <w:highlight w:val="yellow"/>
+        </w:rPr>
+        <w:t xml:space="preserve"> </w:t>
+      </w:r>
+      <w:proofErr w:type="spellStart"/>
+      <w:r>
+        <w:rPr>
+          <w:highlight w:val="yellow"/>
+        </w:rPr>
+        <w:t>nano</w:t>
+      </w:r>
+      <w:proofErr w:type="spellEnd"/>
+      <w:r>
+        <w:rPr>
+          <w:highlight w:val="yellow"/>
+        </w:rPr>
+        <w:t xml:space="preserve"> /</w:t>
+      </w:r>
+      <w:proofErr w:type="spellStart"/>
+      <w:r>
+        <w:rPr>
+          <w:highlight w:val="yellow"/>
+        </w:rPr>
+        <w:t>etc</w:t>
+      </w:r>
+      <w:proofErr w:type="spellEnd"/>
+      <w:r>
+        <w:rPr>
+          <w:highlight w:val="yellow"/>
+        </w:rPr>
+        <w:t>/</w:t>
+      </w:r>
+      <w:proofErr w:type="spellStart"/>
+      <w:r>
+        <w:rPr>
+          <w:highlight w:val="yellow"/>
+        </w:rPr>
         <w:t>squid</w:t>
       </w:r>
       <w:proofErr w:type="spellEnd"/>
       <w:r>
-        <w:t xml:space="preserve"> konfigurációját (/</w:t>
-      </w:r>
-      <w:proofErr w:type="spellStart"/>
-      <w:r>
-        <w:t>etc</w:t>
-      </w:r>
-      <w:proofErr w:type="spellEnd"/>
-      <w:r>
+        <w:rPr>
+          <w:highlight w:val="yellow"/>
+        </w:rPr>
         <w:t>/</w:t>
       </w:r>
       <w:proofErr w:type="spellStart"/>
       <w:r>
-        <w:t>squid</w:t>
-      </w:r>
-      <w:proofErr w:type="spellEnd"/>
-      <w:r>
-        <w:t>/</w:t>
-      </w:r>
-      <w:proofErr w:type="spellStart"/>
-      <w:r>
+        <w:rPr>
+          <w:highlight w:val="yellow"/>
+        </w:rPr>
         <w:t>squid.conf</w:t>
       </w:r>
       <w:proofErr w:type="spellEnd"/>
-      <w:r>
-        <w:t xml:space="preserve">), hogy a proxy a 8080-as </w:t>
-      </w:r>
-      <w:proofErr w:type="spellStart"/>
-      <w:r>
-        <w:t>porton</w:t>
-      </w:r>
-      <w:proofErr w:type="spellEnd"/>
-      <w:r>
-        <w:t xml:space="preserve"> figyeljen! Engedélyezd a 8080-as </w:t>
-      </w:r>
-      <w:proofErr w:type="spellStart"/>
-      <w:r>
-        <w:t>portot</w:t>
-      </w:r>
-      <w:proofErr w:type="spellEnd"/>
-      <w:r>
-        <w:t xml:space="preserve"> a tűzfalon! Indítsa újra a </w:t>
-      </w:r>
-      <w:proofErr w:type="spellStart"/>
-      <w:r>
-        <w:t>squid</w:t>
-      </w:r>
-      <w:proofErr w:type="spellEnd"/>
-      <w:r>
-        <w:t>-ot!</w:t>
-      </w:r>
-    </w:p>
-    <w:p>
-      <w:proofErr w:type="spellStart"/>
-      <w:r>
-        <w:rPr>
-          <w:highlight w:val="cyan"/>
-        </w:rPr>
+    </w:p>
+    <w:p>
+      <w:pPr>
+        <w:rPr>
+          <w:rFonts w:ascii="Arial Black" w:hAnsi="Arial Black"/>
+          <w:sz w:val="28"/>
+          <w:szCs w:val="28"/>
+        </w:rPr>
+      </w:pPr>
+      <w:r>
+        <w:rPr>
+          <w:rFonts w:ascii="Arial Black" w:hAnsi="Arial Black"/>
+          <w:sz w:val="28"/>
+          <w:szCs w:val="28"/>
+          <w:highlight w:val="cyan"/>
+        </w:rPr>
+        <w:t xml:space="preserve">A </w:t>
+      </w:r>
+      <w:proofErr w:type="spellStart"/>
+      <w:r>
+        <w:rPr>
+          <w:rFonts w:ascii="Arial Black" w:hAnsi="Arial Black"/>
+          <w:sz w:val="28"/>
+          <w:szCs w:val="28"/>
+          <w:highlight w:val="cyan"/>
+        </w:rPr>
+        <w:t>nano</w:t>
+      </w:r>
+      <w:proofErr w:type="spellEnd"/>
+      <w:r>
+        <w:rPr>
+          <w:rFonts w:ascii="Arial Black" w:hAnsi="Arial Black"/>
+          <w:sz w:val="28"/>
+          <w:szCs w:val="28"/>
+          <w:highlight w:val="cyan"/>
+        </w:rPr>
+        <w:t>-ban használd a keresőt (</w:t>
+      </w:r>
+      <w:proofErr w:type="spellStart"/>
+      <w:r>
+        <w:rPr>
+          <w:rStyle w:val="HTML-kd"/>
+          <w:rFonts w:ascii="Arial Black" w:eastAsiaTheme="minorHAnsi" w:hAnsi="Arial Black"/>
+          <w:sz w:val="28"/>
+          <w:szCs w:val="28"/>
+          <w:highlight w:val="cyan"/>
+        </w:rPr>
+        <w:t>Ctrl+W</w:t>
+      </w:r>
+      <w:proofErr w:type="spellEnd"/>
+      <w:r>
+        <w:rPr>
+          <w:rFonts w:ascii="Arial Black" w:hAnsi="Arial Black"/>
+          <w:sz w:val="28"/>
+          <w:szCs w:val="28"/>
+          <w:highlight w:val="cyan"/>
+        </w:rPr>
+        <w:t xml:space="preserve">), írd be, hogy </w:t>
+      </w:r>
+      <w:proofErr w:type="spellStart"/>
+      <w:r>
+        <w:rPr>
+          <w:rStyle w:val="HTML-kd"/>
+          <w:rFonts w:ascii="Arial Black" w:eastAsiaTheme="minorHAnsi" w:hAnsi="Arial Black"/>
+          <w:sz w:val="28"/>
+          <w:szCs w:val="28"/>
+          <w:highlight w:val="cyan"/>
+        </w:rPr>
+        <w:t>http_port</w:t>
+      </w:r>
+      <w:proofErr w:type="spellEnd"/>
+      <w:r>
+        <w:rPr>
+          <w:rStyle w:val="HTML-kd"/>
+          <w:rFonts w:ascii="Arial Black" w:eastAsiaTheme="minorHAnsi" w:hAnsi="Arial Black"/>
+          <w:sz w:val="28"/>
+          <w:szCs w:val="28"/>
+          <w:highlight w:val="cyan"/>
+        </w:rPr>
+        <w:t xml:space="preserve"> 3128</w:t>
+      </w:r>
+      <w:r>
+        <w:rPr>
+          <w:rFonts w:ascii="Arial Black" w:hAnsi="Arial Black"/>
+          <w:sz w:val="28"/>
+          <w:szCs w:val="28"/>
+          <w:highlight w:val="cyan"/>
+        </w:rPr>
+        <w:t>, majd nyomj Entert.</w:t>
+      </w:r>
+    </w:p>
+    <w:p>
+      <w:pPr>
+        <w:rPr>
+          <w:rStyle w:val="HTML-kd"/>
+          <w:rFonts w:ascii="Arial Black" w:eastAsiaTheme="minorHAnsi" w:hAnsi="Arial Black"/>
+          <w:sz w:val="28"/>
+          <w:szCs w:val="28"/>
+        </w:rPr>
+      </w:pPr>
+      <w:r>
+        <w:rPr>
+          <w:rFonts w:ascii="Arial Black" w:hAnsi="Arial Black"/>
+          <w:sz w:val="28"/>
+          <w:szCs w:val="28"/>
+          <w:highlight w:val="cyan"/>
+        </w:rPr>
+        <w:t xml:space="preserve">Ha megtaláltad a sort, írd át a </w:t>
+      </w:r>
+      <w:r>
+        <w:rPr>
+          <w:rStyle w:val="HTML-kd"/>
+          <w:rFonts w:ascii="Arial Black" w:eastAsiaTheme="minorHAnsi" w:hAnsi="Arial Black"/>
+          <w:sz w:val="28"/>
+          <w:szCs w:val="28"/>
+          <w:highlight w:val="cyan"/>
+        </w:rPr>
+        <w:t>3128</w:t>
+      </w:r>
+      <w:r>
+        <w:rPr>
+          <w:rFonts w:ascii="Arial Black" w:hAnsi="Arial Black"/>
+          <w:sz w:val="28"/>
+          <w:szCs w:val="28"/>
+          <w:highlight w:val="cyan"/>
+        </w:rPr>
+        <w:t xml:space="preserve">-at </w:t>
+      </w:r>
+      <w:r>
+        <w:rPr>
+          <w:rStyle w:val="HTML-kd"/>
+          <w:rFonts w:ascii="Arial Black" w:eastAsiaTheme="minorHAnsi" w:hAnsi="Arial Black"/>
+          <w:sz w:val="28"/>
+          <w:szCs w:val="28"/>
+          <w:highlight w:val="cyan"/>
+        </w:rPr>
+        <w:t>8080</w:t>
+      </w:r>
+      <w:r>
+        <w:rPr>
+          <w:rFonts w:ascii="Arial Black" w:hAnsi="Arial Black"/>
+          <w:sz w:val="28"/>
+          <w:szCs w:val="28"/>
+          <w:highlight w:val="cyan"/>
+        </w:rPr>
+        <w:t xml:space="preserve">-ra: </w:t>
+      </w:r>
+      <w:proofErr w:type="spellStart"/>
+      <w:r>
+        <w:rPr>
+          <w:rStyle w:val="HTML-kd"/>
+          <w:rFonts w:ascii="Arial Black" w:eastAsiaTheme="minorHAnsi" w:hAnsi="Arial Black"/>
+          <w:sz w:val="28"/>
+          <w:szCs w:val="28"/>
+          <w:highlight w:val="cyan"/>
+        </w:rPr>
+        <w:t>http_port</w:t>
+      </w:r>
+      <w:proofErr w:type="spellEnd"/>
+      <w:r>
+        <w:rPr>
+          <w:rStyle w:val="HTML-kd"/>
+          <w:rFonts w:ascii="Arial Black" w:eastAsiaTheme="minorHAnsi" w:hAnsi="Arial Black"/>
+          <w:sz w:val="28"/>
+          <w:szCs w:val="28"/>
+          <w:highlight w:val="cyan"/>
+        </w:rPr>
+        <w:t xml:space="preserve"> 8080</w:t>
+      </w:r>
+    </w:p>
+    <w:p>
+      <w:pPr>
+        <w:rPr>
+          <w:rFonts w:ascii="Arial Black" w:hAnsi="Arial Black"/>
+          <w:sz w:val="28"/>
+          <w:szCs w:val="28"/>
+        </w:rPr>
+      </w:pPr>
+      <w:r>
+        <w:rPr>
+          <w:rFonts w:ascii="Arial Black" w:hAnsi="Arial Black"/>
+          <w:sz w:val="28"/>
+          <w:szCs w:val="28"/>
+          <w:highlight w:val="cyan"/>
+        </w:rPr>
+        <w:t>Mentsd el (</w:t>
+      </w:r>
+      <w:proofErr w:type="spellStart"/>
+      <w:r>
+        <w:rPr>
+          <w:rStyle w:val="HTML-kd"/>
+          <w:rFonts w:ascii="Arial Black" w:eastAsiaTheme="minorHAnsi" w:hAnsi="Arial Black"/>
+          <w:sz w:val="28"/>
+          <w:szCs w:val="28"/>
+          <w:highlight w:val="cyan"/>
+        </w:rPr>
+        <w:t>Ctrl+O</w:t>
+      </w:r>
+      <w:proofErr w:type="spellEnd"/>
+      <w:r>
+        <w:rPr>
+          <w:rFonts w:ascii="Arial Black" w:hAnsi="Arial Black"/>
+          <w:sz w:val="28"/>
+          <w:szCs w:val="28"/>
+          <w:highlight w:val="cyan"/>
+        </w:rPr>
+        <w:t xml:space="preserve">, </w:t>
+      </w:r>
+      <w:r>
+        <w:rPr>
+          <w:rStyle w:val="HTML-kd"/>
+          <w:rFonts w:ascii="Arial Black" w:eastAsiaTheme="minorHAnsi" w:hAnsi="Arial Black"/>
+          <w:sz w:val="28"/>
+          <w:szCs w:val="28"/>
+          <w:highlight w:val="cyan"/>
+        </w:rPr>
+        <w:t>Enter</w:t>
+      </w:r>
+      <w:r>
+        <w:rPr>
+          <w:rFonts w:ascii="Arial Black" w:hAnsi="Arial Black"/>
+          <w:sz w:val="28"/>
+          <w:szCs w:val="28"/>
+          <w:highlight w:val="cyan"/>
+        </w:rPr>
+        <w:t xml:space="preserve">, </w:t>
+      </w:r>
+      <w:proofErr w:type="spellStart"/>
+      <w:r>
+        <w:rPr>
+          <w:rStyle w:val="HTML-kd"/>
+          <w:rFonts w:ascii="Arial Black" w:eastAsiaTheme="minorHAnsi" w:hAnsi="Arial Black"/>
+          <w:sz w:val="28"/>
+          <w:szCs w:val="28"/>
+          <w:highlight w:val="cyan"/>
+        </w:rPr>
+        <w:t>Ctrl+X</w:t>
+      </w:r>
+      <w:proofErr w:type="spellEnd"/>
+      <w:r>
+        <w:rPr>
+          <w:rFonts w:ascii="Arial Black" w:hAnsi="Arial Black"/>
+          <w:sz w:val="28"/>
+          <w:szCs w:val="28"/>
+          <w:highlight w:val="cyan"/>
+        </w:rPr>
+        <w:t>).</w:t>
+      </w:r>
+    </w:p>
+    <w:p>
+      <w:pPr>
+        <w:rPr>
+          <w:rFonts w:ascii="Arial Black" w:hAnsi="Arial Black"/>
+          <w:sz w:val="28"/>
+          <w:szCs w:val="28"/>
+        </w:rPr>
+      </w:pPr>
+      <w:r>
+        <w:rPr>
+          <w:rFonts w:ascii="Arial Black" w:hAnsi="Arial Black"/>
+          <w:sz w:val="28"/>
+          <w:szCs w:val="28"/>
+          <w:highlight w:val="cyan"/>
+        </w:rPr>
+        <w:t xml:space="preserve">Tűzfal engedélyezése a 8080-as </w:t>
+      </w:r>
+      <w:proofErr w:type="spellStart"/>
+      <w:r>
+        <w:rPr>
+          <w:rFonts w:ascii="Arial Black" w:hAnsi="Arial Black"/>
+          <w:sz w:val="28"/>
+          <w:szCs w:val="28"/>
+          <w:highlight w:val="cyan"/>
+        </w:rPr>
+        <w:t>portra</w:t>
+      </w:r>
+      <w:proofErr w:type="spellEnd"/>
+      <w:r>
+        <w:rPr>
+          <w:rFonts w:ascii="Arial Black" w:hAnsi="Arial Black"/>
+          <w:sz w:val="28"/>
+          <w:szCs w:val="28"/>
+          <w:highlight w:val="cyan"/>
+        </w:rPr>
+        <w:t>:</w:t>
+      </w:r>
+    </w:p>
+    <w:p>
+      <w:proofErr w:type="spellStart"/>
+      <w:r>
+        <w:rPr>
+          <w:highlight w:val="yellow"/>
+        </w:rPr>
+        <w:t>sudo</w:t>
+      </w:r>
+      <w:proofErr w:type="spellEnd"/>
+      <w:r>
+        <w:rPr>
+          <w:highlight w:val="yellow"/>
+        </w:rPr>
+        <w:t xml:space="preserve"> </w:t>
+      </w:r>
+      <w:proofErr w:type="spellStart"/>
+      <w:r>
+        <w:rPr>
+          <w:highlight w:val="yellow"/>
+        </w:rPr>
+        <w:t>ufw</w:t>
+      </w:r>
+      <w:proofErr w:type="spellEnd"/>
+      <w:r>
+        <w:rPr>
+          <w:highlight w:val="yellow"/>
+        </w:rPr>
+        <w:t xml:space="preserve"> </w:t>
+      </w:r>
+      <w:proofErr w:type="spellStart"/>
+      <w:r>
+        <w:rPr>
+          <w:highlight w:val="yellow"/>
+        </w:rPr>
+        <w:t>allow</w:t>
+      </w:r>
+      <w:proofErr w:type="spellEnd"/>
+      <w:r>
+        <w:rPr>
+          <w:highlight w:val="yellow"/>
+        </w:rPr>
+        <w:t xml:space="preserve"> 8080/</w:t>
+      </w:r>
+      <w:proofErr w:type="spellStart"/>
+      <w:r>
+        <w:rPr>
+          <w:highlight w:val="yellow"/>
+        </w:rPr>
+        <w:t>tcp</w:t>
+      </w:r>
+      <w:proofErr w:type="spellEnd"/>
+    </w:p>
+    <w:p>
+      <w:pPr>
+        <w:rPr>
+          <w:rFonts w:ascii="Arial Black" w:hAnsi="Arial Black"/>
+          <w:sz w:val="28"/>
+          <w:szCs w:val="28"/>
+        </w:rPr>
+      </w:pPr>
+      <w:proofErr w:type="spellStart"/>
+      <w:r>
+        <w:rPr>
+          <w:rFonts w:ascii="Arial Black" w:hAnsi="Arial Black"/>
+          <w:sz w:val="28"/>
+          <w:szCs w:val="28"/>
+          <w:highlight w:val="cyan"/>
+        </w:rPr>
+        <w:lastRenderedPageBreak/>
         <w:t>Squid</w:t>
       </w:r>
       <w:proofErr w:type="spellEnd"/>
       <w:r>
         <w:rPr>
-          <w:highlight w:val="cyan"/>
-        </w:rPr>
-        <w:t xml:space="preserve"> telepítése:</w:t>
-      </w:r>
-    </w:p>
-    <w:p>
-      <w:proofErr w:type="spellStart"/>
-      <w:r>
-        <w:rPr>
-          <w:highlight w:val="yellow"/>
-        </w:rPr>
-        <w:lastRenderedPageBreak/>
-        <w:t>sudo</w:t>
-      </w:r>
-      <w:proofErr w:type="spellEnd"/>
-      <w:r>
-        <w:rPr>
-          <w:highlight w:val="yellow"/>
-        </w:rPr>
-        <w:t xml:space="preserve"> </w:t>
-      </w:r>
-      <w:proofErr w:type="spellStart"/>
-      <w:r>
-        <w:rPr>
-          <w:highlight w:val="yellow"/>
-        </w:rPr>
-        <w:t>apt</w:t>
-      </w:r>
-      <w:proofErr w:type="spellEnd"/>
-      <w:r>
-        <w:rPr>
-          <w:highlight w:val="yellow"/>
-        </w:rPr>
-        <w:t xml:space="preserve"> </w:t>
-      </w:r>
-      <w:proofErr w:type="spellStart"/>
-      <w:r>
-        <w:rPr>
-          <w:highlight w:val="yellow"/>
-        </w:rPr>
-        <w:t>install</w:t>
-      </w:r>
-      <w:proofErr w:type="spellEnd"/>
-      <w:r>
-        <w:rPr>
-          <w:highlight w:val="yellow"/>
-        </w:rPr>
-        <w:t xml:space="preserve"> </w:t>
-      </w:r>
-      <w:proofErr w:type="spellStart"/>
-      <w:r>
-        <w:rPr>
-          <w:highlight w:val="yellow"/>
-        </w:rPr>
-        <w:t>squid</w:t>
-      </w:r>
-      <w:proofErr w:type="spellEnd"/>
-      <w:r>
-        <w:rPr>
-          <w:highlight w:val="yellow"/>
-        </w:rPr>
-        <w:t xml:space="preserve"> -y</w:t>
-      </w:r>
-    </w:p>
-    <w:p>
-      <w:r>
-        <w:rPr>
-          <w:highlight w:val="cyan"/>
-        </w:rPr>
-        <w:t xml:space="preserve">Konfiguráció módosítása (8080-as </w:t>
-      </w:r>
-      <w:proofErr w:type="spellStart"/>
-      <w:r>
-        <w:rPr>
-          <w:highlight w:val="cyan"/>
-        </w:rPr>
-        <w:t>portra</w:t>
-      </w:r>
-      <w:proofErr w:type="spellEnd"/>
-      <w:r>
-        <w:rPr>
-          <w:highlight w:val="cyan"/>
-        </w:rPr>
-        <w:t>):</w:t>
-      </w:r>
-    </w:p>
-    <w:p>
-      <w:proofErr w:type="spellStart"/>
-      <w:r>
-        <w:rPr>
-          <w:highlight w:val="yellow"/>
-        </w:rPr>
-        <w:t>sudo</w:t>
-      </w:r>
-      <w:proofErr w:type="spellEnd"/>
-      <w:r>
-        <w:rPr>
-          <w:highlight w:val="yellow"/>
-        </w:rPr>
-        <w:t xml:space="preserve"> </w:t>
-      </w:r>
-      <w:proofErr w:type="spellStart"/>
-      <w:r>
-        <w:rPr>
-          <w:highlight w:val="yellow"/>
-        </w:rPr>
-        <w:t>nano</w:t>
-      </w:r>
-      <w:proofErr w:type="spellEnd"/>
-      <w:r>
-        <w:rPr>
-          <w:highlight w:val="yellow"/>
-        </w:rPr>
-        <w:t xml:space="preserve"> /</w:t>
-      </w:r>
-      <w:proofErr w:type="spellStart"/>
-      <w:r>
-        <w:rPr>
-          <w:highlight w:val="yellow"/>
-        </w:rPr>
-        <w:t>etc</w:t>
-      </w:r>
-      <w:proofErr w:type="spellEnd"/>
-      <w:r>
-        <w:rPr>
-          <w:highlight w:val="yellow"/>
-        </w:rPr>
-        <w:t>/</w:t>
-      </w:r>
-      <w:proofErr w:type="spellStart"/>
-      <w:r>
-        <w:rPr>
-          <w:highlight w:val="yellow"/>
-        </w:rPr>
-        <w:t>squid</w:t>
-      </w:r>
-      <w:proofErr w:type="spellEnd"/>
-      <w:r>
-        <w:rPr>
-          <w:highlight w:val="yellow"/>
-        </w:rPr>
-        <w:t>/</w:t>
-      </w:r>
-      <w:proofErr w:type="spellStart"/>
-      <w:r>
-        <w:rPr>
-          <w:highlight w:val="yellow"/>
-        </w:rPr>
-        <w:t>squid.conf</w:t>
-      </w:r>
-      <w:proofErr w:type="spellEnd"/>
-    </w:p>
-    <w:p>
-      <w:r>
-        <w:rPr>
-          <w:highlight w:val="cyan"/>
-        </w:rPr>
-        <w:t xml:space="preserve">A </w:t>
-      </w:r>
-      <w:proofErr w:type="spellStart"/>
-      <w:r>
-        <w:rPr>
-          <w:highlight w:val="cyan"/>
-        </w:rPr>
-        <w:t>nano</w:t>
-      </w:r>
-      <w:proofErr w:type="spellEnd"/>
-      <w:r>
-        <w:rPr>
-          <w:highlight w:val="cyan"/>
-        </w:rPr>
-        <w:t>-ban használd a keresőt (</w:t>
-      </w:r>
-      <w:proofErr w:type="spellStart"/>
-      <w:r>
-        <w:rPr>
-          <w:rStyle w:val="HTML-kd"/>
-          <w:rFonts w:eastAsiaTheme="minorHAnsi"/>
-          <w:highlight w:val="cyan"/>
-        </w:rPr>
-        <w:t>Ctrl+W</w:t>
-      </w:r>
-      <w:proofErr w:type="spellEnd"/>
-      <w:r>
-        <w:rPr>
-          <w:highlight w:val="cyan"/>
-        </w:rPr>
-        <w:t xml:space="preserve">), írd be, hogy </w:t>
-      </w:r>
-      <w:proofErr w:type="spellStart"/>
-      <w:r>
-        <w:rPr>
-          <w:rStyle w:val="HTML-kd"/>
-          <w:rFonts w:eastAsiaTheme="minorHAnsi"/>
-          <w:highlight w:val="cyan"/>
-        </w:rPr>
-        <w:t>http_port</w:t>
-      </w:r>
-      <w:proofErr w:type="spellEnd"/>
-      <w:r>
-        <w:rPr>
-          <w:rStyle w:val="HTML-kd"/>
-          <w:rFonts w:eastAsiaTheme="minorHAnsi"/>
-          <w:highlight w:val="cyan"/>
-        </w:rPr>
-        <w:t xml:space="preserve"> 3128</w:t>
-      </w:r>
-      <w:r>
-        <w:rPr>
-          <w:highlight w:val="cyan"/>
-        </w:rPr>
-        <w:t>, majd nyomj Entert.</w:t>
-      </w:r>
-    </w:p>
-    <w:p>
-      <w:pPr>
-        <w:rPr>
-          <w:rStyle w:val="HTML-kd"/>
-          <w:rFonts w:eastAsiaTheme="minorHAnsi"/>
-        </w:rPr>
-      </w:pPr>
-      <w:r>
-        <w:rPr>
-          <w:highlight w:val="cyan"/>
-        </w:rPr>
-        <w:t xml:space="preserve">Ha megtaláltad a sort, írd át a </w:t>
-      </w:r>
-      <w:r>
-        <w:rPr>
-          <w:rStyle w:val="HTML-kd"/>
-          <w:rFonts w:eastAsiaTheme="minorHAnsi"/>
-          <w:highlight w:val="cyan"/>
-        </w:rPr>
-        <w:t>3128</w:t>
-      </w:r>
-      <w:r>
-        <w:rPr>
-          <w:highlight w:val="cyan"/>
-        </w:rPr>
-        <w:t xml:space="preserve">-at </w:t>
-      </w:r>
-      <w:r>
-        <w:rPr>
-          <w:rStyle w:val="HTML-kd"/>
-          <w:rFonts w:eastAsiaTheme="minorHAnsi"/>
-          <w:highlight w:val="cyan"/>
-        </w:rPr>
-        <w:t>8080</w:t>
-      </w:r>
-      <w:r>
-        <w:rPr>
-          <w:highlight w:val="cyan"/>
-        </w:rPr>
-        <w:t xml:space="preserve">-ra: </w:t>
-      </w:r>
-      <w:proofErr w:type="spellStart"/>
-      <w:r>
-        <w:rPr>
-          <w:rStyle w:val="HTML-kd"/>
-          <w:rFonts w:eastAsiaTheme="minorHAnsi"/>
-          <w:highlight w:val="cyan"/>
-        </w:rPr>
-        <w:t>http_port</w:t>
-      </w:r>
-      <w:proofErr w:type="spellEnd"/>
-      <w:r>
-        <w:rPr>
-          <w:rStyle w:val="HTML-kd"/>
-          <w:rFonts w:eastAsiaTheme="minorHAnsi"/>
-          <w:highlight w:val="cyan"/>
-        </w:rPr>
-        <w:t xml:space="preserve"> 8080</w:t>
-      </w:r>
-    </w:p>
-    <w:p>
-      <w:r>
-        <w:rPr>
-          <w:highlight w:val="cyan"/>
-        </w:rPr>
-        <w:t>Mentsd el (</w:t>
-      </w:r>
-      <w:proofErr w:type="spellStart"/>
-      <w:r>
-        <w:rPr>
-          <w:rStyle w:val="HTML-kd"/>
-          <w:rFonts w:eastAsiaTheme="minorHAnsi"/>
-          <w:highlight w:val="cyan"/>
-        </w:rPr>
-        <w:t>Ctrl+O</w:t>
-      </w:r>
-      <w:proofErr w:type="spellEnd"/>
-      <w:r>
-        <w:rPr>
-          <w:highlight w:val="cyan"/>
-        </w:rPr>
-        <w:t xml:space="preserve">, </w:t>
-      </w:r>
-      <w:r>
-        <w:rPr>
-          <w:rStyle w:val="HTML-kd"/>
-          <w:rFonts w:eastAsiaTheme="minorHAnsi"/>
-          <w:highlight w:val="cyan"/>
-        </w:rPr>
-        <w:t>Enter</w:t>
-      </w:r>
-      <w:r>
-        <w:rPr>
-          <w:highlight w:val="cyan"/>
-        </w:rPr>
-        <w:t xml:space="preserve">, </w:t>
-      </w:r>
-      <w:proofErr w:type="spellStart"/>
-      <w:r>
-        <w:rPr>
-          <w:rStyle w:val="HTML-kd"/>
-          <w:rFonts w:eastAsiaTheme="minorHAnsi"/>
-          <w:highlight w:val="cyan"/>
-        </w:rPr>
-        <w:t>Ctrl+X</w:t>
-      </w:r>
-      <w:proofErr w:type="spellEnd"/>
-      <w:r>
-        <w:rPr>
-          <w:highlight w:val="cyan"/>
-        </w:rPr>
-        <w:t>).</w:t>
-      </w:r>
-    </w:p>
-    <w:p>
-      <w:r>
-        <w:rPr>
-          <w:highlight w:val="cyan"/>
-        </w:rPr>
-        <w:t xml:space="preserve">Tűzfal engedélyezése a 8080-as </w:t>
-      </w:r>
-      <w:proofErr w:type="spellStart"/>
-      <w:r>
-        <w:rPr>
-          <w:highlight w:val="cyan"/>
-        </w:rPr>
-        <w:t>portra</w:t>
-      </w:r>
-      <w:proofErr w:type="spellEnd"/>
-      <w:r>
-        <w:rPr>
-          <w:highlight w:val="cyan"/>
-        </w:rPr>
-        <w:t>:</w:t>
-      </w:r>
-    </w:p>
-    <w:p>
-      <w:proofErr w:type="spellStart"/>
-      <w:r>
-        <w:rPr>
-          <w:highlight w:val="yellow"/>
-        </w:rPr>
-        <w:t>sudo</w:t>
-      </w:r>
-      <w:proofErr w:type="spellEnd"/>
-      <w:r>
-        <w:rPr>
-          <w:highlight w:val="yellow"/>
-        </w:rPr>
-        <w:t xml:space="preserve"> </w:t>
-      </w:r>
-      <w:proofErr w:type="spellStart"/>
-      <w:r>
-        <w:rPr>
-          <w:highlight w:val="yellow"/>
-        </w:rPr>
-        <w:t>ufw</w:t>
-      </w:r>
-      <w:proofErr w:type="spellEnd"/>
-      <w:r>
-        <w:rPr>
-          <w:highlight w:val="yellow"/>
-        </w:rPr>
-        <w:t xml:space="preserve"> </w:t>
-      </w:r>
-      <w:proofErr w:type="spellStart"/>
-      <w:r>
-        <w:rPr>
-          <w:highlight w:val="yellow"/>
-        </w:rPr>
-        <w:t>allow</w:t>
-      </w:r>
-      <w:proofErr w:type="spellEnd"/>
-      <w:r>
-        <w:rPr>
-          <w:highlight w:val="yellow"/>
-        </w:rPr>
-        <w:t xml:space="preserve"> 8080/</w:t>
-      </w:r>
-      <w:proofErr w:type="spellStart"/>
-      <w:r>
-        <w:rPr>
-          <w:highlight w:val="yellow"/>
-        </w:rPr>
-        <w:t>tcp</w:t>
-      </w:r>
-      <w:proofErr w:type="spellEnd"/>
-    </w:p>
-    <w:p>
-      <w:pPr>
-        <w:rPr>
-          <w:b/>
-          <w:bCs/>
-        </w:rPr>
-      </w:pPr>
-      <w:proofErr w:type="spellStart"/>
-      <w:r>
-        <w:rPr>
-          <w:b/>
-          <w:bCs/>
-          <w:highlight w:val="cyan"/>
-        </w:rPr>
-        <w:t>Squid</w:t>
-      </w:r>
-      <w:proofErr w:type="spellEnd"/>
-      <w:r>
-        <w:rPr>
-          <w:b/>
-          <w:bCs/>
+          <w:rFonts w:ascii="Arial Black" w:hAnsi="Arial Black"/>
+          <w:sz w:val="28"/>
+          <w:szCs w:val="28"/>
           <w:highlight w:val="cyan"/>
         </w:rPr>
         <w:t xml:space="preserve"> újraindítása:</w:t>
@@ -7193,6 +7197,18 @@
       <w:szCs w:val="20"/>
     </w:rPr>
   </w:style>
+  <w:style w:type="character" w:styleId="Mrltotthiperhivatkozs">
+    <w:name w:val="FollowedHyperlink"/>
+    <w:basedOn w:val="Bekezdsalapbettpusa"/>
+    <w:uiPriority w:val="99"/>
+    <w:semiHidden/>
+    <w:unhideWhenUsed/>
+    <w:rsid w:val="00DB0742"/>
+    <w:rPr>
+      <w:color w:val="954F72" w:themeColor="followedHyperlink"/>
+      <w:u w:val="single"/>
+    </w:rPr>
+  </w:style>
 </w:styles>
 </file>
 

--- a/Felho_szerv/Gyakorló feladatok PIROS ZÖLD KÉK.docx
+++ b/Felho_szerv/Gyakorló feladatok PIROS ZÖLD KÉK.docx
@@ -68,6 +68,7 @@
           <w:szCs w:val="56"/>
         </w:rPr>
       </w:pPr>
+      <w:proofErr w:type="spellStart"/>
       <w:r>
         <w:rPr>
           <w:rFonts w:ascii="Arial Black" w:hAnsi="Arial Black"/>
@@ -78,7 +79,20 @@
           <w:szCs w:val="56"/>
           <w:highlight w:val="red"/>
         </w:rPr>
-        <w:t>Azure Windows Szerver 2019</w:t>
+        <w:t>Azure</w:t>
+      </w:r>
+      <w:proofErr w:type="spellEnd"/>
+      <w:r>
+        <w:rPr>
+          <w:rFonts w:ascii="Arial Black" w:hAnsi="Arial Black"/>
+          <w:b/>
+          <w:bCs/>
+          <w:color w:val="000000" w:themeColor="text1"/>
+          <w:sz w:val="56"/>
+          <w:szCs w:val="56"/>
+          <w:highlight w:val="red"/>
+        </w:rPr>
+        <w:t xml:space="preserve"> Windows Szerver 2019</w:t>
       </w:r>
     </w:p>
     <w:p>
@@ -142,17 +156,7 @@
           <w:szCs w:val="20"/>
           <w:shd w:val="clear" w:color="auto" w:fill="FFFFFF"/>
         </w:rPr>
-        <w:t>Bejövő portok kiválasztása</w:t>
-      </w:r>
-      <w:r>
-        <w:rPr>
-          <w:rFonts w:ascii="Segoe UI" w:hAnsi="Segoe UI" w:cs="Segoe UI"/>
-          <w:color w:val="292827"/>
-          <w:sz w:val="20"/>
-          <w:szCs w:val="20"/>
-          <w:shd w:val="clear" w:color="auto" w:fill="FFFFFF"/>
-        </w:rPr>
-        <w:t xml:space="preserve"> </w:t>
+        <w:t xml:space="preserve">Bejövő portok kiválasztása </w:t>
       </w:r>
       <w:r>
         <w:rPr>
@@ -174,6 +178,246 @@
         </w:numPr>
         <w:rPr>
           <w:rFonts w:ascii="Arial Black" w:hAnsi="Arial Black"/>
+          <w:sz w:val="20"/>
+          <w:szCs w:val="20"/>
+        </w:rPr>
+      </w:pPr>
+      <w:proofErr w:type="spellStart"/>
+      <w:r>
+        <w:rPr>
+          <w:rFonts w:ascii="Arial Black" w:hAnsi="Arial Black" w:cs="Noto Sans"/>
+          <w:sz w:val="20"/>
+          <w:szCs w:val="20"/>
+        </w:rPr>
+        <w:t>Ip</w:t>
+      </w:r>
+      <w:proofErr w:type="spellEnd"/>
+      <w:r>
+        <w:rPr>
+          <w:rFonts w:ascii="Arial Black" w:hAnsi="Arial Black" w:cs="Noto Sans"/>
+          <w:sz w:val="20"/>
+          <w:szCs w:val="20"/>
+        </w:rPr>
+        <w:t xml:space="preserve"> cím megadás, és hozzá tartozó hálózati maszk</w:t>
+      </w:r>
+      <w:r>
+        <w:rPr>
+          <w:rFonts w:ascii="Arial Black" w:hAnsi="Arial Black" w:cs="Noto Sans"/>
+          <w:sz w:val="20"/>
+          <w:szCs w:val="20"/>
+        </w:rPr>
+        <w:t>:</w:t>
+      </w:r>
+    </w:p>
+    <w:p>
+      <w:pPr>
+        <w:ind w:left="708"/>
+        <w:rPr>
+          <w:rFonts w:ascii="Arial Black" w:hAnsi="Arial Black" w:cs="Noto Sans"/>
+          <w:sz w:val="20"/>
+          <w:szCs w:val="20"/>
+        </w:rPr>
+      </w:pPr>
+      <w:r>
+        <w:rPr>
+          <w:rFonts w:ascii="Arial Black" w:hAnsi="Arial Black" w:cs="Noto Sans"/>
+          <w:sz w:val="20"/>
+          <w:szCs w:val="20"/>
+        </w:rPr>
+        <w:t xml:space="preserve">Networking fülön: </w:t>
+      </w:r>
+      <w:proofErr w:type="spellStart"/>
+      <w:r>
+        <w:rPr>
+          <w:rFonts w:ascii="Arial Black" w:hAnsi="Arial Black" w:cs="Noto Sans"/>
+          <w:sz w:val="20"/>
+          <w:szCs w:val="20"/>
+        </w:rPr>
+        <w:t>edit</w:t>
+      </w:r>
+      <w:proofErr w:type="spellEnd"/>
+      <w:r>
+        <w:rPr>
+          <w:rFonts w:ascii="Arial Black" w:hAnsi="Arial Black" w:cs="Noto Sans"/>
+          <w:sz w:val="20"/>
+          <w:szCs w:val="20"/>
+        </w:rPr>
+        <w:t xml:space="preserve"> Marad az </w:t>
+      </w:r>
+      <w:proofErr w:type="spellStart"/>
+      <w:r>
+        <w:rPr>
+          <w:rFonts w:ascii="Arial Black" w:hAnsi="Arial Black" w:cs="Noto Sans"/>
+          <w:sz w:val="20"/>
+          <w:szCs w:val="20"/>
+        </w:rPr>
+        <w:t>ip</w:t>
+      </w:r>
+      <w:proofErr w:type="spellEnd"/>
+      <w:r>
+        <w:rPr>
+          <w:rFonts w:ascii="Arial Black" w:hAnsi="Arial Black" w:cs="Noto Sans"/>
+          <w:sz w:val="20"/>
+          <w:szCs w:val="20"/>
+        </w:rPr>
+        <w:t xml:space="preserve"> és a maszk Ceruza ikon A starting </w:t>
+      </w:r>
+      <w:proofErr w:type="spellStart"/>
+      <w:r>
+        <w:rPr>
+          <w:rFonts w:ascii="Arial Black" w:hAnsi="Arial Black" w:cs="Noto Sans"/>
+          <w:sz w:val="20"/>
+          <w:szCs w:val="20"/>
+        </w:rPr>
+        <w:t>addresst</w:t>
+      </w:r>
+      <w:proofErr w:type="spellEnd"/>
+      <w:r>
+        <w:rPr>
+          <w:rFonts w:ascii="Arial Black" w:hAnsi="Arial Black" w:cs="Noto Sans"/>
+          <w:sz w:val="20"/>
+          <w:szCs w:val="20"/>
+        </w:rPr>
+        <w:t xml:space="preserve"> adjuk </w:t>
+      </w:r>
+      <w:proofErr w:type="gramStart"/>
+      <w:r>
+        <w:rPr>
+          <w:rFonts w:ascii="Arial Black" w:hAnsi="Arial Black" w:cs="Noto Sans"/>
+          <w:sz w:val="20"/>
+          <w:szCs w:val="20"/>
+        </w:rPr>
+        <w:t>ki</w:t>
+      </w:r>
+      <w:proofErr w:type="gramEnd"/>
+      <w:r>
+        <w:rPr>
+          <w:rFonts w:ascii="Arial Black" w:hAnsi="Arial Black" w:cs="Noto Sans"/>
+          <w:sz w:val="20"/>
+          <w:szCs w:val="20"/>
+        </w:rPr>
+        <w:t xml:space="preserve"> amit a feladat kér a "</w:t>
+      </w:r>
+      <w:proofErr w:type="spellStart"/>
+      <w:r>
+        <w:rPr>
+          <w:rFonts w:ascii="Arial Black" w:hAnsi="Arial Black" w:cs="Noto Sans"/>
+          <w:sz w:val="20"/>
+          <w:szCs w:val="20"/>
+        </w:rPr>
+        <w:t>size</w:t>
+      </w:r>
+      <w:proofErr w:type="spellEnd"/>
+      <w:r>
+        <w:rPr>
+          <w:rFonts w:ascii="Arial Black" w:hAnsi="Arial Black" w:cs="Noto Sans"/>
+          <w:sz w:val="20"/>
+          <w:szCs w:val="20"/>
+        </w:rPr>
+        <w:t xml:space="preserve">" </w:t>
+      </w:r>
+      <w:proofErr w:type="spellStart"/>
+      <w:r>
+        <w:rPr>
+          <w:rFonts w:ascii="Arial Black" w:hAnsi="Arial Black" w:cs="Noto Sans"/>
+          <w:sz w:val="20"/>
+          <w:szCs w:val="20"/>
+        </w:rPr>
+        <w:t>mask</w:t>
+      </w:r>
+      <w:proofErr w:type="spellEnd"/>
+      <w:r>
+        <w:rPr>
+          <w:rFonts w:ascii="Arial Black" w:hAnsi="Arial Black" w:cs="Noto Sans"/>
+          <w:sz w:val="20"/>
+          <w:szCs w:val="20"/>
+        </w:rPr>
+        <w:t xml:space="preserve"> </w:t>
+      </w:r>
+      <w:proofErr w:type="spellStart"/>
+      <w:r>
+        <w:rPr>
+          <w:rFonts w:ascii="Arial Black" w:hAnsi="Arial Black" w:cs="Noto Sans"/>
+          <w:sz w:val="20"/>
+          <w:szCs w:val="20"/>
+        </w:rPr>
+        <w:t>pl</w:t>
+      </w:r>
+      <w:proofErr w:type="spellEnd"/>
+      <w:r>
+        <w:rPr>
+          <w:rFonts w:ascii="Arial Black" w:hAnsi="Arial Black" w:cs="Noto Sans"/>
+          <w:sz w:val="20"/>
+          <w:szCs w:val="20"/>
+        </w:rPr>
+        <w:t xml:space="preserve">: </w:t>
+      </w:r>
+      <w:r>
+        <w:rPr>
+          <w:rFonts w:ascii="Arial Black" w:hAnsi="Arial Black" w:cs="Noto Sans"/>
+          <w:sz w:val="20"/>
+          <w:szCs w:val="20"/>
+        </w:rPr>
+        <w:t>/2</w:t>
+      </w:r>
+      <w:r>
+        <w:rPr>
+          <w:rFonts w:ascii="Arial Black" w:hAnsi="Arial Black" w:cs="Noto Sans"/>
+          <w:sz w:val="20"/>
+          <w:szCs w:val="20"/>
+        </w:rPr>
+        <w:t>5.</w:t>
+      </w:r>
+    </w:p>
+    <w:p>
+      <w:pPr>
+        <w:pStyle w:val="Listaszerbekezds"/>
+        <w:numPr>
+          <w:ilvl w:val="0"/>
+          <w:numId w:val="1"/>
+        </w:numPr>
+        <w:rPr>
+          <w:rFonts w:ascii="Arial Black" w:hAnsi="Arial Black"/>
+          <w:sz w:val="18"/>
+          <w:szCs w:val="18"/>
+        </w:rPr>
+      </w:pPr>
+      <w:r>
+        <w:rPr>
+          <w:rFonts w:ascii="Arial Black" w:hAnsi="Arial Black" w:cs="Noto Sans"/>
+          <w:sz w:val="20"/>
+          <w:szCs w:val="20"/>
+        </w:rPr>
+        <w:t xml:space="preserve">Időzóna beállítás a managementben: Bepipáljuk az </w:t>
+      </w:r>
+      <w:proofErr w:type="spellStart"/>
+      <w:r>
+        <w:rPr>
+          <w:rFonts w:ascii="Arial Black" w:hAnsi="Arial Black" w:cs="Noto Sans"/>
+          <w:sz w:val="20"/>
+          <w:szCs w:val="20"/>
+        </w:rPr>
+        <w:t>auto-Shutdownt</w:t>
+      </w:r>
+      <w:proofErr w:type="spellEnd"/>
+      <w:r>
+        <w:rPr>
+          <w:rFonts w:ascii="Arial Black" w:hAnsi="Arial Black" w:cs="Noto Sans"/>
+          <w:sz w:val="20"/>
+          <w:szCs w:val="20"/>
+        </w:rPr>
+        <w:t>, Budapesti időt adunk meg.</w:t>
+      </w:r>
+    </w:p>
+    <w:p>
+      <w:pPr>
+        <w:pStyle w:val="Listaszerbekezds"/>
+        <w:numPr>
+          <w:ilvl w:val="0"/>
+          <w:numId w:val="1"/>
+        </w:numPr>
+        <w:rPr>
+          <w:rFonts w:ascii="Arial Black" w:hAnsi="Arial Black"/>
         </w:rPr>
       </w:pPr>
       <w:r>
@@ -186,6 +430,7 @@
         </w:rPr>
         <w:t xml:space="preserve">Felül a kezelés fülön beállítjuk az automatikus leállást </w:t>
       </w:r>
+      <w:proofErr w:type="spellStart"/>
       <w:r>
         <w:rPr>
           <w:rFonts w:ascii="Arial Black" w:hAnsi="Arial Black" w:cs="Segoe UI"/>
@@ -194,8 +439,9 @@
           <w:szCs w:val="20"/>
           <w:shd w:val="clear" w:color="auto" w:fill="FFFFFF"/>
         </w:rPr>
-        <w:t>8</w:t>
-      </w:r>
+        <w:t>pl</w:t>
+      </w:r>
+      <w:proofErr w:type="spellEnd"/>
       <w:r>
         <w:rPr>
           <w:rFonts w:ascii="Arial Black" w:hAnsi="Arial Black" w:cs="Segoe UI"/>
@@ -204,20 +450,8 @@
           <w:szCs w:val="20"/>
           <w:shd w:val="clear" w:color="auto" w:fill="FFFFFF"/>
         </w:rPr>
-        <w:t>:00 órára</w:t>
-      </w:r>
-    </w:p>
-    <w:p>
-      <w:pPr>
-        <w:pStyle w:val="Listaszerbekezds"/>
-        <w:numPr>
-          <w:ilvl w:val="0"/>
-          <w:numId w:val="1"/>
-        </w:numPr>
-        <w:rPr>
-          <w:rFonts w:ascii="Arial Black" w:hAnsi="Arial Black"/>
-        </w:rPr>
-      </w:pPr>
+        <w:t xml:space="preserve">: </w:t>
+      </w:r>
       <w:r>
         <w:rPr>
           <w:rFonts w:ascii="Arial Black" w:hAnsi="Arial Black" w:cs="Segoe UI"/>
@@ -226,6 +460,38 @@
           <w:szCs w:val="20"/>
           <w:shd w:val="clear" w:color="auto" w:fill="FFFFFF"/>
         </w:rPr>
+        <w:t>8</w:t>
+      </w:r>
+      <w:r>
+        <w:rPr>
+          <w:rFonts w:ascii="Arial Black" w:hAnsi="Arial Black" w:cs="Segoe UI"/>
+          <w:color w:val="292827"/>
+          <w:sz w:val="20"/>
+          <w:szCs w:val="20"/>
+          <w:shd w:val="clear" w:color="auto" w:fill="FFFFFF"/>
+        </w:rPr>
+        <w:t>:00 órára</w:t>
+      </w:r>
+    </w:p>
+    <w:p>
+      <w:pPr>
+        <w:pStyle w:val="Listaszerbekezds"/>
+        <w:numPr>
+          <w:ilvl w:val="0"/>
+          <w:numId w:val="1"/>
+        </w:numPr>
+        <w:rPr>
+          <w:rFonts w:ascii="Arial Black" w:hAnsi="Arial Black"/>
+        </w:rPr>
+      </w:pPr>
+      <w:r>
+        <w:rPr>
+          <w:rFonts w:ascii="Arial Black" w:hAnsi="Arial Black" w:cs="Segoe UI"/>
+          <w:color w:val="292827"/>
+          <w:sz w:val="20"/>
+          <w:szCs w:val="20"/>
+          <w:shd w:val="clear" w:color="auto" w:fill="FFFFFF"/>
+        </w:rPr>
         <w:t>Belépünk a WS-be</w:t>
       </w:r>
     </w:p>
@@ -244,14 +510,64 @@
         <w:rPr>
           <w:rFonts w:ascii="Arial Black" w:hAnsi="Arial Black"/>
         </w:rPr>
-        <w:t xml:space="preserve">Fent Manage aztán, </w:t>
-      </w:r>
-      <w:r>
-        <w:rPr>
-          <w:rFonts w:ascii="Arial Black" w:hAnsi="Arial Black"/>
-        </w:rPr>
-        <w:t>Add Roles and Features</w:t>
-      </w:r>
+        <w:t xml:space="preserve">Fent </w:t>
+      </w:r>
+      <w:proofErr w:type="spellStart"/>
+      <w:r>
+        <w:rPr>
+          <w:rFonts w:ascii="Arial Black" w:hAnsi="Arial Black"/>
+        </w:rPr>
+        <w:t>Manage</w:t>
+      </w:r>
+      <w:proofErr w:type="spellEnd"/>
+      <w:r>
+        <w:rPr>
+          <w:rFonts w:ascii="Arial Black" w:hAnsi="Arial Black"/>
+        </w:rPr>
+        <w:t xml:space="preserve"> </w:t>
+      </w:r>
+      <w:proofErr w:type="gramStart"/>
+      <w:r>
+        <w:rPr>
+          <w:rFonts w:ascii="Arial Black" w:hAnsi="Arial Black"/>
+        </w:rPr>
+        <w:t>aztán,</w:t>
+      </w:r>
+      <w:proofErr w:type="gramEnd"/>
+      <w:r>
+        <w:rPr>
+          <w:rFonts w:ascii="Arial Black" w:hAnsi="Arial Black"/>
+        </w:rPr>
+        <w:t xml:space="preserve"> </w:t>
+      </w:r>
+      <w:r>
+        <w:rPr>
+          <w:rFonts w:ascii="Arial Black" w:hAnsi="Arial Black"/>
+        </w:rPr>
+        <w:t xml:space="preserve">Add </w:t>
+      </w:r>
+      <w:proofErr w:type="spellStart"/>
+      <w:r>
+        <w:rPr>
+          <w:rFonts w:ascii="Arial Black" w:hAnsi="Arial Black"/>
+        </w:rPr>
+        <w:t>Roles</w:t>
+      </w:r>
+      <w:proofErr w:type="spellEnd"/>
+      <w:r>
+        <w:rPr>
+          <w:rFonts w:ascii="Arial Black" w:hAnsi="Arial Black"/>
+        </w:rPr>
+        <w:t xml:space="preserve"> and </w:t>
+      </w:r>
+      <w:proofErr w:type="spellStart"/>
+      <w:r>
+        <w:rPr>
+          <w:rFonts w:ascii="Arial Black" w:hAnsi="Arial Black"/>
+        </w:rPr>
+        <w:t>Features</w:t>
+      </w:r>
+      <w:proofErr w:type="spellEnd"/>
     </w:p>
     <w:p>
       <w:pPr>
@@ -268,7 +584,21 @@
         <w:rPr>
           <w:rFonts w:ascii="Arial Black" w:hAnsi="Arial Black"/>
         </w:rPr>
-        <w:t>Server Roles-nál Web server (IIS)</w:t>
+        <w:t xml:space="preserve">Server </w:t>
+      </w:r>
+      <w:proofErr w:type="spellStart"/>
+      <w:r>
+        <w:rPr>
+          <w:rFonts w:ascii="Arial Black" w:hAnsi="Arial Black"/>
+        </w:rPr>
+        <w:t>Roles-nál</w:t>
+      </w:r>
+      <w:proofErr w:type="spellEnd"/>
+      <w:r>
+        <w:rPr>
+          <w:rFonts w:ascii="Arial Black" w:hAnsi="Arial Black"/>
+        </w:rPr>
+        <w:t xml:space="preserve"> Web server (IIS)</w:t>
       </w:r>
     </w:p>
     <w:p>
@@ -320,12 +650,14 @@
           <w:rFonts w:ascii="Arial Black" w:hAnsi="Arial Black"/>
         </w:rPr>
       </w:pPr>
+      <w:proofErr w:type="spellStart"/>
       <w:r>
         <w:rPr>
           <w:rFonts w:ascii="Arial Black" w:hAnsi="Arial Black"/>
         </w:rPr>
         <w:t>Inetpub</w:t>
       </w:r>
+      <w:proofErr w:type="spellEnd"/>
     </w:p>
     <w:p>
       <w:pPr>
@@ -338,6 +670,7 @@
           <w:rFonts w:ascii="Arial Black" w:hAnsi="Arial Black"/>
         </w:rPr>
       </w:pPr>
+      <w:proofErr w:type="spellStart"/>
       <w:r>
         <w:rPr>
           <w:rFonts w:ascii="Arial Black" w:hAnsi="Arial Black"/>
@@ -350,6 +683,7 @@
         </w:rPr>
         <w:t>wwroot</w:t>
       </w:r>
+      <w:proofErr w:type="spellEnd"/>
     </w:p>
     <w:p>
       <w:pPr>
@@ -366,22 +700,22 @@
         <w:rPr>
           <w:rFonts w:ascii="Arial Black" w:hAnsi="Arial Black"/>
         </w:rPr>
-        <w:t>Edge böngészőben csszengarden oldalról leszedjük és bemásoljuk a fájlokat</w:t>
-      </w:r>
-    </w:p>
-    <w:p>
-      <w:pPr>
-        <w:rPr>
-          <w:rFonts w:ascii="Arial Black" w:hAnsi="Arial Black"/>
-        </w:rPr>
-      </w:pPr>
-    </w:p>
-    <w:p>
-      <w:pPr>
-        <w:rPr>
-          <w:rFonts w:ascii="Arial Black" w:hAnsi="Arial Black"/>
-        </w:rPr>
-      </w:pPr>
+        <w:t xml:space="preserve">Edge böngészőben </w:t>
+      </w:r>
+      <w:proofErr w:type="spellStart"/>
+      <w:r>
+        <w:rPr>
+          <w:rFonts w:ascii="Arial Black" w:hAnsi="Arial Black"/>
+        </w:rPr>
+        <w:t>csszengarden</w:t>
+      </w:r>
+      <w:proofErr w:type="spellEnd"/>
+      <w:r>
+        <w:rPr>
+          <w:rFonts w:ascii="Arial Black" w:hAnsi="Arial Black"/>
+        </w:rPr>
+        <w:t xml:space="preserve"> oldalról leszedjük és bemásoljuk a fájlokat</w:t>
+      </w:r>
     </w:p>
     <w:p>
       <w:pPr>
@@ -457,15 +791,7 @@
           <w:sz w:val="28"/>
           <w:szCs w:val="28"/>
         </w:rPr>
-        <w:t xml:space="preserve">Windows Server létrehozásnál rá megyünk, hogy </w:t>
-      </w:r>
-      <w:r>
-        <w:rPr>
-          <w:rFonts w:ascii="Arial Black" w:hAnsi="Arial Black"/>
-          <w:sz w:val="28"/>
-          <w:szCs w:val="28"/>
-        </w:rPr>
-        <w:t>Ubuntu Server 24.04</w:t>
+        <w:t>Windows Server létrehozásnál rá megyünk, hogy Ubuntu Server 24.04</w:t>
       </w:r>
     </w:p>
     <w:p>
@@ -487,6 +813,7 @@
           <w:sz w:val="28"/>
           <w:szCs w:val="28"/>
         </w:rPr>
+        <w:lastRenderedPageBreak/>
         <w:t xml:space="preserve">Alul a </w:t>
       </w:r>
       <w:r>
@@ -555,7 +882,6 @@
           <w:szCs w:val="28"/>
           <w:shd w:val="clear" w:color="auto" w:fill="FFFFFF"/>
         </w:rPr>
-        <w:lastRenderedPageBreak/>
         <w:t xml:space="preserve">Felül a </w:t>
       </w:r>
       <w:r>
@@ -700,13 +1026,23 @@
           <w:szCs w:val="28"/>
         </w:rPr>
       </w:pPr>
-      <w:r>
-        <w:rPr>
-          <w:rFonts w:ascii="Arial Black" w:hAnsi="Arial Black"/>
-          <w:sz w:val="28"/>
-          <w:szCs w:val="28"/>
-        </w:rPr>
-        <w:t>Powershellt megnyitjuk</w:t>
+      <w:proofErr w:type="spellStart"/>
+      <w:r>
+        <w:rPr>
+          <w:rFonts w:ascii="Arial Black" w:hAnsi="Arial Black"/>
+          <w:sz w:val="28"/>
+          <w:szCs w:val="28"/>
+        </w:rPr>
+        <w:t>Powershellt</w:t>
+      </w:r>
+      <w:proofErr w:type="spellEnd"/>
+      <w:r>
+        <w:rPr>
+          <w:rFonts w:ascii="Arial Black" w:hAnsi="Arial Black"/>
+          <w:sz w:val="28"/>
+          <w:szCs w:val="28"/>
+        </w:rPr>
+        <w:t xml:space="preserve"> megnyitjuk</w:t>
       </w:r>
     </w:p>
     <w:p>
@@ -750,8 +1086,18 @@
           <w:sz w:val="28"/>
           <w:szCs w:val="28"/>
         </w:rPr>
-        <w:t>Beírjuk, hogy yes</w:t>
-      </w:r>
+        <w:t xml:space="preserve">Beírjuk, hogy </w:t>
+      </w:r>
+      <w:proofErr w:type="spellStart"/>
+      <w:r>
+        <w:rPr>
+          <w:rFonts w:ascii="Arial Black" w:hAnsi="Arial Black"/>
+          <w:sz w:val="28"/>
+          <w:szCs w:val="28"/>
+        </w:rPr>
+        <w:t>yes</w:t>
+      </w:r>
+      <w:proofErr w:type="spellEnd"/>
     </w:p>
     <w:p>
       <w:pPr>
@@ -836,7 +1182,47 @@
           <w:szCs w:val="28"/>
           <w:highlight w:val="red"/>
         </w:rPr>
-        <w:t>(Vi helyett nano szerkesztőt használj)</w:t>
+        <w:t>(</w:t>
+      </w:r>
+      <w:proofErr w:type="spellStart"/>
+      <w:r>
+        <w:rPr>
+          <w:rFonts w:ascii="Arial Black" w:hAnsi="Arial Black"/>
+          <w:sz w:val="28"/>
+          <w:szCs w:val="28"/>
+          <w:highlight w:val="red"/>
+        </w:rPr>
+        <w:t>Vi</w:t>
+      </w:r>
+      <w:proofErr w:type="spellEnd"/>
+      <w:r>
+        <w:rPr>
+          <w:rFonts w:ascii="Arial Black" w:hAnsi="Arial Black"/>
+          <w:sz w:val="28"/>
+          <w:szCs w:val="28"/>
+          <w:highlight w:val="red"/>
+        </w:rPr>
+        <w:t xml:space="preserve"> helyett </w:t>
+      </w:r>
+      <w:proofErr w:type="spellStart"/>
+      <w:r>
+        <w:rPr>
+          <w:rFonts w:ascii="Arial Black" w:hAnsi="Arial Black"/>
+          <w:sz w:val="28"/>
+          <w:szCs w:val="28"/>
+          <w:highlight w:val="red"/>
+        </w:rPr>
+        <w:t>nano</w:t>
+      </w:r>
+      <w:proofErr w:type="spellEnd"/>
+      <w:r>
+        <w:rPr>
+          <w:rFonts w:ascii="Arial Black" w:hAnsi="Arial Black"/>
+          <w:sz w:val="28"/>
+          <w:szCs w:val="28"/>
+          <w:highlight w:val="red"/>
+        </w:rPr>
+        <w:t xml:space="preserve"> szerkesztőt használj)</w:t>
       </w:r>
     </w:p>
     <w:p>
@@ -874,8 +1260,36 @@
           <w:sz w:val="28"/>
           <w:szCs w:val="28"/>
         </w:rPr>
-        <w:t>cd /var/www/html</w:t>
-      </w:r>
+        <w:t>cd /var/</w:t>
+      </w:r>
+      <w:proofErr w:type="spellStart"/>
+      <w:r>
+        <w:rPr>
+          <w:rFonts w:ascii="Arial Black" w:hAnsi="Arial Black"/>
+          <w:sz w:val="28"/>
+          <w:szCs w:val="28"/>
+        </w:rPr>
+        <w:t>www</w:t>
+      </w:r>
+      <w:proofErr w:type="spellEnd"/>
+      <w:r>
+        <w:rPr>
+          <w:rFonts w:ascii="Arial Black" w:hAnsi="Arial Black"/>
+          <w:sz w:val="28"/>
+          <w:szCs w:val="28"/>
+        </w:rPr>
+        <w:t>/</w:t>
+      </w:r>
+      <w:proofErr w:type="spellStart"/>
+      <w:r>
+        <w:rPr>
+          <w:rFonts w:ascii="Arial Black" w:hAnsi="Arial Black"/>
+          <w:sz w:val="28"/>
+          <w:szCs w:val="28"/>
+        </w:rPr>
+        <w:t>html</w:t>
+      </w:r>
+      <w:proofErr w:type="spellEnd"/>
     </w:p>
     <w:p>
       <w:pPr>
@@ -890,13 +1304,23 @@
           <w:szCs w:val="28"/>
         </w:rPr>
       </w:pPr>
-      <w:r>
-        <w:rPr>
-          <w:rFonts w:ascii="Arial Black" w:hAnsi="Arial Black"/>
-          <w:sz w:val="28"/>
-          <w:szCs w:val="28"/>
-        </w:rPr>
-        <w:t>rm index.html</w:t>
+      <w:proofErr w:type="spellStart"/>
+      <w:r>
+        <w:rPr>
+          <w:rFonts w:ascii="Arial Black" w:hAnsi="Arial Black"/>
+          <w:sz w:val="28"/>
+          <w:szCs w:val="28"/>
+        </w:rPr>
+        <w:t>rm</w:t>
+      </w:r>
+      <w:proofErr w:type="spellEnd"/>
+      <w:r>
+        <w:rPr>
+          <w:rFonts w:ascii="Arial Black" w:hAnsi="Arial Black"/>
+          <w:sz w:val="28"/>
+          <w:szCs w:val="28"/>
+        </w:rPr>
+        <w:t xml:space="preserve"> index.html</w:t>
       </w:r>
     </w:p>
     <w:p>
@@ -912,13 +1336,59 @@
           <w:szCs w:val="28"/>
         </w:rPr>
       </w:pPr>
-      <w:r>
-        <w:rPr>
-          <w:rFonts w:ascii="Arial Black" w:hAnsi="Arial Black"/>
-          <w:sz w:val="28"/>
-          <w:szCs w:val="28"/>
-        </w:rPr>
-        <w:t>nano index.html (ebbe bemásoljuk a CSSgarden html kódját)</w:t>
+      <w:proofErr w:type="spellStart"/>
+      <w:r>
+        <w:rPr>
+          <w:rFonts w:ascii="Arial Black" w:hAnsi="Arial Black"/>
+          <w:sz w:val="28"/>
+          <w:szCs w:val="28"/>
+        </w:rPr>
+        <w:t>nano</w:t>
+      </w:r>
+      <w:proofErr w:type="spellEnd"/>
+      <w:r>
+        <w:rPr>
+          <w:rFonts w:ascii="Arial Black" w:hAnsi="Arial Black"/>
+          <w:sz w:val="28"/>
+          <w:szCs w:val="28"/>
+        </w:rPr>
+        <w:t xml:space="preserve"> index.html (ebbe bemásoljuk a </w:t>
+      </w:r>
+      <w:proofErr w:type="spellStart"/>
+      <w:r>
+        <w:rPr>
+          <w:rFonts w:ascii="Arial Black" w:hAnsi="Arial Black"/>
+          <w:sz w:val="28"/>
+          <w:szCs w:val="28"/>
+        </w:rPr>
+        <w:t>CSSgarden</w:t>
+      </w:r>
+      <w:proofErr w:type="spellEnd"/>
+      <w:r>
+        <w:rPr>
+          <w:rFonts w:ascii="Arial Black" w:hAnsi="Arial Black"/>
+          <w:sz w:val="28"/>
+          <w:szCs w:val="28"/>
+        </w:rPr>
+        <w:t xml:space="preserve"> </w:t>
+      </w:r>
+      <w:proofErr w:type="spellStart"/>
+      <w:r>
+        <w:rPr>
+          <w:rFonts w:ascii="Arial Black" w:hAnsi="Arial Black"/>
+          <w:sz w:val="28"/>
+          <w:szCs w:val="28"/>
+        </w:rPr>
+        <w:t>html</w:t>
+      </w:r>
+      <w:proofErr w:type="spellEnd"/>
+      <w:r>
+        <w:rPr>
+          <w:rFonts w:ascii="Arial Black" w:hAnsi="Arial Black"/>
+          <w:sz w:val="28"/>
+          <w:szCs w:val="28"/>
+        </w:rPr>
+        <w:t xml:space="preserve"> kódját)</w:t>
       </w:r>
     </w:p>
     <w:p>
@@ -934,13 +1404,23 @@
           <w:szCs w:val="28"/>
         </w:rPr>
       </w:pPr>
-      <w:r>
-        <w:rPr>
-          <w:rFonts w:ascii="Arial Black" w:hAnsi="Arial Black"/>
-          <w:sz w:val="28"/>
-          <w:szCs w:val="28"/>
-        </w:rPr>
-        <w:t>nano style.css (ebbe meg a CSS-t)</w:t>
+      <w:proofErr w:type="spellStart"/>
+      <w:r>
+        <w:rPr>
+          <w:rFonts w:ascii="Arial Black" w:hAnsi="Arial Black"/>
+          <w:sz w:val="28"/>
+          <w:szCs w:val="28"/>
+        </w:rPr>
+        <w:t>nano</w:t>
+      </w:r>
+      <w:proofErr w:type="spellEnd"/>
+      <w:r>
+        <w:rPr>
+          <w:rFonts w:ascii="Arial Black" w:hAnsi="Arial Black"/>
+          <w:sz w:val="28"/>
+          <w:szCs w:val="28"/>
+        </w:rPr>
+        <w:t xml:space="preserve"> style.css (ebbe meg a CSS-t)</w:t>
       </w:r>
     </w:p>
     <w:p>
@@ -956,6 +1436,7 @@
           <w:szCs w:val="28"/>
         </w:rPr>
       </w:pPr>
+      <w:proofErr w:type="spellStart"/>
       <w:r>
         <w:rPr>
           <w:rFonts w:ascii="Arial Black" w:hAnsi="Arial Black"/>
@@ -964,6 +1445,7 @@
         </w:rPr>
         <w:t>Mükszik</w:t>
       </w:r>
+      <w:proofErr w:type="spellEnd"/>
     </w:p>
     <w:p>
       <w:pPr>
@@ -1009,6 +1491,7 @@
           <w:szCs w:val="56"/>
           <w:highlight w:val="green"/>
         </w:rPr>
+        <w:lastRenderedPageBreak/>
         <w:t>WINDOWS SZERVER 2019</w:t>
       </w:r>
     </w:p>
@@ -1057,7 +1540,6 @@
           <w:sz w:val="28"/>
           <w:szCs w:val="28"/>
         </w:rPr>
-        <w:lastRenderedPageBreak/>
         <w:t>Eszközök legelső (Felhasználók és számítógépek)</w:t>
       </w:r>
     </w:p>
@@ -1086,29 +1568,62 @@
           <w:sz w:val="28"/>
           <w:szCs w:val="28"/>
         </w:rPr>
-        <w:t>Ür</w:t>
-      </w:r>
-      <w:r>
-        <w:rPr>
-          <w:rFonts w:ascii="Arial Black" w:hAnsi="Arial Black"/>
-          <w:b/>
-          <w:bCs/>
-          <w:color w:val="000000" w:themeColor="text1"/>
-          <w:sz w:val="28"/>
-          <w:szCs w:val="28"/>
-        </w:rPr>
-        <w:t>e</w:t>
-      </w:r>
-      <w:r>
-        <w:rPr>
-          <w:rFonts w:ascii="Arial Black" w:hAnsi="Arial Black"/>
-          <w:b/>
-          <w:bCs/>
-          <w:color w:val="000000" w:themeColor="text1"/>
-          <w:sz w:val="28"/>
-          <w:szCs w:val="28"/>
-        </w:rPr>
-        <w:t>s rész jobbklikk + Új szervezeti egység</w:t>
+        <w:t>Erdőre</w:t>
+      </w:r>
+      <w:r>
+        <w:rPr>
+          <w:rFonts w:ascii="Arial Black" w:hAnsi="Arial Black"/>
+          <w:b/>
+          <w:bCs/>
+          <w:color w:val="000000" w:themeColor="text1"/>
+          <w:sz w:val="28"/>
+          <w:szCs w:val="28"/>
+        </w:rPr>
+        <w:t xml:space="preserve"> jobbklikk + Új</w:t>
+      </w:r>
+      <w:r>
+        <w:rPr>
+          <w:rFonts w:ascii="Arial Black" w:hAnsi="Arial Black"/>
+          <w:b/>
+          <w:bCs/>
+          <w:color w:val="000000" w:themeColor="text1"/>
+          <w:sz w:val="28"/>
+          <w:szCs w:val="28"/>
+        </w:rPr>
+        <w:t xml:space="preserve"> +</w:t>
+      </w:r>
+      <w:r>
+        <w:rPr>
+          <w:rFonts w:ascii="Arial Black" w:hAnsi="Arial Black"/>
+          <w:b/>
+          <w:bCs/>
+          <w:color w:val="000000" w:themeColor="text1"/>
+          <w:sz w:val="28"/>
+          <w:szCs w:val="28"/>
+        </w:rPr>
+        <w:t xml:space="preserve"> </w:t>
+      </w:r>
+      <w:r>
+        <w:rPr>
+          <w:rFonts w:ascii="Arial Black" w:hAnsi="Arial Black"/>
+          <w:b/>
+          <w:bCs/>
+          <w:color w:val="000000" w:themeColor="text1"/>
+          <w:sz w:val="28"/>
+          <w:szCs w:val="28"/>
+        </w:rPr>
+        <w:t>S</w:t>
+      </w:r>
+      <w:r>
+        <w:rPr>
+          <w:rFonts w:ascii="Arial Black" w:hAnsi="Arial Black"/>
+          <w:b/>
+          <w:bCs/>
+          <w:color w:val="000000" w:themeColor="text1"/>
+          <w:sz w:val="28"/>
+          <w:szCs w:val="28"/>
+        </w:rPr>
+        <w:t>zervezeti egység</w:t>
       </w:r>
     </w:p>
     <w:p>
@@ -1175,7 +1690,40 @@
           <w:sz w:val="28"/>
           <w:szCs w:val="28"/>
         </w:rPr>
-        <w:t>Üres rész jobbklikk + Felhasználó</w:t>
+        <w:t>TANULO</w:t>
+      </w:r>
+      <w:r>
+        <w:rPr>
+          <w:rFonts w:ascii="Arial Black" w:hAnsi="Arial Black"/>
+          <w:b/>
+          <w:bCs/>
+          <w:color w:val="000000" w:themeColor="text1"/>
+          <w:sz w:val="28"/>
+          <w:szCs w:val="28"/>
+        </w:rPr>
+        <w:t xml:space="preserve"> jobbklikk</w:t>
+      </w:r>
+      <w:r>
+        <w:rPr>
+          <w:rFonts w:ascii="Arial Black" w:hAnsi="Arial Black"/>
+          <w:b/>
+          <w:bCs/>
+          <w:color w:val="000000" w:themeColor="text1"/>
+          <w:sz w:val="28"/>
+          <w:szCs w:val="28"/>
+        </w:rPr>
+        <w:t xml:space="preserve"> + Új</w:t>
+      </w:r>
+      <w:r>
+        <w:rPr>
+          <w:rFonts w:ascii="Arial Black" w:hAnsi="Arial Black"/>
+          <w:b/>
+          <w:bCs/>
+          <w:color w:val="000000" w:themeColor="text1"/>
+          <w:sz w:val="28"/>
+          <w:szCs w:val="28"/>
+        </w:rPr>
+        <w:t xml:space="preserve"> + Felhasználó</w:t>
       </w:r>
     </w:p>
     <w:p>
@@ -1205,6 +1753,7 @@
         </w:rPr>
         <w:t xml:space="preserve">Kitöltjük az egészet </w:t>
       </w:r>
+      <w:proofErr w:type="spellStart"/>
       <w:r>
         <w:rPr>
           <w:rFonts w:ascii="Arial Black" w:hAnsi="Arial Black"/>
@@ -1216,6 +1765,18 @@
         </w:rPr>
         <w:t>Brendon</w:t>
       </w:r>
+      <w:proofErr w:type="spellEnd"/>
+      <w:r>
+        <w:rPr>
+          <w:rFonts w:ascii="Arial Black" w:hAnsi="Arial Black"/>
+          <w:b/>
+          <w:bCs/>
+          <w:color w:val="000000" w:themeColor="text1"/>
+          <w:sz w:val="28"/>
+          <w:szCs w:val="28"/>
+        </w:rPr>
+        <w:t xml:space="preserve"> néven például</w:t>
+      </w:r>
     </w:p>
     <w:p>
       <w:pPr>
@@ -1316,6 +1877,7 @@
         </w:rPr>
         <w:t xml:space="preserve">n jobbklikk a </w:t>
       </w:r>
+      <w:proofErr w:type="spellStart"/>
       <w:r>
         <w:rPr>
           <w:rFonts w:ascii="Arial Black" w:hAnsi="Arial Black"/>
@@ -1327,6 +1889,7 @@
         </w:rPr>
         <w:t>Brendon</w:t>
       </w:r>
+      <w:proofErr w:type="spellEnd"/>
       <w:r>
         <w:rPr>
           <w:rFonts w:ascii="Arial Black" w:hAnsi="Arial Black"/>
@@ -1444,18 +2007,18 @@
           <w:sz w:val="28"/>
           <w:szCs w:val="28"/>
         </w:rPr>
-        <w:t>Üres rész jobbklikk</w:t>
-      </w:r>
-      <w:r>
-        <w:rPr>
-          <w:rFonts w:ascii="Arial Black" w:hAnsi="Arial Black"/>
-          <w:b/>
-          <w:bCs/>
-          <w:color w:val="000000" w:themeColor="text1"/>
-          <w:sz w:val="28"/>
-          <w:szCs w:val="28"/>
-        </w:rPr>
-        <w:t xml:space="preserve"> + Csoport</w:t>
+        <w:t>TANULO-n belül jobb oldalt ü</w:t>
+      </w:r>
+      <w:r>
+        <w:rPr>
+          <w:rFonts w:ascii="Arial Black" w:hAnsi="Arial Black"/>
+          <w:b/>
+          <w:bCs/>
+          <w:color w:val="000000" w:themeColor="text1"/>
+          <w:sz w:val="28"/>
+          <w:szCs w:val="28"/>
+        </w:rPr>
+        <w:t>res rész jobbklikk + Csoport</w:t>
       </w:r>
     </w:p>
     <w:p>
@@ -1485,6 +2048,7 @@
         </w:rPr>
         <w:t xml:space="preserve">Csoportnév: </w:t>
       </w:r>
+      <w:proofErr w:type="spellStart"/>
       <w:r>
         <w:rPr>
           <w:rFonts w:ascii="Arial Black" w:hAnsi="Arial Black"/>
@@ -1496,6 +2060,7 @@
         </w:rPr>
         <w:t>noCD</w:t>
       </w:r>
+      <w:proofErr w:type="spellEnd"/>
       <w:r>
         <w:rPr>
           <w:rFonts w:ascii="Arial Black" w:hAnsi="Arial Black"/>
@@ -1535,6 +2100,7 @@
         </w:rPr>
         <w:t xml:space="preserve">Csoportnév: </w:t>
       </w:r>
+      <w:proofErr w:type="spellStart"/>
       <w:r>
         <w:rPr>
           <w:rFonts w:ascii="Arial Black" w:hAnsi="Arial Black"/>
@@ -1546,27 +2112,17 @@
         </w:rPr>
         <w:t>noBackground</w:t>
       </w:r>
-      <w:r>
-        <w:rPr>
-          <w:rFonts w:ascii="Arial Black" w:hAnsi="Arial Black"/>
-          <w:b/>
-          <w:bCs/>
-          <w:color w:val="000000" w:themeColor="text1"/>
-          <w:sz w:val="28"/>
-          <w:szCs w:val="28"/>
-        </w:rPr>
-        <w:t xml:space="preserve"> </w:t>
-      </w:r>
-      <w:r>
-        <w:rPr>
-          <w:rFonts w:ascii="Arial Black" w:hAnsi="Arial Black"/>
-          <w:b/>
-          <w:bCs/>
-          <w:color w:val="000000" w:themeColor="text1"/>
-          <w:sz w:val="28"/>
-          <w:szCs w:val="28"/>
-        </w:rPr>
-        <w:t>(Globális + Biztonsági)</w:t>
+      <w:proofErr w:type="spellEnd"/>
+      <w:r>
+        <w:rPr>
+          <w:rFonts w:ascii="Arial Black" w:hAnsi="Arial Black"/>
+          <w:b/>
+          <w:bCs/>
+          <w:color w:val="000000" w:themeColor="text1"/>
+          <w:sz w:val="28"/>
+          <w:szCs w:val="28"/>
+        </w:rPr>
+        <w:t xml:space="preserve"> (Globális + Biztonsági)</w:t>
       </w:r>
     </w:p>
     <w:p>
@@ -1585,27 +2141,29 @@
           <w:szCs w:val="28"/>
         </w:rPr>
       </w:pPr>
-      <w:r>
-        <w:rPr>
-          <w:rFonts w:ascii="Arial Black" w:hAnsi="Arial Black"/>
-          <w:b/>
-          <w:bCs/>
-          <w:color w:val="000000" w:themeColor="text1"/>
-          <w:sz w:val="28"/>
-          <w:szCs w:val="28"/>
-        </w:rPr>
-        <w:t xml:space="preserve">Csoportnév: noMouse </w:t>
-      </w:r>
-      <w:r>
-        <w:rPr>
-          <w:rFonts w:ascii="Arial Black" w:hAnsi="Arial Black"/>
-          <w:b/>
-          <w:bCs/>
-          <w:color w:val="000000" w:themeColor="text1"/>
-          <w:sz w:val="28"/>
-          <w:szCs w:val="28"/>
-        </w:rPr>
-        <w:t>(Globális + Biztonsági)</w:t>
+      <w:proofErr w:type="spellStart"/>
+      <w:r>
+        <w:rPr>
+          <w:rFonts w:ascii="Arial Black" w:hAnsi="Arial Black"/>
+          <w:b/>
+          <w:bCs/>
+          <w:color w:val="000000" w:themeColor="text1"/>
+          <w:sz w:val="28"/>
+          <w:szCs w:val="28"/>
+        </w:rPr>
+        <w:t>Brendon</w:t>
+      </w:r>
+      <w:proofErr w:type="spellEnd"/>
+      <w:r>
+        <w:rPr>
+          <w:rFonts w:ascii="Arial Black" w:hAnsi="Arial Black"/>
+          <w:b/>
+          <w:bCs/>
+          <w:color w:val="000000" w:themeColor="text1"/>
+          <w:sz w:val="28"/>
+          <w:szCs w:val="28"/>
+        </w:rPr>
+        <w:t xml:space="preserve"> jobbklikk + tulajdonságok + A következő tagja fül</w:t>
       </w:r>
     </w:p>
     <w:p>
@@ -1633,29 +2191,7 @@
           <w:sz w:val="28"/>
           <w:szCs w:val="28"/>
         </w:rPr>
-        <w:t>Csoportnév: no</w:t>
-      </w:r>
-      <w:r>
-        <w:rPr>
-          <w:rFonts w:ascii="Arial Black" w:hAnsi="Arial Black"/>
-          <w:b/>
-          <w:bCs/>
-          <w:color w:val="000000" w:themeColor="text1"/>
-          <w:sz w:val="28"/>
-          <w:szCs w:val="28"/>
-        </w:rPr>
-        <w:t>USB</w:t>
-      </w:r>
-      <w:r>
-        <w:rPr>
-          <w:rFonts w:ascii="Arial Black" w:hAnsi="Arial Black"/>
-          <w:b/>
-          <w:bCs/>
-          <w:color w:val="000000" w:themeColor="text1"/>
-          <w:sz w:val="28"/>
-          <w:szCs w:val="28"/>
-        </w:rPr>
-        <w:t xml:space="preserve"> (Globális + Biztonsági)</w:t>
+        <w:t>Hozzáadás</w:t>
       </w:r>
     </w:p>
     <w:p>
@@ -1683,75 +2219,9 @@
           <w:sz w:val="28"/>
           <w:szCs w:val="28"/>
         </w:rPr>
-        <w:t>Brendon</w:t>
-      </w:r>
-      <w:r>
-        <w:rPr>
-          <w:rFonts w:ascii="Arial Black" w:hAnsi="Arial Black"/>
-          <w:b/>
-          <w:bCs/>
-          <w:color w:val="000000" w:themeColor="text1"/>
-          <w:sz w:val="28"/>
-          <w:szCs w:val="28"/>
-        </w:rPr>
-        <w:t xml:space="preserve"> jobbklikk + tulajdonságok + A következő tagja fül</w:t>
-      </w:r>
-    </w:p>
-    <w:p>
-      <w:pPr>
-        <w:pStyle w:val="Listaszerbekezds"/>
-        <w:numPr>
-          <w:ilvl w:val="0"/>
-          <w:numId w:val="10"/>
-        </w:numPr>
-        <w:rPr>
-          <w:rFonts w:ascii="Arial Black" w:hAnsi="Arial Black"/>
-          <w:b/>
-          <w:bCs/>
-          <w:color w:val="000000" w:themeColor="text1"/>
-          <w:sz w:val="28"/>
-          <w:szCs w:val="28"/>
-        </w:rPr>
-      </w:pPr>
-      <w:r>
-        <w:rPr>
-          <w:rFonts w:ascii="Arial Black" w:hAnsi="Arial Black"/>
-          <w:b/>
-          <w:bCs/>
-          <w:color w:val="000000" w:themeColor="text1"/>
-          <w:sz w:val="28"/>
-          <w:szCs w:val="28"/>
-        </w:rPr>
-        <w:t>Hozzáadás</w:t>
-      </w:r>
-    </w:p>
-    <w:p>
-      <w:pPr>
-        <w:pStyle w:val="Listaszerbekezds"/>
-        <w:numPr>
-          <w:ilvl w:val="0"/>
-          <w:numId w:val="10"/>
-        </w:numPr>
-        <w:rPr>
-          <w:rFonts w:ascii="Arial Black" w:hAnsi="Arial Black"/>
-          <w:b/>
-          <w:bCs/>
-          <w:color w:val="000000" w:themeColor="text1"/>
-          <w:sz w:val="28"/>
-          <w:szCs w:val="28"/>
-        </w:rPr>
-      </w:pPr>
-      <w:r>
-        <w:rPr>
-          <w:rFonts w:ascii="Arial Black" w:hAnsi="Arial Black"/>
-          <w:b/>
-          <w:bCs/>
-          <w:color w:val="000000" w:themeColor="text1"/>
-          <w:sz w:val="28"/>
-          <w:szCs w:val="28"/>
-        </w:rPr>
         <w:t xml:space="preserve">Beírjuk a mezőbe, hogy </w:t>
       </w:r>
+      <w:proofErr w:type="spellStart"/>
       <w:r>
         <w:rPr>
           <w:rFonts w:ascii="Arial Black" w:hAnsi="Arial Black"/>
@@ -1762,6 +2232,18 @@
           <w:szCs w:val="28"/>
         </w:rPr>
         <w:t>noCD</w:t>
+      </w:r>
+      <w:proofErr w:type="spellEnd"/>
+      <w:r>
+        <w:rPr>
+          <w:rFonts w:ascii="Arial Black" w:hAnsi="Arial Black"/>
+          <w:b/>
+          <w:bCs/>
+          <w:color w:val="000000" w:themeColor="text1"/>
+          <w:sz w:val="28"/>
+          <w:szCs w:val="28"/>
+        </w:rPr>
+        <w:t xml:space="preserve"> + Névellenőrzés + Alkalmaz</w:t>
       </w:r>
     </w:p>
     <w:p>
@@ -1921,8 +2403,10 @@
           <w:sz w:val="28"/>
           <w:szCs w:val="28"/>
         </w:rPr>
+        <w:lastRenderedPageBreak/>
         <w:t xml:space="preserve">Név: </w:t>
       </w:r>
+      <w:proofErr w:type="spellStart"/>
       <w:r>
         <w:rPr>
           <w:rFonts w:ascii="Arial Black" w:hAnsi="Arial Black"/>
@@ -1934,6 +2418,7 @@
         </w:rPr>
         <w:t>noCD</w:t>
       </w:r>
+      <w:proofErr w:type="spellEnd"/>
     </w:p>
     <w:p>
       <w:pPr>
@@ -1971,18 +2456,53 @@
           <w:sz w:val="28"/>
           <w:szCs w:val="28"/>
         </w:rPr>
-        <w:t xml:space="preserve"> noCD</w:t>
-      </w:r>
-      <w:r>
-        <w:rPr>
-          <w:rFonts w:ascii="Arial Black" w:hAnsi="Arial Black"/>
-          <w:b/>
-          <w:bCs/>
-          <w:color w:val="000000" w:themeColor="text1"/>
-          <w:sz w:val="28"/>
-          <w:szCs w:val="28"/>
-        </w:rPr>
-        <w:t>-re + Hozzáadás…</w:t>
+        <w:t xml:space="preserve"> </w:t>
+      </w:r>
+      <w:proofErr w:type="spellStart"/>
+      <w:r>
+        <w:rPr>
+          <w:rFonts w:ascii="Arial Black" w:hAnsi="Arial Black"/>
+          <w:b/>
+          <w:bCs/>
+          <w:color w:val="000000" w:themeColor="text1"/>
+          <w:sz w:val="28"/>
+          <w:szCs w:val="28"/>
+        </w:rPr>
+        <w:t>noCD</w:t>
+      </w:r>
+      <w:proofErr w:type="spellEnd"/>
+      <w:r>
+        <w:rPr>
+          <w:rFonts w:ascii="Arial Black" w:hAnsi="Arial Black"/>
+          <w:b/>
+          <w:bCs/>
+          <w:color w:val="000000" w:themeColor="text1"/>
+          <w:sz w:val="28"/>
+          <w:szCs w:val="28"/>
+        </w:rPr>
+        <w:t>-re +</w:t>
+      </w:r>
+      <w:r>
+        <w:rPr>
+          <w:rFonts w:ascii="Arial Black" w:hAnsi="Arial Black"/>
+          <w:b/>
+          <w:bCs/>
+          <w:color w:val="000000" w:themeColor="text1"/>
+          <w:sz w:val="28"/>
+          <w:szCs w:val="28"/>
+        </w:rPr>
+        <w:t xml:space="preserve"> </w:t>
+      </w:r>
+      <w:r>
+        <w:rPr>
+          <w:rFonts w:ascii="Arial Black" w:hAnsi="Arial Black"/>
+          <w:b/>
+          <w:bCs/>
+          <w:color w:val="000000" w:themeColor="text1"/>
+          <w:sz w:val="28"/>
+          <w:szCs w:val="28"/>
+        </w:rPr>
+        <w:t>Hozzáadás…</w:t>
       </w:r>
     </w:p>
     <w:p>
@@ -2012,6 +2532,7 @@
         </w:rPr>
         <w:t xml:space="preserve">Beírjuk a mezőbe ezt: </w:t>
       </w:r>
+      <w:proofErr w:type="spellStart"/>
       <w:r>
         <w:rPr>
           <w:rFonts w:ascii="Arial Black" w:hAnsi="Arial Black"/>
@@ -2023,6 +2544,7 @@
         </w:rPr>
         <w:t>noCD</w:t>
       </w:r>
+      <w:proofErr w:type="spellEnd"/>
     </w:p>
     <w:p>
       <w:pPr>
@@ -2040,16 +2562,53 @@
           <w:szCs w:val="28"/>
         </w:rPr>
       </w:pPr>
-      <w:r>
-        <w:rPr>
-          <w:rFonts w:ascii="Arial Black" w:hAnsi="Arial Black"/>
-          <w:b/>
-          <w:bCs/>
-          <w:color w:val="000000" w:themeColor="text1"/>
-          <w:sz w:val="28"/>
-          <w:szCs w:val="28"/>
-        </w:rPr>
-        <w:t>Authenticated Users eltávolítás</w:t>
+      <w:proofErr w:type="spellStart"/>
+      <w:r>
+        <w:rPr>
+          <w:rFonts w:ascii="Arial Black" w:hAnsi="Arial Black"/>
+          <w:b/>
+          <w:bCs/>
+          <w:color w:val="000000" w:themeColor="text1"/>
+          <w:sz w:val="28"/>
+          <w:szCs w:val="28"/>
+        </w:rPr>
+        <w:t>Authenticated</w:t>
+      </w:r>
+      <w:proofErr w:type="spellEnd"/>
+      <w:r>
+        <w:rPr>
+          <w:rFonts w:ascii="Arial Black" w:hAnsi="Arial Black"/>
+          <w:b/>
+          <w:bCs/>
+          <w:color w:val="000000" w:themeColor="text1"/>
+          <w:sz w:val="28"/>
+          <w:szCs w:val="28"/>
+        </w:rPr>
+        <w:t xml:space="preserve"> </w:t>
+      </w:r>
+      <w:proofErr w:type="spellStart"/>
+      <w:r>
+        <w:rPr>
+          <w:rFonts w:ascii="Arial Black" w:hAnsi="Arial Black"/>
+          <w:b/>
+          <w:bCs/>
+          <w:color w:val="000000" w:themeColor="text1"/>
+          <w:sz w:val="28"/>
+          <w:szCs w:val="28"/>
+        </w:rPr>
+        <w:t>Users</w:t>
+      </w:r>
+      <w:proofErr w:type="spellEnd"/>
+      <w:r>
+        <w:rPr>
+          <w:rFonts w:ascii="Arial Black" w:hAnsi="Arial Black"/>
+          <w:b/>
+          <w:bCs/>
+          <w:color w:val="000000" w:themeColor="text1"/>
+          <w:sz w:val="28"/>
+          <w:szCs w:val="28"/>
+        </w:rPr>
+        <w:t xml:space="preserve"> eltávolítás</w:t>
       </w:r>
     </w:p>
     <w:p>
@@ -2068,18 +2627,19 @@
           <w:szCs w:val="28"/>
         </w:rPr>
       </w:pPr>
-      <w:r>
-        <w:rPr>
-          <w:rFonts w:ascii="Arial Black" w:hAnsi="Arial Black"/>
-          <w:b/>
-          <w:bCs/>
-          <w:color w:val="000000" w:themeColor="text1"/>
-          <w:sz w:val="28"/>
-          <w:szCs w:val="28"/>
-        </w:rPr>
-        <w:lastRenderedPageBreak/>
+      <w:proofErr w:type="spellStart"/>
+      <w:r>
+        <w:rPr>
+          <w:rFonts w:ascii="Arial Black" w:hAnsi="Arial Black"/>
+          <w:b/>
+          <w:bCs/>
+          <w:color w:val="000000" w:themeColor="text1"/>
+          <w:sz w:val="28"/>
+          <w:szCs w:val="28"/>
+        </w:rPr>
         <w:t>noCD</w:t>
       </w:r>
+      <w:proofErr w:type="spellEnd"/>
       <w:r>
         <w:rPr>
           <w:rFonts w:ascii="Arial Black" w:hAnsi="Arial Black"/>
@@ -2156,19 +2716,20 @@
           <w:sz w:val="28"/>
           <w:szCs w:val="28"/>
         </w:rPr>
-        <w:t>H</w:t>
-      </w:r>
-      <w:r>
-        <w:rPr>
-          <w:rFonts w:ascii="Arial Black" w:hAnsi="Arial Black"/>
-          <w:b/>
-          <w:bCs/>
-          <w:color w:val="000000" w:themeColor="text1"/>
-          <w:sz w:val="28"/>
-          <w:szCs w:val="28"/>
-        </w:rPr>
-        <w:t>ozzáférés a cserélhető tárolókhoz</w:t>
-      </w:r>
+        <w:t>Hozzáférés a cserélhető tárolókhoz</w:t>
+      </w:r>
+      <w:r>
+        <w:rPr>
+          <w:rFonts w:ascii="Arial Black" w:hAnsi="Arial Black"/>
+          <w:b/>
+          <w:bCs/>
+          <w:color w:val="000000" w:themeColor="text1"/>
+          <w:sz w:val="28"/>
+          <w:szCs w:val="28"/>
+        </w:rPr>
+        <w:t>-</w:t>
+      </w:r>
+      <w:proofErr w:type="spellStart"/>
       <w:r>
         <w:rPr>
           <w:rFonts w:ascii="Arial Black" w:hAnsi="Arial Black"/>
@@ -2180,6 +2741,7 @@
         </w:rPr>
         <w:t>ba</w:t>
       </w:r>
+      <w:proofErr w:type="spellEnd"/>
     </w:p>
     <w:p>
       <w:pPr>
@@ -2272,6 +2834,7 @@
         </w:rPr>
         <w:t xml:space="preserve">Erdőn belül létrehozzuk </w:t>
       </w:r>
+      <w:proofErr w:type="spellStart"/>
       <w:r>
         <w:rPr>
           <w:rFonts w:ascii="Arial Black" w:hAnsi="Arial Black"/>
@@ -2283,6 +2846,7 @@
         </w:rPr>
         <w:t>oktatas_bg</w:t>
       </w:r>
+      <w:proofErr w:type="spellEnd"/>
       <w:r>
         <w:rPr>
           <w:rFonts w:ascii="Arial Black" w:hAnsi="Arial Black"/>
@@ -2459,6 +3023,7 @@
           <w:szCs w:val="28"/>
         </w:rPr>
       </w:pPr>
+      <w:proofErr w:type="spellStart"/>
       <w:r>
         <w:rPr>
           <w:rFonts w:ascii="Arial Black" w:hAnsi="Arial Black"/>
@@ -2470,6 +3035,7 @@
         </w:rPr>
         <w:t>Powershell</w:t>
       </w:r>
+      <w:proofErr w:type="spellEnd"/>
     </w:p>
     <w:p>
       <w:pPr>
@@ -2487,6 +3053,7 @@
           <w:szCs w:val="28"/>
         </w:rPr>
       </w:pPr>
+      <w:proofErr w:type="spellStart"/>
       <w:r>
         <w:rPr>
           <w:rFonts w:ascii="Arial Black" w:hAnsi="Arial Black"/>
@@ -2507,8 +3074,33 @@
           <w:sz w:val="28"/>
           <w:szCs w:val="28"/>
         </w:rPr>
-        <w:t>pupdate /force</w:t>
-      </w:r>
+        <w:t>pupdate</w:t>
+      </w:r>
+      <w:proofErr w:type="spellEnd"/>
+      <w:r>
+        <w:rPr>
+          <w:rFonts w:ascii="Arial Black" w:hAnsi="Arial Black"/>
+          <w:b/>
+          <w:bCs/>
+          <w:color w:val="000000" w:themeColor="text1"/>
+          <w:sz w:val="28"/>
+          <w:szCs w:val="28"/>
+        </w:rPr>
+        <w:t xml:space="preserve"> /</w:t>
+      </w:r>
+      <w:proofErr w:type="spellStart"/>
+      <w:r>
+        <w:rPr>
+          <w:rFonts w:ascii="Arial Black" w:hAnsi="Arial Black"/>
+          <w:b/>
+          <w:bCs/>
+          <w:color w:val="000000" w:themeColor="text1"/>
+          <w:sz w:val="28"/>
+          <w:szCs w:val="28"/>
+        </w:rPr>
+        <w:t>force</w:t>
+      </w:r>
+      <w:proofErr w:type="spellEnd"/>
     </w:p>
     <w:p>
       <w:pPr>
@@ -2573,6 +3165,17 @@
         </w:rPr>
         <w:t>C-ben létrehozunk egy mappát</w:t>
       </w:r>
+      <w:r>
+        <w:rPr>
+          <w:rFonts w:ascii="Arial Black" w:hAnsi="Arial Black"/>
+          <w:b/>
+          <w:bCs/>
+          <w:color w:val="000000" w:themeColor="text1"/>
+          <w:sz w:val="28"/>
+          <w:szCs w:val="28"/>
+        </w:rPr>
+        <w:t xml:space="preserve"> a feladatnak megfelelően</w:t>
+      </w:r>
     </w:p>
     <w:p>
       <w:pPr>
@@ -2629,23 +3232,18 @@
         </w:rPr>
         <w:t>Megosztás fül + megosztás</w:t>
       </w:r>
-    </w:p>
-    <w:p>
-      <w:pPr>
-        <w:pStyle w:val="Listaszerbekezds"/>
-        <w:numPr>
-          <w:ilvl w:val="0"/>
-          <w:numId w:val="16"/>
-        </w:numPr>
-        <w:rPr>
-          <w:rFonts w:ascii="Arial Black" w:hAnsi="Arial Black"/>
-          <w:b/>
-          <w:bCs/>
-          <w:color w:val="000000" w:themeColor="text1"/>
-          <w:sz w:val="28"/>
-          <w:szCs w:val="28"/>
-        </w:rPr>
-      </w:pPr>
+      <w:r>
+        <w:rPr>
+          <w:rFonts w:ascii="Arial Black" w:hAnsi="Arial Black"/>
+          <w:b/>
+          <w:bCs/>
+          <w:color w:val="000000" w:themeColor="text1"/>
+          <w:sz w:val="28"/>
+          <w:szCs w:val="28"/>
+        </w:rPr>
+        <w:t xml:space="preserve"> + </w:t>
+      </w:r>
+      <w:proofErr w:type="spellStart"/>
       <w:r>
         <w:rPr>
           <w:rFonts w:ascii="Arial Black" w:hAnsi="Arial Black"/>
@@ -2657,6 +3255,7 @@
         </w:rPr>
         <w:t>noBackground</w:t>
       </w:r>
+      <w:proofErr w:type="spellEnd"/>
       <w:r>
         <w:rPr>
           <w:rFonts w:ascii="Arial Black" w:hAnsi="Arial Black"/>
@@ -2668,6 +3267,30 @@
         </w:rPr>
         <w:t>-t hozzáadjuk</w:t>
       </w:r>
+      <w:r>
+        <w:rPr>
+          <w:rFonts w:ascii="Arial Black" w:hAnsi="Arial Black"/>
+          <w:b/>
+          <w:bCs/>
+          <w:color w:val="000000" w:themeColor="text1"/>
+          <w:sz w:val="28"/>
+          <w:szCs w:val="28"/>
+        </w:rPr>
+        <w:t xml:space="preserve"> (Írás/Olvasás)</w:t>
+      </w:r>
+    </w:p>
+    <w:p>
+      <w:pPr>
+        <w:pStyle w:val="Listaszerbekezds"/>
+        <w:rPr>
+          <w:rFonts w:ascii="Arial Black" w:hAnsi="Arial Black"/>
+          <w:b/>
+          <w:bCs/>
+          <w:color w:val="000000" w:themeColor="text1"/>
+          <w:sz w:val="28"/>
+          <w:szCs w:val="28"/>
+        </w:rPr>
+      </w:pPr>
     </w:p>
     <w:p>
       <w:pPr>
@@ -2690,6 +3313,7 @@
           <w:szCs w:val="40"/>
           <w:highlight w:val="magenta"/>
         </w:rPr>
+        <w:lastRenderedPageBreak/>
         <w:t>Biztonsági mentés</w:t>
       </w:r>
       <w:r>
@@ -2758,6 +3382,34 @@
           <w:sz w:val="28"/>
           <w:szCs w:val="28"/>
         </w:rPr>
+        <w:t>Helyi biztonsági másolat</w:t>
+      </w:r>
+    </w:p>
+    <w:p>
+      <w:pPr>
+        <w:pStyle w:val="Listaszerbekezds"/>
+        <w:numPr>
+          <w:ilvl w:val="0"/>
+          <w:numId w:val="17"/>
+        </w:numPr>
+        <w:rPr>
+          <w:rFonts w:ascii="Arial Black" w:hAnsi="Arial Black"/>
+          <w:b/>
+          <w:bCs/>
+          <w:color w:val="000000" w:themeColor="text1"/>
+          <w:sz w:val="28"/>
+          <w:szCs w:val="28"/>
+        </w:rPr>
+      </w:pPr>
+      <w:r>
+        <w:rPr>
+          <w:rFonts w:ascii="Arial Black" w:hAnsi="Arial Black"/>
+          <w:b/>
+          <w:bCs/>
+          <w:color w:val="000000" w:themeColor="text1"/>
+          <w:sz w:val="28"/>
+          <w:szCs w:val="28"/>
+        </w:rPr>
         <w:t>Biztonsági mentés ütemezése</w:t>
       </w:r>
     </w:p>
@@ -2870,7 +3522,6 @@
           <w:sz w:val="28"/>
           <w:szCs w:val="28"/>
         </w:rPr>
-        <w:lastRenderedPageBreak/>
         <w:t>Az összes elérhető lemez megjelenítése + D meghajtó</w:t>
       </w:r>
     </w:p>
@@ -2991,7 +3642,29 @@
           <w:sz w:val="28"/>
           <w:szCs w:val="28"/>
         </w:rPr>
-        <w:t>Lemeznél jobbklikk + Új RAID-5 kötet…</w:t>
+        <w:t>Mind a három lemeznél</w:t>
+      </w:r>
+      <w:r>
+        <w:rPr>
+          <w:rFonts w:ascii="Arial Black" w:hAnsi="Arial Black"/>
+          <w:b/>
+          <w:bCs/>
+          <w:color w:val="000000" w:themeColor="text1"/>
+          <w:sz w:val="28"/>
+          <w:szCs w:val="28"/>
+        </w:rPr>
+        <w:t xml:space="preserve"> l</w:t>
+      </w:r>
+      <w:r>
+        <w:rPr>
+          <w:rFonts w:ascii="Arial Black" w:hAnsi="Arial Black"/>
+          <w:b/>
+          <w:bCs/>
+          <w:color w:val="000000" w:themeColor="text1"/>
+          <w:sz w:val="28"/>
+          <w:szCs w:val="28"/>
+        </w:rPr>
+        <w:t>emez jobbklikk + Új RAID-5 kötet…</w:t>
       </w:r>
     </w:p>
     <w:p>
@@ -3201,7 +3874,35 @@
         <w:rPr>
           <w:highlight w:val="red"/>
         </w:rPr>
-        <w:t>Magyar kiosztás parancs: sudo loadkeys hu</w:t>
+        <w:t xml:space="preserve">Magyar kiosztás parancs: </w:t>
+      </w:r>
+      <w:proofErr w:type="spellStart"/>
+      <w:r>
+        <w:rPr>
+          <w:highlight w:val="red"/>
+        </w:rPr>
+        <w:t>sudo</w:t>
+      </w:r>
+      <w:proofErr w:type="spellEnd"/>
+      <w:r>
+        <w:rPr>
+          <w:highlight w:val="red"/>
+        </w:rPr>
+        <w:t xml:space="preserve"> </w:t>
+      </w:r>
+      <w:proofErr w:type="spellStart"/>
+      <w:r>
+        <w:rPr>
+          <w:highlight w:val="red"/>
+        </w:rPr>
+        <w:t>loadkeys</w:t>
+      </w:r>
+      <w:proofErr w:type="spellEnd"/>
+      <w:r>
+        <w:rPr>
+          <w:highlight w:val="red"/>
+        </w:rPr>
+        <w:t xml:space="preserve"> hu</w:t>
       </w:r>
     </w:p>
     <w:p>
@@ -3228,17 +3929,47 @@
       </w:r>
     </w:p>
     <w:p>
-      <w:r>
-        <w:rPr>
-          <w:highlight w:val="yellow"/>
-        </w:rPr>
-        <w:t>sudo hostnamectl set-hostnam</w:t>
-      </w:r>
-      <w:r>
-        <w:rPr>
-          <w:highlight w:val="yellow"/>
-        </w:rPr>
-        <w:t xml:space="preserve">e </w:t>
+      <w:proofErr w:type="spellStart"/>
+      <w:r>
+        <w:rPr>
+          <w:highlight w:val="yellow"/>
+        </w:rPr>
+        <w:t>sudo</w:t>
+      </w:r>
+      <w:proofErr w:type="spellEnd"/>
+      <w:r>
+        <w:rPr>
+          <w:highlight w:val="yellow"/>
+        </w:rPr>
+        <w:t xml:space="preserve"> </w:t>
+      </w:r>
+      <w:proofErr w:type="spellStart"/>
+      <w:r>
+        <w:rPr>
+          <w:highlight w:val="yellow"/>
+        </w:rPr>
+        <w:t>hostnamectl</w:t>
+      </w:r>
+      <w:proofErr w:type="spellEnd"/>
+      <w:r>
+        <w:rPr>
+          <w:highlight w:val="yellow"/>
+        </w:rPr>
+        <w:t xml:space="preserve"> </w:t>
+      </w:r>
+      <w:proofErr w:type="spellStart"/>
+      <w:r>
+        <w:rPr>
+          <w:highlight w:val="yellow"/>
+        </w:rPr>
+        <w:t>set-hostname</w:t>
+      </w:r>
+      <w:proofErr w:type="spellEnd"/>
+      <w:r>
+        <w:rPr>
+          <w:highlight w:val="yellow"/>
+        </w:rPr>
+        <w:t xml:space="preserve"> </w:t>
       </w:r>
       <w:r>
         <w:rPr>
@@ -3268,16 +3999,61 @@
           <w:szCs w:val="28"/>
           <w:highlight w:val="cyan"/>
         </w:rPr>
+        <w:lastRenderedPageBreak/>
         <w:t>Új név megjelenítése IP-címre való hivatkozás esetén</w:t>
       </w:r>
     </w:p>
     <w:p>
-      <w:r>
-        <w:rPr>
-          <w:highlight w:val="yellow"/>
-        </w:rPr>
-        <w:t>sudo nano /etc/hosts</w:t>
-      </w:r>
+      <w:proofErr w:type="spellStart"/>
+      <w:r>
+        <w:rPr>
+          <w:highlight w:val="yellow"/>
+        </w:rPr>
+        <w:t>sudo</w:t>
+      </w:r>
+      <w:proofErr w:type="spellEnd"/>
+      <w:r>
+        <w:rPr>
+          <w:highlight w:val="yellow"/>
+        </w:rPr>
+        <w:t xml:space="preserve"> </w:t>
+      </w:r>
+      <w:proofErr w:type="spellStart"/>
+      <w:r>
+        <w:rPr>
+          <w:highlight w:val="yellow"/>
+        </w:rPr>
+        <w:t>nano</w:t>
+      </w:r>
+      <w:proofErr w:type="spellEnd"/>
+      <w:r>
+        <w:rPr>
+          <w:highlight w:val="yellow"/>
+        </w:rPr>
+        <w:t xml:space="preserve"> /</w:t>
+      </w:r>
+      <w:proofErr w:type="spellStart"/>
+      <w:r>
+        <w:rPr>
+          <w:highlight w:val="yellow"/>
+        </w:rPr>
+        <w:t>etc</w:t>
+      </w:r>
+      <w:proofErr w:type="spellEnd"/>
+      <w:r>
+        <w:rPr>
+          <w:highlight w:val="yellow"/>
+        </w:rPr>
+        <w:t>/</w:t>
+      </w:r>
+      <w:proofErr w:type="spellStart"/>
+      <w:r>
+        <w:rPr>
+          <w:highlight w:val="yellow"/>
+        </w:rPr>
+        <w:t>hosts</w:t>
+      </w:r>
+      <w:proofErr w:type="spellEnd"/>
     </w:p>
     <w:p/>
     <w:p>
@@ -3370,8 +4146,16 @@
       </w:r>
     </w:p>
     <w:p>
-      <w:r>
-        <w:rPr>
+      <w:pPr>
+        <w:rPr>
+          <w:sz w:val="32"/>
+          <w:szCs w:val="32"/>
+        </w:rPr>
+      </w:pPr>
+      <w:r>
+        <w:rPr>
+          <w:sz w:val="32"/>
+          <w:szCs w:val="32"/>
           <w:highlight w:val="red"/>
         </w:rPr>
         <w:t>Ha nincs itt semmi, akkor másold be ezt:</w:t>
@@ -3387,9 +4171,16 @@
         <w:rPr>
           <w:highlight w:val="yellow"/>
         </w:rPr>
-        <w:lastRenderedPageBreak/>
-        <w:t>127.0.0.1   localhost</w:t>
-      </w:r>
+        <w:t xml:space="preserve">127.0.0.1   </w:t>
+      </w:r>
+      <w:proofErr w:type="spellStart"/>
+      <w:r>
+        <w:rPr>
+          <w:highlight w:val="yellow"/>
+        </w:rPr>
+        <w:t>localhost</w:t>
+      </w:r>
+      <w:proofErr w:type="spellEnd"/>
     </w:p>
     <w:p>
       <w:pPr>
@@ -3409,31 +4200,177 @@
         </w:rPr>
         <w:t>IRODA</w:t>
       </w:r>
-    </w:p>
-    <w:p>
-      <w:pPr>
-        <w:rPr>
-          <w:highlight w:val="yellow"/>
-        </w:rPr>
-      </w:pPr>
-      <w:r>
-        <w:rPr>
-          <w:highlight w:val="yellow"/>
-        </w:rPr>
-        <w:t># The following lines are desirable for IPv6 capable hosts</w:t>
-      </w:r>
-    </w:p>
-    <w:p>
-      <w:pPr>
-        <w:rPr>
-          <w:highlight w:val="yellow"/>
-        </w:rPr>
-      </w:pPr>
-      <w:r>
-        <w:rPr>
-          <w:highlight w:val="yellow"/>
-        </w:rPr>
-        <w:t>::1     localhost ip6-localhost ip6-loopback</w:t>
+      <w:r>
+        <w:rPr>
+          <w:highlight w:val="yellow"/>
+        </w:rPr>
+        <w:t xml:space="preserve"> (ITT ADD MEG A</w:t>
+      </w:r>
+      <w:r>
+        <w:rPr>
+          <w:highlight w:val="yellow"/>
+        </w:rPr>
+        <w:t>ZT A</w:t>
+      </w:r>
+      <w:r>
+        <w:rPr>
+          <w:highlight w:val="yellow"/>
+        </w:rPr>
+        <w:t xml:space="preserve"> </w:t>
+      </w:r>
+      <w:proofErr w:type="gramStart"/>
+      <w:r>
+        <w:rPr>
+          <w:highlight w:val="yellow"/>
+        </w:rPr>
+        <w:t>NEVET</w:t>
+      </w:r>
+      <w:proofErr w:type="gramEnd"/>
+      <w:r>
+        <w:rPr>
+          <w:highlight w:val="yellow"/>
+        </w:rPr>
+        <w:t xml:space="preserve"> AMI A FELADATBAN VAN)</w:t>
+      </w:r>
+    </w:p>
+    <w:p>
+      <w:pPr>
+        <w:rPr>
+          <w:highlight w:val="yellow"/>
+        </w:rPr>
+      </w:pPr>
+      <w:r>
+        <w:rPr>
+          <w:highlight w:val="yellow"/>
+        </w:rPr>
+        <w:t xml:space="preserve"># The </w:t>
+      </w:r>
+      <w:proofErr w:type="spellStart"/>
+      <w:r>
+        <w:rPr>
+          <w:highlight w:val="yellow"/>
+        </w:rPr>
+        <w:t>following</w:t>
+      </w:r>
+      <w:proofErr w:type="spellEnd"/>
+      <w:r>
+        <w:rPr>
+          <w:highlight w:val="yellow"/>
+        </w:rPr>
+        <w:t xml:space="preserve"> </w:t>
+      </w:r>
+      <w:proofErr w:type="spellStart"/>
+      <w:r>
+        <w:rPr>
+          <w:highlight w:val="yellow"/>
+        </w:rPr>
+        <w:t>lines</w:t>
+      </w:r>
+      <w:proofErr w:type="spellEnd"/>
+      <w:r>
+        <w:rPr>
+          <w:highlight w:val="yellow"/>
+        </w:rPr>
+        <w:t xml:space="preserve"> </w:t>
+      </w:r>
+      <w:proofErr w:type="spellStart"/>
+      <w:r>
+        <w:rPr>
+          <w:highlight w:val="yellow"/>
+        </w:rPr>
+        <w:t>are</w:t>
+      </w:r>
+      <w:proofErr w:type="spellEnd"/>
+      <w:r>
+        <w:rPr>
+          <w:highlight w:val="yellow"/>
+        </w:rPr>
+        <w:t xml:space="preserve"> </w:t>
+      </w:r>
+      <w:proofErr w:type="spellStart"/>
+      <w:r>
+        <w:rPr>
+          <w:highlight w:val="yellow"/>
+        </w:rPr>
+        <w:t>desirable</w:t>
+      </w:r>
+      <w:proofErr w:type="spellEnd"/>
+      <w:r>
+        <w:rPr>
+          <w:highlight w:val="yellow"/>
+        </w:rPr>
+        <w:t xml:space="preserve"> </w:t>
+      </w:r>
+      <w:proofErr w:type="spellStart"/>
+      <w:r>
+        <w:rPr>
+          <w:highlight w:val="yellow"/>
+        </w:rPr>
+        <w:t>for</w:t>
+      </w:r>
+      <w:proofErr w:type="spellEnd"/>
+      <w:r>
+        <w:rPr>
+          <w:highlight w:val="yellow"/>
+        </w:rPr>
+        <w:t xml:space="preserve"> IPv6 </w:t>
+      </w:r>
+      <w:proofErr w:type="spellStart"/>
+      <w:r>
+        <w:rPr>
+          <w:highlight w:val="yellow"/>
+        </w:rPr>
+        <w:t>capable</w:t>
+      </w:r>
+      <w:proofErr w:type="spellEnd"/>
+      <w:r>
+        <w:rPr>
+          <w:highlight w:val="yellow"/>
+        </w:rPr>
+        <w:t xml:space="preserve"> </w:t>
+      </w:r>
+      <w:proofErr w:type="spellStart"/>
+      <w:r>
+        <w:rPr>
+          <w:highlight w:val="yellow"/>
+        </w:rPr>
+        <w:t>hosts</w:t>
+      </w:r>
+      <w:proofErr w:type="spellEnd"/>
+    </w:p>
+    <w:p>
+      <w:pPr>
+        <w:rPr>
+          <w:highlight w:val="yellow"/>
+        </w:rPr>
+      </w:pPr>
+      <w:proofErr w:type="gramStart"/>
+      <w:r>
+        <w:rPr>
+          <w:highlight w:val="yellow"/>
+        </w:rPr>
+        <w:t>::</w:t>
+      </w:r>
+      <w:proofErr w:type="gramEnd"/>
+      <w:r>
+        <w:rPr>
+          <w:highlight w:val="yellow"/>
+        </w:rPr>
+        <w:t xml:space="preserve">1     </w:t>
+      </w:r>
+      <w:proofErr w:type="spellStart"/>
+      <w:r>
+        <w:rPr>
+          <w:highlight w:val="yellow"/>
+        </w:rPr>
+        <w:t>localhost</w:t>
+      </w:r>
+      <w:proofErr w:type="spellEnd"/>
+      <w:r>
+        <w:rPr>
+          <w:highlight w:val="yellow"/>
+        </w:rPr>
+        <w:t xml:space="preserve"> ip6-localhost ip6-loopback</w:t>
       </w:r>
     </w:p>
     <w:p>
@@ -3458,22 +4395,36 @@
       </w:r>
     </w:p>
     <w:p>
-      <w:r>
-        <w:rPr>
+      <w:pPr>
+        <w:rPr>
+          <w:sz w:val="32"/>
+          <w:szCs w:val="32"/>
+        </w:rPr>
+      </w:pPr>
+      <w:r>
+        <w:rPr>
+          <w:sz w:val="32"/>
+          <w:szCs w:val="32"/>
           <w:highlight w:val="red"/>
         </w:rPr>
         <w:t xml:space="preserve">Mentés és kilépés: </w:t>
       </w:r>
+      <w:proofErr w:type="spellStart"/>
       <w:r>
         <w:rPr>
           <w:rStyle w:val="HTML-kd"/>
           <w:rFonts w:eastAsiaTheme="minorHAnsi"/>
+          <w:sz w:val="28"/>
+          <w:szCs w:val="28"/>
           <w:highlight w:val="red"/>
         </w:rPr>
         <w:t>Ctrl+O</w:t>
       </w:r>
-      <w:r>
-        <w:rPr>
+      <w:proofErr w:type="spellEnd"/>
+      <w:r>
+        <w:rPr>
+          <w:sz w:val="32"/>
+          <w:szCs w:val="32"/>
           <w:highlight w:val="red"/>
         </w:rPr>
         <w:t xml:space="preserve">, </w:t>
@@ -3482,26 +4433,36 @@
         <w:rPr>
           <w:rStyle w:val="HTML-kd"/>
           <w:rFonts w:eastAsiaTheme="minorHAnsi"/>
+          <w:sz w:val="28"/>
+          <w:szCs w:val="28"/>
           <w:highlight w:val="red"/>
         </w:rPr>
         <w:t>Enter</w:t>
       </w:r>
       <w:r>
         <w:rPr>
+          <w:sz w:val="32"/>
+          <w:szCs w:val="32"/>
           <w:highlight w:val="red"/>
         </w:rPr>
         <w:t xml:space="preserve">, majd </w:t>
       </w:r>
+      <w:proofErr w:type="spellStart"/>
       <w:r>
         <w:rPr>
           <w:rStyle w:val="HTML-kd"/>
           <w:rFonts w:eastAsiaTheme="minorHAnsi"/>
+          <w:sz w:val="28"/>
+          <w:szCs w:val="28"/>
           <w:highlight w:val="red"/>
         </w:rPr>
         <w:t>Ctrl+X</w:t>
       </w:r>
-      <w:r>
-        <w:rPr>
+      <w:proofErr w:type="spellEnd"/>
+      <w:r>
+        <w:rPr>
+          <w:sz w:val="32"/>
+          <w:szCs w:val="32"/>
           <w:highlight w:val="red"/>
         </w:rPr>
         <w:t>.</w:t>
@@ -3531,11 +4492,19 @@
       </w:r>
     </w:p>
     <w:p>
-      <w:r>
-        <w:rPr>
-          <w:highlight w:val="yellow"/>
-        </w:rPr>
-        <w:t xml:space="preserve">ping </w:t>
+      <w:proofErr w:type="spellStart"/>
+      <w:r>
+        <w:rPr>
+          <w:highlight w:val="yellow"/>
+        </w:rPr>
+        <w:t>ping</w:t>
+      </w:r>
+      <w:proofErr w:type="spellEnd"/>
+      <w:r>
+        <w:rPr>
+          <w:highlight w:val="yellow"/>
+        </w:rPr>
+        <w:t xml:space="preserve"> </w:t>
       </w:r>
       <w:r>
         <w:rPr>
@@ -3555,7 +4524,21 @@
         <w:rPr>
           <w:highlight w:val="red"/>
         </w:rPr>
-        <w:t>Ha van ping, akkor jó vagy &lt;3</w:t>
+        <w:t xml:space="preserve">Ha van </w:t>
+      </w:r>
+      <w:proofErr w:type="spellStart"/>
+      <w:r>
+        <w:rPr>
+          <w:highlight w:val="red"/>
+        </w:rPr>
+        <w:t>ping</w:t>
+      </w:r>
+      <w:proofErr w:type="spellEnd"/>
+      <w:r>
+        <w:rPr>
+          <w:highlight w:val="red"/>
+        </w:rPr>
+        <w:t>, akkor jó vagy &lt;3</w:t>
       </w:r>
     </w:p>
     <w:p/>
@@ -3583,12 +4566,36 @@
       </w:r>
     </w:p>
     <w:p>
-      <w:r>
-        <w:rPr>
-          <w:highlight w:val="yellow"/>
-        </w:rPr>
-        <w:t>nano ~/.bashrc</w:t>
-      </w:r>
+      <w:proofErr w:type="spellStart"/>
+      <w:r>
+        <w:rPr>
+          <w:highlight w:val="yellow"/>
+        </w:rPr>
+        <w:t>nano</w:t>
+      </w:r>
+      <w:proofErr w:type="spellEnd"/>
+      <w:r>
+        <w:rPr>
+          <w:highlight w:val="yellow"/>
+        </w:rPr>
+        <w:t xml:space="preserve"> ~</w:t>
+      </w:r>
+      <w:proofErr w:type="gramStart"/>
+      <w:r>
+        <w:rPr>
+          <w:highlight w:val="yellow"/>
+        </w:rPr>
+        <w:t>/.</w:t>
+      </w:r>
+      <w:proofErr w:type="spellStart"/>
+      <w:r>
+        <w:rPr>
+          <w:highlight w:val="yellow"/>
+        </w:rPr>
+        <w:t>bashrc</w:t>
+      </w:r>
+      <w:proofErr w:type="spellEnd"/>
+      <w:proofErr w:type="gramEnd"/>
     </w:p>
     <w:p>
       <w:pPr>
@@ -3618,7 +4625,21 @@
         <w:rPr>
           <w:highlight w:val="yellow"/>
         </w:rPr>
-        <w:t>export PS1="\[\e[31m\]\u\[\e[0m\]@\[\e[34m\]\h\[\e[0m\]:\[\e[33m\]\w\[\e[0m\]\$ "</w:t>
+        <w:t>export PS1="\[\e[31m</w:t>
+      </w:r>
+      <w:proofErr w:type="gramStart"/>
+      <w:r>
+        <w:rPr>
+          <w:highlight w:val="yellow"/>
+        </w:rPr>
+        <w:t>\]\u\</w:t>
+      </w:r>
+      <w:proofErr w:type="gramEnd"/>
+      <w:r>
+        <w:rPr>
+          <w:highlight w:val="yellow"/>
+        </w:rPr>
+        <w:t>[\e[0m\]@\[\e[34m\]\h\[\e[0m\]:\[\e[33m\]\w\[\e[0m\]\$ "</w:t>
       </w:r>
     </w:p>
     <w:p>
@@ -3643,6 +4664,7 @@
         </w:rPr>
         <w:t>Mentsd el (</w:t>
       </w:r>
+      <w:proofErr w:type="spellStart"/>
       <w:r>
         <w:rPr>
           <w:rStyle w:val="HTML-kd"/>
@@ -3653,6 +4675,7 @@
         </w:rPr>
         <w:t>Ctrl+O</w:t>
       </w:r>
+      <w:proofErr w:type="spellEnd"/>
       <w:r>
         <w:rPr>
           <w:rFonts w:ascii="Arial Black" w:hAnsi="Arial Black" w:cstheme="minorHAnsi"/>
@@ -3681,6 +4704,7 @@
         </w:rPr>
         <w:t xml:space="preserve">, </w:t>
       </w:r>
+      <w:proofErr w:type="spellStart"/>
       <w:r>
         <w:rPr>
           <w:rStyle w:val="HTML-kd"/>
@@ -3691,6 +4715,7 @@
         </w:rPr>
         <w:t>Ctrl+X</w:t>
       </w:r>
+      <w:proofErr w:type="spellEnd"/>
       <w:r>
         <w:rPr>
           <w:rFonts w:ascii="Arial Black" w:hAnsi="Arial Black" w:cstheme="minorHAnsi"/>
@@ -3702,12 +4727,36 @@
       </w:r>
     </w:p>
     <w:p>
-      <w:r>
-        <w:rPr>
-          <w:highlight w:val="yellow"/>
-        </w:rPr>
-        <w:t>source ~/.bashrc</w:t>
-      </w:r>
+      <w:proofErr w:type="spellStart"/>
+      <w:r>
+        <w:rPr>
+          <w:highlight w:val="yellow"/>
+        </w:rPr>
+        <w:t>source</w:t>
+      </w:r>
+      <w:proofErr w:type="spellEnd"/>
+      <w:r>
+        <w:rPr>
+          <w:highlight w:val="yellow"/>
+        </w:rPr>
+        <w:t xml:space="preserve"> ~</w:t>
+      </w:r>
+      <w:proofErr w:type="gramStart"/>
+      <w:r>
+        <w:rPr>
+          <w:highlight w:val="yellow"/>
+        </w:rPr>
+        <w:t>/.</w:t>
+      </w:r>
+      <w:proofErr w:type="spellStart"/>
+      <w:r>
+        <w:rPr>
+          <w:highlight w:val="yellow"/>
+        </w:rPr>
+        <w:t>bashrc</w:t>
+      </w:r>
+      <w:proofErr w:type="spellEnd"/>
+      <w:proofErr w:type="gramEnd"/>
     </w:p>
     <w:p/>
     <w:p>
@@ -3723,6 +4772,7 @@
           <w:szCs w:val="28"/>
         </w:rPr>
       </w:pPr>
+      <w:proofErr w:type="spellStart"/>
       <w:r>
         <w:rPr>
           <w:rFonts w:ascii="Arial Black" w:hAnsi="Arial Black"/>
@@ -3730,8 +4780,47 @@
           <w:szCs w:val="28"/>
           <w:highlight w:val="cyan"/>
         </w:rPr>
-        <w:t>Root felhasználó létrehozása tulajdonosként, és a csoportja is root.</w:t>
-      </w:r>
+        <w:t>Root</w:t>
+      </w:r>
+      <w:proofErr w:type="spellEnd"/>
+      <w:r>
+        <w:rPr>
+          <w:rFonts w:ascii="Arial Black" w:hAnsi="Arial Black"/>
+          <w:sz w:val="28"/>
+          <w:szCs w:val="28"/>
+          <w:highlight w:val="cyan"/>
+        </w:rPr>
+        <w:t xml:space="preserve"> felhasználó létrehozása tulajdonosként, és a csoportja is </w:t>
+      </w:r>
+      <w:proofErr w:type="spellStart"/>
+      <w:r>
+        <w:rPr>
+          <w:rFonts w:ascii="Arial Black" w:hAnsi="Arial Black"/>
+          <w:sz w:val="28"/>
+          <w:szCs w:val="28"/>
+          <w:highlight w:val="cyan"/>
+        </w:rPr>
+        <w:t>root</w:t>
+      </w:r>
+      <w:proofErr w:type="spellEnd"/>
+      <w:r>
+        <w:rPr>
+          <w:rFonts w:ascii="Arial Black" w:hAnsi="Arial Black"/>
+          <w:sz w:val="28"/>
+          <w:szCs w:val="28"/>
+          <w:highlight w:val="cyan"/>
+        </w:rPr>
+        <w:t>.</w:t>
+      </w:r>
+    </w:p>
+    <w:p>
+      <w:pPr>
+        <w:rPr>
+          <w:rFonts w:ascii="Arial Black" w:hAnsi="Arial Black"/>
+          <w:sz w:val="28"/>
+          <w:szCs w:val="28"/>
+        </w:rPr>
+      </w:pPr>
     </w:p>
     <w:p>
       <w:pPr>
@@ -3757,24 +4846,56 @@
       </w:r>
     </w:p>
     <w:p>
-      <w:r>
-        <w:rPr>
-          <w:highlight w:val="yellow"/>
-        </w:rPr>
-        <w:t>sudo mkdir -p /srv</w:t>
-      </w:r>
+      <w:proofErr w:type="spellStart"/>
+      <w:r>
+        <w:rPr>
+          <w:highlight w:val="yellow"/>
+        </w:rPr>
+        <w:t>sudo</w:t>
+      </w:r>
+      <w:proofErr w:type="spellEnd"/>
+      <w:r>
+        <w:rPr>
+          <w:highlight w:val="yellow"/>
+        </w:rPr>
+        <w:t xml:space="preserve"> </w:t>
+      </w:r>
+      <w:proofErr w:type="spellStart"/>
+      <w:r>
+        <w:rPr>
+          <w:highlight w:val="yellow"/>
+        </w:rPr>
+        <w:t>mkdir</w:t>
+      </w:r>
+      <w:proofErr w:type="spellEnd"/>
+      <w:r>
+        <w:rPr>
+          <w:highlight w:val="yellow"/>
+        </w:rPr>
+        <w:t xml:space="preserve"> -p /</w:t>
+      </w:r>
+      <w:proofErr w:type="spellStart"/>
+      <w:r>
+        <w:rPr>
+          <w:highlight w:val="yellow"/>
+        </w:rPr>
+        <w:t>srv</w:t>
+      </w:r>
+      <w:proofErr w:type="spellEnd"/>
       <w:r>
         <w:rPr>
           <w:highlight w:val="yellow"/>
         </w:rPr>
         <w:t>/</w:t>
       </w:r>
+      <w:proofErr w:type="spellStart"/>
       <w:r>
         <w:rPr>
           <w:highlight w:val="yellow"/>
         </w:rPr>
         <w:t>irodasuriember</w:t>
       </w:r>
+      <w:proofErr w:type="spellEnd"/>
     </w:p>
     <w:p>
       <w:pPr>
@@ -3800,23 +4921,33 @@
       </w:r>
     </w:p>
     <w:p>
-      <w:r>
-        <w:rPr>
-          <w:highlight w:val="yellow"/>
-        </w:rPr>
-        <w:t xml:space="preserve">sudo touch </w:t>
-      </w:r>
-      <w:r>
-        <w:rPr>
-          <w:highlight w:val="yellow"/>
-        </w:rPr>
-        <w:t>/srv</w:t>
-      </w:r>
-      <w:r>
-        <w:rPr>
-          <w:highlight w:val="yellow"/>
-        </w:rPr>
-        <w:t>/irodasuriember</w:t>
+      <w:proofErr w:type="spellStart"/>
+      <w:r>
+        <w:rPr>
+          <w:highlight w:val="yellow"/>
+        </w:rPr>
+        <w:t>sudo</w:t>
+      </w:r>
+      <w:proofErr w:type="spellEnd"/>
+      <w:r>
+        <w:rPr>
+          <w:highlight w:val="yellow"/>
+        </w:rPr>
+        <w:t xml:space="preserve"> </w:t>
+      </w:r>
+      <w:proofErr w:type="spellStart"/>
+      <w:r>
+        <w:rPr>
+          <w:highlight w:val="yellow"/>
+        </w:rPr>
+        <w:t>touch</w:t>
+      </w:r>
+      <w:proofErr w:type="spellEnd"/>
+      <w:r>
+        <w:rPr>
+          <w:highlight w:val="yellow"/>
+        </w:rPr>
+        <w:t xml:space="preserve"> </w:t>
       </w:r>
       <w:r>
         <w:rPr>
@@ -3824,6 +4955,34 @@
         </w:rPr>
         <w:t>/</w:t>
       </w:r>
+      <w:proofErr w:type="spellStart"/>
+      <w:r>
+        <w:rPr>
+          <w:highlight w:val="yellow"/>
+        </w:rPr>
+        <w:t>srv</w:t>
+      </w:r>
+      <w:proofErr w:type="spellEnd"/>
+      <w:r>
+        <w:rPr>
+          <w:highlight w:val="yellow"/>
+        </w:rPr>
+        <w:t>/</w:t>
+      </w:r>
+      <w:proofErr w:type="spellStart"/>
+      <w:r>
+        <w:rPr>
+          <w:highlight w:val="yellow"/>
+        </w:rPr>
+        <w:t>irodasuriember</w:t>
+      </w:r>
+      <w:proofErr w:type="spellEnd"/>
+      <w:r>
+        <w:rPr>
+          <w:highlight w:val="yellow"/>
+        </w:rPr>
+        <w:t>/</w:t>
+      </w:r>
       <w:r>
         <w:rPr>
           <w:highlight w:val="yellow"/>
@@ -3837,6 +4996,231 @@
         <w:t>.txt</w:t>
       </w:r>
     </w:p>
+    <w:p>
+      <w:pPr>
+        <w:pStyle w:val="Listaszerbekezds"/>
+        <w:numPr>
+          <w:ilvl w:val="0"/>
+          <w:numId w:val="5"/>
+        </w:numPr>
+        <w:rPr>
+          <w:rFonts w:ascii="Arial Black" w:hAnsi="Arial Black"/>
+          <w:sz w:val="28"/>
+          <w:szCs w:val="28"/>
+        </w:rPr>
+      </w:pPr>
+      <w:proofErr w:type="spellStart"/>
+      <w:r>
+        <w:rPr>
+          <w:rFonts w:ascii="Arial Black" w:hAnsi="Arial Black"/>
+          <w:sz w:val="28"/>
+          <w:szCs w:val="28"/>
+          <w:highlight w:val="cyan"/>
+        </w:rPr>
+        <w:t>Root</w:t>
+      </w:r>
+      <w:proofErr w:type="spellEnd"/>
+      <w:r>
+        <w:rPr>
+          <w:rFonts w:ascii="Arial Black" w:hAnsi="Arial Black"/>
+          <w:sz w:val="28"/>
+          <w:szCs w:val="28"/>
+          <w:highlight w:val="cyan"/>
+        </w:rPr>
+        <w:t xml:space="preserve"> jogosultság</w:t>
+      </w:r>
+      <w:r>
+        <w:rPr>
+          <w:rFonts w:ascii="Arial Black" w:hAnsi="Arial Black"/>
+          <w:sz w:val="28"/>
+          <w:szCs w:val="28"/>
+        </w:rPr>
+        <w:t>:</w:t>
+      </w:r>
+    </w:p>
+    <w:p>
+      <w:pPr>
+        <w:rPr>
+          <w:highlight w:val="yellow"/>
+        </w:rPr>
+      </w:pPr>
+      <w:proofErr w:type="spellStart"/>
+      <w:r>
+        <w:rPr>
+          <w:highlight w:val="yellow"/>
+        </w:rPr>
+        <w:t>s</w:t>
+      </w:r>
+      <w:r>
+        <w:rPr>
+          <w:highlight w:val="yellow"/>
+        </w:rPr>
+        <w:t>udo</w:t>
+      </w:r>
+      <w:proofErr w:type="spellEnd"/>
+      <w:r>
+        <w:rPr>
+          <w:highlight w:val="yellow"/>
+        </w:rPr>
+        <w:t xml:space="preserve"> </w:t>
+      </w:r>
+      <w:proofErr w:type="spellStart"/>
+      <w:r>
+        <w:rPr>
+          <w:highlight w:val="yellow"/>
+        </w:rPr>
+        <w:t>chown</w:t>
+      </w:r>
+      <w:proofErr w:type="spellEnd"/>
+      <w:r>
+        <w:rPr>
+          <w:highlight w:val="yellow"/>
+        </w:rPr>
+        <w:t xml:space="preserve"> </w:t>
+      </w:r>
+      <w:proofErr w:type="spellStart"/>
+      <w:proofErr w:type="gramStart"/>
+      <w:r>
+        <w:rPr>
+          <w:highlight w:val="yellow"/>
+        </w:rPr>
+        <w:t>root:root</w:t>
+      </w:r>
+      <w:proofErr w:type="spellEnd"/>
+      <w:proofErr w:type="gramEnd"/>
+      <w:r>
+        <w:rPr>
+          <w:highlight w:val="yellow"/>
+        </w:rPr>
+        <w:t xml:space="preserve"> </w:t>
+      </w:r>
+      <w:r>
+        <w:rPr>
+          <w:highlight w:val="yellow"/>
+        </w:rPr>
+        <w:t>/</w:t>
+      </w:r>
+      <w:proofErr w:type="spellStart"/>
+      <w:r>
+        <w:rPr>
+          <w:highlight w:val="yellow"/>
+        </w:rPr>
+        <w:t>srv</w:t>
+      </w:r>
+      <w:proofErr w:type="spellEnd"/>
+      <w:r>
+        <w:rPr>
+          <w:highlight w:val="yellow"/>
+        </w:rPr>
+        <w:t>/</w:t>
+      </w:r>
+      <w:proofErr w:type="spellStart"/>
+      <w:r>
+        <w:rPr>
+          <w:highlight w:val="yellow"/>
+        </w:rPr>
+        <w:t>irodasuriember</w:t>
+      </w:r>
+      <w:proofErr w:type="spellEnd"/>
+      <w:r>
+        <w:rPr>
+          <w:highlight w:val="yellow"/>
+        </w:rPr>
+        <w:t>/</w:t>
+      </w:r>
+    </w:p>
+    <w:p>
+      <w:proofErr w:type="spellStart"/>
+      <w:r>
+        <w:rPr>
+          <w:highlight w:val="yellow"/>
+        </w:rPr>
+        <w:t>s</w:t>
+      </w:r>
+      <w:r>
+        <w:rPr>
+          <w:highlight w:val="yellow"/>
+        </w:rPr>
+        <w:t>udo</w:t>
+      </w:r>
+      <w:proofErr w:type="spellEnd"/>
+      <w:r>
+        <w:rPr>
+          <w:highlight w:val="yellow"/>
+        </w:rPr>
+        <w:t xml:space="preserve"> </w:t>
+      </w:r>
+      <w:proofErr w:type="spellStart"/>
+      <w:r>
+        <w:rPr>
+          <w:highlight w:val="yellow"/>
+        </w:rPr>
+        <w:t>chown</w:t>
+      </w:r>
+      <w:proofErr w:type="spellEnd"/>
+      <w:r>
+        <w:rPr>
+          <w:highlight w:val="yellow"/>
+        </w:rPr>
+        <w:t xml:space="preserve"> </w:t>
+      </w:r>
+      <w:proofErr w:type="spellStart"/>
+      <w:proofErr w:type="gramStart"/>
+      <w:r>
+        <w:rPr>
+          <w:highlight w:val="yellow"/>
+        </w:rPr>
+        <w:t>root:root</w:t>
+      </w:r>
+      <w:proofErr w:type="spellEnd"/>
+      <w:proofErr w:type="gramEnd"/>
+      <w:r>
+        <w:rPr>
+          <w:highlight w:val="yellow"/>
+        </w:rPr>
+        <w:t xml:space="preserve"> /</w:t>
+      </w:r>
+      <w:proofErr w:type="spellStart"/>
+      <w:r>
+        <w:rPr>
+          <w:highlight w:val="yellow"/>
+        </w:rPr>
+        <w:t>srv</w:t>
+      </w:r>
+      <w:proofErr w:type="spellEnd"/>
+      <w:r>
+        <w:rPr>
+          <w:highlight w:val="yellow"/>
+        </w:rPr>
+        <w:t>/</w:t>
+      </w:r>
+      <w:proofErr w:type="spellStart"/>
+      <w:r>
+        <w:rPr>
+          <w:highlight w:val="yellow"/>
+        </w:rPr>
+        <w:t>irodasuriember</w:t>
+      </w:r>
+      <w:proofErr w:type="spellEnd"/>
+      <w:r>
+        <w:rPr>
+          <w:highlight w:val="yellow"/>
+        </w:rPr>
+        <w:t>/</w:t>
+      </w:r>
+      <w:r>
+        <w:rPr>
+          <w:highlight w:val="yellow"/>
+        </w:rPr>
+        <w:t xml:space="preserve"> </w:t>
+      </w:r>
+      <w:r>
+        <w:rPr>
+          <w:highlight w:val="yellow"/>
+        </w:rPr>
+        <w:t>feladat.txt</w:t>
+      </w:r>
+    </w:p>
     <w:p/>
     <w:p>
       <w:pPr>
@@ -3862,12 +5246,28 @@
       </w:r>
     </w:p>
     <w:p>
-      <w:r>
-        <w:rPr>
-          <w:highlight w:val="yellow"/>
-        </w:rPr>
-        <w:t>sudo groupadd</w:t>
-      </w:r>
+      <w:proofErr w:type="spellStart"/>
+      <w:r>
+        <w:rPr>
+          <w:highlight w:val="yellow"/>
+        </w:rPr>
+        <w:t>sudo</w:t>
+      </w:r>
+      <w:proofErr w:type="spellEnd"/>
+      <w:r>
+        <w:rPr>
+          <w:highlight w:val="yellow"/>
+        </w:rPr>
+        <w:t xml:space="preserve"> </w:t>
+      </w:r>
+      <w:proofErr w:type="spellStart"/>
+      <w:r>
+        <w:rPr>
+          <w:highlight w:val="yellow"/>
+        </w:rPr>
+        <w:t>groupadd</w:t>
+      </w:r>
+      <w:proofErr w:type="spellEnd"/>
       <w:r>
         <w:rPr>
           <w:highlight w:val="yellow"/>
@@ -3910,24 +5310,42 @@
           <w:tab w:val="left" w:pos="1260"/>
         </w:tabs>
       </w:pPr>
-      <w:r>
-        <w:rPr>
-          <w:highlight w:val="yellow"/>
-        </w:rPr>
-        <w:t>sudo adduser</w:t>
-      </w:r>
+      <w:proofErr w:type="spellStart"/>
+      <w:r>
+        <w:rPr>
+          <w:highlight w:val="yellow"/>
+        </w:rPr>
+        <w:t>sudo</w:t>
+      </w:r>
+      <w:proofErr w:type="spellEnd"/>
       <w:r>
         <w:rPr>
           <w:highlight w:val="yellow"/>
         </w:rPr>
         <w:t xml:space="preserve"> </w:t>
       </w:r>
+      <w:proofErr w:type="spellStart"/>
+      <w:r>
+        <w:rPr>
+          <w:highlight w:val="yellow"/>
+        </w:rPr>
+        <w:t>adduser</w:t>
+      </w:r>
+      <w:proofErr w:type="spellEnd"/>
+      <w:r>
+        <w:rPr>
+          <w:highlight w:val="yellow"/>
+        </w:rPr>
+        <w:t xml:space="preserve"> </w:t>
+      </w:r>
+      <w:proofErr w:type="spellStart"/>
       <w:r>
         <w:rPr>
           <w:highlight w:val="yellow"/>
         </w:rPr>
         <w:t>Brendon</w:t>
       </w:r>
+      <w:proofErr w:type="spellEnd"/>
     </w:p>
     <w:p>
       <w:pPr>
@@ -3952,7 +5370,6 @@
           <w:szCs w:val="28"/>
           <w:highlight w:val="cyan"/>
         </w:rPr>
-        <w:lastRenderedPageBreak/>
         <w:t>Adjuk hozzá a csoporthoz:</w:t>
       </w:r>
     </w:p>
@@ -3962,11 +5379,47 @@
           <w:tab w:val="left" w:pos="1260"/>
         </w:tabs>
       </w:pPr>
-      <w:r>
-        <w:rPr>
-          <w:highlight w:val="yellow"/>
-        </w:rPr>
-        <w:t xml:space="preserve">sudo usermod -aG </w:t>
+      <w:proofErr w:type="spellStart"/>
+      <w:r>
+        <w:rPr>
+          <w:highlight w:val="yellow"/>
+        </w:rPr>
+        <w:t>sudo</w:t>
+      </w:r>
+      <w:proofErr w:type="spellEnd"/>
+      <w:r>
+        <w:rPr>
+          <w:highlight w:val="yellow"/>
+        </w:rPr>
+        <w:t xml:space="preserve"> </w:t>
+      </w:r>
+      <w:proofErr w:type="spellStart"/>
+      <w:r>
+        <w:rPr>
+          <w:highlight w:val="yellow"/>
+        </w:rPr>
+        <w:t>usermod</w:t>
+      </w:r>
+      <w:proofErr w:type="spellEnd"/>
+      <w:r>
+        <w:rPr>
+          <w:highlight w:val="yellow"/>
+        </w:rPr>
+        <w:t xml:space="preserve"> -</w:t>
+      </w:r>
+      <w:proofErr w:type="spellStart"/>
+      <w:r>
+        <w:rPr>
+          <w:highlight w:val="yellow"/>
+        </w:rPr>
+        <w:t>aG</w:t>
+      </w:r>
+      <w:proofErr w:type="spellEnd"/>
+      <w:r>
+        <w:rPr>
+          <w:highlight w:val="yellow"/>
+        </w:rPr>
+        <w:t xml:space="preserve"> </w:t>
       </w:r>
       <w:r>
         <w:rPr>
@@ -3980,12 +5433,14 @@
         </w:rPr>
         <w:t xml:space="preserve"> </w:t>
       </w:r>
+      <w:proofErr w:type="spellStart"/>
       <w:r>
         <w:rPr>
           <w:highlight w:val="yellow"/>
         </w:rPr>
         <w:t>Brendon</w:t>
       </w:r>
+      <w:proofErr w:type="spellEnd"/>
     </w:p>
     <w:p>
       <w:pPr>
@@ -4059,21 +5514,62 @@
       </w:r>
     </w:p>
     <w:p>
-      <w:r>
-        <w:rPr>
-          <w:highlight w:val="yellow"/>
-        </w:rPr>
-        <w:t xml:space="preserve">sudo adduser </w:t>
-      </w:r>
+      <w:proofErr w:type="spellStart"/>
+      <w:r>
+        <w:rPr>
+          <w:highlight w:val="yellow"/>
+        </w:rPr>
+        <w:t>sudo</w:t>
+      </w:r>
+      <w:proofErr w:type="spellEnd"/>
+      <w:r>
+        <w:rPr>
+          <w:highlight w:val="yellow"/>
+        </w:rPr>
+        <w:t xml:space="preserve"> </w:t>
+      </w:r>
+      <w:proofErr w:type="spellStart"/>
+      <w:r>
+        <w:rPr>
+          <w:highlight w:val="yellow"/>
+        </w:rPr>
+        <w:t>adduser</w:t>
+      </w:r>
+      <w:proofErr w:type="spellEnd"/>
+      <w:r>
+        <w:rPr>
+          <w:highlight w:val="yellow"/>
+        </w:rPr>
+        <w:t xml:space="preserve"> </w:t>
+      </w:r>
+      <w:proofErr w:type="spellStart"/>
       <w:r>
         <w:rPr>
           <w:highlight w:val="yellow"/>
         </w:rPr>
         <w:t>szulejman</w:t>
       </w:r>
+      <w:proofErr w:type="spellEnd"/>
     </w:p>
     <w:p/>
-    <w:p/>
+    <w:p>
+      <w:pPr>
+        <w:rPr>
+          <w:rFonts w:ascii="Arial Black" w:hAnsi="Arial Black"/>
+          <w:sz w:val="28"/>
+          <w:szCs w:val="28"/>
+        </w:rPr>
+      </w:pPr>
+      <w:r>
+        <w:rPr>
+          <w:rFonts w:ascii="Arial Black" w:hAnsi="Arial Black"/>
+          <w:sz w:val="28"/>
+          <w:szCs w:val="28"/>
+          <w:highlight w:val="cyan"/>
+        </w:rPr>
+        <w:t>Könyvtár csoport átállítása kézbesítőkre</w:t>
+      </w:r>
+    </w:p>
     <w:p>
       <w:pPr>
         <w:pStyle w:val="Listaszerbekezds"/>
@@ -4094,8 +5590,78 @@
           <w:szCs w:val="28"/>
           <w:highlight w:val="cyan"/>
         </w:rPr>
-        <w:t>Könyvtár csoport átállítása kézbesítőkre</w:t>
-      </w:r>
+        <w:t>Csoport átállítása:</w:t>
+      </w:r>
+    </w:p>
+    <w:p>
+      <w:proofErr w:type="spellStart"/>
+      <w:r>
+        <w:rPr>
+          <w:highlight w:val="yellow"/>
+        </w:rPr>
+        <w:t>sudo</w:t>
+      </w:r>
+      <w:proofErr w:type="spellEnd"/>
+      <w:r>
+        <w:rPr>
+          <w:highlight w:val="yellow"/>
+        </w:rPr>
+        <w:t xml:space="preserve"> </w:t>
+      </w:r>
+      <w:proofErr w:type="spellStart"/>
+      <w:r>
+        <w:rPr>
+          <w:highlight w:val="yellow"/>
+        </w:rPr>
+        <w:t>chgrp</w:t>
+      </w:r>
+      <w:proofErr w:type="spellEnd"/>
+      <w:r>
+        <w:rPr>
+          <w:highlight w:val="yellow"/>
+        </w:rPr>
+        <w:t xml:space="preserve"> </w:t>
+      </w:r>
+      <w:r>
+        <w:rPr>
+          <w:highlight w:val="yellow"/>
+        </w:rPr>
+        <w:t>irodasok</w:t>
+      </w:r>
+      <w:r>
+        <w:rPr>
+          <w:highlight w:val="yellow"/>
+        </w:rPr>
+        <w:t xml:space="preserve"> </w:t>
+      </w:r>
+      <w:r>
+        <w:rPr>
+          <w:highlight w:val="yellow"/>
+        </w:rPr>
+        <w:t>/</w:t>
+      </w:r>
+      <w:proofErr w:type="spellStart"/>
+      <w:r>
+        <w:rPr>
+          <w:highlight w:val="yellow"/>
+        </w:rPr>
+        <w:t>srv</w:t>
+      </w:r>
+      <w:proofErr w:type="spellEnd"/>
+      <w:r>
+        <w:rPr>
+          <w:highlight w:val="yellow"/>
+        </w:rPr>
+        <w:t>/</w:t>
+      </w:r>
+      <w:proofErr w:type="spellStart"/>
+      <w:r>
+        <w:rPr>
+          <w:highlight w:val="yellow"/>
+        </w:rPr>
+        <w:t>irodasuriember</w:t>
+      </w:r>
+      <w:proofErr w:type="spellEnd"/>
     </w:p>
     <w:p>
       <w:pPr>
@@ -4117,40 +5683,98 @@
           <w:szCs w:val="28"/>
           <w:highlight w:val="cyan"/>
         </w:rPr>
-        <w:t>Csoport átállítása:</w:t>
-      </w:r>
-    </w:p>
-    <w:p>
-      <w:r>
-        <w:rPr>
-          <w:highlight w:val="yellow"/>
-        </w:rPr>
-        <w:t xml:space="preserve">sudo chgrp </w:t>
-      </w:r>
-      <w:r>
-        <w:rPr>
-          <w:highlight w:val="yellow"/>
-        </w:rPr>
-        <w:t>irodasok</w:t>
-      </w:r>
+        <w:t>Teljes jogosultság (</w:t>
+      </w:r>
+      <w:proofErr w:type="spellStart"/>
+      <w:r>
+        <w:rPr>
+          <w:rFonts w:ascii="Arial Black" w:hAnsi="Arial Black"/>
+          <w:sz w:val="28"/>
+          <w:szCs w:val="28"/>
+          <w:highlight w:val="cyan"/>
+        </w:rPr>
+        <w:t>rwx</w:t>
+      </w:r>
+      <w:proofErr w:type="spellEnd"/>
+      <w:r>
+        <w:rPr>
+          <w:rFonts w:ascii="Arial Black" w:hAnsi="Arial Black"/>
+          <w:sz w:val="28"/>
+          <w:szCs w:val="28"/>
+          <w:highlight w:val="cyan"/>
+        </w:rPr>
+        <w:t>) a csoportnak a könyvtárra:</w:t>
+      </w:r>
+    </w:p>
+    <w:p>
+      <w:proofErr w:type="spellStart"/>
+      <w:r>
+        <w:rPr>
+          <w:highlight w:val="yellow"/>
+        </w:rPr>
+        <w:t>sudo</w:t>
+      </w:r>
+      <w:proofErr w:type="spellEnd"/>
       <w:r>
         <w:rPr>
           <w:highlight w:val="yellow"/>
         </w:rPr>
         <w:t xml:space="preserve"> </w:t>
       </w:r>
-      <w:r>
-        <w:rPr>
-          <w:highlight w:val="yellow"/>
-        </w:rPr>
-        <w:t>/srv</w:t>
-      </w:r>
-      <w:r>
-        <w:rPr>
-          <w:highlight w:val="yellow"/>
-        </w:rPr>
-        <w:t>/irodasuriember</w:t>
-      </w:r>
+      <w:proofErr w:type="spellStart"/>
+      <w:r>
+        <w:rPr>
+          <w:highlight w:val="yellow"/>
+        </w:rPr>
+        <w:t>chmod</w:t>
+      </w:r>
+      <w:proofErr w:type="spellEnd"/>
+      <w:r>
+        <w:rPr>
+          <w:highlight w:val="yellow"/>
+        </w:rPr>
+        <w:t xml:space="preserve"> </w:t>
+      </w:r>
+      <w:r>
+        <w:rPr>
+          <w:highlight w:val="yellow"/>
+        </w:rPr>
+        <w:t>770</w:t>
+      </w:r>
+      <w:r>
+        <w:rPr>
+          <w:highlight w:val="yellow"/>
+        </w:rPr>
+        <w:t xml:space="preserve"> </w:t>
+      </w:r>
+      <w:r>
+        <w:rPr>
+          <w:highlight w:val="yellow"/>
+        </w:rPr>
+        <w:t>/</w:t>
+      </w:r>
+      <w:proofErr w:type="spellStart"/>
+      <w:r>
+        <w:rPr>
+          <w:highlight w:val="yellow"/>
+        </w:rPr>
+        <w:t>srv</w:t>
+      </w:r>
+      <w:proofErr w:type="spellEnd"/>
+      <w:r>
+        <w:rPr>
+          <w:highlight w:val="yellow"/>
+        </w:rPr>
+        <w:t>/</w:t>
+      </w:r>
+      <w:proofErr w:type="spellStart"/>
+      <w:r>
+        <w:rPr>
+          <w:highlight w:val="yellow"/>
+        </w:rPr>
+        <w:t>irodasuriember</w:t>
+      </w:r>
+      <w:proofErr w:type="spellEnd"/>
     </w:p>
     <w:p>
       <w:pPr>
@@ -4172,71 +5796,81 @@
           <w:szCs w:val="28"/>
           <w:highlight w:val="cyan"/>
         </w:rPr>
-        <w:t>Teljes jogosultság (rwx) a csoportnak a könyvtárra:</w:t>
-      </w:r>
-    </w:p>
-    <w:p>
-      <w:r>
-        <w:rPr>
-          <w:highlight w:val="yellow"/>
-        </w:rPr>
-        <w:t xml:space="preserve">sudo chmod g+rwx </w:t>
-      </w:r>
-      <w:r>
-        <w:rPr>
-          <w:highlight w:val="yellow"/>
-        </w:rPr>
-        <w:t>/srv</w:t>
-      </w:r>
-      <w:r>
-        <w:rPr>
-          <w:highlight w:val="yellow"/>
-        </w:rPr>
-        <w:t>/irodasuriember</w:t>
-      </w:r>
-    </w:p>
-    <w:p>
-      <w:pPr>
-        <w:pStyle w:val="Listaszerbekezds"/>
-        <w:numPr>
-          <w:ilvl w:val="0"/>
-          <w:numId w:val="6"/>
-        </w:numPr>
-        <w:rPr>
-          <w:rFonts w:ascii="Arial Black" w:hAnsi="Arial Black"/>
-          <w:sz w:val="28"/>
-          <w:szCs w:val="28"/>
-        </w:rPr>
-      </w:pPr>
-      <w:r>
-        <w:rPr>
-          <w:rFonts w:ascii="Arial Black" w:hAnsi="Arial Black"/>
-          <w:sz w:val="28"/>
-          <w:szCs w:val="28"/>
-          <w:highlight w:val="cyan"/>
-        </w:rPr>
+        <w:lastRenderedPageBreak/>
         <w:t>Írásjog a teljes tartalomra a csoportnak:</w:t>
       </w:r>
     </w:p>
     <w:p>
-      <w:r>
-        <w:rPr>
-          <w:highlight w:val="yellow"/>
-        </w:rPr>
-        <w:t xml:space="preserve">sudo chmod -R g+w </w:t>
-      </w:r>
-      <w:r>
-        <w:rPr>
-          <w:highlight w:val="yellow"/>
-        </w:rPr>
-        <w:t>/srv</w:t>
-      </w:r>
-      <w:r>
-        <w:rPr>
-          <w:highlight w:val="yellow"/>
-        </w:rPr>
-        <w:t>/irodasuriember</w:t>
-      </w:r>
+      <w:proofErr w:type="spellStart"/>
+      <w:r>
+        <w:rPr>
+          <w:highlight w:val="yellow"/>
+        </w:rPr>
+        <w:t>sudo</w:t>
+      </w:r>
+      <w:proofErr w:type="spellEnd"/>
+      <w:r>
+        <w:rPr>
+          <w:highlight w:val="yellow"/>
+        </w:rPr>
+        <w:t xml:space="preserve"> </w:t>
+      </w:r>
+      <w:proofErr w:type="spellStart"/>
+      <w:r>
+        <w:rPr>
+          <w:highlight w:val="yellow"/>
+        </w:rPr>
+        <w:t>chmod</w:t>
+      </w:r>
+      <w:proofErr w:type="spellEnd"/>
+      <w:r>
+        <w:rPr>
+          <w:highlight w:val="yellow"/>
+        </w:rPr>
+        <w:t xml:space="preserve"> -R </w:t>
+      </w:r>
+      <w:proofErr w:type="spellStart"/>
+      <w:r>
+        <w:rPr>
+          <w:highlight w:val="yellow"/>
+        </w:rPr>
+        <w:t>g+w</w:t>
+      </w:r>
+      <w:proofErr w:type="spellEnd"/>
+      <w:r>
+        <w:rPr>
+          <w:highlight w:val="yellow"/>
+        </w:rPr>
+        <w:t xml:space="preserve"> </w:t>
+      </w:r>
+      <w:r>
+        <w:rPr>
+          <w:highlight w:val="yellow"/>
+        </w:rPr>
+        <w:t>/</w:t>
+      </w:r>
+      <w:proofErr w:type="spellStart"/>
+      <w:r>
+        <w:rPr>
+          <w:highlight w:val="yellow"/>
+        </w:rPr>
+        <w:t>srv</w:t>
+      </w:r>
+      <w:proofErr w:type="spellEnd"/>
+      <w:r>
+        <w:rPr>
+          <w:highlight w:val="yellow"/>
+        </w:rPr>
+        <w:t>/</w:t>
+      </w:r>
+      <w:proofErr w:type="spellStart"/>
+      <w:r>
+        <w:rPr>
+          <w:highlight w:val="yellow"/>
+        </w:rPr>
+        <w:t>irodasuriember</w:t>
+      </w:r>
+      <w:proofErr w:type="spellEnd"/>
     </w:p>
     <w:p/>
     <w:p/>
@@ -4272,11 +5906,33 @@
           <w:highlight w:val="yellow"/>
         </w:rPr>
       </w:pPr>
-      <w:r>
-        <w:rPr>
-          <w:highlight w:val="yellow"/>
-        </w:rPr>
-        <w:t>sudo apt update</w:t>
+      <w:proofErr w:type="spellStart"/>
+      <w:r>
+        <w:rPr>
+          <w:highlight w:val="yellow"/>
+        </w:rPr>
+        <w:t>sudo</w:t>
+      </w:r>
+      <w:proofErr w:type="spellEnd"/>
+      <w:r>
+        <w:rPr>
+          <w:highlight w:val="yellow"/>
+        </w:rPr>
+        <w:t xml:space="preserve"> </w:t>
+      </w:r>
+      <w:proofErr w:type="spellStart"/>
+      <w:r>
+        <w:rPr>
+          <w:highlight w:val="yellow"/>
+        </w:rPr>
+        <w:t>apt</w:t>
+      </w:r>
+      <w:proofErr w:type="spellEnd"/>
+      <w:r>
+        <w:rPr>
+          <w:highlight w:val="yellow"/>
+        </w:rPr>
+        <w:t xml:space="preserve"> upgrade -y</w:t>
       </w:r>
     </w:p>
     <w:p>
@@ -4284,12 +5940,43 @@
         <w:tabs>
           <w:tab w:val="left" w:pos="1204"/>
         </w:tabs>
-      </w:pPr>
-      <w:r>
-        <w:rPr>
-          <w:highlight w:val="yellow"/>
-        </w:rPr>
-        <w:t>sudo apt install acl -y</w:t>
+        <w:rPr>
+          <w:highlight w:val="yellow"/>
+        </w:rPr>
+      </w:pPr>
+      <w:proofErr w:type="spellStart"/>
+      <w:r>
+        <w:rPr>
+          <w:highlight w:val="yellow"/>
+        </w:rPr>
+        <w:t>sudo</w:t>
+      </w:r>
+      <w:proofErr w:type="spellEnd"/>
+      <w:r>
+        <w:rPr>
+          <w:highlight w:val="yellow"/>
+        </w:rPr>
+        <w:t xml:space="preserve"> </w:t>
+      </w:r>
+      <w:proofErr w:type="spellStart"/>
+      <w:r>
+        <w:rPr>
+          <w:highlight w:val="yellow"/>
+        </w:rPr>
+        <w:t>apt</w:t>
+      </w:r>
+      <w:proofErr w:type="spellEnd"/>
+      <w:r>
+        <w:rPr>
+          <w:highlight w:val="yellow"/>
+        </w:rPr>
+        <w:t xml:space="preserve"> update</w:t>
+      </w:r>
+      <w:r>
+        <w:rPr>
+          <w:highlight w:val="yellow"/>
+        </w:rPr>
+        <w:t xml:space="preserve"> -y</w:t>
       </w:r>
     </w:p>
     <w:p>
@@ -4298,155 +5985,239 @@
           <w:tab w:val="left" w:pos="1204"/>
         </w:tabs>
       </w:pPr>
-    </w:p>
-    <w:p>
-      <w:pPr>
-        <w:pStyle w:val="Listaszerbekezds"/>
-        <w:numPr>
-          <w:ilvl w:val="0"/>
-          <w:numId w:val="6"/>
-        </w:numPr>
+      <w:proofErr w:type="spellStart"/>
+      <w:r>
+        <w:rPr>
+          <w:highlight w:val="yellow"/>
+        </w:rPr>
+        <w:t>sudo</w:t>
+      </w:r>
+      <w:proofErr w:type="spellEnd"/>
+      <w:r>
+        <w:rPr>
+          <w:highlight w:val="yellow"/>
+        </w:rPr>
+        <w:t xml:space="preserve"> </w:t>
+      </w:r>
+      <w:proofErr w:type="spellStart"/>
+      <w:r>
+        <w:rPr>
+          <w:highlight w:val="yellow"/>
+        </w:rPr>
+        <w:t>apt</w:t>
+      </w:r>
+      <w:proofErr w:type="spellEnd"/>
+      <w:r>
+        <w:rPr>
+          <w:highlight w:val="yellow"/>
+        </w:rPr>
+        <w:t xml:space="preserve"> </w:t>
+      </w:r>
+      <w:proofErr w:type="spellStart"/>
+      <w:r>
+        <w:rPr>
+          <w:highlight w:val="yellow"/>
+        </w:rPr>
+        <w:t>install</w:t>
+      </w:r>
+      <w:proofErr w:type="spellEnd"/>
+      <w:r>
+        <w:rPr>
+          <w:highlight w:val="yellow"/>
+        </w:rPr>
+        <w:t xml:space="preserve"> </w:t>
+      </w:r>
+      <w:proofErr w:type="spellStart"/>
+      <w:r>
+        <w:rPr>
+          <w:highlight w:val="yellow"/>
+        </w:rPr>
+        <w:t>acl</w:t>
+      </w:r>
+      <w:proofErr w:type="spellEnd"/>
+      <w:r>
+        <w:rPr>
+          <w:highlight w:val="yellow"/>
+        </w:rPr>
+        <w:t xml:space="preserve"> -y</w:t>
+      </w:r>
+    </w:p>
+    <w:p>
+      <w:pPr>
         <w:tabs>
           <w:tab w:val="left" w:pos="1204"/>
         </w:tabs>
-        <w:rPr>
-          <w:rFonts w:ascii="Arial Black" w:hAnsi="Arial Black"/>
-          <w:sz w:val="28"/>
-          <w:szCs w:val="28"/>
-        </w:rPr>
-      </w:pPr>
-      <w:r>
-        <w:rPr>
-          <w:rFonts w:ascii="Arial Black" w:hAnsi="Arial Black"/>
-          <w:sz w:val="28"/>
-          <w:szCs w:val="28"/>
-          <w:highlight w:val="cyan"/>
-        </w:rPr>
-        <w:t>Olvasási jog (r) Jancsinak a fájlhoz:</w:t>
-      </w:r>
-    </w:p>
-    <w:p>
-      <w:pPr>
+      </w:pPr>
+    </w:p>
+    <w:p>
+      <w:pPr>
+        <w:pStyle w:val="Listaszerbekezds"/>
+        <w:numPr>
+          <w:ilvl w:val="0"/>
+          <w:numId w:val="6"/>
+        </w:numPr>
         <w:tabs>
           <w:tab w:val="left" w:pos="1204"/>
         </w:tabs>
-      </w:pPr>
-      <w:r>
-        <w:rPr>
-          <w:highlight w:val="yellow"/>
-        </w:rPr>
-        <w:t>sudo setfacl -m u:</w:t>
-      </w:r>
-      <w:r>
-        <w:rPr>
-          <w:highlight w:val="yellow"/>
-        </w:rPr>
-        <w:t>szulejman</w:t>
-      </w:r>
-      <w:r>
-        <w:rPr>
-          <w:highlight w:val="yellow"/>
-        </w:rPr>
-        <w:t xml:space="preserve">:r </w:t>
-      </w:r>
-      <w:r>
-        <w:rPr>
-          <w:highlight w:val="yellow"/>
-        </w:rPr>
-        <w:t>/srv</w:t>
-      </w:r>
-      <w:r>
-        <w:rPr>
-          <w:highlight w:val="yellow"/>
-        </w:rPr>
-        <w:t>/irodasuriember</w:t>
-      </w:r>
-      <w:r>
-        <w:rPr>
-          <w:highlight w:val="yellow"/>
-        </w:rPr>
-        <w:t>/</w:t>
-      </w:r>
-      <w:r>
-        <w:rPr>
-          <w:highlight w:val="yellow"/>
-        </w:rPr>
-        <w:t>feladat</w:t>
-      </w:r>
-      <w:r>
-        <w:rPr>
-          <w:highlight w:val="yellow"/>
-        </w:rPr>
-        <w:t>.txt</w:t>
-      </w:r>
-    </w:p>
-    <w:p>
-      <w:pPr>
-        <w:pStyle w:val="Listaszerbekezds"/>
-        <w:numPr>
-          <w:ilvl w:val="0"/>
-          <w:numId w:val="6"/>
-        </w:numPr>
+        <w:rPr>
+          <w:rFonts w:ascii="Arial Black" w:hAnsi="Arial Black"/>
+          <w:sz w:val="28"/>
+          <w:szCs w:val="28"/>
+        </w:rPr>
+      </w:pPr>
+      <w:r>
+        <w:rPr>
+          <w:rFonts w:ascii="Arial Black" w:hAnsi="Arial Black"/>
+          <w:sz w:val="28"/>
+          <w:szCs w:val="28"/>
+          <w:highlight w:val="cyan"/>
+        </w:rPr>
+        <w:t xml:space="preserve">Olvasási jog (r) </w:t>
+      </w:r>
+      <w:r>
+        <w:rPr>
+          <w:rFonts w:ascii="Arial Black" w:hAnsi="Arial Black"/>
+          <w:sz w:val="28"/>
+          <w:szCs w:val="28"/>
+          <w:highlight w:val="cyan"/>
+        </w:rPr>
+        <w:t>Szulejmánnak</w:t>
+      </w:r>
+      <w:r>
+        <w:rPr>
+          <w:rFonts w:ascii="Arial Black" w:hAnsi="Arial Black"/>
+          <w:sz w:val="28"/>
+          <w:szCs w:val="28"/>
+          <w:highlight w:val="cyan"/>
+        </w:rPr>
+        <w:t xml:space="preserve"> a fájlhoz:</w:t>
+      </w:r>
+    </w:p>
+    <w:p>
+      <w:pPr>
         <w:tabs>
           <w:tab w:val="left" w:pos="1204"/>
         </w:tabs>
-        <w:rPr>
-          <w:rFonts w:ascii="Arial Black" w:hAnsi="Arial Black"/>
-          <w:sz w:val="28"/>
-          <w:szCs w:val="28"/>
-        </w:rPr>
-      </w:pPr>
-      <w:r>
-        <w:rPr>
-          <w:rFonts w:ascii="Arial Black" w:hAnsi="Arial Black"/>
-          <w:sz w:val="28"/>
-          <w:szCs w:val="28"/>
-          <w:highlight w:val="cyan"/>
-        </w:rPr>
-        <w:t>Jogok leolvasása (ellenőrzés):</w:t>
-      </w:r>
-    </w:p>
-    <w:p>
-      <w:pPr>
+      </w:pPr>
+      <w:proofErr w:type="spellStart"/>
+      <w:r>
+        <w:rPr>
+          <w:highlight w:val="yellow"/>
+        </w:rPr>
+        <w:t>sudo</w:t>
+      </w:r>
+      <w:proofErr w:type="spellEnd"/>
+      <w:r>
+        <w:rPr>
+          <w:highlight w:val="yellow"/>
+        </w:rPr>
+        <w:t xml:space="preserve"> </w:t>
+      </w:r>
+      <w:proofErr w:type="spellStart"/>
+      <w:r>
+        <w:rPr>
+          <w:highlight w:val="yellow"/>
+        </w:rPr>
+        <w:t>setfacl</w:t>
+      </w:r>
+      <w:proofErr w:type="spellEnd"/>
+      <w:r>
+        <w:rPr>
+          <w:highlight w:val="yellow"/>
+        </w:rPr>
+        <w:t xml:space="preserve"> -m </w:t>
+      </w:r>
+      <w:proofErr w:type="gramStart"/>
+      <w:r>
+        <w:rPr>
+          <w:highlight w:val="yellow"/>
+        </w:rPr>
+        <w:t>u:</w:t>
+      </w:r>
+      <w:r>
+        <w:rPr>
+          <w:highlight w:val="yellow"/>
+        </w:rPr>
+        <w:t>szulejman</w:t>
+      </w:r>
+      <w:proofErr w:type="gramEnd"/>
+      <w:r>
+        <w:rPr>
+          <w:highlight w:val="yellow"/>
+        </w:rPr>
+        <w:t xml:space="preserve">:r </w:t>
+      </w:r>
+      <w:r>
+        <w:rPr>
+          <w:highlight w:val="yellow"/>
+        </w:rPr>
+        <w:t>/</w:t>
+      </w:r>
+      <w:proofErr w:type="spellStart"/>
+      <w:r>
+        <w:rPr>
+          <w:highlight w:val="yellow"/>
+        </w:rPr>
+        <w:t>srv</w:t>
+      </w:r>
+      <w:proofErr w:type="spellEnd"/>
+      <w:r>
+        <w:rPr>
+          <w:highlight w:val="yellow"/>
+        </w:rPr>
+        <w:t>/</w:t>
+      </w:r>
+      <w:proofErr w:type="spellStart"/>
+      <w:r>
+        <w:rPr>
+          <w:highlight w:val="yellow"/>
+        </w:rPr>
+        <w:t>irodasuriember</w:t>
+      </w:r>
+      <w:proofErr w:type="spellEnd"/>
+      <w:r>
+        <w:rPr>
+          <w:highlight w:val="yellow"/>
+        </w:rPr>
+        <w:t>/</w:t>
+      </w:r>
+      <w:r>
+        <w:rPr>
+          <w:highlight w:val="yellow"/>
+        </w:rPr>
+        <w:t>feladat</w:t>
+      </w:r>
+      <w:r>
+        <w:rPr>
+          <w:highlight w:val="yellow"/>
+        </w:rPr>
+        <w:t>.txt</w:t>
+      </w:r>
+    </w:p>
+    <w:p>
+      <w:pPr>
+        <w:pStyle w:val="Listaszerbekezds"/>
+        <w:numPr>
+          <w:ilvl w:val="0"/>
+          <w:numId w:val="6"/>
+        </w:numPr>
         <w:tabs>
           <w:tab w:val="left" w:pos="1204"/>
         </w:tabs>
-      </w:pPr>
-      <w:r>
-        <w:rPr>
-          <w:highlight w:val="yellow"/>
-        </w:rPr>
-        <w:t xml:space="preserve">getfacl </w:t>
-      </w:r>
-      <w:r>
-        <w:rPr>
-          <w:highlight w:val="yellow"/>
-        </w:rPr>
-        <w:t>/srv</w:t>
-      </w:r>
-      <w:r>
-        <w:rPr>
-          <w:highlight w:val="yellow"/>
-        </w:rPr>
-        <w:t>/irodasuriember</w:t>
-      </w:r>
-      <w:r>
-        <w:rPr>
-          <w:highlight w:val="yellow"/>
-        </w:rPr>
-        <w:t>/</w:t>
-      </w:r>
-      <w:r>
-        <w:rPr>
-          <w:highlight w:val="yellow"/>
-        </w:rPr>
-        <w:t>feladat</w:t>
-      </w:r>
-      <w:r>
-        <w:rPr>
-          <w:highlight w:val="yellow"/>
-        </w:rPr>
-        <w:t>.txt</w:t>
+        <w:rPr>
+          <w:rFonts w:ascii="Arial Black" w:hAnsi="Arial Black"/>
+          <w:sz w:val="28"/>
+          <w:szCs w:val="28"/>
+        </w:rPr>
+      </w:pPr>
+      <w:r>
+        <w:rPr>
+          <w:rFonts w:ascii="Arial Black" w:hAnsi="Arial Black"/>
+          <w:sz w:val="28"/>
+          <w:szCs w:val="28"/>
+          <w:highlight w:val="cyan"/>
+        </w:rPr>
+        <w:t>Jogok leolvasása (ellenőrzés):</w:t>
       </w:r>
     </w:p>
     <w:p>
@@ -4455,6 +6226,80 @@
           <w:tab w:val="left" w:pos="1204"/>
         </w:tabs>
       </w:pPr>
+      <w:proofErr w:type="spellStart"/>
+      <w:r>
+        <w:rPr>
+          <w:highlight w:val="yellow"/>
+        </w:rPr>
+        <w:t>sudo</w:t>
+      </w:r>
+      <w:proofErr w:type="spellEnd"/>
+      <w:r>
+        <w:rPr>
+          <w:highlight w:val="yellow"/>
+        </w:rPr>
+        <w:t xml:space="preserve"> </w:t>
+      </w:r>
+      <w:proofErr w:type="spellStart"/>
+      <w:r>
+        <w:rPr>
+          <w:highlight w:val="yellow"/>
+        </w:rPr>
+        <w:t>getfacl</w:t>
+      </w:r>
+      <w:proofErr w:type="spellEnd"/>
+      <w:r>
+        <w:rPr>
+          <w:highlight w:val="yellow"/>
+        </w:rPr>
+        <w:t xml:space="preserve"> </w:t>
+      </w:r>
+      <w:r>
+        <w:rPr>
+          <w:highlight w:val="yellow"/>
+        </w:rPr>
+        <w:t>/</w:t>
+      </w:r>
+      <w:proofErr w:type="spellStart"/>
+      <w:r>
+        <w:rPr>
+          <w:highlight w:val="yellow"/>
+        </w:rPr>
+        <w:t>srv</w:t>
+      </w:r>
+      <w:proofErr w:type="spellEnd"/>
+      <w:r>
+        <w:rPr>
+          <w:highlight w:val="yellow"/>
+        </w:rPr>
+        <w:t>/</w:t>
+      </w:r>
+      <w:proofErr w:type="spellStart"/>
+      <w:r>
+        <w:rPr>
+          <w:highlight w:val="yellow"/>
+        </w:rPr>
+        <w:t>irodasuriember</w:t>
+      </w:r>
+      <w:proofErr w:type="spellEnd"/>
+      <w:r>
+        <w:rPr>
+          <w:highlight w:val="yellow"/>
+        </w:rPr>
+        <w:t>/</w:t>
+      </w:r>
+      <w:r>
+        <w:rPr>
+          <w:highlight w:val="yellow"/>
+        </w:rPr>
+        <w:t>feladat</w:t>
+      </w:r>
+      <w:r>
+        <w:rPr>
+          <w:highlight w:val="yellow"/>
+        </w:rPr>
+        <w:t>.txt</w:t>
+      </w:r>
     </w:p>
     <w:p>
       <w:pPr>
@@ -4519,11 +6364,61 @@
       </w:r>
     </w:p>
     <w:p>
-      <w:r>
-        <w:rPr>
-          <w:highlight w:val="yellow"/>
-        </w:rPr>
-        <w:t>sudo apt install apache2 ufw -y</w:t>
+      <w:proofErr w:type="spellStart"/>
+      <w:r>
+        <w:rPr>
+          <w:highlight w:val="yellow"/>
+        </w:rPr>
+        <w:t>sudo</w:t>
+      </w:r>
+      <w:proofErr w:type="spellEnd"/>
+      <w:r>
+        <w:rPr>
+          <w:highlight w:val="yellow"/>
+        </w:rPr>
+        <w:t xml:space="preserve"> </w:t>
+      </w:r>
+      <w:proofErr w:type="spellStart"/>
+      <w:r>
+        <w:rPr>
+          <w:highlight w:val="yellow"/>
+        </w:rPr>
+        <w:t>apt</w:t>
+      </w:r>
+      <w:proofErr w:type="spellEnd"/>
+      <w:r>
+        <w:rPr>
+          <w:highlight w:val="yellow"/>
+        </w:rPr>
+        <w:t xml:space="preserve"> </w:t>
+      </w:r>
+      <w:proofErr w:type="spellStart"/>
+      <w:r>
+        <w:rPr>
+          <w:highlight w:val="yellow"/>
+        </w:rPr>
+        <w:t>install</w:t>
+      </w:r>
+      <w:proofErr w:type="spellEnd"/>
+      <w:r>
+        <w:rPr>
+          <w:highlight w:val="yellow"/>
+        </w:rPr>
+        <w:t xml:space="preserve"> apache2 </w:t>
+      </w:r>
+      <w:proofErr w:type="spellStart"/>
+      <w:r>
+        <w:rPr>
+          <w:highlight w:val="yellow"/>
+        </w:rPr>
+        <w:t>ufw</w:t>
+      </w:r>
+      <w:proofErr w:type="spellEnd"/>
+      <w:r>
+        <w:rPr>
+          <w:highlight w:val="yellow"/>
+        </w:rPr>
+        <w:t xml:space="preserve"> -y</w:t>
       </w:r>
     </w:p>
     <w:p>
@@ -4555,20 +6450,94 @@
           <w:highlight w:val="yellow"/>
         </w:rPr>
       </w:pPr>
-      <w:r>
-        <w:rPr>
-          <w:highlight w:val="yellow"/>
-        </w:rPr>
-        <w:t>sudo ufw allow 80/tcp</w:t>
-      </w:r>
-    </w:p>
-    <w:p>
-      <w:r>
-        <w:rPr>
-          <w:highlight w:val="yellow"/>
-        </w:rPr>
-        <w:t>sudo ufw enable</w:t>
-      </w:r>
+      <w:proofErr w:type="spellStart"/>
+      <w:r>
+        <w:rPr>
+          <w:highlight w:val="yellow"/>
+        </w:rPr>
+        <w:t>sudo</w:t>
+      </w:r>
+      <w:proofErr w:type="spellEnd"/>
+      <w:r>
+        <w:rPr>
+          <w:highlight w:val="yellow"/>
+        </w:rPr>
+        <w:t xml:space="preserve"> </w:t>
+      </w:r>
+      <w:proofErr w:type="spellStart"/>
+      <w:r>
+        <w:rPr>
+          <w:highlight w:val="yellow"/>
+        </w:rPr>
+        <w:t>ufw</w:t>
+      </w:r>
+      <w:proofErr w:type="spellEnd"/>
+      <w:r>
+        <w:rPr>
+          <w:highlight w:val="yellow"/>
+        </w:rPr>
+        <w:t xml:space="preserve"> </w:t>
+      </w:r>
+      <w:proofErr w:type="spellStart"/>
+      <w:r>
+        <w:rPr>
+          <w:highlight w:val="yellow"/>
+        </w:rPr>
+        <w:t>allow</w:t>
+      </w:r>
+      <w:proofErr w:type="spellEnd"/>
+      <w:r>
+        <w:rPr>
+          <w:highlight w:val="yellow"/>
+        </w:rPr>
+        <w:t xml:space="preserve"> 80/</w:t>
+      </w:r>
+      <w:proofErr w:type="spellStart"/>
+      <w:r>
+        <w:rPr>
+          <w:highlight w:val="yellow"/>
+        </w:rPr>
+        <w:t>tcp</w:t>
+      </w:r>
+      <w:proofErr w:type="spellEnd"/>
+    </w:p>
+    <w:p>
+      <w:proofErr w:type="spellStart"/>
+      <w:r>
+        <w:rPr>
+          <w:highlight w:val="yellow"/>
+        </w:rPr>
+        <w:t>sudo</w:t>
+      </w:r>
+      <w:proofErr w:type="spellEnd"/>
+      <w:r>
+        <w:rPr>
+          <w:highlight w:val="yellow"/>
+        </w:rPr>
+        <w:t xml:space="preserve"> </w:t>
+      </w:r>
+      <w:proofErr w:type="spellStart"/>
+      <w:r>
+        <w:rPr>
+          <w:highlight w:val="yellow"/>
+        </w:rPr>
+        <w:t>ufw</w:t>
+      </w:r>
+      <w:proofErr w:type="spellEnd"/>
+      <w:r>
+        <w:rPr>
+          <w:highlight w:val="yellow"/>
+        </w:rPr>
+        <w:t xml:space="preserve"> </w:t>
+      </w:r>
+      <w:proofErr w:type="spellStart"/>
+      <w:r>
+        <w:rPr>
+          <w:highlight w:val="yellow"/>
+        </w:rPr>
+        <w:t>enable</w:t>
+      </w:r>
+      <w:proofErr w:type="spellEnd"/>
     </w:p>
     <w:p>
       <w:pPr>
@@ -4594,15 +6563,70 @@
       </w:r>
     </w:p>
     <w:p>
-      <w:r>
-        <w:rPr>
-          <w:highlight w:val="yellow"/>
-        </w:rPr>
-        <w:t>sudo rm /var/www/html/index.html</w:t>
-      </w:r>
-    </w:p>
-    <w:p>
-      <w:pPr>
+      <w:proofErr w:type="spellStart"/>
+      <w:r>
+        <w:rPr>
+          <w:highlight w:val="yellow"/>
+        </w:rPr>
+        <w:t>sudo</w:t>
+      </w:r>
+      <w:proofErr w:type="spellEnd"/>
+      <w:r>
+        <w:rPr>
+          <w:highlight w:val="yellow"/>
+        </w:rPr>
+        <w:t xml:space="preserve"> </w:t>
+      </w:r>
+      <w:proofErr w:type="spellStart"/>
+      <w:r>
+        <w:rPr>
+          <w:highlight w:val="yellow"/>
+        </w:rPr>
+        <w:t>rm</w:t>
+      </w:r>
+      <w:proofErr w:type="spellEnd"/>
+      <w:r>
+        <w:rPr>
+          <w:highlight w:val="yellow"/>
+        </w:rPr>
+        <w:t xml:space="preserve"> /var/</w:t>
+      </w:r>
+      <w:proofErr w:type="spellStart"/>
+      <w:r>
+        <w:rPr>
+          <w:highlight w:val="yellow"/>
+        </w:rPr>
+        <w:t>www</w:t>
+      </w:r>
+      <w:proofErr w:type="spellEnd"/>
+      <w:r>
+        <w:rPr>
+          <w:highlight w:val="yellow"/>
+        </w:rPr>
+        <w:t>/</w:t>
+      </w:r>
+      <w:proofErr w:type="spellStart"/>
+      <w:r>
+        <w:rPr>
+          <w:highlight w:val="yellow"/>
+        </w:rPr>
+        <w:t>html</w:t>
+      </w:r>
+      <w:proofErr w:type="spellEnd"/>
+      <w:r>
+        <w:rPr>
+          <w:highlight w:val="yellow"/>
+        </w:rPr>
+        <w:t>/index.html</w:t>
+      </w:r>
+    </w:p>
+    <w:p>
+      <w:pPr>
+        <w:pStyle w:val="Listaszerbekezds"/>
+        <w:numPr>
+          <w:ilvl w:val="0"/>
+          <w:numId w:val="7"/>
+        </w:numPr>
         <w:rPr>
           <w:rFonts w:ascii="Arial Black" w:hAnsi="Arial Black"/>
           <w:sz w:val="28"/>
@@ -4615,302 +6639,371 @@
           <w:rFonts w:ascii="Arial Black" w:hAnsi="Arial Black"/>
           <w:sz w:val="28"/>
           <w:szCs w:val="28"/>
-        </w:rPr>
-        <w:t>4.</w:t>
-      </w:r>
-      <w:r>
-        <w:rPr>
-          <w:rFonts w:ascii="Arial Black" w:hAnsi="Arial Black"/>
-          <w:sz w:val="28"/>
-          <w:szCs w:val="28"/>
+          <w:highlight w:val="cyan"/>
+        </w:rPr>
+        <w:t xml:space="preserve">Weblap importálása CSS Zen </w:t>
+      </w:r>
+      <w:proofErr w:type="spellStart"/>
+      <w:r>
+        <w:rPr>
+          <w:rFonts w:ascii="Arial Black" w:hAnsi="Arial Black"/>
+          <w:sz w:val="28"/>
+          <w:szCs w:val="28"/>
+          <w:highlight w:val="cyan"/>
+        </w:rPr>
+        <w:t>Gardenről</w:t>
+      </w:r>
+      <w:proofErr w:type="spellEnd"/>
+      <w:r>
+        <w:rPr>
+          <w:rFonts w:ascii="Arial Black" w:hAnsi="Arial Black"/>
+          <w:sz w:val="28"/>
+          <w:szCs w:val="28"/>
+          <w:highlight w:val="cyan"/>
+        </w:rPr>
+        <w:t>:</w:t>
+      </w:r>
+    </w:p>
+    <w:p>
+      <w:pPr>
+        <w:rPr>
+          <w:rFonts w:cstheme="minorHAnsi"/>
+          <w:highlight w:val="yellow"/>
+        </w:rPr>
+      </w:pPr>
+      <w:r>
+        <w:rPr>
+          <w:rFonts w:cstheme="minorHAnsi"/>
+          <w:highlight w:val="yellow"/>
+        </w:rPr>
+        <w:t xml:space="preserve">cd </w:t>
+      </w:r>
+      <w:proofErr w:type="spellStart"/>
+      <w:r>
+        <w:rPr>
+          <w:rFonts w:cstheme="minorHAnsi"/>
+          <w:highlight w:val="yellow"/>
+        </w:rPr>
+        <w:t>tmp</w:t>
+      </w:r>
+      <w:proofErr w:type="spellEnd"/>
+    </w:p>
+    <w:p>
+      <w:pPr>
+        <w:rPr>
+          <w:rFonts w:cstheme="minorHAnsi"/>
+          <w:highlight w:val="yellow"/>
+        </w:rPr>
+      </w:pPr>
+      <w:proofErr w:type="spellStart"/>
+      <w:r>
+        <w:rPr>
+          <w:rFonts w:cstheme="minorHAnsi"/>
+          <w:highlight w:val="yellow"/>
+        </w:rPr>
+        <w:t>sudo</w:t>
+      </w:r>
+      <w:proofErr w:type="spellEnd"/>
+      <w:r>
+        <w:rPr>
+          <w:rFonts w:cstheme="minorHAnsi"/>
+          <w:highlight w:val="yellow"/>
         </w:rPr>
         <w:t xml:space="preserve"> </w:t>
       </w:r>
-      <w:r>
-        <w:rPr>
-          <w:rFonts w:ascii="Arial Black" w:hAnsi="Arial Black"/>
-          <w:sz w:val="28"/>
-          <w:szCs w:val="28"/>
+      <w:proofErr w:type="spellStart"/>
+      <w:r>
+        <w:rPr>
+          <w:rFonts w:cstheme="minorHAnsi"/>
+          <w:highlight w:val="yellow"/>
+        </w:rPr>
+        <w:t>wget</w:t>
+      </w:r>
+      <w:proofErr w:type="spellEnd"/>
+      <w:r>
+        <w:rPr>
+          <w:rFonts w:cstheme="minorHAnsi"/>
+          <w:highlight w:val="yellow"/>
         </w:rPr>
         <w:t xml:space="preserve"> </w:t>
       </w:r>
-      <w:r>
-        <w:rPr>
-          <w:rFonts w:ascii="Arial Black" w:hAnsi="Arial Black"/>
-          <w:sz w:val="28"/>
-          <w:szCs w:val="28"/>
-          <w:highlight w:val="cyan"/>
+      <w:hyperlink r:id="rId6" w:history="1">
+        <w:r>
+          <w:rPr>
+            <w:rStyle w:val="Hiperhivatkozs"/>
+            <w:rFonts w:cstheme="minorHAnsi"/>
+            <w:highlight w:val="yellow"/>
+          </w:rPr>
+          <w:t>https://csszengarden.com</w:t>
+        </w:r>
+      </w:hyperlink>
+      <w:r>
+        <w:rPr>
+          <w:rFonts w:cstheme="minorHAnsi"/>
+          <w:highlight w:val="yellow"/>
+        </w:rPr>
+        <w:t xml:space="preserve"> -O index.html</w:t>
+      </w:r>
+    </w:p>
+    <w:p>
+      <w:pPr>
+        <w:rPr>
+          <w:rFonts w:cstheme="minorHAnsi"/>
+          <w:highlight w:val="yellow"/>
+        </w:rPr>
+      </w:pPr>
+      <w:proofErr w:type="spellStart"/>
+      <w:r>
+        <w:rPr>
+          <w:rFonts w:cstheme="minorHAnsi"/>
+          <w:highlight w:val="yellow"/>
+        </w:rPr>
+        <w:t>sudo</w:t>
+      </w:r>
+      <w:proofErr w:type="spellEnd"/>
+      <w:r>
+        <w:rPr>
+          <w:rFonts w:cstheme="minorHAnsi"/>
+          <w:highlight w:val="yellow"/>
         </w:rPr>
         <w:t xml:space="preserve"> </w:t>
       </w:r>
-      <w:r>
-        <w:rPr>
-          <w:rFonts w:ascii="Arial Black" w:hAnsi="Arial Black"/>
-          <w:sz w:val="28"/>
-          <w:szCs w:val="28"/>
-          <w:highlight w:val="cyan"/>
-        </w:rPr>
-        <w:t>Weblap importálása CSS Zen Gardenről:</w:t>
-      </w:r>
-    </w:p>
-    <w:p>
-      <w:pPr>
-        <w:rPr>
-          <w:rFonts w:ascii="Arial Black" w:hAnsi="Arial Black"/>
-          <w:sz w:val="28"/>
-          <w:szCs w:val="28"/>
-        </w:rPr>
-      </w:pPr>
-      <w:r>
-        <w:rPr>
-          <w:rFonts w:ascii="Arial Black" w:hAnsi="Arial Black"/>
-          <w:sz w:val="28"/>
-          <w:szCs w:val="28"/>
-        </w:rPr>
-        <w:t xml:space="preserve">5. </w:t>
-      </w:r>
-      <w:r>
-        <w:rPr>
-          <w:rFonts w:ascii="Arial Black" w:hAnsi="Arial Black"/>
-          <w:sz w:val="28"/>
-          <w:szCs w:val="28"/>
+      <w:proofErr w:type="spellStart"/>
+      <w:r>
+        <w:rPr>
+          <w:rFonts w:cstheme="minorHAnsi"/>
+          <w:highlight w:val="yellow"/>
+        </w:rPr>
+        <w:t>cp</w:t>
+      </w:r>
+      <w:proofErr w:type="spellEnd"/>
+      <w:r>
+        <w:rPr>
+          <w:rFonts w:cstheme="minorHAnsi"/>
+          <w:highlight w:val="yellow"/>
+        </w:rPr>
+        <w:t xml:space="preserve"> index.html /var/</w:t>
+      </w:r>
+      <w:proofErr w:type="spellStart"/>
+      <w:r>
+        <w:rPr>
+          <w:rFonts w:cstheme="minorHAnsi"/>
+          <w:highlight w:val="yellow"/>
+        </w:rPr>
+        <w:t>www</w:t>
+      </w:r>
+      <w:proofErr w:type="spellEnd"/>
+      <w:r>
+        <w:rPr>
+          <w:rFonts w:cstheme="minorHAnsi"/>
+          <w:highlight w:val="yellow"/>
+        </w:rPr>
+        <w:t>/</w:t>
+      </w:r>
+      <w:proofErr w:type="spellStart"/>
+      <w:r>
+        <w:rPr>
+          <w:rFonts w:cstheme="minorHAnsi"/>
+          <w:highlight w:val="yellow"/>
+        </w:rPr>
+        <w:t>html</w:t>
+      </w:r>
+      <w:proofErr w:type="spellEnd"/>
+      <w:r>
+        <w:rPr>
+          <w:rFonts w:cstheme="minorHAnsi"/>
+          <w:highlight w:val="yellow"/>
+        </w:rPr>
+        <w:t>/index.html</w:t>
+      </w:r>
+    </w:p>
+    <w:p>
+      <w:pPr>
+        <w:rPr>
+          <w:rFonts w:cstheme="minorHAnsi"/>
+        </w:rPr>
+      </w:pPr>
+      <w:proofErr w:type="spellStart"/>
+      <w:r>
+        <w:rPr>
+          <w:rFonts w:cstheme="minorHAnsi"/>
+          <w:highlight w:val="yellow"/>
+        </w:rPr>
+        <w:lastRenderedPageBreak/>
+        <w:t>sudo</w:t>
+      </w:r>
+      <w:proofErr w:type="spellEnd"/>
+      <w:r>
+        <w:rPr>
+          <w:rFonts w:cstheme="minorHAnsi"/>
+          <w:highlight w:val="yellow"/>
         </w:rPr>
         <w:t xml:space="preserve"> </w:t>
       </w:r>
-      <w:r>
-        <w:rPr>
-          <w:rFonts w:ascii="Arial Black" w:hAnsi="Arial Black"/>
-          <w:sz w:val="28"/>
-          <w:szCs w:val="28"/>
-          <w:highlight w:val="cyan"/>
-        </w:rPr>
-        <w:t>Felmész az oldalra, és leszeded a html és a css fájlt. Megnyitod szövegszerkesztőben és kimásolod az egészet, és vissza mész Linuxra.</w:t>
-      </w:r>
-    </w:p>
-    <w:p>
-      <w:r>
-        <w:rPr>
-          <w:highlight w:val="yellow"/>
-        </w:rPr>
-        <w:t>sudo nano /var/www/html/index.html</w:t>
-      </w:r>
-    </w:p>
-    <w:p>
-      <w:pPr>
-        <w:rPr>
-          <w:rFonts w:ascii="Arial Black" w:hAnsi="Arial Black"/>
-          <w:sz w:val="28"/>
-          <w:szCs w:val="28"/>
-          <w:highlight w:val="cyan"/>
-        </w:rPr>
-      </w:pPr>
-      <w:r>
-        <w:rPr>
-          <w:rFonts w:ascii="Arial Black" w:hAnsi="Arial Black"/>
-          <w:sz w:val="28"/>
-          <w:szCs w:val="28"/>
-        </w:rPr>
-        <w:t>6.</w:t>
-      </w:r>
-      <w:r>
-        <w:rPr>
-          <w:rFonts w:ascii="Arial Black" w:hAnsi="Arial Black"/>
-          <w:sz w:val="28"/>
-          <w:szCs w:val="28"/>
+      <w:proofErr w:type="spellStart"/>
+      <w:r>
+        <w:rPr>
+          <w:rFonts w:cstheme="minorHAnsi"/>
+          <w:highlight w:val="yellow"/>
+        </w:rPr>
+        <w:t>wget</w:t>
+      </w:r>
+      <w:proofErr w:type="spellEnd"/>
+      <w:r>
+        <w:rPr>
+          <w:rFonts w:cstheme="minorHAnsi"/>
+          <w:highlight w:val="yellow"/>
         </w:rPr>
         <w:t xml:space="preserve"> </w:t>
       </w:r>
-      <w:r>
-        <w:rPr>
-          <w:rFonts w:ascii="Arial Black" w:hAnsi="Arial Black"/>
-          <w:sz w:val="28"/>
-          <w:szCs w:val="28"/>
-          <w:highlight w:val="cyan"/>
-        </w:rPr>
-        <w:t>Bemásolod utána Ctrl+O és Ctrl+X</w:t>
-      </w:r>
-    </w:p>
-    <w:p>
-      <w:pPr>
-        <w:rPr>
-          <w:rFonts w:ascii="Arial Black" w:hAnsi="Arial Black"/>
-          <w:sz w:val="28"/>
-          <w:szCs w:val="28"/>
-        </w:rPr>
-      </w:pPr>
-      <w:r>
-        <w:rPr>
-          <w:rFonts w:ascii="Arial Black" w:hAnsi="Arial Black"/>
-          <w:sz w:val="28"/>
-          <w:szCs w:val="28"/>
-        </w:rPr>
-        <w:t xml:space="preserve">7. </w:t>
-      </w:r>
-      <w:r>
-        <w:rPr>
-          <w:rFonts w:ascii="Arial Black" w:hAnsi="Arial Black"/>
-          <w:sz w:val="28"/>
-          <w:szCs w:val="28"/>
-          <w:highlight w:val="cyan"/>
-        </w:rPr>
-        <w:t>Kimásolod a CSS-t is.</w:t>
-      </w:r>
-    </w:p>
-    <w:p>
-      <w:r>
-        <w:rPr>
-          <w:highlight w:val="yellow"/>
-        </w:rPr>
-        <w:t>sudo nano /var/www/html/style.css</w:t>
-      </w:r>
-    </w:p>
-    <w:p>
-      <w:pPr>
-        <w:rPr>
-          <w:rFonts w:ascii="Arial Black" w:hAnsi="Arial Black"/>
-          <w:sz w:val="28"/>
-          <w:szCs w:val="28"/>
-        </w:rPr>
-      </w:pPr>
-      <w:r>
-        <w:rPr>
-          <w:rFonts w:ascii="Arial Black" w:hAnsi="Arial Black"/>
-          <w:sz w:val="28"/>
-          <w:szCs w:val="28"/>
-        </w:rPr>
-        <w:t>8.</w:t>
-      </w:r>
-      <w:r>
-        <w:rPr>
-          <w:rFonts w:ascii="Arial Black" w:hAnsi="Arial Black"/>
-          <w:sz w:val="28"/>
-          <w:szCs w:val="28"/>
-          <w:highlight w:val="cyan"/>
-        </w:rPr>
-        <w:t>Bemásolod utána Ctrl+O és Ctrl+X</w:t>
-      </w:r>
-    </w:p>
-    <w:p>
-      <w:r>
-        <w:rPr>
-          <w:highlight w:val="red"/>
-        </w:rPr>
-        <w:t>Ellenőrzés, hogy működik e az oldal:</w:t>
-      </w:r>
-    </w:p>
-    <w:p>
-      <w:r>
-        <w:rPr>
-          <w:highlight w:val="yellow"/>
-        </w:rPr>
-        <w:t>Ip a</w:t>
-      </w:r>
-    </w:p>
-    <w:p>
-      <w:pPr>
-        <w:rPr>
-          <w:rStyle w:val="HTML-kd"/>
-          <w:rFonts w:ascii="Arial Black" w:eastAsiaTheme="minorHAnsi" w:hAnsi="Arial Black"/>
-          <w:sz w:val="24"/>
-          <w:szCs w:val="24"/>
-          <w:highlight w:val="cyan"/>
-        </w:rPr>
-      </w:pPr>
-      <w:r>
-        <w:rPr>
-          <w:rFonts w:ascii="Arial Black" w:hAnsi="Arial Black"/>
-          <w:sz w:val="28"/>
-          <w:szCs w:val="28"/>
-        </w:rPr>
-        <w:t xml:space="preserve">9. </w:t>
-      </w:r>
-      <w:r>
-        <w:rPr>
-          <w:rFonts w:ascii="Arial Black" w:hAnsi="Arial Black"/>
-          <w:sz w:val="28"/>
-          <w:szCs w:val="28"/>
-          <w:highlight w:val="cyan"/>
-        </w:rPr>
-        <w:t xml:space="preserve">keresd az </w:t>
-      </w:r>
-      <w:r>
-        <w:rPr>
-          <w:rStyle w:val="HTML-kd"/>
-          <w:rFonts w:ascii="Arial Black" w:eastAsiaTheme="minorHAnsi" w:hAnsi="Arial Black"/>
-          <w:sz w:val="24"/>
-          <w:szCs w:val="24"/>
-          <w:highlight w:val="cyan"/>
-        </w:rPr>
-        <w:t>enp0s3</w:t>
-      </w:r>
-      <w:r>
-        <w:rPr>
-          <w:rFonts w:ascii="Arial Black" w:hAnsi="Arial Black"/>
-          <w:sz w:val="28"/>
-          <w:szCs w:val="28"/>
-          <w:highlight w:val="cyan"/>
-        </w:rPr>
-        <w:t xml:space="preserve"> vagy hasonló interfész </w:t>
-      </w:r>
-      <w:r>
-        <w:rPr>
-          <w:rStyle w:val="HTML-kd"/>
-          <w:rFonts w:ascii="Arial Black" w:eastAsiaTheme="minorHAnsi" w:hAnsi="Arial Black"/>
-          <w:sz w:val="24"/>
-          <w:szCs w:val="24"/>
-          <w:highlight w:val="cyan"/>
-        </w:rPr>
-        <w:t>inet</w:t>
-      </w:r>
-      <w:r>
-        <w:rPr>
-          <w:rFonts w:ascii="Arial Black" w:hAnsi="Arial Black"/>
-          <w:sz w:val="28"/>
-          <w:szCs w:val="28"/>
-          <w:highlight w:val="cyan"/>
-        </w:rPr>
-        <w:t xml:space="preserve"> utáni címét, pl. </w:t>
-      </w:r>
-      <w:r>
-        <w:rPr>
-          <w:rStyle w:val="HTML-kd"/>
-          <w:rFonts w:ascii="Arial Black" w:eastAsiaTheme="minorHAnsi" w:hAnsi="Arial Black"/>
-          <w:sz w:val="24"/>
-          <w:szCs w:val="24"/>
-          <w:highlight w:val="cyan"/>
-        </w:rPr>
-        <w:t>192.168.x.x</w:t>
-      </w:r>
-    </w:p>
-    <w:p>
-      <w:pPr>
-        <w:rPr>
-          <w:rFonts w:ascii="Arial Black" w:hAnsi="Arial Black"/>
-          <w:sz w:val="28"/>
-          <w:szCs w:val="28"/>
-        </w:rPr>
-      </w:pPr>
-      <w:r>
-        <w:rPr>
-          <w:rFonts w:ascii="Arial Black" w:hAnsi="Arial Black"/>
-          <w:sz w:val="28"/>
-          <w:szCs w:val="28"/>
-        </w:rPr>
-        <w:t xml:space="preserve">10. </w:t>
-      </w:r>
-      <w:r>
-        <w:rPr>
-          <w:rFonts w:ascii="Arial Black" w:hAnsi="Arial Black"/>
-          <w:sz w:val="28"/>
-          <w:szCs w:val="28"/>
-          <w:highlight w:val="cyan"/>
-        </w:rPr>
-        <w:t>Nyisd meg a böngészőt a saját (gazda) gépeden, és írd be ezt az IP-címet a címsorba. Látnod kell a letöltött oldalt!</w:t>
+      <w:hyperlink r:id="rId7" w:history="1">
+        <w:r>
+          <w:rPr>
+            <w:rStyle w:val="Hiperhivatkozs"/>
+            <w:rFonts w:cstheme="minorHAnsi"/>
+            <w:highlight w:val="yellow"/>
+          </w:rPr>
+          <w:t>https://csszengarden.com</w:t>
+        </w:r>
+      </w:hyperlink>
+      <w:r>
+        <w:rPr>
+          <w:rFonts w:cstheme="minorHAnsi"/>
+          <w:highlight w:val="yellow"/>
+        </w:rPr>
+        <w:t xml:space="preserve"> -O </w:t>
+      </w:r>
+      <w:r>
+        <w:rPr>
+          <w:rFonts w:cstheme="minorHAnsi"/>
+          <w:highlight w:val="yellow"/>
+        </w:rPr>
+        <w:t>style</w:t>
+      </w:r>
+      <w:r>
+        <w:rPr>
+          <w:rFonts w:cstheme="minorHAnsi"/>
+          <w:highlight w:val="yellow"/>
+        </w:rPr>
+        <w:t>.</w:t>
+      </w:r>
+      <w:r>
+        <w:rPr>
+          <w:rFonts w:cstheme="minorHAnsi"/>
+          <w:highlight w:val="yellow"/>
+        </w:rPr>
+        <w:t>css</w:t>
+      </w:r>
+    </w:p>
+    <w:p>
+      <w:pPr>
+        <w:rPr>
+          <w:rFonts w:cstheme="minorHAnsi"/>
+          <w:highlight w:val="yellow"/>
+        </w:rPr>
+      </w:pPr>
+      <w:proofErr w:type="spellStart"/>
+      <w:r>
+        <w:rPr>
+          <w:rFonts w:cstheme="minorHAnsi"/>
+          <w:highlight w:val="yellow"/>
+        </w:rPr>
+        <w:t>sudo</w:t>
+      </w:r>
+      <w:proofErr w:type="spellEnd"/>
+      <w:r>
+        <w:rPr>
+          <w:rFonts w:cstheme="minorHAnsi"/>
+          <w:highlight w:val="yellow"/>
+        </w:rPr>
+        <w:t xml:space="preserve"> </w:t>
+      </w:r>
+      <w:proofErr w:type="spellStart"/>
+      <w:r>
+        <w:rPr>
+          <w:rFonts w:cstheme="minorHAnsi"/>
+          <w:highlight w:val="yellow"/>
+        </w:rPr>
+        <w:t>cp</w:t>
+      </w:r>
+      <w:proofErr w:type="spellEnd"/>
+      <w:r>
+        <w:rPr>
+          <w:rFonts w:cstheme="minorHAnsi"/>
+          <w:highlight w:val="yellow"/>
+        </w:rPr>
+        <w:t xml:space="preserve"> </w:t>
+      </w:r>
+      <w:r>
+        <w:rPr>
+          <w:rFonts w:cstheme="minorHAnsi"/>
+          <w:highlight w:val="yellow"/>
+        </w:rPr>
+        <w:t>style</w:t>
+      </w:r>
+      <w:r>
+        <w:rPr>
+          <w:rFonts w:cstheme="minorHAnsi"/>
+          <w:highlight w:val="yellow"/>
+        </w:rPr>
+        <w:t>.</w:t>
+      </w:r>
+      <w:r>
+        <w:rPr>
+          <w:rFonts w:cstheme="minorHAnsi"/>
+          <w:highlight w:val="yellow"/>
+        </w:rPr>
+        <w:t>css</w:t>
+      </w:r>
+      <w:r>
+        <w:rPr>
+          <w:rFonts w:cstheme="minorHAnsi"/>
+          <w:highlight w:val="yellow"/>
+        </w:rPr>
+        <w:t xml:space="preserve"> /var/</w:t>
+      </w:r>
+      <w:proofErr w:type="spellStart"/>
+      <w:r>
+        <w:rPr>
+          <w:rFonts w:cstheme="minorHAnsi"/>
+          <w:highlight w:val="yellow"/>
+        </w:rPr>
+        <w:t>www</w:t>
+      </w:r>
+      <w:proofErr w:type="spellEnd"/>
+      <w:r>
+        <w:rPr>
+          <w:rFonts w:cstheme="minorHAnsi"/>
+          <w:highlight w:val="yellow"/>
+        </w:rPr>
+        <w:t>/</w:t>
+      </w:r>
+      <w:proofErr w:type="spellStart"/>
+      <w:r>
+        <w:rPr>
+          <w:rFonts w:cstheme="minorHAnsi"/>
+          <w:highlight w:val="yellow"/>
+        </w:rPr>
+        <w:t>html</w:t>
+      </w:r>
+      <w:proofErr w:type="spellEnd"/>
+      <w:r>
+        <w:rPr>
+          <w:rFonts w:cstheme="minorHAnsi"/>
+          <w:highlight w:val="yellow"/>
+        </w:rPr>
+        <w:t>/</w:t>
+      </w:r>
+      <w:r>
+        <w:rPr>
+          <w:rFonts w:cstheme="minorHAnsi"/>
+          <w:highlight w:val="yellow"/>
+        </w:rPr>
+        <w:t>style.css</w:t>
       </w:r>
     </w:p>
     <w:p/>
     <w:p/>
-    <w:p/>
     <w:p>
       <w:pPr>
         <w:rPr>
@@ -4919,6 +7012,7 @@
           <w:szCs w:val="40"/>
         </w:rPr>
       </w:pPr>
+      <w:proofErr w:type="spellStart"/>
       <w:r>
         <w:rPr>
           <w:rFonts w:ascii="Arial Black" w:hAnsi="Arial Black"/>
@@ -4926,15 +7020,75 @@
           <w:szCs w:val="40"/>
           <w:highlight w:val="green"/>
         </w:rPr>
-        <w:t>Squid telepítése:</w:t>
-      </w:r>
-    </w:p>
-    <w:p>
-      <w:r>
-        <w:rPr>
-          <w:highlight w:val="yellow"/>
-        </w:rPr>
-        <w:t>sudo apt install squid -y</w:t>
+        <w:t>Squid</w:t>
+      </w:r>
+      <w:proofErr w:type="spellEnd"/>
+      <w:r>
+        <w:rPr>
+          <w:rFonts w:ascii="Arial Black" w:hAnsi="Arial Black"/>
+          <w:sz w:val="40"/>
+          <w:szCs w:val="40"/>
+          <w:highlight w:val="green"/>
+        </w:rPr>
+        <w:t xml:space="preserve"> telepítése:</w:t>
+      </w:r>
+    </w:p>
+    <w:p>
+      <w:proofErr w:type="spellStart"/>
+      <w:r>
+        <w:rPr>
+          <w:highlight w:val="yellow"/>
+        </w:rPr>
+        <w:t>sudo</w:t>
+      </w:r>
+      <w:proofErr w:type="spellEnd"/>
+      <w:r>
+        <w:rPr>
+          <w:highlight w:val="yellow"/>
+        </w:rPr>
+        <w:t xml:space="preserve"> </w:t>
+      </w:r>
+      <w:proofErr w:type="spellStart"/>
+      <w:r>
+        <w:rPr>
+          <w:highlight w:val="yellow"/>
+        </w:rPr>
+        <w:t>apt</w:t>
+      </w:r>
+      <w:proofErr w:type="spellEnd"/>
+      <w:r>
+        <w:rPr>
+          <w:highlight w:val="yellow"/>
+        </w:rPr>
+        <w:t xml:space="preserve"> </w:t>
+      </w:r>
+      <w:proofErr w:type="spellStart"/>
+      <w:r>
+        <w:rPr>
+          <w:highlight w:val="yellow"/>
+        </w:rPr>
+        <w:t>install</w:t>
+      </w:r>
+      <w:proofErr w:type="spellEnd"/>
+      <w:r>
+        <w:rPr>
+          <w:highlight w:val="yellow"/>
+        </w:rPr>
+        <w:t xml:space="preserve"> </w:t>
+      </w:r>
+      <w:proofErr w:type="spellStart"/>
+      <w:r>
+        <w:rPr>
+          <w:highlight w:val="yellow"/>
+        </w:rPr>
+        <w:t>squid</w:t>
+      </w:r>
+      <w:proofErr w:type="spellEnd"/>
+      <w:r>
+        <w:rPr>
+          <w:highlight w:val="yellow"/>
+        </w:rPr>
+        <w:t xml:space="preserve"> -y</w:t>
       </w:r>
     </w:p>
     <w:p>
@@ -4957,16 +7111,94 @@
           <w:szCs w:val="28"/>
           <w:highlight w:val="cyan"/>
         </w:rPr>
-        <w:t>Konfiguráció módosítása (8080-as portra):</w:t>
-      </w:r>
-    </w:p>
-    <w:p>
-      <w:r>
-        <w:rPr>
-          <w:highlight w:val="yellow"/>
-        </w:rPr>
-        <w:t>sudo nano /etc/squid/squid.conf</w:t>
-      </w:r>
+        <w:t xml:space="preserve">Konfiguráció módosítása (8080-as </w:t>
+      </w:r>
+      <w:proofErr w:type="spellStart"/>
+      <w:r>
+        <w:rPr>
+          <w:rFonts w:ascii="Arial Black" w:hAnsi="Arial Black"/>
+          <w:sz w:val="28"/>
+          <w:szCs w:val="28"/>
+          <w:highlight w:val="cyan"/>
+        </w:rPr>
+        <w:t>portra</w:t>
+      </w:r>
+      <w:proofErr w:type="spellEnd"/>
+      <w:r>
+        <w:rPr>
+          <w:rFonts w:ascii="Arial Black" w:hAnsi="Arial Black"/>
+          <w:sz w:val="28"/>
+          <w:szCs w:val="28"/>
+          <w:highlight w:val="cyan"/>
+        </w:rPr>
+        <w:t>):</w:t>
+      </w:r>
+    </w:p>
+    <w:p>
+      <w:proofErr w:type="spellStart"/>
+      <w:r>
+        <w:rPr>
+          <w:highlight w:val="yellow"/>
+        </w:rPr>
+        <w:t>sudo</w:t>
+      </w:r>
+      <w:proofErr w:type="spellEnd"/>
+      <w:r>
+        <w:rPr>
+          <w:highlight w:val="yellow"/>
+        </w:rPr>
+        <w:t xml:space="preserve"> </w:t>
+      </w:r>
+      <w:proofErr w:type="spellStart"/>
+      <w:r>
+        <w:rPr>
+          <w:highlight w:val="yellow"/>
+        </w:rPr>
+        <w:t>nano</w:t>
+      </w:r>
+      <w:proofErr w:type="spellEnd"/>
+      <w:r>
+        <w:rPr>
+          <w:highlight w:val="yellow"/>
+        </w:rPr>
+        <w:t xml:space="preserve"> /</w:t>
+      </w:r>
+      <w:proofErr w:type="spellStart"/>
+      <w:r>
+        <w:rPr>
+          <w:highlight w:val="yellow"/>
+        </w:rPr>
+        <w:t>etc</w:t>
+      </w:r>
+      <w:proofErr w:type="spellEnd"/>
+      <w:r>
+        <w:rPr>
+          <w:highlight w:val="yellow"/>
+        </w:rPr>
+        <w:t>/</w:t>
+      </w:r>
+      <w:proofErr w:type="spellStart"/>
+      <w:r>
+        <w:rPr>
+          <w:highlight w:val="yellow"/>
+        </w:rPr>
+        <w:t>squid</w:t>
+      </w:r>
+      <w:proofErr w:type="spellEnd"/>
+      <w:r>
+        <w:rPr>
+          <w:highlight w:val="yellow"/>
+        </w:rPr>
+        <w:t>/</w:t>
+      </w:r>
+      <w:proofErr w:type="spellStart"/>
+      <w:r>
+        <w:rPr>
+          <w:highlight w:val="yellow"/>
+        </w:rPr>
+        <w:t>squid.conf</w:t>
+      </w:r>
+      <w:proofErr w:type="spellEnd"/>
     </w:p>
     <w:p>
       <w:pPr>
@@ -4988,8 +7220,29 @@
           <w:szCs w:val="28"/>
           <w:highlight w:val="cyan"/>
         </w:rPr>
-        <w:t>A nano-ban használd a keresőt (</w:t>
-      </w:r>
+        <w:t xml:space="preserve">A </w:t>
+      </w:r>
+      <w:proofErr w:type="spellStart"/>
+      <w:r>
+        <w:rPr>
+          <w:rFonts w:ascii="Arial Black" w:hAnsi="Arial Black"/>
+          <w:sz w:val="28"/>
+          <w:szCs w:val="28"/>
+          <w:highlight w:val="cyan"/>
+        </w:rPr>
+        <w:t>nano</w:t>
+      </w:r>
+      <w:proofErr w:type="spellEnd"/>
+      <w:r>
+        <w:rPr>
+          <w:rFonts w:ascii="Arial Black" w:hAnsi="Arial Black"/>
+          <w:sz w:val="28"/>
+          <w:szCs w:val="28"/>
+          <w:highlight w:val="cyan"/>
+        </w:rPr>
+        <w:t>-ban használd a keresőt (</w:t>
+      </w:r>
+      <w:proofErr w:type="spellStart"/>
       <w:r>
         <w:rPr>
           <w:rStyle w:val="HTML-kd"/>
@@ -5000,6 +7253,7 @@
         </w:rPr>
         <w:t>Ctrl+W</w:t>
       </w:r>
+      <w:proofErr w:type="spellEnd"/>
       <w:r>
         <w:rPr>
           <w:rFonts w:ascii="Arial Black" w:hAnsi="Arial Black"/>
@@ -5009,40 +7263,28 @@
         </w:rPr>
         <w:t xml:space="preserve">), írd be, hogy </w:t>
       </w:r>
+      <w:proofErr w:type="spellStart"/>
       <w:r>
         <w:rPr>
           <w:rStyle w:val="HTML-kd"/>
           <w:rFonts w:ascii="Arial Black" w:eastAsiaTheme="minorHAnsi" w:hAnsi="Arial Black"/>
           <w:sz w:val="28"/>
           <w:szCs w:val="28"/>
-          <w:highlight w:val="cyan"/>
-        </w:rPr>
-        <w:t>http_port 3128</w:t>
-      </w:r>
-      <w:r>
-        <w:rPr>
-          <w:rFonts w:ascii="Arial Black" w:hAnsi="Arial Black"/>
-          <w:sz w:val="28"/>
-          <w:szCs w:val="28"/>
-          <w:highlight w:val="cyan"/>
-        </w:rPr>
-        <w:t>, majd nyomj Entert.</w:t>
-      </w:r>
-    </w:p>
-    <w:p>
-      <w:pPr>
-        <w:pStyle w:val="Listaszerbekezds"/>
-        <w:numPr>
-          <w:ilvl w:val="0"/>
-          <w:numId w:val="8"/>
-        </w:numPr>
+          <w:highlight w:val="red"/>
+        </w:rPr>
+        <w:t>http_port</w:t>
+      </w:r>
+      <w:proofErr w:type="spellEnd"/>
+      <w:r>
         <w:rPr>
           <w:rStyle w:val="HTML-kd"/>
           <w:rFonts w:ascii="Arial Black" w:eastAsiaTheme="minorHAnsi" w:hAnsi="Arial Black"/>
           <w:sz w:val="28"/>
           <w:szCs w:val="28"/>
-        </w:rPr>
-      </w:pPr>
+          <w:highlight w:val="red"/>
+        </w:rPr>
+        <w:t xml:space="preserve"> 3128</w:t>
+      </w:r>
       <w:r>
         <w:rPr>
           <w:rFonts w:ascii="Arial Black" w:hAnsi="Arial Black"/>
@@ -5050,26 +7292,31 @@
           <w:szCs w:val="28"/>
           <w:highlight w:val="cyan"/>
         </w:rPr>
-        <w:t xml:space="preserve">Ha megtaláltad a sort, írd át a </w:t>
-      </w:r>
-      <w:r>
+        <w:t>, majd nyomj Entert.</w:t>
+      </w:r>
+    </w:p>
+    <w:p>
+      <w:pPr>
+        <w:pStyle w:val="Listaszerbekezds"/>
+        <w:numPr>
+          <w:ilvl w:val="0"/>
+          <w:numId w:val="8"/>
+        </w:numPr>
         <w:rPr>
           <w:rStyle w:val="HTML-kd"/>
           <w:rFonts w:ascii="Arial Black" w:eastAsiaTheme="minorHAnsi" w:hAnsi="Arial Black"/>
           <w:sz w:val="28"/>
           <w:szCs w:val="28"/>
+        </w:rPr>
+      </w:pPr>
+      <w:r>
+        <w:rPr>
+          <w:rFonts w:ascii="Arial Black" w:hAnsi="Arial Black"/>
+          <w:sz w:val="28"/>
+          <w:szCs w:val="28"/>
           <w:highlight w:val="cyan"/>
         </w:rPr>
-        <w:t>3128</w:t>
-      </w:r>
-      <w:r>
-        <w:rPr>
-          <w:rFonts w:ascii="Arial Black" w:hAnsi="Arial Black"/>
-          <w:sz w:val="28"/>
-          <w:szCs w:val="28"/>
-          <w:highlight w:val="cyan"/>
-        </w:rPr>
-        <w:t xml:space="preserve">-at </w:t>
+        <w:t xml:space="preserve">Ha megtaláltad a sort, írd át a </w:t>
       </w:r>
       <w:r>
         <w:rPr>
@@ -5079,7 +7326,7 @@
           <w:szCs w:val="28"/>
           <w:highlight w:val="cyan"/>
         </w:rPr>
-        <w:t>8080</w:t>
+        <w:t>3128</w:t>
       </w:r>
       <w:r>
         <w:rPr>
@@ -5088,7 +7335,7 @@
           <w:szCs w:val="28"/>
           <w:highlight w:val="cyan"/>
         </w:rPr>
-        <w:t xml:space="preserve">-ra: </w:t>
+        <w:t xml:space="preserve">-at </w:t>
       </w:r>
       <w:r>
         <w:rPr>
@@ -5098,22 +7345,8 @@
           <w:szCs w:val="28"/>
           <w:highlight w:val="cyan"/>
         </w:rPr>
-        <w:t>http_port 8080</w:t>
-      </w:r>
-    </w:p>
-    <w:p>
-      <w:pPr>
-        <w:pStyle w:val="Listaszerbekezds"/>
-        <w:numPr>
-          <w:ilvl w:val="0"/>
-          <w:numId w:val="8"/>
-        </w:numPr>
-        <w:rPr>
-          <w:rFonts w:ascii="Arial Black" w:hAnsi="Arial Black"/>
-          <w:sz w:val="28"/>
-          <w:szCs w:val="28"/>
-        </w:rPr>
-      </w:pPr>
+        <w:t>8080</w:t>
+      </w:r>
       <w:r>
         <w:rPr>
           <w:rFonts w:ascii="Arial Black" w:hAnsi="Arial Black"/>
@@ -5121,46 +7354,54 @@
           <w:szCs w:val="28"/>
           <w:highlight w:val="cyan"/>
         </w:rPr>
-        <w:t>Mentsd el (</w:t>
-      </w:r>
+        <w:t xml:space="preserve">-ra: </w:t>
+      </w:r>
+      <w:proofErr w:type="spellStart"/>
       <w:r>
         <w:rPr>
           <w:rStyle w:val="HTML-kd"/>
           <w:rFonts w:ascii="Arial Black" w:eastAsiaTheme="minorHAnsi" w:hAnsi="Arial Black"/>
           <w:sz w:val="28"/>
           <w:szCs w:val="28"/>
-          <w:highlight w:val="cyan"/>
-        </w:rPr>
-        <w:t>Ctrl+O</w:t>
-      </w:r>
-      <w:r>
-        <w:rPr>
-          <w:rFonts w:ascii="Arial Black" w:hAnsi="Arial Black"/>
-          <w:sz w:val="28"/>
-          <w:szCs w:val="28"/>
-          <w:highlight w:val="cyan"/>
-        </w:rPr>
-        <w:t xml:space="preserve">, </w:t>
-      </w:r>
+          <w:highlight w:val="red"/>
+        </w:rPr>
+        <w:t>http_port</w:t>
+      </w:r>
+      <w:proofErr w:type="spellEnd"/>
       <w:r>
         <w:rPr>
           <w:rStyle w:val="HTML-kd"/>
           <w:rFonts w:ascii="Arial Black" w:eastAsiaTheme="minorHAnsi" w:hAnsi="Arial Black"/>
           <w:sz w:val="28"/>
           <w:szCs w:val="28"/>
+          <w:highlight w:val="red"/>
+        </w:rPr>
+        <w:t xml:space="preserve"> 8080</w:t>
+      </w:r>
+    </w:p>
+    <w:p>
+      <w:pPr>
+        <w:pStyle w:val="Listaszerbekezds"/>
+        <w:numPr>
+          <w:ilvl w:val="0"/>
+          <w:numId w:val="8"/>
+        </w:numPr>
+        <w:rPr>
+          <w:rFonts w:ascii="Arial Black" w:hAnsi="Arial Black"/>
+          <w:sz w:val="28"/>
+          <w:szCs w:val="28"/>
+        </w:rPr>
+      </w:pPr>
+      <w:r>
+        <w:rPr>
+          <w:rFonts w:ascii="Arial Black" w:hAnsi="Arial Black"/>
+          <w:sz w:val="28"/>
+          <w:szCs w:val="28"/>
           <w:highlight w:val="cyan"/>
         </w:rPr>
-        <w:t>Enter</w:t>
-      </w:r>
-      <w:r>
-        <w:rPr>
-          <w:rFonts w:ascii="Arial Black" w:hAnsi="Arial Black"/>
-          <w:sz w:val="28"/>
-          <w:szCs w:val="28"/>
-          <w:highlight w:val="cyan"/>
-        </w:rPr>
-        <w:t xml:space="preserve">, </w:t>
-      </w:r>
+        <w:t>Mentsd el (</w:t>
+      </w:r>
+      <w:proofErr w:type="spellStart"/>
       <w:r>
         <w:rPr>
           <w:rStyle w:val="HTML-kd"/>
@@ -5169,8 +7410,49 @@
           <w:szCs w:val="28"/>
           <w:highlight w:val="cyan"/>
         </w:rPr>
+        <w:t>Ctrl+O</w:t>
+      </w:r>
+      <w:proofErr w:type="spellEnd"/>
+      <w:r>
+        <w:rPr>
+          <w:rFonts w:ascii="Arial Black" w:hAnsi="Arial Black"/>
+          <w:sz w:val="28"/>
+          <w:szCs w:val="28"/>
+          <w:highlight w:val="cyan"/>
+        </w:rPr>
+        <w:t xml:space="preserve">, </w:t>
+      </w:r>
+      <w:r>
+        <w:rPr>
+          <w:rStyle w:val="HTML-kd"/>
+          <w:rFonts w:ascii="Arial Black" w:eastAsiaTheme="minorHAnsi" w:hAnsi="Arial Black"/>
+          <w:sz w:val="28"/>
+          <w:szCs w:val="28"/>
+          <w:highlight w:val="cyan"/>
+        </w:rPr>
+        <w:t>Enter</w:t>
+      </w:r>
+      <w:r>
+        <w:rPr>
+          <w:rFonts w:ascii="Arial Black" w:hAnsi="Arial Black"/>
+          <w:sz w:val="28"/>
+          <w:szCs w:val="28"/>
+          <w:highlight w:val="cyan"/>
+        </w:rPr>
+        <w:t xml:space="preserve">, </w:t>
+      </w:r>
+      <w:proofErr w:type="spellStart"/>
+      <w:r>
+        <w:rPr>
+          <w:rStyle w:val="HTML-kd"/>
+          <w:rFonts w:ascii="Arial Black" w:eastAsiaTheme="minorHAnsi" w:hAnsi="Arial Black"/>
+          <w:sz w:val="28"/>
+          <w:szCs w:val="28"/>
+          <w:highlight w:val="cyan"/>
+        </w:rPr>
         <w:t>Ctrl+X</w:t>
       </w:r>
+      <w:proofErr w:type="spellEnd"/>
       <w:r>
         <w:rPr>
           <w:rFonts w:ascii="Arial Black" w:hAnsi="Arial Black"/>
@@ -5201,25 +7483,9 @@
           <w:szCs w:val="28"/>
           <w:highlight w:val="cyan"/>
         </w:rPr>
-        <w:t>Tűzfal engedélyezése a 8080-as portra:</w:t>
-      </w:r>
-    </w:p>
-    <w:p>
-      <w:r>
-        <w:rPr>
-          <w:highlight w:val="yellow"/>
-        </w:rPr>
-        <w:t>sudo ufw allow 8080/tcp</w:t>
-      </w:r>
-    </w:p>
-    <w:p>
-      <w:pPr>
-        <w:rPr>
-          <w:rFonts w:ascii="Arial Black" w:hAnsi="Arial Black"/>
-          <w:sz w:val="28"/>
-          <w:szCs w:val="28"/>
-        </w:rPr>
-      </w:pPr>
+        <w:t xml:space="preserve">Tűzfal engedélyezése a 8080-as </w:t>
+      </w:r>
+      <w:proofErr w:type="spellStart"/>
       <w:r>
         <w:rPr>
           <w:rFonts w:ascii="Arial Black" w:hAnsi="Arial Black"/>
@@ -5227,15 +7493,452 @@
           <w:szCs w:val="28"/>
           <w:highlight w:val="cyan"/>
         </w:rPr>
-        <w:t>Squid újraindítása:</w:t>
-      </w:r>
-    </w:p>
-    <w:p>
-      <w:r>
-        <w:rPr>
-          <w:highlight w:val="yellow"/>
-        </w:rPr>
-        <w:t>sudo systemctl restart squid</w:t>
+        <w:t>portra</w:t>
+      </w:r>
+      <w:proofErr w:type="spellEnd"/>
+      <w:r>
+        <w:rPr>
+          <w:rFonts w:ascii="Arial Black" w:hAnsi="Arial Black"/>
+          <w:sz w:val="28"/>
+          <w:szCs w:val="28"/>
+          <w:highlight w:val="cyan"/>
+        </w:rPr>
+        <w:t>:</w:t>
+      </w:r>
+    </w:p>
+    <w:p>
+      <w:proofErr w:type="spellStart"/>
+      <w:r>
+        <w:rPr>
+          <w:highlight w:val="yellow"/>
+        </w:rPr>
+        <w:t>sudo</w:t>
+      </w:r>
+      <w:proofErr w:type="spellEnd"/>
+      <w:r>
+        <w:rPr>
+          <w:highlight w:val="yellow"/>
+        </w:rPr>
+        <w:t xml:space="preserve"> </w:t>
+      </w:r>
+      <w:proofErr w:type="spellStart"/>
+      <w:r>
+        <w:rPr>
+          <w:highlight w:val="yellow"/>
+        </w:rPr>
+        <w:t>ufw</w:t>
+      </w:r>
+      <w:proofErr w:type="spellEnd"/>
+      <w:r>
+        <w:rPr>
+          <w:highlight w:val="yellow"/>
+        </w:rPr>
+        <w:t xml:space="preserve"> </w:t>
+      </w:r>
+      <w:proofErr w:type="spellStart"/>
+      <w:r>
+        <w:rPr>
+          <w:highlight w:val="yellow"/>
+        </w:rPr>
+        <w:t>allow</w:t>
+      </w:r>
+      <w:proofErr w:type="spellEnd"/>
+      <w:r>
+        <w:rPr>
+          <w:highlight w:val="yellow"/>
+        </w:rPr>
+        <w:t xml:space="preserve"> 8080/</w:t>
+      </w:r>
+      <w:proofErr w:type="spellStart"/>
+      <w:r>
+        <w:rPr>
+          <w:highlight w:val="yellow"/>
+        </w:rPr>
+        <w:t>tcp</w:t>
+      </w:r>
+      <w:proofErr w:type="spellEnd"/>
+    </w:p>
+    <w:p>
+      <w:proofErr w:type="spellStart"/>
+      <w:r>
+        <w:rPr>
+          <w:highlight w:val="yellow"/>
+        </w:rPr>
+        <w:t>sudo</w:t>
+      </w:r>
+      <w:proofErr w:type="spellEnd"/>
+      <w:r>
+        <w:rPr>
+          <w:highlight w:val="yellow"/>
+        </w:rPr>
+        <w:t xml:space="preserve"> </w:t>
+      </w:r>
+      <w:proofErr w:type="spellStart"/>
+      <w:r>
+        <w:rPr>
+          <w:highlight w:val="yellow"/>
+        </w:rPr>
+        <w:t>ufw</w:t>
+      </w:r>
+      <w:proofErr w:type="spellEnd"/>
+      <w:r>
+        <w:rPr>
+          <w:highlight w:val="yellow"/>
+        </w:rPr>
+        <w:t xml:space="preserve"> </w:t>
+      </w:r>
+      <w:proofErr w:type="spellStart"/>
+      <w:r>
+        <w:rPr>
+          <w:highlight w:val="yellow"/>
+        </w:rPr>
+        <w:t>enable</w:t>
+      </w:r>
+      <w:proofErr w:type="spellEnd"/>
+    </w:p>
+    <w:p>
+      <w:pPr>
+        <w:rPr>
+          <w:rFonts w:ascii="Arial Black" w:hAnsi="Arial Black"/>
+          <w:sz w:val="28"/>
+          <w:szCs w:val="28"/>
+        </w:rPr>
+      </w:pPr>
+      <w:proofErr w:type="spellStart"/>
+      <w:r>
+        <w:rPr>
+          <w:rFonts w:ascii="Arial Black" w:hAnsi="Arial Black"/>
+          <w:sz w:val="28"/>
+          <w:szCs w:val="28"/>
+          <w:highlight w:val="cyan"/>
+        </w:rPr>
+        <w:t>Squid</w:t>
+      </w:r>
+      <w:proofErr w:type="spellEnd"/>
+      <w:r>
+        <w:rPr>
+          <w:rFonts w:ascii="Arial Black" w:hAnsi="Arial Black"/>
+          <w:sz w:val="28"/>
+          <w:szCs w:val="28"/>
+          <w:highlight w:val="cyan"/>
+        </w:rPr>
+        <w:t xml:space="preserve"> újraindítása:</w:t>
+      </w:r>
+    </w:p>
+    <w:p>
+      <w:proofErr w:type="spellStart"/>
+      <w:r>
+        <w:rPr>
+          <w:highlight w:val="yellow"/>
+        </w:rPr>
+        <w:t>sudo</w:t>
+      </w:r>
+      <w:proofErr w:type="spellEnd"/>
+      <w:r>
+        <w:rPr>
+          <w:highlight w:val="yellow"/>
+        </w:rPr>
+        <w:t xml:space="preserve"> </w:t>
+      </w:r>
+      <w:proofErr w:type="spellStart"/>
+      <w:r>
+        <w:rPr>
+          <w:highlight w:val="yellow"/>
+        </w:rPr>
+        <w:t>systemctl</w:t>
+      </w:r>
+      <w:proofErr w:type="spellEnd"/>
+      <w:r>
+        <w:rPr>
+          <w:highlight w:val="yellow"/>
+        </w:rPr>
+        <w:t xml:space="preserve"> restart </w:t>
+      </w:r>
+      <w:proofErr w:type="spellStart"/>
+      <w:r>
+        <w:rPr>
+          <w:highlight w:val="yellow"/>
+        </w:rPr>
+        <w:t>squid</w:t>
+      </w:r>
+      <w:proofErr w:type="spellEnd"/>
+    </w:p>
+    <w:p/>
+    <w:p>
+      <w:pPr>
+        <w:rPr>
+          <w:rFonts w:ascii="Arial Black" w:hAnsi="Arial Black"/>
+          <w:sz w:val="28"/>
+          <w:szCs w:val="28"/>
+          <w:highlight w:val="cyan"/>
+        </w:rPr>
+      </w:pPr>
+      <w:r>
+        <w:rPr>
+          <w:rFonts w:ascii="Arial Black" w:hAnsi="Arial Black"/>
+          <w:sz w:val="28"/>
+          <w:szCs w:val="28"/>
+          <w:highlight w:val="cyan"/>
+        </w:rPr>
+        <w:t xml:space="preserve">Oracle </w:t>
+      </w:r>
+      <w:proofErr w:type="spellStart"/>
+      <w:r>
+        <w:rPr>
+          <w:rFonts w:ascii="Arial Black" w:hAnsi="Arial Black"/>
+          <w:sz w:val="28"/>
+          <w:szCs w:val="28"/>
+          <w:highlight w:val="cyan"/>
+        </w:rPr>
+        <w:t>Virtual</w:t>
+      </w:r>
+      <w:proofErr w:type="spellEnd"/>
+      <w:r>
+        <w:rPr>
+          <w:rFonts w:ascii="Arial Black" w:hAnsi="Arial Black"/>
+          <w:sz w:val="28"/>
+          <w:szCs w:val="28"/>
+          <w:highlight w:val="cyan"/>
+        </w:rPr>
+        <w:t xml:space="preserve"> </w:t>
+      </w:r>
+      <w:proofErr w:type="spellStart"/>
+      <w:r>
+        <w:rPr>
+          <w:rFonts w:ascii="Arial Black" w:hAnsi="Arial Black"/>
+          <w:sz w:val="28"/>
+          <w:szCs w:val="28"/>
+          <w:highlight w:val="cyan"/>
+        </w:rPr>
+        <w:t>Box</w:t>
+      </w:r>
+      <w:proofErr w:type="spellEnd"/>
+      <w:r>
+        <w:rPr>
+          <w:rFonts w:ascii="Arial Black" w:hAnsi="Arial Black"/>
+          <w:sz w:val="28"/>
+          <w:szCs w:val="28"/>
+          <w:highlight w:val="cyan"/>
+        </w:rPr>
+        <w:t>-ban:</w:t>
+      </w:r>
+    </w:p>
+    <w:p>
+      <w:pPr>
+        <w:pStyle w:val="Listaszerbekezds"/>
+        <w:numPr>
+          <w:ilvl w:val="0"/>
+          <w:numId w:val="19"/>
+        </w:numPr>
+        <w:rPr>
+          <w:rFonts w:ascii="Arial Black" w:hAnsi="Arial Black"/>
+          <w:sz w:val="28"/>
+          <w:szCs w:val="28"/>
+          <w:highlight w:val="cyan"/>
+        </w:rPr>
+      </w:pPr>
+      <w:r>
+        <w:rPr>
+          <w:rFonts w:ascii="Arial Black" w:hAnsi="Arial Black"/>
+          <w:sz w:val="28"/>
+          <w:szCs w:val="28"/>
+          <w:highlight w:val="cyan"/>
+        </w:rPr>
+        <w:t>Jobbklikk a Linux szeróra</w:t>
+      </w:r>
+    </w:p>
+    <w:p>
+      <w:pPr>
+        <w:pStyle w:val="Listaszerbekezds"/>
+        <w:numPr>
+          <w:ilvl w:val="0"/>
+          <w:numId w:val="19"/>
+        </w:numPr>
+        <w:rPr>
+          <w:rFonts w:ascii="Arial Black" w:hAnsi="Arial Black"/>
+          <w:sz w:val="28"/>
+          <w:szCs w:val="28"/>
+          <w:highlight w:val="cyan"/>
+        </w:rPr>
+      </w:pPr>
+      <w:r>
+        <w:rPr>
+          <w:rFonts w:ascii="Arial Black" w:hAnsi="Arial Black"/>
+          <w:sz w:val="28"/>
+          <w:szCs w:val="28"/>
+          <w:highlight w:val="cyan"/>
+        </w:rPr>
+        <w:t>Beállítások</w:t>
+      </w:r>
+    </w:p>
+    <w:p>
+      <w:pPr>
+        <w:pStyle w:val="Listaszerbekezds"/>
+        <w:numPr>
+          <w:ilvl w:val="0"/>
+          <w:numId w:val="19"/>
+        </w:numPr>
+        <w:rPr>
+          <w:rFonts w:ascii="Arial Black" w:hAnsi="Arial Black"/>
+          <w:sz w:val="28"/>
+          <w:szCs w:val="28"/>
+          <w:highlight w:val="cyan"/>
+        </w:rPr>
+      </w:pPr>
+      <w:r>
+        <w:rPr>
+          <w:rFonts w:ascii="Arial Black" w:hAnsi="Arial Black"/>
+          <w:sz w:val="28"/>
+          <w:szCs w:val="28"/>
+          <w:highlight w:val="cyan"/>
+        </w:rPr>
+        <w:t>Hálózat</w:t>
+      </w:r>
+    </w:p>
+    <w:p>
+      <w:pPr>
+        <w:pStyle w:val="Listaszerbekezds"/>
+        <w:numPr>
+          <w:ilvl w:val="0"/>
+          <w:numId w:val="19"/>
+        </w:numPr>
+        <w:rPr>
+          <w:rFonts w:ascii="Arial Black" w:hAnsi="Arial Black"/>
+          <w:sz w:val="28"/>
+          <w:szCs w:val="28"/>
+        </w:rPr>
+      </w:pPr>
+      <w:r>
+        <w:rPr>
+          <w:rFonts w:ascii="Arial Black" w:hAnsi="Arial Black"/>
+          <w:sz w:val="28"/>
+          <w:szCs w:val="28"/>
+          <w:highlight w:val="cyan"/>
+        </w:rPr>
+        <w:t>Port továbbítás</w:t>
+      </w:r>
+    </w:p>
+    <w:p>
+      <w:pPr>
+        <w:pStyle w:val="Listaszerbekezds"/>
+        <w:numPr>
+          <w:ilvl w:val="0"/>
+          <w:numId w:val="19"/>
+        </w:numPr>
+        <w:rPr>
+          <w:rFonts w:ascii="Arial Black" w:hAnsi="Arial Black"/>
+          <w:sz w:val="28"/>
+          <w:szCs w:val="28"/>
+          <w:highlight w:val="cyan"/>
+        </w:rPr>
+      </w:pPr>
+      <w:r>
+        <w:rPr>
+          <w:rFonts w:ascii="Arial Black" w:hAnsi="Arial Black"/>
+          <w:sz w:val="28"/>
+          <w:szCs w:val="28"/>
+          <w:highlight w:val="cyan"/>
+        </w:rPr>
+        <w:t>Újat csinálunk</w:t>
+      </w:r>
+    </w:p>
+    <w:p>
+      <w:pPr>
+        <w:pStyle w:val="Listaszerbekezds"/>
+        <w:numPr>
+          <w:ilvl w:val="0"/>
+          <w:numId w:val="19"/>
+        </w:numPr>
+        <w:rPr>
+          <w:rFonts w:ascii="Arial Black" w:hAnsi="Arial Black"/>
+          <w:sz w:val="28"/>
+          <w:szCs w:val="28"/>
+          <w:highlight w:val="cyan"/>
+        </w:rPr>
+      </w:pPr>
+      <w:proofErr w:type="spellStart"/>
+      <w:r>
+        <w:rPr>
+          <w:rFonts w:ascii="Arial Black" w:hAnsi="Arial Black"/>
+          <w:sz w:val="28"/>
+          <w:szCs w:val="28"/>
+          <w:highlight w:val="cyan"/>
+        </w:rPr>
+        <w:t>Host</w:t>
+      </w:r>
+      <w:proofErr w:type="spellEnd"/>
+      <w:r>
+        <w:rPr>
+          <w:rFonts w:ascii="Arial Black" w:hAnsi="Arial Black"/>
+          <w:sz w:val="28"/>
+          <w:szCs w:val="28"/>
+          <w:highlight w:val="cyan"/>
+        </w:rPr>
+        <w:t xml:space="preserve"> Port 80 és </w:t>
+      </w:r>
+      <w:proofErr w:type="spellStart"/>
+      <w:r>
+        <w:rPr>
+          <w:rFonts w:ascii="Arial Black" w:hAnsi="Arial Black"/>
+          <w:sz w:val="28"/>
+          <w:szCs w:val="28"/>
+          <w:highlight w:val="cyan"/>
+        </w:rPr>
+        <w:t>Guest</w:t>
+      </w:r>
+      <w:proofErr w:type="spellEnd"/>
+      <w:r>
+        <w:rPr>
+          <w:rFonts w:ascii="Arial Black" w:hAnsi="Arial Black"/>
+          <w:sz w:val="28"/>
+          <w:szCs w:val="28"/>
+          <w:highlight w:val="cyan"/>
+        </w:rPr>
+        <w:t xml:space="preserve"> Port 80</w:t>
+      </w:r>
+    </w:p>
+    <w:p>
+      <w:pPr>
+        <w:pStyle w:val="Listaszerbekezds"/>
+        <w:numPr>
+          <w:ilvl w:val="0"/>
+          <w:numId w:val="19"/>
+        </w:numPr>
+        <w:rPr>
+          <w:rFonts w:ascii="Arial Black" w:hAnsi="Arial Black"/>
+          <w:sz w:val="28"/>
+          <w:szCs w:val="28"/>
+          <w:highlight w:val="cyan"/>
+        </w:rPr>
+      </w:pPr>
+      <w:r>
+        <w:rPr>
+          <w:rFonts w:ascii="Arial Black" w:hAnsi="Arial Black"/>
+          <w:sz w:val="28"/>
+          <w:szCs w:val="28"/>
+          <w:highlight w:val="cyan"/>
+        </w:rPr>
+        <w:t xml:space="preserve">Szerót újraindítod és </w:t>
+      </w:r>
+      <w:proofErr w:type="spellStart"/>
+      <w:r>
+        <w:rPr>
+          <w:rFonts w:ascii="Arial Black" w:hAnsi="Arial Black"/>
+          <w:sz w:val="28"/>
+          <w:szCs w:val="28"/>
+          <w:highlight w:val="cyan"/>
+        </w:rPr>
+        <w:t>ellenőrzöd</w:t>
+      </w:r>
+      <w:proofErr w:type="spellEnd"/>
+      <w:r>
+        <w:rPr>
+          <w:rFonts w:ascii="Arial Black" w:hAnsi="Arial Black"/>
+          <w:sz w:val="28"/>
+          <w:szCs w:val="28"/>
+          <w:highlight w:val="cyan"/>
+        </w:rPr>
+        <w:t>, hogy jó lett</w:t>
       </w:r>
     </w:p>
     <w:sectPr>
@@ -5253,7 +7956,7 @@
   <w:abstractNum w:abstractNumId="0" w15:restartNumberingAfterBreak="0">
     <w:nsid w:val="028727D8"/>
     <w:multiLevelType w:val="hybridMultilevel"/>
-    <w:tmpl w:val="1D5841E6"/>
+    <w:tmpl w:val="B4D4A07C"/>
     <w:lvl w:ilvl="0" w:tplc="0409000F">
       <w:start w:val="1"/>
       <w:numFmt w:val="decimal"/>
@@ -5423,6 +8126,92 @@
     </w:lvl>
   </w:abstractNum>
   <w:abstractNum w:abstractNumId="2" w15:restartNumberingAfterBreak="0">
+    <w:nsid w:val="20CE2CAA"/>
+    <w:multiLevelType w:val="hybridMultilevel"/>
+    <w:tmpl w:val="669E274A"/>
+    <w:lvl w:ilvl="0" w:tplc="0409000F">
+      <w:start w:val="1"/>
+      <w:numFmt w:val="decimal"/>
+      <w:lvlText w:val="%1."/>
+      <w:lvlJc w:val="left"/>
+      <w:pPr>
+        <w:ind w:left="644" w:hanging="360"/>
+      </w:pPr>
+    </w:lvl>
+    <w:lvl w:ilvl="1" w:tplc="04090019" w:tentative="1">
+      <w:start w:val="1"/>
+      <w:numFmt w:val="lowerLetter"/>
+      <w:lvlText w:val="%2."/>
+      <w:lvlJc w:val="left"/>
+      <w:pPr>
+        <w:ind w:left="1440" w:hanging="360"/>
+      </w:pPr>
+    </w:lvl>
+    <w:lvl w:ilvl="2" w:tplc="0409001B" w:tentative="1">
+      <w:start w:val="1"/>
+      <w:numFmt w:val="lowerRoman"/>
+      <w:lvlText w:val="%3."/>
+      <w:lvlJc w:val="right"/>
+      <w:pPr>
+        <w:ind w:left="2160" w:hanging="180"/>
+      </w:pPr>
+    </w:lvl>
+    <w:lvl w:ilvl="3" w:tplc="0409000F" w:tentative="1">
+      <w:start w:val="1"/>
+      <w:numFmt w:val="decimal"/>
+      <w:lvlText w:val="%4."/>
+      <w:lvlJc w:val="left"/>
+      <w:pPr>
+        <w:ind w:left="2880" w:hanging="360"/>
+      </w:pPr>
+    </w:lvl>
+    <w:lvl w:ilvl="4" w:tplc="04090019" w:tentative="1">
+      <w:start w:val="1"/>
+      <w:numFmt w:val="lowerLetter"/>
+      <w:lvlText w:val="%5."/>
+      <w:lvlJc w:val="left"/>
+      <w:pPr>
+        <w:ind w:left="3600" w:hanging="360"/>
+      </w:pPr>
+    </w:lvl>
+    <w:lvl w:ilvl="5" w:tplc="0409001B" w:tentative="1">
+      <w:start w:val="1"/>
+      <w:numFmt w:val="lowerRoman"/>
+      <w:lvlText w:val="%6."/>
+      <w:lvlJc w:val="right"/>
+      <w:pPr>
+        <w:ind w:left="4320" w:hanging="180"/>
+      </w:pPr>
+    </w:lvl>
+    <w:lvl w:ilvl="6" w:tplc="0409000F" w:tentative="1">
+      <w:start w:val="1"/>
+      <w:numFmt w:val="decimal"/>
+      <w:lvlText w:val="%7."/>
+      <w:lvlJc w:val="left"/>
+      <w:pPr>
+        <w:ind w:left="5040" w:hanging="360"/>
+      </w:pPr>
+    </w:lvl>
+    <w:lvl w:ilvl="7" w:tplc="04090019" w:tentative="1">
+      <w:start w:val="1"/>
+      <w:numFmt w:val="lowerLetter"/>
+      <w:lvlText w:val="%8."/>
+      <w:lvlJc w:val="left"/>
+      <w:pPr>
+        <w:ind w:left="5760" w:hanging="360"/>
+      </w:pPr>
+    </w:lvl>
+    <w:lvl w:ilvl="8" w:tplc="0409001B" w:tentative="1">
+      <w:start w:val="1"/>
+      <w:numFmt w:val="lowerRoman"/>
+      <w:lvlText w:val="%9."/>
+      <w:lvlJc w:val="right"/>
+      <w:pPr>
+        <w:ind w:left="6480" w:hanging="180"/>
+      </w:pPr>
+    </w:lvl>
+  </w:abstractNum>
+  <w:abstractNum w:abstractNumId="3" w15:restartNumberingAfterBreak="0">
     <w:nsid w:val="26D61BF5"/>
     <w:multiLevelType w:val="hybridMultilevel"/>
     <w:tmpl w:val="77AEE68C"/>
@@ -5511,7 +8300,7 @@
       </w:pPr>
     </w:lvl>
   </w:abstractNum>
-  <w:abstractNum w:abstractNumId="3" w15:restartNumberingAfterBreak="0">
+  <w:abstractNum w:abstractNumId="4" w15:restartNumberingAfterBreak="0">
     <w:nsid w:val="2ED27109"/>
     <w:multiLevelType w:val="hybridMultilevel"/>
     <w:tmpl w:val="7DCA0D00"/>
@@ -5597,7 +8386,7 @@
       </w:pPr>
     </w:lvl>
   </w:abstractNum>
-  <w:abstractNum w:abstractNumId="4" w15:restartNumberingAfterBreak="0">
+  <w:abstractNum w:abstractNumId="5" w15:restartNumberingAfterBreak="0">
     <w:nsid w:val="2FE939CB"/>
     <w:multiLevelType w:val="hybridMultilevel"/>
     <w:tmpl w:val="DA54444E"/>
@@ -5683,7 +8472,7 @@
       </w:pPr>
     </w:lvl>
   </w:abstractNum>
-  <w:abstractNum w:abstractNumId="5" w15:restartNumberingAfterBreak="0">
+  <w:abstractNum w:abstractNumId="6" w15:restartNumberingAfterBreak="0">
     <w:nsid w:val="346A1445"/>
     <w:multiLevelType w:val="hybridMultilevel"/>
     <w:tmpl w:val="77AEE68C"/>
@@ -5772,7 +8561,7 @@
       </w:pPr>
     </w:lvl>
   </w:abstractNum>
-  <w:abstractNum w:abstractNumId="6" w15:restartNumberingAfterBreak="0">
+  <w:abstractNum w:abstractNumId="7" w15:restartNumberingAfterBreak="0">
     <w:nsid w:val="3F920D3A"/>
     <w:multiLevelType w:val="hybridMultilevel"/>
     <w:tmpl w:val="49D012F0"/>
@@ -5858,7 +8647,7 @@
       </w:pPr>
     </w:lvl>
   </w:abstractNum>
-  <w:abstractNum w:abstractNumId="7" w15:restartNumberingAfterBreak="0">
+  <w:abstractNum w:abstractNumId="8" w15:restartNumberingAfterBreak="0">
     <w:nsid w:val="457F5734"/>
     <w:multiLevelType w:val="hybridMultilevel"/>
     <w:tmpl w:val="701AF154"/>
@@ -5944,7 +8733,7 @@
       </w:pPr>
     </w:lvl>
   </w:abstractNum>
-  <w:abstractNum w:abstractNumId="8" w15:restartNumberingAfterBreak="0">
+  <w:abstractNum w:abstractNumId="9" w15:restartNumberingAfterBreak="0">
     <w:nsid w:val="464504D5"/>
     <w:multiLevelType w:val="hybridMultilevel"/>
     <w:tmpl w:val="F5F2104C"/>
@@ -6030,7 +8819,7 @@
       </w:pPr>
     </w:lvl>
   </w:abstractNum>
-  <w:abstractNum w:abstractNumId="9" w15:restartNumberingAfterBreak="0">
+  <w:abstractNum w:abstractNumId="10" w15:restartNumberingAfterBreak="0">
     <w:nsid w:val="471F33B1"/>
     <w:multiLevelType w:val="hybridMultilevel"/>
     <w:tmpl w:val="6B08832C"/>
@@ -6119,7 +8908,7 @@
       </w:pPr>
     </w:lvl>
   </w:abstractNum>
-  <w:abstractNum w:abstractNumId="10" w15:restartNumberingAfterBreak="0">
+  <w:abstractNum w:abstractNumId="11" w15:restartNumberingAfterBreak="0">
     <w:nsid w:val="49DD738E"/>
     <w:multiLevelType w:val="hybridMultilevel"/>
     <w:tmpl w:val="C69E1912"/>
@@ -6205,7 +8994,7 @@
       </w:pPr>
     </w:lvl>
   </w:abstractNum>
-  <w:abstractNum w:abstractNumId="11" w15:restartNumberingAfterBreak="0">
+  <w:abstractNum w:abstractNumId="12" w15:restartNumberingAfterBreak="0">
     <w:nsid w:val="5A21635F"/>
     <w:multiLevelType w:val="hybridMultilevel"/>
     <w:tmpl w:val="E8744E64"/>
@@ -6291,7 +9080,7 @@
       </w:pPr>
     </w:lvl>
   </w:abstractNum>
-  <w:abstractNum w:abstractNumId="12" w15:restartNumberingAfterBreak="0">
+  <w:abstractNum w:abstractNumId="13" w15:restartNumberingAfterBreak="0">
     <w:nsid w:val="5DAF3AEC"/>
     <w:multiLevelType w:val="hybridMultilevel"/>
     <w:tmpl w:val="64E2AA76"/>
@@ -6377,7 +9166,7 @@
       </w:pPr>
     </w:lvl>
   </w:abstractNum>
-  <w:abstractNum w:abstractNumId="13" w15:restartNumberingAfterBreak="0">
+  <w:abstractNum w:abstractNumId="14" w15:restartNumberingAfterBreak="0">
     <w:nsid w:val="5EC7491A"/>
     <w:multiLevelType w:val="hybridMultilevel"/>
     <w:tmpl w:val="AC2A3192"/>
@@ -6463,7 +9252,7 @@
       </w:pPr>
     </w:lvl>
   </w:abstractNum>
-  <w:abstractNum w:abstractNumId="14" w15:restartNumberingAfterBreak="0">
+  <w:abstractNum w:abstractNumId="15" w15:restartNumberingAfterBreak="0">
     <w:nsid w:val="60E450F3"/>
     <w:multiLevelType w:val="hybridMultilevel"/>
     <w:tmpl w:val="64B4E20C"/>
@@ -6549,7 +9338,7 @@
       </w:pPr>
     </w:lvl>
   </w:abstractNum>
-  <w:abstractNum w:abstractNumId="15" w15:restartNumberingAfterBreak="0">
+  <w:abstractNum w:abstractNumId="16" w15:restartNumberingAfterBreak="0">
     <w:nsid w:val="69DD071B"/>
     <w:multiLevelType w:val="hybridMultilevel"/>
     <w:tmpl w:val="91F27C26"/>
@@ -6635,7 +9424,7 @@
       </w:pPr>
     </w:lvl>
   </w:abstractNum>
-  <w:abstractNum w:abstractNumId="16" w15:restartNumberingAfterBreak="0">
+  <w:abstractNum w:abstractNumId="17" w15:restartNumberingAfterBreak="0">
     <w:nsid w:val="724C1925"/>
     <w:multiLevelType w:val="hybridMultilevel"/>
     <w:tmpl w:val="F5F2104C"/>
@@ -6721,7 +9510,7 @@
       </w:pPr>
     </w:lvl>
   </w:abstractNum>
-  <w:abstractNum w:abstractNumId="17" w15:restartNumberingAfterBreak="0">
+  <w:abstractNum w:abstractNumId="18" w15:restartNumberingAfterBreak="0">
     <w:nsid w:val="79E4796E"/>
     <w:multiLevelType w:val="hybridMultilevel"/>
     <w:tmpl w:val="6BCA934A"/>
@@ -6808,58 +9597,61 @@
     </w:lvl>
   </w:abstractNum>
   <w:num w:numId="1">
+    <w:abstractNumId w:val="17"/>
+  </w:num>
+  <w:num w:numId="2">
     <w:abstractNumId w:val="16"/>
   </w:num>
-  <w:num w:numId="2">
-    <w:abstractNumId w:val="15"/>
-  </w:num>
   <w:num w:numId="3">
-    <w:abstractNumId w:val="8"/>
+    <w:abstractNumId w:val="9"/>
   </w:num>
   <w:num w:numId="4">
-    <w:abstractNumId w:val="13"/>
+    <w:abstractNumId w:val="14"/>
   </w:num>
   <w:num w:numId="5">
     <w:abstractNumId w:val="0"/>
   </w:num>
   <w:num w:numId="6">
-    <w:abstractNumId w:val="9"/>
+    <w:abstractNumId w:val="10"/>
   </w:num>
   <w:num w:numId="7">
-    <w:abstractNumId w:val="2"/>
+    <w:abstractNumId w:val="3"/>
   </w:num>
   <w:num w:numId="8">
-    <w:abstractNumId w:val="5"/>
+    <w:abstractNumId w:val="6"/>
   </w:num>
   <w:num w:numId="9">
-    <w:abstractNumId w:val="17"/>
+    <w:abstractNumId w:val="18"/>
   </w:num>
   <w:num w:numId="10">
     <w:abstractNumId w:val="1"/>
   </w:num>
   <w:num w:numId="11">
-    <w:abstractNumId w:val="3"/>
+    <w:abstractNumId w:val="4"/>
   </w:num>
   <w:num w:numId="12">
-    <w:abstractNumId w:val="10"/>
+    <w:abstractNumId w:val="11"/>
   </w:num>
   <w:num w:numId="13">
+    <w:abstractNumId w:val="8"/>
+  </w:num>
+  <w:num w:numId="14">
+    <w:abstractNumId w:val="12"/>
+  </w:num>
+  <w:num w:numId="15">
+    <w:abstractNumId w:val="13"/>
+  </w:num>
+  <w:num w:numId="16">
+    <w:abstractNumId w:val="5"/>
+  </w:num>
+  <w:num w:numId="17">
+    <w:abstractNumId w:val="15"/>
+  </w:num>
+  <w:num w:numId="18">
     <w:abstractNumId w:val="7"/>
   </w:num>
-  <w:num w:numId="14">
-    <w:abstractNumId w:val="11"/>
-  </w:num>
-  <w:num w:numId="15">
-    <w:abstractNumId w:val="12"/>
-  </w:num>
-  <w:num w:numId="16">
-    <w:abstractNumId w:val="4"/>
-  </w:num>
-  <w:num w:numId="17">
-    <w:abstractNumId w:val="14"/>
-  </w:num>
-  <w:num w:numId="18">
-    <w:abstractNumId w:val="6"/>
+  <w:num w:numId="19">
+    <w:abstractNumId w:val="2"/>
   </w:num>
 </w:numbering>
 </file>
